--- a/documents/Final Document.docx
+++ b/documents/Final Document.docx
@@ -4,62 +4,47 @@
   <w:body>
     <w:p>
       <w:pPr>
-        <w:pStyle w:val="Heading1"/>
-        <w:tabs>
-          <w:tab w:val="left" w:pos="2314"/>
-        </w:tabs>
-        <w:spacing w:before="7" w:after="0"/>
+        <w:pStyle w:val="BodyText"/>
         <w:jc w:val="center"/>
         <w:rPr>
-          <w:rFonts w:ascii="Times New Roman" w:hAnsi="Times New Roman" w:cs="Times New Roman"/>
-        </w:rPr>
-      </w:pPr>
-      <w:r>
-        <w:rPr>
-          <w:rFonts w:ascii="Times New Roman" w:hAnsi="Times New Roman" w:cs="Times New Roman"/>
-          <w:spacing w:val="-2"/>
-        </w:rPr>
-        <w:t>KARNATAKA</w:t>
-      </w:r>
-      <w:r>
-        <w:rPr>
-          <w:rFonts w:ascii="Times New Roman" w:hAnsi="Times New Roman" w:cs="Times New Roman"/>
-          <w:spacing w:val="-2"/>
+          <w:sz w:val="40"/>
+          <w:szCs w:val="40"/>
+        </w:rPr>
+      </w:pPr>
+      <w:r>
+        <w:rPr>
+          <w:sz w:val="40"/>
+          <w:szCs w:val="40"/>
+        </w:rPr>
+        <w:t>KARNATAKA STATE</w:t>
+      </w:r>
+      <w:r>
+        <w:rPr>
+          <w:spacing w:val="-12"/>
+          <w:sz w:val="40"/>
+          <w:szCs w:val="40"/>
         </w:rPr>
         <w:t xml:space="preserve"> </w:t>
       </w:r>
       <w:r>
         <w:rPr>
-          <w:rFonts w:ascii="Times New Roman" w:hAnsi="Times New Roman" w:cs="Times New Roman"/>
-          <w:spacing w:val="-2"/>
-        </w:rPr>
-        <w:t>STATE</w:t>
-      </w:r>
-      <w:r>
-        <w:rPr>
-          <w:rFonts w:ascii="Times New Roman" w:hAnsi="Times New Roman" w:cs="Times New Roman"/>
-          <w:spacing w:val="-12"/>
+          <w:sz w:val="40"/>
+          <w:szCs w:val="40"/>
+        </w:rPr>
+        <w:t>OPEN</w:t>
+      </w:r>
+      <w:r>
+        <w:rPr>
+          <w:spacing w:val="-11"/>
+          <w:sz w:val="40"/>
+          <w:szCs w:val="40"/>
         </w:rPr>
         <w:t xml:space="preserve"> </w:t>
       </w:r>
       <w:r>
         <w:rPr>
-          <w:rFonts w:ascii="Times New Roman" w:hAnsi="Times New Roman" w:cs="Times New Roman"/>
-          <w:spacing w:val="-2"/>
-        </w:rPr>
-        <w:t>OPEN</w:t>
-      </w:r>
-      <w:r>
-        <w:rPr>
-          <w:rFonts w:ascii="Times New Roman" w:hAnsi="Times New Roman" w:cs="Times New Roman"/>
-          <w:spacing w:val="-11"/>
-        </w:rPr>
-        <w:t xml:space="preserve"> </w:t>
-      </w:r>
-      <w:r>
-        <w:rPr>
-          <w:rFonts w:ascii="Times New Roman" w:hAnsi="Times New Roman" w:cs="Times New Roman"/>
-          <w:spacing w:val="-2"/>
+          <w:sz w:val="40"/>
+          <w:szCs w:val="40"/>
         </w:rPr>
         <w:t>UNIVERISTY</w:t>
       </w:r>
@@ -69,14 +54,15 @@
         <w:spacing w:before="225"/>
         <w:jc w:val="center"/>
         <w:rPr>
-          <w:sz w:val="28"/>
-        </w:rPr>
-      </w:pPr>
-      <w:r>
-        <w:rPr>
           <w:spacing w:val="-2"/>
           <w:sz w:val="28"/>
         </w:rPr>
+      </w:pPr>
+      <w:r>
+        <w:rPr>
+          <w:spacing w:val="-2"/>
+          <w:sz w:val="28"/>
+        </w:rPr>
         <w:t>A</w:t>
       </w:r>
       <w:r>
@@ -124,33 +110,32 @@
     </w:p>
     <w:p>
       <w:pPr>
-        <w:pStyle w:val="Heading1"/>
-        <w:spacing w:before="106" w:after="0" w:line="247" w:lineRule="auto"/>
+        <w:pStyle w:val="BodyText"/>
+        <w:spacing w:before="240"/>
         <w:jc w:val="center"/>
         <w:rPr>
-          <w:rFonts w:ascii="Times New Roman" w:hAnsi="Times New Roman" w:cs="Times New Roman"/>
-          <w:sz w:val="28"/>
-        </w:rPr>
-      </w:pPr>
-      <w:r>
-        <w:rPr>
-          <w:rFonts w:ascii="Times New Roman" w:hAnsi="Times New Roman" w:cs="Times New Roman"/>
-          <w:sz w:val="28"/>
+          <w:sz w:val="44"/>
+          <w:szCs w:val="40"/>
+        </w:rPr>
+      </w:pPr>
+      <w:r>
+        <w:rPr>
+          <w:sz w:val="44"/>
+          <w:szCs w:val="40"/>
         </w:rPr>
         <w:t>“</w:t>
       </w:r>
       <w:r>
         <w:rPr>
-          <w:rFonts w:ascii="Times New Roman" w:hAnsi="Times New Roman" w:cs="Times New Roman"/>
-          <w:sz w:val="36"/>
-          <w:szCs w:val="36"/>
+          <w:sz w:val="40"/>
+          <w:szCs w:val="40"/>
         </w:rPr>
         <w:t>Agromart</w:t>
       </w:r>
       <w:r>
         <w:rPr>
-          <w:rFonts w:ascii="Times New Roman" w:hAnsi="Times New Roman" w:cs="Times New Roman"/>
-          <w:sz w:val="28"/>
+          <w:sz w:val="44"/>
+          <w:szCs w:val="40"/>
         </w:rPr>
         <w:t>”</w:t>
       </w:r>
@@ -428,21 +413,7 @@
           <w:spacing w:val="-5"/>
           <w:sz w:val="28"/>
         </w:rPr>
-        <w:t>no:</w:t>
-      </w:r>
-      <w:r>
-        <w:rPr>
-          <w:spacing w:val="-5"/>
-          <w:sz w:val="28"/>
-        </w:rPr>
-        <w:t xml:space="preserve"> </w:t>
-      </w:r>
-      <w:r>
-        <w:rPr>
-          <w:spacing w:val="-5"/>
-          <w:sz w:val="28"/>
-        </w:rPr>
-        <w:t>08P232036900049</w:t>
+        <w:t>no: 08P232036900049</w:t>
       </w:r>
       <w:r>
         <w:rPr>
@@ -599,23 +570,7 @@
           <w:spacing w:val="-2"/>
           <w:sz w:val="28"/>
         </w:rPr>
-        <w:t>,</w:t>
-      </w:r>
-      <w:r>
-        <w:rPr>
-          <w:b/>
-          <w:spacing w:val="-2"/>
-          <w:sz w:val="28"/>
-        </w:rPr>
-        <w:t xml:space="preserve"> </w:t>
-      </w:r>
-      <w:r>
-        <w:rPr>
-          <w:b/>
-          <w:spacing w:val="-2"/>
-          <w:sz w:val="28"/>
-        </w:rPr>
-        <w:t>PGDHE</w:t>
+        <w:t>, PGDHE</w:t>
       </w:r>
     </w:p>
     <w:p>
@@ -730,14 +685,7 @@
           <w:spacing w:val="-2"/>
           <w:sz w:val="28"/>
         </w:rPr>
-        <w:t>Science</w:t>
-      </w:r>
-      <w:r>
-        <w:rPr>
-          <w:spacing w:val="-2"/>
-          <w:sz w:val="28"/>
-        </w:rPr>
-        <w:t xml:space="preserve"> </w:t>
+        <w:t xml:space="preserve">Science </w:t>
       </w:r>
       <w:r>
         <w:rPr>
@@ -940,14 +888,7 @@
           <w:rFonts w:ascii="Times New Roman" w:hAnsi="Times New Roman" w:cs="Times New Roman"/>
           <w:spacing w:val="-2"/>
         </w:rPr>
-        <w:t>Month-</w:t>
-      </w:r>
-      <w:r>
-        <w:rPr>
-          <w:rFonts w:ascii="Times New Roman" w:hAnsi="Times New Roman" w:cs="Times New Roman"/>
-          <w:spacing w:val="-4"/>
-        </w:rPr>
-        <w:t>Year</w:t>
+        <w:t>May - 2026</w:t>
       </w:r>
     </w:p>
     <w:p>
@@ -1068,13 +1009,7 @@
         <w:rPr>
           <w:rFonts w:ascii="Times New Roman" w:hAnsi="Times New Roman" w:cs="Times New Roman"/>
         </w:rPr>
-        <w:t xml:space="preserve"> </w:t>
-      </w:r>
-      <w:r>
-        <w:rPr>
-          <w:rFonts w:ascii="Times New Roman" w:hAnsi="Times New Roman" w:cs="Times New Roman"/>
-        </w:rPr>
-        <w:t>OPEN</w:t>
+        <w:t xml:space="preserve"> OPEN</w:t>
       </w:r>
       <w:r>
         <w:rPr>
@@ -1123,7 +1058,7 @@
     <w:p>
       <w:pPr>
         <w:spacing w:line="360" w:lineRule="auto"/>
-        <w:ind w:left="338"/>
+        <w:ind w:left="283" w:right="283"/>
         <w:jc w:val="both"/>
         <w:rPr>
           <w:sz w:val="24"/>
@@ -1168,7 +1103,35 @@
           <w:b/>
           <w:sz w:val="24"/>
         </w:rPr>
-        <w:t>B PRAMODKUMARA (Roll no:----)</w:t>
+        <w:t>MOKSHITH P J</w:t>
+      </w:r>
+      <w:r>
+        <w:rPr>
+          <w:b/>
+          <w:sz w:val="24"/>
+        </w:rPr>
+        <w:t xml:space="preserve"> (Roll no:</w:t>
+      </w:r>
+      <w:r>
+        <w:rPr>
+          <w:b/>
+          <w:sz w:val="24"/>
+        </w:rPr>
+        <w:t xml:space="preserve"> </w:t>
+      </w:r>
+      <w:r>
+        <w:rPr>
+          <w:b/>
+          <w:sz w:val="24"/>
+        </w:rPr>
+        <w:t>08P232036900049</w:t>
+      </w:r>
+      <w:r>
+        <w:rPr>
+          <w:b/>
+          <w:sz w:val="24"/>
+        </w:rPr>
+        <w:t>)</w:t>
       </w:r>
       <w:r>
         <w:rPr>
@@ -1202,27 +1165,27 @@
           <w:b/>
           <w:sz w:val="24"/>
         </w:rPr>
-        <w:t xml:space="preserve">Master of Science in Computer Science, under Karnataka State Open University, Mysuru, during the year (mention the cycle and year like) January 2024. </w:t>
-      </w:r>
-      <w:r>
-        <w:rPr>
+        <w:t xml:space="preserve">Master of Science in Computer Science, under Karnataka State Open University, Mysuru, during the year </w:t>
+      </w:r>
+      <w:r>
+        <w:rPr>
+          <w:b/>
           <w:sz w:val="24"/>
         </w:rPr>
-        <w:t xml:space="preserve">The project report has </w:t>
-      </w:r>
-      <w:proofErr w:type="gramStart"/>
-      <w:r>
-        <w:rPr>
+        <w:t>May 2026</w:t>
+      </w:r>
+      <w:r>
+        <w:rPr>
+          <w:b/>
           <w:sz w:val="24"/>
         </w:rPr>
-        <w:t>been approved</w:t>
-      </w:r>
-      <w:proofErr w:type="gramEnd"/>
+        <w:t xml:space="preserve">. </w:t>
+      </w:r>
       <w:r>
         <w:rPr>
           <w:sz w:val="24"/>
         </w:rPr>
-        <w:t xml:space="preserve"> as it satisfies the academic requirements in respect to project work prescribed for the Master of Science in Computer Science.</w:t>
+        <w:t>The project report has been approved as it satisfies the academic requirements in respect to project work prescribed for the Master of Science in Computer Science.</w:t>
       </w:r>
     </w:p>
     <w:p>
@@ -1237,7 +1200,7 @@
     <w:p>
       <w:pPr>
         <w:pStyle w:val="BodyText"/>
-        <w:ind w:firstLine="338"/>
+        <w:ind w:right="283" w:firstLine="338"/>
         <w:jc w:val="both"/>
         <w:rPr>
           <w:szCs w:val="32"/>
@@ -1295,13 +1258,6 @@
       </w:r>
       <w:r>
         <w:rPr>
-          <w:szCs w:val="32"/>
-          <w:lang w:val="en-IN"/>
-        </w:rPr>
-        <w:tab/>
-      </w:r>
-      <w:r>
-        <w:rPr>
           <w:spacing w:val="-2"/>
         </w:rPr>
         <w:t>Head</w:t>
@@ -1346,7 +1302,7 @@
     <w:p>
       <w:pPr>
         <w:pStyle w:val="BodyText"/>
-        <w:ind w:firstLine="338"/>
+        <w:ind w:right="283" w:firstLine="338"/>
         <w:jc w:val="both"/>
         <w:rPr>
           <w:b/>
@@ -1426,17 +1382,254 @@
           <w:lang w:val="en-IN"/>
         </w:rPr>
         <w:tab/>
-      </w:r>
-      <w:r>
-        <w:rPr>
-          <w:b/>
-          <w:bCs/>
+        <w:t>Name</w:t>
+      </w:r>
+    </w:p>
+    <w:p>
+      <w:pPr>
+        <w:pStyle w:val="BodyText"/>
+        <w:ind w:right="283" w:firstLine="338"/>
+        <w:jc w:val="both"/>
+        <w:rPr>
           <w:szCs w:val="32"/>
-          <w:lang w:val="en-IN"/>
+        </w:rPr>
+      </w:pPr>
+      <w:r>
+        <w:rPr>
+          <w:szCs w:val="32"/>
+        </w:rPr>
+        <w:t>Associate Professor</w:t>
+      </w:r>
+      <w:r>
+        <w:rPr>
+          <w:szCs w:val="32"/>
         </w:rPr>
         <w:tab/>
-        <w:t>Name</w:t>
-      </w:r>
+      </w:r>
+      <w:r>
+        <w:rPr>
+          <w:szCs w:val="32"/>
+        </w:rPr>
+        <w:tab/>
+      </w:r>
+      <w:r>
+        <w:rPr>
+          <w:szCs w:val="32"/>
+        </w:rPr>
+        <w:tab/>
+      </w:r>
+      <w:r>
+        <w:rPr>
+          <w:szCs w:val="32"/>
+        </w:rPr>
+        <w:tab/>
+      </w:r>
+      <w:r>
+        <w:rPr>
+          <w:szCs w:val="32"/>
+        </w:rPr>
+        <w:tab/>
+      </w:r>
+      <w:r>
+        <w:rPr>
+          <w:szCs w:val="32"/>
+        </w:rPr>
+        <w:tab/>
+        <w:t>Chairperson</w:t>
+      </w:r>
+    </w:p>
+    <w:p>
+      <w:pPr>
+        <w:pStyle w:val="BodyText"/>
+        <w:ind w:right="283" w:firstLine="338"/>
+        <w:jc w:val="both"/>
+        <w:rPr>
+          <w:szCs w:val="32"/>
+        </w:rPr>
+      </w:pPr>
+      <w:r>
+        <w:rPr>
+          <w:szCs w:val="32"/>
+        </w:rPr>
+        <w:t xml:space="preserve">Department of Computer Science, </w:t>
+      </w:r>
+      <w:r>
+        <w:rPr>
+          <w:szCs w:val="32"/>
+        </w:rPr>
+        <w:tab/>
+      </w:r>
+      <w:r>
+        <w:rPr>
+          <w:szCs w:val="32"/>
+        </w:rPr>
+        <w:tab/>
+      </w:r>
+      <w:r>
+        <w:rPr>
+          <w:szCs w:val="32"/>
+        </w:rPr>
+        <w:tab/>
+      </w:r>
+      <w:r>
+        <w:rPr>
+          <w:szCs w:val="32"/>
+        </w:rPr>
+        <w:tab/>
+        <w:t>Department</w:t>
+      </w:r>
+      <w:r>
+        <w:rPr>
+          <w:szCs w:val="32"/>
+        </w:rPr>
+        <w:t xml:space="preserve"> </w:t>
+      </w:r>
+      <w:r>
+        <w:rPr>
+          <w:szCs w:val="32"/>
+        </w:rPr>
+        <w:t>of Computer Science,</w:t>
+      </w:r>
+    </w:p>
+    <w:p>
+      <w:pPr>
+        <w:pStyle w:val="BodyText"/>
+        <w:ind w:right="283" w:firstLine="338"/>
+        <w:jc w:val="both"/>
+        <w:rPr>
+          <w:szCs w:val="32"/>
+        </w:rPr>
+      </w:pPr>
+      <w:r>
+        <w:rPr>
+          <w:szCs w:val="32"/>
+        </w:rPr>
+        <w:t>KSOU</w:t>
+      </w:r>
+      <w:r>
+        <w:rPr>
+          <w:szCs w:val="32"/>
+        </w:rPr>
+        <w:tab/>
+      </w:r>
+      <w:r>
+        <w:rPr>
+          <w:szCs w:val="32"/>
+        </w:rPr>
+        <w:tab/>
+      </w:r>
+      <w:r>
+        <w:rPr>
+          <w:szCs w:val="32"/>
+        </w:rPr>
+        <w:tab/>
+      </w:r>
+      <w:r>
+        <w:rPr>
+          <w:szCs w:val="32"/>
+        </w:rPr>
+        <w:tab/>
+      </w:r>
+      <w:r>
+        <w:rPr>
+          <w:szCs w:val="32"/>
+        </w:rPr>
+        <w:tab/>
+      </w:r>
+      <w:r>
+        <w:rPr>
+          <w:szCs w:val="32"/>
+        </w:rPr>
+        <w:tab/>
+      </w:r>
+      <w:r>
+        <w:rPr>
+          <w:szCs w:val="32"/>
+        </w:rPr>
+        <w:tab/>
+      </w:r>
+      <w:r>
+        <w:rPr>
+          <w:szCs w:val="32"/>
+        </w:rPr>
+        <w:tab/>
+        <w:t>KSOU</w:t>
+      </w:r>
+    </w:p>
+    <w:p>
+      <w:pPr>
+        <w:pStyle w:val="BodyText"/>
+        <w:ind w:right="283" w:firstLine="338"/>
+        <w:jc w:val="both"/>
+        <w:rPr>
+          <w:szCs w:val="32"/>
+        </w:rPr>
+      </w:pPr>
+      <w:r>
+        <w:rPr>
+          <w:szCs w:val="32"/>
+        </w:rPr>
+        <w:t>Mysuru-06</w:t>
+      </w:r>
+      <w:r>
+        <w:rPr>
+          <w:szCs w:val="32"/>
+        </w:rPr>
+        <w:tab/>
+      </w:r>
+      <w:r>
+        <w:rPr>
+          <w:szCs w:val="32"/>
+        </w:rPr>
+        <w:tab/>
+      </w:r>
+      <w:r>
+        <w:rPr>
+          <w:szCs w:val="32"/>
+        </w:rPr>
+        <w:tab/>
+      </w:r>
+      <w:r>
+        <w:rPr>
+          <w:szCs w:val="32"/>
+        </w:rPr>
+        <w:tab/>
+      </w:r>
+      <w:r>
+        <w:rPr>
+          <w:szCs w:val="32"/>
+        </w:rPr>
+        <w:tab/>
+      </w:r>
+      <w:r>
+        <w:rPr>
+          <w:szCs w:val="32"/>
+        </w:rPr>
+        <w:tab/>
+      </w:r>
+      <w:r>
+        <w:rPr>
+          <w:szCs w:val="32"/>
+        </w:rPr>
+        <w:tab/>
+      </w:r>
+      <w:r>
+        <w:rPr>
+          <w:szCs w:val="32"/>
+        </w:rPr>
+        <w:tab/>
+        <w:t>Mysuru-06</w:t>
+      </w:r>
+    </w:p>
+    <w:p>
+      <w:pPr>
+        <w:pStyle w:val="BodyText"/>
+        <w:ind w:right="283" w:firstLine="338"/>
+        <w:jc w:val="both"/>
+        <w:rPr>
+          <w:szCs w:val="32"/>
+        </w:rPr>
+      </w:pPr>
     </w:p>
     <w:p>
       <w:pPr>
@@ -1447,60 +1640,6 @@
           <w:szCs w:val="32"/>
         </w:rPr>
       </w:pPr>
-      <w:r>
-        <w:rPr>
-          <w:szCs w:val="32"/>
-        </w:rPr>
-        <w:t>Associate Professor</w:t>
-      </w:r>
-      <w:r>
-        <w:rPr>
-          <w:szCs w:val="32"/>
-        </w:rPr>
-        <w:tab/>
-      </w:r>
-      <w:r>
-        <w:rPr>
-          <w:szCs w:val="32"/>
-        </w:rPr>
-        <w:tab/>
-      </w:r>
-      <w:r>
-        <w:rPr>
-          <w:szCs w:val="32"/>
-        </w:rPr>
-        <w:tab/>
-      </w:r>
-      <w:r>
-        <w:rPr>
-          <w:szCs w:val="32"/>
-        </w:rPr>
-        <w:tab/>
-      </w:r>
-      <w:r>
-        <w:rPr>
-          <w:szCs w:val="32"/>
-        </w:rPr>
-        <w:tab/>
-      </w:r>
-      <w:r>
-        <w:rPr>
-          <w:szCs w:val="32"/>
-        </w:rPr>
-        <w:tab/>
-      </w:r>
-      <w:r>
-        <w:rPr>
-          <w:szCs w:val="32"/>
-        </w:rPr>
-        <w:tab/>
-      </w:r>
-      <w:r>
-        <w:rPr>
-          <w:szCs w:val="32"/>
-        </w:rPr>
-        <w:t>Chairperson</w:t>
-      </w:r>
     </w:p>
     <w:p>
       <w:pPr>
@@ -1511,48 +1650,6 @@
           <w:szCs w:val="32"/>
         </w:rPr>
       </w:pPr>
-      <w:r>
-        <w:rPr>
-          <w:szCs w:val="32"/>
-        </w:rPr>
-        <w:t xml:space="preserve">Department of Computer Science, </w:t>
-      </w:r>
-      <w:r>
-        <w:rPr>
-          <w:szCs w:val="32"/>
-        </w:rPr>
-        <w:tab/>
-      </w:r>
-      <w:r>
-        <w:rPr>
-          <w:szCs w:val="32"/>
-        </w:rPr>
-        <w:tab/>
-      </w:r>
-      <w:r>
-        <w:rPr>
-          <w:szCs w:val="32"/>
-        </w:rPr>
-        <w:tab/>
-      </w:r>
-      <w:r>
-        <w:rPr>
-          <w:szCs w:val="32"/>
-        </w:rPr>
-        <w:tab/>
-      </w:r>
-      <w:r>
-        <w:rPr>
-          <w:szCs w:val="32"/>
-        </w:rPr>
-        <w:tab/>
-      </w:r>
-      <w:r>
-        <w:rPr>
-          <w:szCs w:val="32"/>
-        </w:rPr>
-        <w:t>Department of Computer Science,</w:t>
-      </w:r>
     </w:p>
     <w:p>
       <w:pPr>
@@ -1563,72 +1660,6 @@
           <w:szCs w:val="32"/>
         </w:rPr>
       </w:pPr>
-      <w:r>
-        <w:rPr>
-          <w:szCs w:val="32"/>
-        </w:rPr>
-        <w:t>KSOU</w:t>
-      </w:r>
-      <w:r>
-        <w:rPr>
-          <w:szCs w:val="32"/>
-        </w:rPr>
-        <w:tab/>
-      </w:r>
-      <w:r>
-        <w:rPr>
-          <w:szCs w:val="32"/>
-        </w:rPr>
-        <w:tab/>
-      </w:r>
-      <w:r>
-        <w:rPr>
-          <w:szCs w:val="32"/>
-        </w:rPr>
-        <w:tab/>
-      </w:r>
-      <w:r>
-        <w:rPr>
-          <w:szCs w:val="32"/>
-        </w:rPr>
-        <w:tab/>
-      </w:r>
-      <w:r>
-        <w:rPr>
-          <w:szCs w:val="32"/>
-        </w:rPr>
-        <w:tab/>
-      </w:r>
-      <w:r>
-        <w:rPr>
-          <w:szCs w:val="32"/>
-        </w:rPr>
-        <w:tab/>
-      </w:r>
-      <w:r>
-        <w:rPr>
-          <w:szCs w:val="32"/>
-        </w:rPr>
-        <w:tab/>
-      </w:r>
-      <w:r>
-        <w:rPr>
-          <w:szCs w:val="32"/>
-        </w:rPr>
-        <w:tab/>
-      </w:r>
-      <w:r>
-        <w:rPr>
-          <w:szCs w:val="32"/>
-        </w:rPr>
-        <w:tab/>
-      </w:r>
-      <w:r>
-        <w:rPr>
-          <w:szCs w:val="32"/>
-        </w:rPr>
-        <w:t>KSOU</w:t>
-      </w:r>
     </w:p>
     <w:p>
       <w:pPr>
@@ -1643,7 +1674,7 @@
         <w:rPr>
           <w:szCs w:val="32"/>
         </w:rPr>
-        <w:t>Mysuru-06</w:t>
+        <w:tab/>
       </w:r>
       <w:r>
         <w:rPr>
@@ -1692,18 +1723,7 @@
           <w:szCs w:val="32"/>
         </w:rPr>
         <w:tab/>
-      </w:r>
-      <w:r>
-        <w:rPr>
-          <w:szCs w:val="32"/>
-        </w:rPr>
-        <w:tab/>
-      </w:r>
-      <w:r>
-        <w:rPr>
-          <w:szCs w:val="32"/>
-        </w:rPr>
-        <w:t>Mysuru-06</w:t>
+        <w:t>Examiners:</w:t>
       </w:r>
     </w:p>
     <w:p>
@@ -1725,197 +1745,75 @@
           <w:szCs w:val="32"/>
         </w:rPr>
       </w:pPr>
-    </w:p>
-    <w:p>
-      <w:pPr>
-        <w:pStyle w:val="BodyText"/>
-        <w:ind w:firstLine="338"/>
+      <w:r>
+        <w:rPr>
+          <w:szCs w:val="32"/>
+        </w:rPr>
+        <w:tab/>
+      </w:r>
+      <w:r>
+        <w:rPr>
+          <w:szCs w:val="32"/>
+        </w:rPr>
+        <w:tab/>
+      </w:r>
+      <w:r>
+        <w:rPr>
+          <w:szCs w:val="32"/>
+        </w:rPr>
+        <w:tab/>
+      </w:r>
+      <w:r>
+        <w:rPr>
+          <w:szCs w:val="32"/>
+        </w:rPr>
+        <w:tab/>
+      </w:r>
+      <w:r>
+        <w:rPr>
+          <w:szCs w:val="32"/>
+        </w:rPr>
+        <w:tab/>
+      </w:r>
+      <w:r>
+        <w:rPr>
+          <w:szCs w:val="32"/>
+        </w:rPr>
+        <w:tab/>
+      </w:r>
+      <w:r>
+        <w:rPr>
+          <w:szCs w:val="32"/>
+        </w:rPr>
+        <w:tab/>
+      </w:r>
+      <w:r>
+        <w:rPr>
+          <w:szCs w:val="32"/>
+        </w:rPr>
+        <w:tab/>
+      </w:r>
+      <w:r>
+        <w:rPr>
+          <w:szCs w:val="32"/>
+        </w:rPr>
+        <w:tab/>
+      </w:r>
+      <w:r>
+        <w:rPr>
+          <w:szCs w:val="32"/>
+        </w:rPr>
+        <w:tab/>
+      </w:r>
+    </w:p>
+    <w:p>
+      <w:pPr>
+        <w:pStyle w:val="BodyText"/>
         <w:jc w:val="both"/>
         <w:rPr>
           <w:szCs w:val="32"/>
         </w:rPr>
       </w:pPr>
-    </w:p>
-    <w:p>
-      <w:pPr>
-        <w:pStyle w:val="BodyText"/>
-        <w:ind w:firstLine="338"/>
-        <w:jc w:val="both"/>
-        <w:rPr>
-          <w:szCs w:val="32"/>
-        </w:rPr>
-      </w:pPr>
-    </w:p>
-    <w:p>
-      <w:pPr>
-        <w:pStyle w:val="BodyText"/>
-        <w:ind w:firstLine="338"/>
-        <w:jc w:val="both"/>
-        <w:rPr>
-          <w:szCs w:val="32"/>
-        </w:rPr>
-      </w:pPr>
-      <w:r>
-        <w:rPr>
-          <w:szCs w:val="32"/>
-        </w:rPr>
-        <w:tab/>
-      </w:r>
-      <w:r>
-        <w:rPr>
-          <w:szCs w:val="32"/>
-        </w:rPr>
-        <w:tab/>
-      </w:r>
-      <w:r>
-        <w:rPr>
-          <w:szCs w:val="32"/>
-        </w:rPr>
-        <w:tab/>
-      </w:r>
-      <w:r>
-        <w:rPr>
-          <w:szCs w:val="32"/>
-        </w:rPr>
-        <w:tab/>
-      </w:r>
-      <w:r>
-        <w:rPr>
-          <w:szCs w:val="32"/>
-        </w:rPr>
-        <w:tab/>
-      </w:r>
-      <w:r>
-        <w:rPr>
-          <w:szCs w:val="32"/>
-        </w:rPr>
-        <w:tab/>
-      </w:r>
-      <w:r>
-        <w:rPr>
-          <w:szCs w:val="32"/>
-        </w:rPr>
-        <w:tab/>
-      </w:r>
-      <w:r>
-        <w:rPr>
-          <w:szCs w:val="32"/>
-        </w:rPr>
-        <w:tab/>
-      </w:r>
-      <w:r>
-        <w:rPr>
-          <w:szCs w:val="32"/>
-        </w:rPr>
-        <w:tab/>
-      </w:r>
-      <w:r>
-        <w:rPr>
-          <w:szCs w:val="32"/>
-        </w:rPr>
-        <w:tab/>
-      </w:r>
-      <w:r>
-        <w:rPr>
-          <w:szCs w:val="32"/>
-        </w:rPr>
-        <w:t>Examiners:</w:t>
-      </w:r>
-    </w:p>
-    <w:p>
-      <w:pPr>
-        <w:pStyle w:val="BodyText"/>
-        <w:ind w:firstLine="338"/>
-        <w:jc w:val="both"/>
-        <w:rPr>
-          <w:szCs w:val="32"/>
-        </w:rPr>
-      </w:pPr>
-    </w:p>
-    <w:p>
-      <w:pPr>
-        <w:pStyle w:val="BodyText"/>
-        <w:ind w:firstLine="338"/>
-        <w:jc w:val="both"/>
-        <w:rPr>
-          <w:szCs w:val="32"/>
-        </w:rPr>
-      </w:pPr>
-      <w:r>
-        <w:rPr>
-          <w:szCs w:val="32"/>
-        </w:rPr>
-        <w:tab/>
-      </w:r>
-      <w:r>
-        <w:rPr>
-          <w:szCs w:val="32"/>
-        </w:rPr>
-        <w:tab/>
-      </w:r>
-      <w:r>
-        <w:rPr>
-          <w:szCs w:val="32"/>
-        </w:rPr>
-        <w:tab/>
-      </w:r>
-      <w:r>
-        <w:rPr>
-          <w:szCs w:val="32"/>
-        </w:rPr>
-        <w:tab/>
-      </w:r>
-      <w:r>
-        <w:rPr>
-          <w:szCs w:val="32"/>
-        </w:rPr>
-        <w:tab/>
-      </w:r>
-      <w:r>
-        <w:rPr>
-          <w:szCs w:val="32"/>
-        </w:rPr>
-        <w:tab/>
-      </w:r>
-      <w:r>
-        <w:rPr>
-          <w:szCs w:val="32"/>
-        </w:rPr>
-        <w:tab/>
-      </w:r>
-      <w:r>
-        <w:rPr>
-          <w:szCs w:val="32"/>
-        </w:rPr>
-        <w:tab/>
-      </w:r>
-      <w:r>
-        <w:rPr>
-          <w:szCs w:val="32"/>
-        </w:rPr>
-        <w:tab/>
-      </w:r>
-      <w:r>
-        <w:rPr>
-          <w:szCs w:val="32"/>
-        </w:rPr>
-        <w:tab/>
-      </w:r>
-    </w:p>
-    <w:p>
-      <w:pPr>
-        <w:pStyle w:val="BodyText"/>
-        <w:jc w:val="both"/>
-        <w:rPr>
-          <w:szCs w:val="32"/>
-        </w:rPr>
-      </w:pPr>
-      <w:r>
-        <w:rPr>
-          <w:szCs w:val="32"/>
-        </w:rPr>
-        <w:tab/>
-      </w:r>
       <w:r>
         <w:rPr>
           <w:szCs w:val="32"/>
@@ -1998,12 +1896,6 @@
           <w:szCs w:val="32"/>
         </w:rPr>
       </w:pPr>
-      <w:r>
-        <w:rPr>
-          <w:szCs w:val="32"/>
-        </w:rPr>
-        <w:tab/>
-      </w:r>
       <w:r>
         <w:rPr>
           <w:szCs w:val="32"/>
@@ -2115,15 +2007,7 @@
         <w:jc w:val="both"/>
       </w:pPr>
       <w:r>
-        <w:t xml:space="preserve">We would like to </w:t>
-      </w:r>
-      <w:proofErr w:type="gramStart"/>
-      <w:r>
-        <w:t>sincerely thank</w:t>
-      </w:r>
-      <w:proofErr w:type="gramEnd"/>
-      <w:r>
-        <w:t xml:space="preserve"> all the people who </w:t>
+        <w:t xml:space="preserve">We would like to sincerely thank all the people who </w:t>
       </w:r>
       <w:r>
         <w:t>were directly</w:t>
@@ -2220,78 +2104,6 @@
       </w:r>
       <w:r>
         <w:t>impossible.</w:t>
-      </w:r>
-    </w:p>
-    <w:p>
-      <w:pPr>
-        <w:pStyle w:val="BodyText"/>
-        <w:spacing w:before="156" w:line="360" w:lineRule="auto"/>
-        <w:ind w:left="118" w:right="553" w:firstLine="719"/>
-        <w:jc w:val="both"/>
-      </w:pPr>
-      <w:r>
-        <w:t xml:space="preserve">We, thank whole heartedly our beloved principal of St. Philomena college, Puttur </w:t>
-      </w:r>
-      <w:r>
-        <w:rPr>
-          <w:b/>
-        </w:rPr>
-        <w:t xml:space="preserve">Rev. </w:t>
-      </w:r>
-      <w:proofErr w:type="gramStart"/>
-      <w:r>
-        <w:rPr>
-          <w:b/>
-        </w:rPr>
-        <w:t>Dr</w:t>
-      </w:r>
-      <w:r>
-        <w:rPr>
-          <w:b/>
-          <w:spacing w:val="-57"/>
-        </w:rPr>
-        <w:t>.</w:t>
-      </w:r>
-      <w:r>
-        <w:rPr>
-          <w:b/>
-          <w:spacing w:val="-57"/>
-        </w:rPr>
-        <w:t xml:space="preserve">  </w:t>
-      </w:r>
-      <w:proofErr w:type="gramEnd"/>
-      <w:r>
-        <w:rPr>
-          <w:b/>
-          <w:spacing w:val="-57"/>
-        </w:rPr>
-        <w:t xml:space="preserve"> </w:t>
-      </w:r>
-      <w:r>
-        <w:rPr>
-          <w:b/>
-        </w:rPr>
-        <w:t xml:space="preserve">Antony Prakash Monterio </w:t>
-      </w:r>
-      <w:r>
-        <w:t xml:space="preserve">for all this </w:t>
-      </w:r>
-      <w:proofErr w:type="gramStart"/>
-      <w:r>
-        <w:t>possible support</w:t>
-      </w:r>
-      <w:proofErr w:type="gramEnd"/>
-      <w:r>
-        <w:t xml:space="preserve"> by providing facilities to complete our</w:t>
-      </w:r>
-      <w:r>
-        <w:rPr>
-          <w:spacing w:val="1"/>
-        </w:rPr>
-        <w:t xml:space="preserve"> </w:t>
-      </w:r>
-      <w:r>
-        <w:t>project.</w:t>
       </w:r>
     </w:p>
     <w:p>
@@ -2308,27 +2120,34 @@
         <w:rPr>
           <w:b/>
         </w:rPr>
-        <w:t xml:space="preserve">Mr. </w:t>
-      </w:r>
-      <w:proofErr w:type="spellStart"/>
-      <w:r>
-        <w:rPr>
-          <w:b/>
-        </w:rPr>
-        <w:t>Vinaychandra</w:t>
-      </w:r>
-      <w:proofErr w:type="spellEnd"/>
-      <w:r>
-        <w:rPr>
-          <w:b/>
-        </w:rPr>
-        <w:t xml:space="preserve">, HOD </w:t>
-      </w:r>
-      <w:r>
-        <w:t xml:space="preserve">of Computer Science </w:t>
-      </w:r>
-      <w:r>
-        <w:t>Department,</w:t>
+        <w:t>Mrs. Suneetha</w:t>
+      </w:r>
+      <w:r>
+        <w:rPr>
+          <w:b/>
+        </w:rPr>
+        <w:t xml:space="preserve">, </w:t>
+      </w:r>
+      <w:r>
+        <w:rPr>
+          <w:bCs/>
+        </w:rPr>
+        <w:t>Associate Professor</w:t>
+      </w:r>
+      <w:r>
+        <w:rPr>
+          <w:bCs/>
+        </w:rPr>
+        <w:t xml:space="preserve">, </w:t>
+      </w:r>
+      <w:r>
+        <w:rPr>
+          <w:szCs w:val="32"/>
+        </w:rPr>
+        <w:t>Department of Computer Science</w:t>
+      </w:r>
+      <w:r>
+        <w:t>,</w:t>
       </w:r>
       <w:r>
         <w:t xml:space="preserve"> for his valuable</w:t>
@@ -2355,22 +2174,7 @@
         <w:t xml:space="preserve"> </w:t>
       </w:r>
       <w:r>
-        <w:t xml:space="preserve">what we are doing. We also remember all the lecturers who </w:t>
-      </w:r>
-      <w:r>
-        <w:t>were</w:t>
-      </w:r>
-      <w:r>
-        <w:t xml:space="preserve"> more of a support to us than</w:t>
-      </w:r>
-      <w:r>
-        <w:rPr>
-          <w:spacing w:val="1"/>
-        </w:rPr>
-        <w:t xml:space="preserve"> </w:t>
-      </w:r>
-      <w:r>
-        <w:t>ever.</w:t>
+        <w:t>what we are doing.</w:t>
       </w:r>
     </w:p>
     <w:p>
@@ -2410,7 +2214,6 @@
         </w:rPr>
         <w:t xml:space="preserve"> </w:t>
       </w:r>
-      <w:proofErr w:type="gramStart"/>
       <w:r>
         <w:t>a</w:t>
       </w:r>
@@ -2421,11 +2224,7 @@
         <w:t xml:space="preserve"> </w:t>
       </w:r>
       <w:r>
-        <w:t>lot</w:t>
-      </w:r>
-      <w:proofErr w:type="gramEnd"/>
-      <w:r>
-        <w:t>.</w:t>
+        <w:t>lot.</w:t>
       </w:r>
     </w:p>
     <w:p>
@@ -2531,7 +2330,7 @@
         <w:t xml:space="preserve"> </w:t>
       </w:r>
       <w:r>
-        <w:t>Puttur</w:t>
+        <w:t>Bangalore</w:t>
       </w:r>
       <w:r>
         <w:tab/>
@@ -2563,7 +2362,10 @@
         <w:t>Date:</w:t>
       </w:r>
       <w:r>
-        <w:t xml:space="preserve"> 26-04-2026</w:t>
+        <w:t xml:space="preserve"> </w:t>
+      </w:r>
+      <w:r>
+        <w:t>12-05-2026</w:t>
       </w:r>
       <w:r>
         <w:tab/>
@@ -2831,6 +2633,33 @@
         </w:rPr>
       </w:pPr>
     </w:p>
+    <w:p>
+      <w:pPr>
+        <w:pStyle w:val="BodyText"/>
+        <w:jc w:val="both"/>
+        <w:rPr>
+          <w:sz w:val="20"/>
+        </w:rPr>
+      </w:pPr>
+    </w:p>
+    <w:p>
+      <w:pPr>
+        <w:pStyle w:val="BodyText"/>
+        <w:jc w:val="both"/>
+        <w:rPr>
+          <w:sz w:val="20"/>
+        </w:rPr>
+      </w:pPr>
+    </w:p>
+    <w:p>
+      <w:pPr>
+        <w:pStyle w:val="BodyText"/>
+        <w:jc w:val="both"/>
+        <w:rPr>
+          <w:sz w:val="20"/>
+        </w:rPr>
+      </w:pPr>
+    </w:p>
     <w:p/>
     <w:p>
       <w:pPr>
@@ -2845,6 +2674,7 @@
           <w:sz w:val="32"/>
           <w:szCs w:val="32"/>
         </w:rPr>
+        <w:lastRenderedPageBreak/>
         <w:t>Index</w:t>
       </w:r>
     </w:p>
@@ -4817,23 +4647,7 @@
         <w:jc w:val="both"/>
       </w:pPr>
       <w:r>
-        <w:t xml:space="preserve">Agromart is a web-based project that aims to help Farmers and Consumers. The main users of the system, the Farmers usually face </w:t>
-      </w:r>
-      <w:proofErr w:type="gramStart"/>
-      <w:r>
-        <w:t>a lot of</w:t>
-      </w:r>
-      <w:proofErr w:type="gramEnd"/>
-      <w:r>
-        <w:t xml:space="preserve"> problems in finding the good fertilizers, quality </w:t>
-      </w:r>
-      <w:proofErr w:type="gramStart"/>
-      <w:r>
-        <w:t>equipment’s</w:t>
-      </w:r>
-      <w:proofErr w:type="gramEnd"/>
-      <w:r>
-        <w:t xml:space="preserve"> or any other agriculture related items that will be helpful for them. The proposed system Agromart will solve the problem by developing a system that will provide all the agriculture-related information </w:t>
+        <w:t xml:space="preserve">Agromart is a web-based project that aims to help Farmers and Consumers. The main users of the system, the Farmers usually face a lot of problems in finding the good fertilizers, quality equipment’s or any other agriculture related items that will be helpful for them. The proposed system Agromart will solve the problem by developing a system that will provide all the agriculture-related information </w:t>
       </w:r>
       <w:r>
         <w:t>in</w:t>
@@ -4927,15 +4741,7 @@
         <w:jc w:val="both"/>
       </w:pPr>
       <w:r>
-        <w:t xml:space="preserve">This application is a Client Defined Web Application. This application </w:t>
-      </w:r>
-      <w:proofErr w:type="gramStart"/>
-      <w:r>
-        <w:t>is developed</w:t>
-      </w:r>
-      <w:proofErr w:type="gramEnd"/>
-      <w:r>
-        <w:t xml:space="preserve"> with the help of PHP and MySQL Server.</w:t>
+        <w:t>This application is a Client Defined Web Application. This application is developed with the help of PHP and MySQL Server.</w:t>
       </w:r>
     </w:p>
     <w:p>
@@ -4980,15 +4786,7 @@
         <w:t>tools</w:t>
       </w:r>
       <w:r>
-        <w:t xml:space="preserve"> or items from the website </w:t>
-      </w:r>
-      <w:proofErr w:type="gramStart"/>
-      <w:r>
-        <w:t>and also</w:t>
-      </w:r>
-      <w:proofErr w:type="gramEnd"/>
-      <w:r>
-        <w:t xml:space="preserve"> upload crops they farmed. Vendors who want to purchase crops from farmers bid for the crops.</w:t>
+        <w:t xml:space="preserve"> or items from the website and also upload crops they farmed. Vendors who want to purchase crops from farmers bid for the crops.</w:t>
       </w:r>
     </w:p>
     <w:p>
@@ -5037,31 +4835,7 @@
         <w:t>m</w:t>
       </w:r>
       <w:r>
-        <w:t xml:space="preserve">art project sounds like it could be an initiative related to agriculture and market development. Agriculture is a vital sector in </w:t>
-      </w:r>
-      <w:proofErr w:type="gramStart"/>
-      <w:r>
-        <w:t>many</w:t>
-      </w:r>
-      <w:proofErr w:type="gramEnd"/>
-      <w:r>
-        <w:t xml:space="preserve"> economies, providing food, raw materials, and employment opportunities. The </w:t>
-      </w:r>
-      <w:proofErr w:type="gramStart"/>
-      <w:r>
-        <w:t>ultimate goal</w:t>
-      </w:r>
-      <w:proofErr w:type="gramEnd"/>
-      <w:r>
-        <w:t xml:space="preserve"> would </w:t>
-      </w:r>
-      <w:proofErr w:type="gramStart"/>
-      <w:r>
-        <w:t>likely be</w:t>
-      </w:r>
-      <w:proofErr w:type="gramEnd"/>
-      <w:r>
-        <w:t xml:space="preserve"> to enhance the overall productivity, profitability, and resilience of the agricultural sector while improving the livelihoods of farmers and ensuring food security for the population.</w:t>
+        <w:t>art project sounds like it could be an initiative related to agriculture and market development. Agriculture is a vital sector in many economies, providing food, raw materials, and employment opportunities. The ultimate goal would likely be to enhance the overall productivity, profitability, and resilience of the agricultural sector while improving the livelihoods of farmers and ensuring food security for the population.</w:t>
       </w:r>
     </w:p>
     <w:p>
@@ -5127,15 +4901,7 @@
         <w:t>both</w:t>
       </w:r>
       <w:r>
-        <w:t xml:space="preserve"> users, Farmers and Consumers will get a system that </w:t>
-      </w:r>
-      <w:proofErr w:type="gramStart"/>
-      <w:r>
-        <w:t>will</w:t>
-      </w:r>
-      <w:proofErr w:type="gramEnd"/>
-      <w:r>
-        <w:t xml:space="preserve"> helpful for them regarding their respected problems. </w:t>
+        <w:t xml:space="preserve"> users, Farmers and Consumers will get a system that will helpful for them regarding their respected problems. </w:t>
       </w:r>
     </w:p>
     <w:p>
@@ -5149,15 +4915,7 @@
         <w:jc w:val="both"/>
       </w:pPr>
       <w:r>
-        <w:t xml:space="preserve">Farmers will get the items such as Fertilizers and any other Agriculture related items that </w:t>
-      </w:r>
-      <w:proofErr w:type="gramStart"/>
-      <w:r>
-        <w:t>are needed</w:t>
-      </w:r>
-      <w:proofErr w:type="gramEnd"/>
-      <w:r>
-        <w:t xml:space="preserve"> for them.</w:t>
+        <w:t>Farmers will get the items such as Fertilizers and any other Agriculture related items that are needed for them.</w:t>
       </w:r>
     </w:p>
     <w:p>
@@ -5185,23 +4943,7 @@
         <w:jc w:val="both"/>
       </w:pPr>
       <w:r>
-        <w:t xml:space="preserve">In other way Consumers will upload the items that they are selling </w:t>
-      </w:r>
-      <w:proofErr w:type="gramStart"/>
-      <w:r>
-        <w:t>and also</w:t>
-      </w:r>
-      <w:proofErr w:type="gramEnd"/>
-      <w:r>
-        <w:t xml:space="preserve"> will see the Products that </w:t>
-      </w:r>
-      <w:proofErr w:type="gramStart"/>
-      <w:r>
-        <w:t>are uploaded</w:t>
-      </w:r>
-      <w:proofErr w:type="gramEnd"/>
-      <w:r>
-        <w:t xml:space="preserve"> by Farmers and bid for them.</w:t>
+        <w:t>In other way Consumers will upload the items that they are selling and also will see the Products that are uploaded by Farmers and bid for them.</w:t>
       </w:r>
     </w:p>
     <w:p>
@@ -5250,31 +4992,15 @@
         <w:jc w:val="both"/>
       </w:pPr>
       <w:r>
-        <w:t xml:space="preserve">The main scope of the project is to provide a website for the betterment of Farmers. Now farmers </w:t>
+        <w:t xml:space="preserve">The main scope of the project is to provide a website for the betterment of Farmers. Now farmers facing problems like they are not getting the expected price for their crops and </w:t>
       </w:r>
       <w:proofErr w:type="gramStart"/>
       <w:r>
-        <w:t>facing</w:t>
+        <w:t>also</w:t>
       </w:r>
       <w:proofErr w:type="gramEnd"/>
       <w:r>
-        <w:t xml:space="preserve"> problems like they are not getting the expected price for their crops and </w:t>
-      </w:r>
-      <w:proofErr w:type="gramStart"/>
-      <w:r>
-        <w:t>also</w:t>
-      </w:r>
-      <w:proofErr w:type="gramEnd"/>
-      <w:r>
-        <w:t xml:space="preserve"> they </w:t>
-      </w:r>
-      <w:proofErr w:type="gramStart"/>
-      <w:r>
-        <w:t>are not able to</w:t>
-      </w:r>
-      <w:proofErr w:type="gramEnd"/>
-      <w:r>
-        <w:t xml:space="preserve"> purchase the necessary products because of the mediators.</w:t>
+        <w:t xml:space="preserve"> they are not able to purchase the necessary products because of the mediators.</w:t>
       </w:r>
     </w:p>
     <w:p>
@@ -5578,31 +5304,7 @@
       </w:r>
       <w:proofErr w:type="gramEnd"/>
       <w:r>
-        <w:t xml:space="preserve"> manages the </w:t>
-      </w:r>
-      <w:proofErr w:type="gramStart"/>
-      <w:r>
-        <w:t>whole system</w:t>
-      </w:r>
-      <w:proofErr w:type="gramEnd"/>
-      <w:r>
-        <w:t xml:space="preserve">. The consumer will add </w:t>
-      </w:r>
-      <w:proofErr w:type="gramStart"/>
-      <w:r>
-        <w:t>the services</w:t>
-      </w:r>
-      <w:proofErr w:type="gramEnd"/>
-      <w:r>
-        <w:t xml:space="preserve"> like adding products, Managing Orders, Managing Products. The Farmers can perform the activities like viewing Products, search for products, order Products </w:t>
-      </w:r>
-      <w:proofErr w:type="gramStart"/>
-      <w:r>
-        <w:t>and also</w:t>
-      </w:r>
-      <w:proofErr w:type="gramEnd"/>
-      <w:r>
-        <w:t xml:space="preserve"> make payment.</w:t>
+        <w:t xml:space="preserve"> manages the whole system. The consumer will add the services like adding products, Managing Orders, Managing Products. The Farmers can perform the activities like viewing Products, search for products, order Products and also make payment.</w:t>
       </w:r>
     </w:p>
     <w:p>
@@ -5661,15 +5363,7 @@
         <w:jc w:val="both"/>
       </w:pPr>
       <w:r>
-        <w:t xml:space="preserve">The architecture of a software system is a metaphor, analogous to the architecture of a building. It functions as the blueprints for the system and the development project, which project management can later use to extrapolate the tasks necessary to </w:t>
-      </w:r>
-      <w:proofErr w:type="gramStart"/>
-      <w:r>
-        <w:t>be executed</w:t>
-      </w:r>
-      <w:proofErr w:type="gramEnd"/>
-      <w:r>
-        <w:t xml:space="preserve"> by the teams and people involved.</w:t>
+        <w:t>The architecture of a software system is a metaphor, analogous to the architecture of a building. It functions as the blueprints for the system and the development project, which project management can later use to extrapolate the tasks necessary to be executed by the teams and people involved.</w:t>
       </w:r>
     </w:p>
     <w:p>
@@ -5822,28 +5516,21 @@
           <w:sz w:val="18"/>
           <w:szCs w:val="18"/>
         </w:rPr>
-        <w:t>.</w:t>
-      </w:r>
-      <w:r>
-        <w:rPr>
-          <w:b/>
-          <w:bCs/>
-          <w:color w:val="EE0000"/>
-          <w:sz w:val="18"/>
-          <w:szCs w:val="18"/>
-        </w:rPr>
-        <w:t>2</w:t>
-      </w:r>
-      <w:r>
-        <w:rPr>
-          <w:b/>
-          <w:bCs/>
-          <w:color w:val="EE0000"/>
-          <w:sz w:val="18"/>
-          <w:szCs w:val="18"/>
-        </w:rPr>
-        <w:t xml:space="preserve"> Structure of the System</w:t>
-      </w:r>
+        <w:t>.2 Structure of the System</w:t>
+      </w:r>
+    </w:p>
+    <w:p>
+      <w:pPr>
+        <w:pStyle w:val="ListParagraph"/>
+        <w:tabs>
+          <w:tab w:val="left" w:pos="8124"/>
+        </w:tabs>
+        <w:ind w:left="1071" w:right="283"/>
+        <w:rPr>
+          <w:sz w:val="24"/>
+          <w:szCs w:val="24"/>
+        </w:rPr>
+      </w:pPr>
     </w:p>
     <w:p>
       <w:pPr>
@@ -5879,17 +5566,9 @@
           <w:sz w:val="24"/>
           <w:szCs w:val="24"/>
         </w:rPr>
-        <w:t xml:space="preserve">Software/Hardware used for the </w:t>
-      </w:r>
-      <w:proofErr w:type="gramStart"/>
-      <w:r>
-        <w:rPr>
-          <w:sz w:val="24"/>
-          <w:szCs w:val="24"/>
-        </w:rPr>
-        <w:t>development</w:t>
-      </w:r>
-      <w:proofErr w:type="gramEnd"/>
+        <w:lastRenderedPageBreak/>
+        <w:t>Software/Hardware used for the development</w:t>
+      </w:r>
     </w:p>
     <w:p>
       <w:pPr>
@@ -5910,7 +5589,6 @@
           <w:szCs w:val="28"/>
           <w:lang w:val="en-IN" w:eastAsia="en-IN"/>
         </w:rPr>
-        <w:lastRenderedPageBreak/>
         <w:drawing>
           <wp:anchor distT="0" distB="0" distL="0" distR="0" simplePos="0" relativeHeight="251662336" behindDoc="0" locked="0" layoutInCell="1" allowOverlap="1" wp14:anchorId="345C4B36" wp14:editId="44797A69">
             <wp:simplePos x="0" y="0"/>
@@ -6049,39 +5727,7 @@
         <w:jc w:val="both"/>
       </w:pPr>
       <w:r>
-        <w:t xml:space="preserve">This Web Application </w:t>
-      </w:r>
-      <w:proofErr w:type="gramStart"/>
-      <w:r>
-        <w:t>is developed</w:t>
-      </w:r>
-      <w:proofErr w:type="gramEnd"/>
-      <w:r>
-        <w:t xml:space="preserve"> using free and open-source cross-platform web server solution stack for Windows WAMP. Front end application </w:t>
-      </w:r>
-      <w:proofErr w:type="gramStart"/>
-      <w:r>
-        <w:t>is developed</w:t>
-      </w:r>
-      <w:proofErr w:type="gramEnd"/>
-      <w:r>
-        <w:t xml:space="preserve"> using html, CSS, Javascript programming language. The data relieved by user interfaces </w:t>
-      </w:r>
-      <w:proofErr w:type="gramStart"/>
-      <w:r>
-        <w:t>are stored</w:t>
-      </w:r>
-      <w:proofErr w:type="gramEnd"/>
-      <w:r>
-        <w:t xml:space="preserve"> in the MySQL Server passing through Firewall. Apache Web Server will function as Web Server Software in the background. The application will </w:t>
-      </w:r>
-      <w:proofErr w:type="gramStart"/>
-      <w:r>
-        <w:t>be hosted</w:t>
-      </w:r>
-      <w:proofErr w:type="gramEnd"/>
-      <w:r>
-        <w:t xml:space="preserve"> on the Web using third-party service providers, where they implement Background Server for the backup purpose. Users may interact with the System using Workstation, Laptop or Smart phones.</w:t>
+        <w:t>This Web Application is developed using free and open-source cross-platform web server solution stack for Windows WAMP. Front end application is developed using html, CSS, Javascript programming language. The data relieved by user interfaces are stored in the MySQL Server passing through Firewall. Apache Web Server will function as Web Server Software in the background. The application will be hosted on the Web using third-party service providers, where they implement Background Server for the backup purpose. Users may interact with the System using Workstation, Laptop or Smart phones.</w:t>
       </w:r>
     </w:p>
     <w:p>
@@ -6618,6 +6264,7 @@
           <w:sz w:val="24"/>
           <w:szCs w:val="24"/>
         </w:rPr>
+        <w:lastRenderedPageBreak/>
         <w:t>HTML</w:t>
       </w:r>
     </w:p>
@@ -6628,32 +6275,7 @@
         <w:jc w:val="both"/>
       </w:pPr>
       <w:r>
-        <w:lastRenderedPageBreak/>
-        <w:t xml:space="preserve">Hyper Text Markup Language (HTML) is a simple markup system used to create hypertext documents that are portable from one platform to another. HTML documents are SGML documents with generic semantics that are appropriate for representing information from a wide range of applications. HTML markup can represent hypertext news, mail, documentation, and hypermedia; menus of options; database query results; simple structured documents with in-lined graphics; and hypertext views of existing bodies of information.HTML has been in use by the World-Wide Web (WWW) global information initiative since 1990. The HTML 3.0 specification provides </w:t>
-      </w:r>
-      <w:proofErr w:type="gramStart"/>
-      <w:r>
-        <w:t>a number of</w:t>
-      </w:r>
-      <w:proofErr w:type="gramEnd"/>
-      <w:r>
-        <w:t xml:space="preserve"> new </w:t>
-      </w:r>
-      <w:proofErr w:type="gramStart"/>
-      <w:r>
-        <w:t>features, and</w:t>
-      </w:r>
-      <w:proofErr w:type="gramEnd"/>
-      <w:r>
-        <w:t xml:space="preserve"> is broadly backwards compatible with HTML 2.0. It </w:t>
-      </w:r>
-      <w:proofErr w:type="gramStart"/>
-      <w:r>
-        <w:t>is defined</w:t>
-      </w:r>
-      <w:proofErr w:type="gramEnd"/>
-      <w:r>
-        <w:t xml:space="preserve"> as an application of International Standard ISO ISO8879:1986 Standard Generalized Markup Language (SGML).</w:t>
+        <w:t>Hyper Text Markup Language (HTML) is a simple markup system used to create hypertext documents that are portable from one platform to another. HTML documents are SGML documents with generic semantics that are appropriate for representing information from a wide range of applications. HTML markup can represent hypertext news, mail, documentation, and hypermedia; menus of options; database query results; simple structured documents with in-lined graphics; and hypertext views of existing bodies of information.HTML has been in use by the World-Wide Web (WWW) global information initiative since 1990. The HTML 3.0 specification provides a number of new features, and is broadly backwards compatible with HTML 2.0. It is defined as an application of International Standard ISO ISO8879:1986 Standard Generalized Markup Language (SGML).</w:t>
       </w:r>
     </w:p>
     <w:p>
@@ -6684,15 +6306,7 @@
         <w:jc w:val="both"/>
       </w:pPr>
       <w:r>
-        <w:t xml:space="preserve">Cascading Style Sheets is a style sheet language used for describing the presentation of a document written in a markup language such as HTML.CSS is a cornerstone technology of the World Wide Web, alongside HTML and JavaScript. It </w:t>
-      </w:r>
-      <w:proofErr w:type="gramStart"/>
-      <w:r>
-        <w:t>is designed</w:t>
-      </w:r>
-      <w:proofErr w:type="gramEnd"/>
-      <w:r>
-        <w:t xml:space="preserve"> to enable the separation of presentation and content, including layout, colors, and fonts. It enables you to do this independent of the HTML that makes up each web page.</w:t>
+        <w:t>Cascading Style Sheets is a style sheet language used for describing the presentation of a document written in a markup language such as HTML.CSS is a cornerstone technology of the World Wide Web, alongside HTML and JavaScript. It is designed to enable the separation of presentation and content, including layout, colors, and fonts. It enables you to do this independent of the HTML that makes up each web page.</w:t>
       </w:r>
     </w:p>
     <w:p>
@@ -6723,119 +6337,7 @@
         <w:jc w:val="both"/>
       </w:pPr>
       <w:r>
-        <w:t>PHP is a recursive acronym for "PHP: Hypertext Pre-processor". PHP is a server</w:t>
-      </w:r>
-      <w:proofErr w:type="gramStart"/>
-      <w:r>
-        <w:t>- side</w:t>
-      </w:r>
-      <w:proofErr w:type="gramEnd"/>
-      <w:r>
-        <w:t xml:space="preserve"> scripting language that </w:t>
-      </w:r>
-      <w:proofErr w:type="gramStart"/>
-      <w:r>
-        <w:t>is embedded</w:t>
-      </w:r>
-      <w:proofErr w:type="gramEnd"/>
-      <w:r>
-        <w:t xml:space="preserve"> in HTML. It </w:t>
-      </w:r>
-      <w:proofErr w:type="gramStart"/>
-      <w:r>
-        <w:t>is used</w:t>
-      </w:r>
-      <w:proofErr w:type="gramEnd"/>
-      <w:r>
-        <w:t xml:space="preserve"> to manage dynamic content, databases, session tracking, even build entire e-commerce sites. It </w:t>
-      </w:r>
-      <w:proofErr w:type="gramStart"/>
-      <w:r>
-        <w:t>is integrated</w:t>
-      </w:r>
-      <w:proofErr w:type="gramEnd"/>
-      <w:r>
-        <w:t xml:space="preserve"> with </w:t>
-      </w:r>
-      <w:proofErr w:type="gramStart"/>
-      <w:r>
-        <w:t>a number of</w:t>
-      </w:r>
-      <w:proofErr w:type="gramEnd"/>
-      <w:r>
-        <w:t xml:space="preserve"> popular databases, including MySQL, PostgreSQL, Oracle, Sybase, Informix, and Microsoft SQL Server. PHP is pleasingly zippy in its execution, especially when compiled as an Apache module on the Unix side. The MySQL server, once started, executes even </w:t>
-      </w:r>
-      <w:proofErr w:type="gramStart"/>
-      <w:r>
-        <w:t>very complex</w:t>
-      </w:r>
-      <w:proofErr w:type="gramEnd"/>
-      <w:r>
-        <w:t xml:space="preserve"> queries with huge result sets in record-setting </w:t>
-      </w:r>
-      <w:proofErr w:type="gramStart"/>
-      <w:r>
-        <w:t>time .</w:t>
-      </w:r>
-      <w:proofErr w:type="gramEnd"/>
-      <w:r>
-        <w:t xml:space="preserve">PHP supports </w:t>
-      </w:r>
-      <w:proofErr w:type="gramStart"/>
-      <w:r>
-        <w:t>a large number of</w:t>
-      </w:r>
-      <w:proofErr w:type="gramEnd"/>
-      <w:r>
-        <w:t xml:space="preserve"> major protocols such as POP3, IMAP, and LDAP. PHP4 added support for Java and distributed object architectures (COM and CORBA), making n-tier development a possibility for the first time. PHP is </w:t>
-      </w:r>
-      <w:proofErr w:type="gramStart"/>
-      <w:r>
-        <w:t>forgiving:</w:t>
-      </w:r>
-      <w:proofErr w:type="gramEnd"/>
-      <w:r>
-        <w:t xml:space="preserve"> PHP language tries to be as forgiving as </w:t>
-      </w:r>
-      <w:proofErr w:type="gramStart"/>
-      <w:r>
-        <w:t>possible Syntax</w:t>
-      </w:r>
-      <w:proofErr w:type="gramEnd"/>
-      <w:r>
-        <w:t xml:space="preserve"> is C-Like. PHP performs system functions, </w:t>
-      </w:r>
-      <w:proofErr w:type="gramStart"/>
-      <w:r>
-        <w:t>i.e.</w:t>
-      </w:r>
-      <w:proofErr w:type="gramEnd"/>
-      <w:r>
-        <w:t xml:space="preserve"> from files on a system it can create, open, read, write, and close them. PHP can </w:t>
-      </w:r>
-      <w:proofErr w:type="gramStart"/>
-      <w:r>
-        <w:t>handle</w:t>
-      </w:r>
-      <w:proofErr w:type="gramEnd"/>
-      <w:r>
-        <w:t xml:space="preserve"> forms, </w:t>
-      </w:r>
-      <w:proofErr w:type="gramStart"/>
-      <w:r>
-        <w:t>i.e.</w:t>
-      </w:r>
-      <w:proofErr w:type="gramEnd"/>
-      <w:r>
-        <w:t xml:space="preserve"> gather data from files, save data to a file, through email you can send data</w:t>
-      </w:r>
-      <w:proofErr w:type="gramStart"/>
-      <w:r>
-        <w:t>, return</w:t>
-      </w:r>
-      <w:proofErr w:type="gramEnd"/>
-      <w:r>
-        <w:t xml:space="preserve"> data to the user. You add, delete, modify elements within your database through PHP.</w:t>
+        <w:t>PHP is a recursive acronym for "PHP: Hypertext Pre-processor". PHP is a server- side scripting language that is embedded in HTML. It is used to manage dynamic content, databases, session tracking, even build entire e-commerce sites. It is integrated with a number of popular databases, including MySQL, PostgreSQL, Oracle, Sybase, Informix, and Microsoft SQL Server. PHP is pleasingly zippy in its execution, especially when compiled as an Apache module on the Unix side. The MySQL server, once started, executes even very complex queries with huge result sets in record-setting time .PHP supports a large number of major protocols such as POP3, IMAP, and LDAP. PHP4 added support for Java and distributed object architectures (COM and CORBA), making n-tier development a possibility for the first time. PHP is forgiving: PHP language tries to be as forgiving as possible Syntax is C-Like. PHP performs system functions, i.e. from files on a system it can create, open, read, write, and close them. PHP can handle forms, i.e. gather data from files, save data to a file, through email you can send data, return data to the user. You add, delete, modify elements within your database through PHP.</w:t>
       </w:r>
     </w:p>
     <w:p>
@@ -6866,45 +6368,15 @@
         <w:jc w:val="both"/>
       </w:pPr>
       <w:r>
-        <w:t xml:space="preserve">MySQL is the world’s most widely used opensource Relational Database Management System (RDBMS) that runs as a server providing multi-user access to </w:t>
+        <w:t xml:space="preserve">MySQL is the world’s most widely used opensource Relational Database Management System (RDBMS) that runs as a server providing multi-user access to a number of databases. The MySQL development project has made it source code available under the terms of the GNU General Public License, as well as under a variety of proprietary agreements. MySQL was owned and sponsored by a single </w:t>
       </w:r>
       <w:proofErr w:type="gramStart"/>
       <w:r>
-        <w:t>a number of</w:t>
+        <w:t>for profit</w:t>
       </w:r>
       <w:proofErr w:type="gramEnd"/>
       <w:r>
-        <w:t xml:space="preserve"> databases. The MySQL development project has made </w:t>
-      </w:r>
-      <w:proofErr w:type="gramStart"/>
-      <w:r>
-        <w:t>it</w:t>
-      </w:r>
-      <w:proofErr w:type="gramEnd"/>
-      <w:r>
-        <w:t xml:space="preserve"> source code available under the terms of the GNU General Public License, as well as under a variety of proprietary agreements. MySQL </w:t>
-      </w:r>
-      <w:proofErr w:type="gramStart"/>
-      <w:r>
-        <w:t>was owned</w:t>
-      </w:r>
-      <w:proofErr w:type="gramEnd"/>
-      <w:r>
-        <w:t xml:space="preserve"> and sponsored by a single </w:t>
-      </w:r>
-      <w:r>
-        <w:t>for profit</w:t>
-      </w:r>
-      <w:r>
-        <w:t xml:space="preserve"> firm, the Swedish company MySQL AB, now owned by Oracle Corporation. MySQL is a popular choice of database for use in web </w:t>
-      </w:r>
-      <w:proofErr w:type="gramStart"/>
-      <w:r>
-        <w:t>applications, and</w:t>
-      </w:r>
-      <w:proofErr w:type="gramEnd"/>
-      <w:r>
-        <w:t xml:space="preserve"> is a central development of the widely used LAMP opensource web application software stack. LAMP is an acronym for “Linux, Apache, MySQL, </w:t>
+        <w:t xml:space="preserve"> firm, the Swedish company MySQL AB, now owned by Oracle Corporation. MySQL is a popular choice of database for use in web applications, and is a central development of the widely used LAMP opensource web application software stack. LAMP is an acronym for “Linux, Apache, MySQL, </w:t>
       </w:r>
       <w:r>
         <w:t>and Perl</w:t>
@@ -6931,13 +6403,8 @@
         <w:jc w:val="both"/>
       </w:pPr>
       <w:r>
-        <w:t xml:space="preserve">Microsoft </w:t>
-      </w:r>
-      <w:proofErr w:type="gramStart"/>
-      <w:r>
-        <w:t>visual studio</w:t>
-      </w:r>
-      <w:proofErr w:type="gramEnd"/>
+        <w:t>Microsoft visual studio</w:t>
+      </w:r>
     </w:p>
     <w:p>
       <w:pPr>
@@ -7064,10 +6531,7 @@
         <w:jc w:val="both"/>
       </w:pPr>
       <w:r>
-        <w:t xml:space="preserve">2.1. </w:t>
-      </w:r>
-      <w:r>
-        <w:t>System Design</w:t>
+        <w:t>2.1. System Design</w:t>
       </w:r>
     </w:p>
     <w:p>
@@ -7077,15 +6541,7 @@
         <w:jc w:val="both"/>
       </w:pPr>
       <w:r>
-        <w:t xml:space="preserve">Software design is a process by which the software requirements </w:t>
-      </w:r>
-      <w:proofErr w:type="gramStart"/>
-      <w:r>
-        <w:t>are translated</w:t>
-      </w:r>
-      <w:proofErr w:type="gramEnd"/>
-      <w:r>
-        <w:t xml:space="preserve"> </w:t>
+        <w:t xml:space="preserve">Software design is a process by which the software requirements are translated </w:t>
       </w:r>
       <w:r>
         <w:t>into</w:t>
@@ -7147,14 +6603,7 @@
           <w:b/>
           <w:bCs/>
         </w:rPr>
-        <w:t xml:space="preserve">a. </w:t>
-      </w:r>
-      <w:r>
-        <w:rPr>
-          <w:b/>
-          <w:bCs/>
-        </w:rPr>
-        <w:t>System Software Architecture</w:t>
+        <w:t>a. System Software Architecture</w:t>
       </w:r>
     </w:p>
     <w:p>
@@ -7167,7 +6616,7 @@
           <w:lang w:val="en-IN" w:eastAsia="en-IN"/>
         </w:rPr>
         <w:drawing>
-          <wp:anchor distT="0" distB="0" distL="114300" distR="114300" simplePos="0" relativeHeight="251668480" behindDoc="0" locked="0" layoutInCell="1" allowOverlap="1" wp14:anchorId="34FCB009" wp14:editId="7D99B313">
+          <wp:anchor distT="0" distB="0" distL="114300" distR="114300" simplePos="0" relativeHeight="251668480" behindDoc="0" locked="0" layoutInCell="1" allowOverlap="1" wp14:anchorId="34FCB009" wp14:editId="2B6F31F4">
             <wp:simplePos x="0" y="0"/>
             <wp:positionH relativeFrom="column">
               <wp:posOffset>899160</wp:posOffset>
@@ -7428,15 +6877,7 @@
         <w:jc w:val="both"/>
       </w:pPr>
       <w:r>
-        <w:t xml:space="preserve">In this System Software Architecture, we can find the working of the software. The user will </w:t>
-      </w:r>
-      <w:proofErr w:type="gramStart"/>
-      <w:r>
-        <w:t>be added</w:t>
-      </w:r>
-      <w:proofErr w:type="gramEnd"/>
-      <w:r>
-        <w:t xml:space="preserve"> by the admin. Then through logging in the consumer can add or update the product details, bid the crops. The farmer can add the </w:t>
+        <w:t xml:space="preserve">In this System Software Architecture, we can find the working of the software. The user will be added by the admin. Then through logging in the consumer can add or update the product details, bid the crops. The farmer can add the </w:t>
       </w:r>
       <w:proofErr w:type="gramStart"/>
       <w:r>
@@ -7528,14 +6969,7 @@
           <w:b/>
           <w:bCs/>
         </w:rPr>
-        <w:t xml:space="preserve">b.  </w:t>
-      </w:r>
-      <w:r>
-        <w:rPr>
-          <w:b/>
-          <w:bCs/>
-        </w:rPr>
-        <w:t>System Technical Architecture</w:t>
+        <w:t>b.  System Technical Architecture</w:t>
       </w:r>
     </w:p>
     <w:p>
@@ -7663,39 +7097,7 @@
         <w:t>layer html</w:t>
       </w:r>
       <w:r>
-        <w:t xml:space="preserve">, and Javascript </w:t>
-      </w:r>
-      <w:proofErr w:type="gramStart"/>
-      <w:r>
-        <w:t>are used</w:t>
-      </w:r>
-      <w:proofErr w:type="gramEnd"/>
-      <w:r>
-        <w:t xml:space="preserve">. In business logic layer PHP </w:t>
-      </w:r>
-      <w:proofErr w:type="gramStart"/>
-      <w:r>
-        <w:t>is used</w:t>
-      </w:r>
-      <w:proofErr w:type="gramEnd"/>
-      <w:r>
-        <w:t xml:space="preserve">. In data access layer MYSQL connector </w:t>
-      </w:r>
-      <w:proofErr w:type="gramStart"/>
-      <w:r>
-        <w:t>is used</w:t>
-      </w:r>
-      <w:proofErr w:type="gramEnd"/>
-      <w:r>
-        <w:t xml:space="preserve">. MYSQL database technology </w:t>
-      </w:r>
-      <w:proofErr w:type="gramStart"/>
-      <w:r>
-        <w:t>is used</w:t>
-      </w:r>
-      <w:proofErr w:type="gramEnd"/>
-      <w:r>
-        <w:t xml:space="preserve"> for storing data.</w:t>
+        <w:t>, and Javascript are used. In business logic layer PHP is used. In data access layer MYSQL connector is used. MYSQL database technology is used for storing data.</w:t>
       </w:r>
     </w:p>
     <w:p>
@@ -7720,14 +7122,7 @@
           <w:b/>
           <w:bCs/>
         </w:rPr>
-        <w:t xml:space="preserve">c. </w:t>
-      </w:r>
-      <w:r>
-        <w:rPr>
-          <w:b/>
-          <w:bCs/>
-        </w:rPr>
-        <w:t>System Hardware Architecture</w:t>
+        <w:t>c. System Hardware Architecture</w:t>
       </w:r>
     </w:p>
     <w:p>
@@ -7889,39 +7284,7 @@
         <w:jc w:val="both"/>
       </w:pPr>
       <w:r>
-        <w:t xml:space="preserve">This Web Application </w:t>
-      </w:r>
-      <w:proofErr w:type="gramStart"/>
-      <w:r>
-        <w:t>is developed</w:t>
-      </w:r>
-      <w:proofErr w:type="gramEnd"/>
-      <w:r>
-        <w:t xml:space="preserve"> using free and open-source cross-platform web server solution stack for Windows WAMP. Front end application </w:t>
-      </w:r>
-      <w:proofErr w:type="gramStart"/>
-      <w:r>
-        <w:t>is developed</w:t>
-      </w:r>
-      <w:proofErr w:type="gramEnd"/>
-      <w:r>
-        <w:t xml:space="preserve"> using html, CSS, Javascript programming language. The data relieved by user interfaces </w:t>
-      </w:r>
-      <w:proofErr w:type="gramStart"/>
-      <w:r>
-        <w:t>are stored</w:t>
-      </w:r>
-      <w:proofErr w:type="gramEnd"/>
-      <w:r>
-        <w:t xml:space="preserve"> in the MySQL Server passing through Firewall. Apache Web Server will function as Web Server Software in the background. The application will </w:t>
-      </w:r>
-      <w:proofErr w:type="gramStart"/>
-      <w:r>
-        <w:t>be hosted</w:t>
-      </w:r>
-      <w:proofErr w:type="gramEnd"/>
-      <w:r>
-        <w:t xml:space="preserve"> on the Web using third-party service providers, where they implement Background Server for the backup purpose. Users may interact with the System using Workstation, Laptop or Smart phones.</w:t>
+        <w:t>This Web Application is developed using free and open-source cross-platform web server solution stack for Windows WAMP. Front end application is developed using html, CSS, Javascript programming language. The data relieved by user interfaces are stored in the MySQL Server passing through Firewall. Apache Web Server will function as Web Server Software in the background. The application will be hosted on the Web using third-party service providers, where they implement Background Server for the backup purpose. Users may interact with the System using Workstation, Laptop or Smart phones.</w:t>
       </w:r>
     </w:p>
     <w:p>
@@ -7953,14 +7316,7 @@
           <w:b/>
           <w:bCs/>
         </w:rPr>
-        <w:t xml:space="preserve">d. </w:t>
-      </w:r>
-      <w:r>
-        <w:rPr>
-          <w:b/>
-          <w:bCs/>
-        </w:rPr>
-        <w:t>External Interfaces</w:t>
+        <w:t>d. External Interfaces</w:t>
       </w:r>
     </w:p>
     <w:p>
@@ -8002,13 +7358,8 @@
         <w:jc w:val="both"/>
       </w:pPr>
       <w:r>
-        <w:t xml:space="preserve">Details of interface: Login Panel, Register Panel, Consumer Panel, former </w:t>
-      </w:r>
-      <w:proofErr w:type="gramStart"/>
-      <w:r>
-        <w:t>Panel</w:t>
-      </w:r>
-      <w:proofErr w:type="gramEnd"/>
+        <w:t>Details of interface: Login Panel, Register Panel, Consumer Panel, former Panel</w:t>
+      </w:r>
     </w:p>
     <w:p>
       <w:pPr>
@@ -8070,14 +7421,7 @@
           <w:b/>
           <w:bCs/>
         </w:rPr>
-        <w:t xml:space="preserve">a. </w:t>
-      </w:r>
-      <w:r>
-        <w:rPr>
-          <w:b/>
-          <w:bCs/>
-        </w:rPr>
-        <w:t>Context Flow Diagram</w:t>
+        <w:t>a. Context Flow Diagram</w:t>
       </w:r>
     </w:p>
     <w:p>
@@ -8098,31 +7442,7 @@
         <w:jc w:val="both"/>
       </w:pPr>
       <w:r>
-        <w:t xml:space="preserve">Context Flow Diagram is a top level (also known as level0) data flow diagram. It contains only one process node that generalizes the functions of the entire system in relationship to external entities. In the context diagram the entire system </w:t>
-      </w:r>
-      <w:proofErr w:type="gramStart"/>
-      <w:r>
-        <w:t>is treated</w:t>
-      </w:r>
-      <w:proofErr w:type="gramEnd"/>
-      <w:r>
-        <w:t xml:space="preserve"> as a single process and all its inputs, outputs, </w:t>
-      </w:r>
-      <w:proofErr w:type="gramStart"/>
-      <w:r>
-        <w:t>sinks</w:t>
-      </w:r>
-      <w:proofErr w:type="gramEnd"/>
-      <w:r>
-        <w:t xml:space="preserve"> and sources </w:t>
-      </w:r>
-      <w:proofErr w:type="gramStart"/>
-      <w:r>
-        <w:t>are identified</w:t>
-      </w:r>
-      <w:proofErr w:type="gramEnd"/>
-      <w:r>
-        <w:t>.</w:t>
+        <w:t>Context Flow Diagram is a top level (also known as level0) data flow diagram. It contains only one process node that generalizes the functions of the entire system in relationship to external entities. In the context diagram the entire system is treated as a single process and all its inputs, outputs, sinks and sources are identified.</w:t>
       </w:r>
     </w:p>
     <w:p>
@@ -8293,14 +7613,7 @@
           <w:b/>
           <w:szCs w:val="36"/>
         </w:rPr>
-        <w:t xml:space="preserve">b. </w:t>
-      </w:r>
-      <w:r>
-        <w:rPr>
-          <w:b/>
-          <w:szCs w:val="36"/>
-        </w:rPr>
-        <w:t>Data Flow Diagrams</w:t>
+        <w:t>b. Data Flow Diagrams</w:t>
       </w:r>
     </w:p>
     <w:p>
@@ -8326,61 +7639,7 @@
         <w:rPr>
           <w:bCs/>
         </w:rPr>
-        <w:t xml:space="preserve">Data Flow Diagram is a graphical representation of a system or a portion of the system. It consists of data flow, process, sources and sink and stores all the description </w:t>
-      </w:r>
-      <w:proofErr w:type="gramStart"/>
-      <w:r>
-        <w:rPr>
-          <w:bCs/>
-        </w:rPr>
-        <w:t>through the use of</w:t>
-      </w:r>
-      <w:proofErr w:type="gramEnd"/>
-      <w:r>
-        <w:rPr>
-          <w:bCs/>
-        </w:rPr>
-        <w:t xml:space="preserve"> easily understandable symbols. DFD is one of the most important modeling tools. It issued to model the system, components that interact with the system, and uses the data and information flows in the system. DFD shows the information moves through, and how it </w:t>
-      </w:r>
-      <w:proofErr w:type="gramStart"/>
-      <w:r>
-        <w:rPr>
-          <w:bCs/>
-        </w:rPr>
-        <w:t>is modified</w:t>
-      </w:r>
-      <w:proofErr w:type="gramEnd"/>
-      <w:r>
-        <w:rPr>
-          <w:bCs/>
-        </w:rPr>
-        <w:t xml:space="preserve"> by a series of transformations. It is a graphical representation that depicts </w:t>
-      </w:r>
-      <w:r>
-        <w:rPr>
-          <w:bCs/>
-        </w:rPr>
-        <w:t>information that</w:t>
-      </w:r>
-      <w:r>
-        <w:rPr>
-          <w:bCs/>
-        </w:rPr>
-        <w:t xml:space="preserve"> moves from input to output. DFD is also known as bubble charts or Data Flows Graphs. DFD may </w:t>
-      </w:r>
-      <w:proofErr w:type="gramStart"/>
-      <w:r>
-        <w:rPr>
-          <w:bCs/>
-        </w:rPr>
-        <w:t>be used</w:t>
-      </w:r>
-      <w:proofErr w:type="gramEnd"/>
-      <w:r>
-        <w:rPr>
-          <w:bCs/>
-        </w:rPr>
-        <w:t xml:space="preserve"> to represent the system at any level of abstraction.</w:t>
+        <w:t>Data Flow Diagram is a graphical representation of a system or a portion of the system. It consists of data flow, process, sources and sink and stores all the description through the use of easily understandable symbols. DFD is one of the most important modeling tools. It issued to model the system, components that interact with the system, and uses the data and information flows in the system. DFD shows the information moves through, and how it is modified by a series of transformations. It is a graphical representation that depicts information that moves from input to output. DFD is also known as bubble charts or Data Flows Graphs. DFD may be used to represent the system at any level of abstraction.</w:t>
       </w:r>
     </w:p>
     <w:p>
@@ -8406,13 +7665,7 @@
         <w:rPr>
           <w:b/>
         </w:rPr>
-        <w:t xml:space="preserve">2.1.2.1. </w:t>
-      </w:r>
-      <w:r>
-        <w:rPr>
-          <w:b/>
-        </w:rPr>
-        <w:t>DFD (Level 1)</w:t>
+        <w:t>2.1.2.1. DFD (Level 1)</w:t>
       </w:r>
     </w:p>
     <w:p>
@@ -8581,30 +7834,15 @@
         <w:ind w:left="1440" w:right="283"/>
         <w:jc w:val="both"/>
         <w:rPr>
-          <w:bCs/>
-        </w:rPr>
-      </w:pPr>
-    </w:p>
-    <w:p>
-      <w:pPr>
-        <w:pStyle w:val="BodyText"/>
-        <w:ind w:left="1440" w:right="283"/>
-        <w:jc w:val="both"/>
-        <w:rPr>
-          <w:b/>
-        </w:rPr>
-      </w:pPr>
-      <w:r>
-        <w:rPr>
-          <w:b/>
-        </w:rPr>
-        <w:t xml:space="preserve">2.1.2.2. </w:t>
-      </w:r>
-      <w:r>
-        <w:rPr>
-          <w:b/>
-        </w:rPr>
-        <w:t>DFD (Level 2)</w:t>
+          <w:b/>
+        </w:rPr>
+      </w:pPr>
+      <w:r>
+        <w:rPr>
+          <w:b/>
+        </w:rPr>
+        <w:lastRenderedPageBreak/>
+        <w:t>2.1.2.2. DFD (Level 2)</w:t>
       </w:r>
     </w:p>
     <w:p>
@@ -9101,6 +8339,7 @@
           <w:b/>
           <w:szCs w:val="36"/>
         </w:rPr>
+        <w:lastRenderedPageBreak/>
         <w:t xml:space="preserve">2.2. </w:t>
       </w:r>
       <w:r>
@@ -9140,14 +8379,7 @@
           <w:b/>
           <w:szCs w:val="36"/>
         </w:rPr>
-        <w:t xml:space="preserve">2.2.1. </w:t>
-      </w:r>
-      <w:r>
-        <w:rPr>
-          <w:b/>
-          <w:szCs w:val="36"/>
-        </w:rPr>
-        <w:t>Database Identification</w:t>
+        <w:t>2.2.1. Database Identification</w:t>
       </w:r>
     </w:p>
     <w:p>
@@ -9247,35 +8479,33 @@
           <w:bCs/>
           <w:szCs w:val="36"/>
         </w:rPr>
-        <w:t xml:space="preserve">To name columns we use small </w:t>
-      </w:r>
-      <w:proofErr w:type="gramStart"/>
-      <w:r>
+        <w:t>To name columns we use small letters</w:t>
+      </w:r>
+    </w:p>
+    <w:p>
+      <w:pPr>
+        <w:pStyle w:val="BodyText"/>
         <w:rPr>
           <w:bCs/>
           <w:szCs w:val="36"/>
         </w:rPr>
-        <w:t>letters</w:t>
-      </w:r>
-      <w:proofErr w:type="gramEnd"/>
-    </w:p>
-    <w:p>
-      <w:pPr>
-        <w:pStyle w:val="BodyText"/>
+      </w:pPr>
+    </w:p>
+    <w:p>
+      <w:pPr>
+        <w:pStyle w:val="BodyText"/>
+        <w:rPr>
+          <w:b/>
+          <w:szCs w:val="36"/>
+        </w:rPr>
+      </w:pPr>
+      <w:r>
         <w:rPr>
           <w:bCs/>
           <w:szCs w:val="36"/>
         </w:rPr>
-      </w:pPr>
-    </w:p>
-    <w:p>
-      <w:pPr>
-        <w:pStyle w:val="BodyText"/>
-        <w:rPr>
-          <w:b/>
-          <w:szCs w:val="36"/>
-        </w:rPr>
-      </w:pPr>
+        <w:tab/>
+      </w:r>
       <w:r>
         <w:rPr>
           <w:bCs/>
@@ -9285,24 +8515,10 @@
       </w:r>
       <w:r>
         <w:rPr>
-          <w:bCs/>
+          <w:b/>
           <w:szCs w:val="36"/>
         </w:rPr>
-        <w:tab/>
-      </w:r>
-      <w:r>
-        <w:rPr>
-          <w:b/>
-          <w:szCs w:val="36"/>
-        </w:rPr>
-        <w:t xml:space="preserve">2.2.2. </w:t>
-      </w:r>
-      <w:r>
-        <w:rPr>
-          <w:b/>
-          <w:szCs w:val="36"/>
-        </w:rPr>
-        <w:t>Table Definition</w:t>
+        <w:t>2.2.2. Table Definition</w:t>
       </w:r>
     </w:p>
     <w:p>
@@ -13780,6 +12996,14 @@
           <w:lang w:eastAsia="en-IN"/>
         </w:rPr>
       </w:pPr>
+    </w:p>
+    <w:p>
+      <w:pPr>
+        <w:pStyle w:val="BodyText"/>
+        <w:rPr>
+          <w:lang w:eastAsia="en-IN"/>
+        </w:rPr>
+      </w:pPr>
       <w:r>
         <w:rPr>
           <w:lang w:eastAsia="en-IN"/>
@@ -19080,14 +18304,12 @@
         </w:rPr>
         <w:t xml:space="preserve">    </w:t>
       </w:r>
-      <w:proofErr w:type="gramStart"/>
       <w:r>
         <w:rPr>
           <w:lang w:eastAsia="en-IN"/>
         </w:rPr>
         <w:t>feedbacks</w:t>
       </w:r>
-      <w:proofErr w:type="gramEnd"/>
     </w:p>
     <w:tbl>
       <w:tblPr>
@@ -19937,19 +19159,8 @@
                 <w:szCs w:val="24"/>
                 <w:lang w:eastAsia="en-IN"/>
               </w:rPr>
-              <w:t xml:space="preserve">To store to whom the feedback has </w:t>
-            </w:r>
-            <w:proofErr w:type="gramStart"/>
-            <w:r>
-              <w:rPr>
-                <w:color w:val="000000"/>
-                <w:sz w:val="24"/>
-                <w:szCs w:val="24"/>
-                <w:lang w:eastAsia="en-IN"/>
-              </w:rPr>
-              <w:t>been sent</w:t>
-            </w:r>
-            <w:proofErr w:type="gramEnd"/>
+              <w:t>To store to whom the feedback has been sent</w:t>
+            </w:r>
           </w:p>
         </w:tc>
         <w:tc>
@@ -20160,27 +19371,7 @@
                 <w:szCs w:val="24"/>
                 <w:lang w:eastAsia="en-IN"/>
               </w:rPr>
-              <w:t xml:space="preserve">To </w:t>
-            </w:r>
-            <w:proofErr w:type="gramStart"/>
-            <w:r>
-              <w:rPr>
-                <w:color w:val="000000"/>
-                <w:sz w:val="24"/>
-                <w:szCs w:val="24"/>
-                <w:lang w:eastAsia="en-IN"/>
-              </w:rPr>
-              <w:t>store</w:t>
-            </w:r>
-            <w:proofErr w:type="gramEnd"/>
-            <w:r>
-              <w:rPr>
-                <w:color w:val="000000"/>
-                <w:sz w:val="24"/>
-                <w:szCs w:val="24"/>
-                <w:lang w:eastAsia="en-IN"/>
-              </w:rPr>
-              <w:t xml:space="preserve"> Feedback Subject</w:t>
+              <w:t>To store Feedback Subject</w:t>
             </w:r>
           </w:p>
         </w:tc>
@@ -30660,35 +29851,17 @@
           <w:szCs w:val="36"/>
         </w:rPr>
         <w:tab/>
-        <w:t xml:space="preserve">2.3.3. </w:t>
-      </w:r>
-      <w:r>
+        <w:t>2.3.3. ER diagram</w:t>
+      </w:r>
+    </w:p>
+    <w:p>
+      <w:pPr>
+        <w:pStyle w:val="BodyText"/>
         <w:rPr>
           <w:b/>
           <w:bCs/>
           <w:szCs w:val="36"/>
         </w:rPr>
-        <w:t xml:space="preserve">ER </w:t>
-      </w:r>
-      <w:proofErr w:type="gramStart"/>
-      <w:r>
-        <w:rPr>
-          <w:b/>
-          <w:bCs/>
-          <w:szCs w:val="36"/>
-        </w:rPr>
-        <w:t>diagram</w:t>
-      </w:r>
-      <w:proofErr w:type="gramEnd"/>
-    </w:p>
-    <w:p>
-      <w:pPr>
-        <w:pStyle w:val="BodyText"/>
-        <w:rPr>
-          <w:b/>
-          <w:bCs/>
-          <w:szCs w:val="36"/>
-        </w:rPr>
       </w:pPr>
     </w:p>
     <w:p>
@@ -30698,31 +29871,7 @@
         <w:jc w:val="both"/>
       </w:pPr>
       <w:r>
-        <w:t xml:space="preserve">Entity relationship diagram </w:t>
-      </w:r>
-      <w:proofErr w:type="gramStart"/>
-      <w:r>
-        <w:t>is used</w:t>
-      </w:r>
-      <w:proofErr w:type="gramEnd"/>
-      <w:r>
-        <w:t xml:space="preserve"> in modern database software engineering to illustrate logical structure of database. It is a relational schema database modelling method used to model a system and approach. This approach </w:t>
-      </w:r>
-      <w:proofErr w:type="gramStart"/>
-      <w:r>
-        <w:t>is commonly used</w:t>
-      </w:r>
-      <w:proofErr w:type="gramEnd"/>
-      <w:r>
-        <w:t xml:space="preserve"> in database design. The diagram created using this method </w:t>
-      </w:r>
-      <w:proofErr w:type="gramStart"/>
-      <w:r>
-        <w:t>is called</w:t>
-      </w:r>
-      <w:proofErr w:type="gramEnd"/>
-      <w:r>
-        <w:t xml:space="preserve"> the E-R diagram.</w:t>
+        <w:t>Entity relationship diagram is used in modern database software engineering to illustrate logical structure of database. It is a relational schema database modelling method used to model a system and approach. This approach is commonly used in database design. The diagram created using this method is called the E-R diagram.</w:t>
       </w:r>
     </w:p>
     <w:p>
@@ -30732,39 +29881,7 @@
         <w:jc w:val="both"/>
       </w:pPr>
       <w:r>
-        <w:t xml:space="preserve">An entity-relationship (ER) diagram is a specialized graphic that illustrates the relationships between entities in a database. ER diagrams often use symbols to represent three </w:t>
-      </w:r>
-      <w:proofErr w:type="gramStart"/>
-      <w:r>
-        <w:t>different types</w:t>
-      </w:r>
-      <w:proofErr w:type="gramEnd"/>
-      <w:r>
-        <w:t xml:space="preserve"> of information. Boxes </w:t>
-      </w:r>
-      <w:proofErr w:type="gramStart"/>
-      <w:r>
-        <w:t>are commonly used</w:t>
-      </w:r>
-      <w:proofErr w:type="gramEnd"/>
-      <w:r>
-        <w:t xml:space="preserve"> to represent entities. Diamonds </w:t>
-      </w:r>
-      <w:proofErr w:type="gramStart"/>
-      <w:r>
-        <w:t>are normally used</w:t>
-      </w:r>
-      <w:proofErr w:type="gramEnd"/>
-      <w:r>
-        <w:t xml:space="preserve"> to represent relationships and ovals </w:t>
-      </w:r>
-      <w:proofErr w:type="gramStart"/>
-      <w:r>
-        <w:t>are used</w:t>
-      </w:r>
-      <w:proofErr w:type="gramEnd"/>
-      <w:r>
-        <w:t xml:space="preserve"> to represent attributes.</w:t>
+        <w:t>An entity-relationship (ER) diagram is a specialized graphic that illustrates the relationships between entities in a database. ER diagrams often use symbols to represent three different types of information. Boxes are commonly used to represent entities. Diamonds are normally used to represent relationships and ovals are used to represent attributes.</w:t>
       </w:r>
     </w:p>
     <w:p>
@@ -30877,15 +29994,7 @@
           <w:color w:val="FF0000"/>
           <w:sz w:val="18"/>
         </w:rPr>
-        <w:t>8 ER</w:t>
-      </w:r>
-      <w:r>
-        <w:rPr>
-          <w:b/>
-          <w:color w:val="FF0000"/>
-          <w:sz w:val="18"/>
-        </w:rPr>
-        <w:t xml:space="preserve"> diagram</w:t>
+        <w:t>8 ER diagram</w:t>
       </w:r>
     </w:p>
     <w:p>
@@ -30912,14 +30021,7 @@
           <w:b/>
           <w:bCs/>
         </w:rPr>
-        <w:t xml:space="preserve">2.4. </w:t>
-      </w:r>
-      <w:r>
-        <w:rPr>
-          <w:b/>
-          <w:bCs/>
-        </w:rPr>
-        <w:t>Detailed Design</w:t>
+        <w:t>2.4. Detailed Design</w:t>
       </w:r>
     </w:p>
     <w:p>
@@ -31002,13 +30104,7 @@
         <w:rPr>
           <w:spacing w:val="-1"/>
         </w:rPr>
-        <w:t xml:space="preserve">2.4.1.1.1. </w:t>
-      </w:r>
-      <w:r>
-        <w:rPr>
-          <w:spacing w:val="-1"/>
-        </w:rPr>
-        <w:t>Design assumptions</w:t>
+        <w:t>2.4.1.1.1. Design assumptions</w:t>
       </w:r>
     </w:p>
     <w:p>
@@ -31024,35 +30120,7 @@
         <w:rPr>
           <w:spacing w:val="-1"/>
         </w:rPr>
-        <w:t xml:space="preserve">This module </w:t>
-      </w:r>
-      <w:proofErr w:type="gramStart"/>
-      <w:r>
-        <w:rPr>
-          <w:spacing w:val="-1"/>
-        </w:rPr>
-        <w:t>is designed</w:t>
-      </w:r>
-      <w:proofErr w:type="gramEnd"/>
-      <w:r>
-        <w:rPr>
-          <w:spacing w:val="-1"/>
-        </w:rPr>
-        <w:t xml:space="preserve"> in such a way that it allows the administrator to use any of the options easily so that he can add, delete, </w:t>
-      </w:r>
-      <w:proofErr w:type="gramStart"/>
-      <w:r>
-        <w:rPr>
-          <w:spacing w:val="-1"/>
-        </w:rPr>
-        <w:t>modify</w:t>
-      </w:r>
-      <w:proofErr w:type="gramEnd"/>
-      <w:r>
-        <w:rPr>
-          <w:spacing w:val="-1"/>
-        </w:rPr>
-        <w:t xml:space="preserve"> or update any details. Admin module enables the admin to have control over the users and service providers.</w:t>
+        <w:t>This module is designed in such a way that it allows the administrator to use any of the options easily so that he can add, delete, modify or update any details. Admin module enables the admin to have control over the users and service providers.</w:t>
       </w:r>
     </w:p>
     <w:p>
@@ -31090,15 +30158,7 @@
           <w:bCs/>
           <w:spacing w:val="-1"/>
         </w:rPr>
-        <w:t xml:space="preserve"> 2.4.1.2. </w:t>
-      </w:r>
-      <w:r>
-        <w:rPr>
-          <w:b/>
-          <w:bCs/>
-          <w:spacing w:val="-1"/>
-        </w:rPr>
-        <w:t>Functional Component 1: Farmer</w:t>
+        <w:t xml:space="preserve"> 2.4.1.2. Functional Component 1: Farmer</w:t>
       </w:r>
     </w:p>
     <w:p>
@@ -31124,13 +30184,7 @@
         <w:rPr>
           <w:spacing w:val="-1"/>
         </w:rPr>
-        <w:t xml:space="preserve">2.4.1.2.1. </w:t>
-      </w:r>
-      <w:r>
-        <w:rPr>
-          <w:spacing w:val="-1"/>
-        </w:rPr>
-        <w:t>Design assumptions</w:t>
+        <w:t>2.4.1.2.1. Design assumptions</w:t>
       </w:r>
     </w:p>
     <w:p>
@@ -31146,49 +30200,7 @@
         <w:rPr>
           <w:spacing w:val="-1"/>
         </w:rPr>
-        <w:t xml:space="preserve">This module </w:t>
-      </w:r>
-      <w:proofErr w:type="gramStart"/>
-      <w:r>
-        <w:rPr>
-          <w:spacing w:val="-1"/>
-        </w:rPr>
-        <w:t>is designed</w:t>
-      </w:r>
-      <w:proofErr w:type="gramEnd"/>
-      <w:r>
-        <w:rPr>
-          <w:spacing w:val="-1"/>
-        </w:rPr>
-        <w:t xml:space="preserve"> with an intention to allow Farmer to login, maintain their account, search for </w:t>
-      </w:r>
-      <w:proofErr w:type="gramStart"/>
-      <w:r>
-        <w:rPr>
-          <w:spacing w:val="-1"/>
-        </w:rPr>
-        <w:t>crops</w:t>
-      </w:r>
-      <w:proofErr w:type="gramEnd"/>
-      <w:r>
-        <w:rPr>
-          <w:spacing w:val="-1"/>
-        </w:rPr>
-        <w:t xml:space="preserve"> and update the product details. Farmer module </w:t>
-      </w:r>
-      <w:proofErr w:type="gramStart"/>
-      <w:r>
-        <w:rPr>
-          <w:spacing w:val="-1"/>
-        </w:rPr>
-        <w:t>is designed</w:t>
-      </w:r>
-      <w:proofErr w:type="gramEnd"/>
-      <w:r>
-        <w:rPr>
-          <w:spacing w:val="-1"/>
-        </w:rPr>
-        <w:t xml:space="preserve"> in such a way that it will be user friendly.</w:t>
+        <w:t>This module is designed with an intention to allow Farmer to login, maintain their account, search for crops and update the product details. Farmer module is designed in such a way that it will be user friendly.</w:t>
       </w:r>
     </w:p>
     <w:p>
@@ -31221,15 +30233,6 @@
         <w:pStyle w:val="BodyText"/>
         <w:ind w:right="283"/>
         <w:rPr>
-          <w:spacing w:val="-1"/>
-        </w:rPr>
-      </w:pPr>
-    </w:p>
-    <w:p>
-      <w:pPr>
-        <w:pStyle w:val="BodyText"/>
-        <w:ind w:right="283"/>
-        <w:rPr>
           <w:b/>
           <w:bCs/>
         </w:rPr>
@@ -31239,6 +30242,7 @@
           <w:b/>
           <w:bCs/>
         </w:rPr>
+        <w:lastRenderedPageBreak/>
         <w:tab/>
         <w:t xml:space="preserve">   2.4.1.3. </w:t>
       </w:r>
@@ -31274,10 +30278,7 @@
         <w:t xml:space="preserve">    </w:t>
       </w:r>
       <w:r>
-        <w:t xml:space="preserve"> 2.4.1.3.1. </w:t>
-      </w:r>
-      <w:r>
-        <w:t>Design assumptions</w:t>
+        <w:t xml:space="preserve"> 2.4.1.3.1. Design assumptions</w:t>
       </w:r>
     </w:p>
     <w:p>
@@ -31293,27 +30294,7 @@
         <w:jc w:val="both"/>
       </w:pPr>
       <w:r>
-        <w:t xml:space="preserve">This module </w:t>
-      </w:r>
-      <w:proofErr w:type="gramStart"/>
-      <w:r>
-        <w:t>is designed</w:t>
-      </w:r>
-      <w:proofErr w:type="gramEnd"/>
-      <w:r>
-        <w:t xml:space="preserve"> to enable the consumer to create and maintain their account and input required details. This module will provide details of </w:t>
-      </w:r>
-      <w:r>
-        <w:t>crops and</w:t>
-      </w:r>
-      <w:r>
-        <w:t xml:space="preserve"> the facility to login to their account. Consumer will be able to input or update data easily by filling </w:t>
-      </w:r>
-      <w:r>
-        <w:t>in</w:t>
-      </w:r>
-      <w:r>
-        <w:t xml:space="preserve"> the given form.</w:t>
+        <w:t>This module is designed to enable the consumer to create and maintain their account and input required details. This module will provide details of crops and the facility to login to their account. Consumer will be able to input or update data easily by filling in the given form.</w:t>
       </w:r>
     </w:p>
     <w:p>
@@ -31328,13 +30309,6 @@
         <w:pStyle w:val="BodyText"/>
         <w:ind w:right="283"/>
         <w:jc w:val="both"/>
-      </w:pPr>
-    </w:p>
-    <w:p>
-      <w:pPr>
-        <w:pStyle w:val="BodyText"/>
-        <w:ind w:right="283"/>
-        <w:jc w:val="both"/>
         <w:rPr>
           <w:b/>
           <w:bCs/>
@@ -31348,24 +30322,8 @@
           <w:b/>
           <w:bCs/>
         </w:rPr>
-        <w:t xml:space="preserve">2.4.2. </w:t>
-      </w:r>
-      <w:r>
-        <w:rPr>
-          <w:b/>
-          <w:bCs/>
-        </w:rPr>
-        <w:t xml:space="preserve">Structure chart showing the hierarchy of </w:t>
-      </w:r>
-      <w:proofErr w:type="gramStart"/>
-      <w:r>
-        <w:rPr>
-          <w:b/>
-          <w:bCs/>
-        </w:rPr>
-        <w:t>modules</w:t>
-      </w:r>
-      <w:proofErr w:type="gramEnd"/>
+        <w:t>2.4.2. Structure chart showing the hierarchy of modules</w:t>
+      </w:r>
     </w:p>
     <w:p>
       <w:pPr>
@@ -31959,6 +30917,26 @@
           <w:bCs/>
         </w:rPr>
       </w:pPr>
+    </w:p>
+    <w:p>
+      <w:pPr>
+        <w:pStyle w:val="BodyText"/>
+        <w:ind w:right="283"/>
+        <w:rPr>
+          <w:b/>
+          <w:bCs/>
+        </w:rPr>
+      </w:pPr>
+    </w:p>
+    <w:p>
+      <w:pPr>
+        <w:pStyle w:val="BodyText"/>
+        <w:ind w:right="283"/>
+        <w:rPr>
+          <w:b/>
+          <w:bCs/>
+        </w:rPr>
+      </w:pPr>
       <w:r>
         <w:rPr>
           <w:b/>
@@ -32657,18 +31635,6 @@
     <w:p>
       <w:pPr>
         <w:pStyle w:val="BodyText"/>
-        <w:ind w:right="283"/>
-        <w:jc w:val="both"/>
-        <w:rPr>
-          <w:b/>
-          <w:color w:val="FF0000"/>
-          <w:sz w:val="18"/>
-        </w:rPr>
-      </w:pPr>
-    </w:p>
-    <w:p>
-      <w:pPr>
-        <w:pStyle w:val="BodyText"/>
         <w:ind w:right="283" w:firstLine="720"/>
         <w:jc w:val="both"/>
         <w:rPr>
@@ -32681,6 +31647,7 @@
           <w:b/>
           <w:szCs w:val="36"/>
         </w:rPr>
+        <w:lastRenderedPageBreak/>
         <w:t xml:space="preserve">  </w:t>
       </w:r>
       <w:r>
@@ -32688,14 +31655,7 @@
           <w:b/>
           <w:szCs w:val="36"/>
         </w:rPr>
-        <w:t xml:space="preserve">2.4.2.4. </w:t>
-      </w:r>
-      <w:r>
-        <w:rPr>
-          <w:b/>
-          <w:szCs w:val="36"/>
-        </w:rPr>
-        <w:t>Data Structures shared among modules</w:t>
+        <w:t>2.4.2.4. Data Structures shared among modules</w:t>
       </w:r>
     </w:p>
     <w:p>
@@ -32800,14 +31760,7 @@
           <w:b/>
           <w:szCs w:val="36"/>
         </w:rPr>
-        <w:t xml:space="preserve">2.4.3. </w:t>
-      </w:r>
-      <w:r>
-        <w:rPr>
-          <w:b/>
-          <w:szCs w:val="36"/>
-        </w:rPr>
-        <w:t>Procedural details (Flow Chart) of components</w:t>
+        <w:t>2.4.3. Procedural details (Flow Chart) of components</w:t>
       </w:r>
     </w:p>
     <w:p>
@@ -33077,11 +32030,9 @@
         </w:rPr>
         <w:t xml:space="preserve"> </w:t>
       </w:r>
-      <w:proofErr w:type="gramStart"/>
       <w:r>
         <w:t>interfaces</w:t>
       </w:r>
-      <w:proofErr w:type="gramEnd"/>
     </w:p>
     <w:p>
       <w:pPr>
@@ -33106,7 +32057,6 @@
         </w:rPr>
         <w:t xml:space="preserve"> </w:t>
       </w:r>
-      <w:proofErr w:type="gramStart"/>
       <w:r>
         <w:t>is</w:t>
       </w:r>
@@ -33117,17 +32067,8 @@
         <w:t xml:space="preserve"> </w:t>
       </w:r>
       <w:r>
-        <w:t>provided</w:t>
-      </w:r>
-      <w:proofErr w:type="gramEnd"/>
-      <w:r>
-        <w:t xml:space="preserve"> to add the </w:t>
-      </w:r>
-      <w:proofErr w:type="gramStart"/>
-      <w:r>
-        <w:t>details</w:t>
-      </w:r>
-      <w:proofErr w:type="gramEnd"/>
+        <w:t>provided to add the details</w:t>
+      </w:r>
       <w:r>
         <w:rPr>
           <w:spacing w:val="-4"/>
@@ -33285,23 +32226,26 @@
           <w:szCs w:val="36"/>
         </w:rPr>
       </w:pPr>
-      <w:r>
+    </w:p>
+    <w:p>
+      <w:pPr>
+        <w:pStyle w:val="BodyText"/>
+        <w:spacing w:line="360" w:lineRule="auto"/>
+        <w:ind w:left="720" w:right="283" w:firstLine="720"/>
+        <w:jc w:val="both"/>
         <w:rPr>
           <w:b/>
           <w:szCs w:val="36"/>
         </w:rPr>
+      </w:pPr>
+      <w:r>
+        <w:rPr>
+          <w:b/>
+          <w:szCs w:val="36"/>
+        </w:rPr>
         <w:lastRenderedPageBreak/>
-        <w:t xml:space="preserve">View/add </w:t>
-      </w:r>
-      <w:proofErr w:type="gramStart"/>
-      <w:r>
-        <w:rPr>
-          <w:b/>
-          <w:szCs w:val="36"/>
-        </w:rPr>
-        <w:t>Consumer</w:t>
-      </w:r>
-      <w:proofErr w:type="gramEnd"/>
+        <w:t>View/add Consumer</w:t>
+      </w:r>
     </w:p>
     <w:p>
       <w:pPr>
@@ -33555,7 +32499,6 @@
         </w:rPr>
         <w:t xml:space="preserve"> </w:t>
       </w:r>
-      <w:proofErr w:type="gramStart"/>
       <w:r>
         <w:rPr>
           <w:b/>
@@ -33564,7 +32507,6 @@
         </w:rPr>
         <w:t>consumer</w:t>
       </w:r>
-      <w:proofErr w:type="gramEnd"/>
     </w:p>
     <w:p>
       <w:pPr>
@@ -33582,17 +32524,8 @@
           <w:bCs/>
           <w:szCs w:val="36"/>
         </w:rPr>
-        <w:t xml:space="preserve">File I/O </w:t>
-      </w:r>
-      <w:proofErr w:type="gramStart"/>
-      <w:r>
-        <w:rPr>
-          <w:bCs/>
-          <w:szCs w:val="36"/>
-        </w:rPr>
-        <w:t>interfaces</w:t>
-      </w:r>
-      <w:proofErr w:type="gramEnd"/>
+        <w:t>File I/O interfaces</w:t>
+      </w:r>
     </w:p>
     <w:p>
       <w:pPr>
@@ -33610,17 +32543,8 @@
           <w:bCs/>
           <w:szCs w:val="36"/>
         </w:rPr>
-        <w:t xml:space="preserve">                        The farmer can view the details of </w:t>
-      </w:r>
-      <w:proofErr w:type="gramStart"/>
-      <w:r>
-        <w:rPr>
-          <w:bCs/>
-          <w:szCs w:val="36"/>
-        </w:rPr>
-        <w:t>customers</w:t>
-      </w:r>
-      <w:proofErr w:type="gramEnd"/>
+        <w:t xml:space="preserve">                        The farmer can view the details of customers</w:t>
+      </w:r>
     </w:p>
     <w:p>
       <w:pPr>
@@ -33706,14 +32630,7 @@
           <w:szCs w:val="36"/>
         </w:rPr>
         <w:lastRenderedPageBreak/>
-        <w:t>View/</w:t>
-      </w:r>
-      <w:r>
-        <w:rPr>
-          <w:b/>
-          <w:szCs w:val="36"/>
-        </w:rPr>
-        <w:t>Add Product</w:t>
+        <w:t>View/Add Product</w:t>
       </w:r>
     </w:p>
     <w:p>
@@ -33913,7 +32830,38 @@
           <w:sz w:val="18"/>
           <w:szCs w:val="18"/>
         </w:rPr>
-        <w:t>4 flow</w:t>
+        <w:t xml:space="preserve">4 flow </w:t>
+      </w:r>
+      <w:r>
+        <w:rPr>
+          <w:b/>
+          <w:bCs/>
+          <w:color w:val="EE0000"/>
+          <w:sz w:val="18"/>
+          <w:szCs w:val="18"/>
+        </w:rPr>
+        <w:t>chart</w:t>
+      </w:r>
+      <w:r>
+        <w:rPr>
+          <w:b/>
+          <w:bCs/>
+          <w:color w:val="EE0000"/>
+          <w:spacing w:val="-2"/>
+          <w:sz w:val="18"/>
+          <w:szCs w:val="18"/>
+        </w:rPr>
+        <w:t xml:space="preserve"> </w:t>
+      </w:r>
+      <w:r>
+        <w:rPr>
+          <w:b/>
+          <w:bCs/>
+          <w:color w:val="EE0000"/>
+          <w:sz w:val="18"/>
+          <w:szCs w:val="18"/>
+        </w:rPr>
+        <w:t>of</w:t>
       </w:r>
       <w:r>
         <w:rPr>
@@ -33934,48 +32882,6 @@
           <w:sz w:val="18"/>
           <w:szCs w:val="18"/>
         </w:rPr>
-        <w:t>chart</w:t>
-      </w:r>
-      <w:r>
-        <w:rPr>
-          <w:b/>
-          <w:bCs/>
-          <w:color w:val="EE0000"/>
-          <w:spacing w:val="-2"/>
-          <w:sz w:val="18"/>
-          <w:szCs w:val="18"/>
-        </w:rPr>
-        <w:t xml:space="preserve"> </w:t>
-      </w:r>
-      <w:r>
-        <w:rPr>
-          <w:b/>
-          <w:bCs/>
-          <w:color w:val="EE0000"/>
-          <w:sz w:val="18"/>
-          <w:szCs w:val="18"/>
-        </w:rPr>
-        <w:t>of</w:t>
-      </w:r>
-      <w:r>
-        <w:rPr>
-          <w:b/>
-          <w:bCs/>
-          <w:color w:val="EE0000"/>
-          <w:spacing w:val="-3"/>
-          <w:sz w:val="18"/>
-          <w:szCs w:val="18"/>
-        </w:rPr>
-        <w:t xml:space="preserve"> </w:t>
-      </w:r>
-      <w:r>
-        <w:rPr>
-          <w:b/>
-          <w:bCs/>
-          <w:color w:val="EE0000"/>
-          <w:sz w:val="18"/>
-          <w:szCs w:val="18"/>
-        </w:rPr>
         <w:t>the</w:t>
       </w:r>
       <w:r>
@@ -34016,17 +32922,8 @@
           <w:bCs/>
           <w:szCs w:val="36"/>
         </w:rPr>
-        <w:t xml:space="preserve">File I/O </w:t>
-      </w:r>
-      <w:proofErr w:type="gramStart"/>
-      <w:r>
-        <w:rPr>
-          <w:bCs/>
-          <w:szCs w:val="36"/>
-        </w:rPr>
-        <w:t>interfaces</w:t>
-      </w:r>
-      <w:proofErr w:type="gramEnd"/>
+        <w:t>File I/O interfaces</w:t>
+      </w:r>
     </w:p>
     <w:p>
       <w:pPr>
@@ -34044,17 +32941,8 @@
           <w:bCs/>
           <w:szCs w:val="36"/>
         </w:rPr>
-        <w:t xml:space="preserve">The farmer can add and view the product </w:t>
-      </w:r>
-      <w:proofErr w:type="gramStart"/>
-      <w:r>
-        <w:rPr>
-          <w:bCs/>
-          <w:szCs w:val="36"/>
-        </w:rPr>
-        <w:t>details</w:t>
-      </w:r>
-      <w:proofErr w:type="gramEnd"/>
+        <w:t>The farmer can add and view the product details</w:t>
+      </w:r>
     </w:p>
     <w:p>
       <w:pPr>
@@ -34195,40 +33083,63 @@
           <w:bCs/>
           <w:szCs w:val="36"/>
         </w:rPr>
-        <w:t>Inputs: bidding_</w:t>
-      </w:r>
-      <w:proofErr w:type="gramStart"/>
+        <w:t xml:space="preserve">Inputs: </w:t>
+      </w:r>
+      <w:proofErr w:type="spellStart"/>
       <w:r>
         <w:rPr>
           <w:bCs/>
           <w:szCs w:val="36"/>
         </w:rPr>
-        <w:t>id,view</w:t>
-      </w:r>
-      <w:proofErr w:type="gramEnd"/>
+        <w:t>bidding_</w:t>
+      </w:r>
+      <w:proofErr w:type="gramStart"/>
       <w:r>
         <w:rPr>
           <w:bCs/>
           <w:szCs w:val="36"/>
         </w:rPr>
-        <w:t>_</w:t>
-      </w:r>
-      <w:proofErr w:type="gramStart"/>
+        <w:t>id,view</w:t>
+      </w:r>
+      <w:proofErr w:type="gramEnd"/>
       <w:r>
         <w:rPr>
           <w:bCs/>
           <w:szCs w:val="36"/>
         </w:rPr>
-        <w:t>bidding,add</w:t>
-      </w:r>
-      <w:proofErr w:type="gramEnd"/>
+        <w:t>_</w:t>
+      </w:r>
       <w:r>
         <w:rPr>
           <w:bCs/>
           <w:szCs w:val="36"/>
         </w:rPr>
+        <w:t>bidding</w:t>
+      </w:r>
+      <w:proofErr w:type="spellEnd"/>
+      <w:r>
+        <w:rPr>
+          <w:bCs/>
+          <w:szCs w:val="36"/>
+        </w:rPr>
+        <w:t xml:space="preserve">, </w:t>
+      </w:r>
+      <w:proofErr w:type="spellStart"/>
+      <w:r>
+        <w:rPr>
+          <w:bCs/>
+          <w:szCs w:val="36"/>
+        </w:rPr>
+        <w:t>add</w:t>
+      </w:r>
+      <w:r>
+        <w:rPr>
+          <w:bCs/>
+          <w:szCs w:val="36"/>
+        </w:rPr>
         <w:t>_bidding</w:t>
       </w:r>
+      <w:proofErr w:type="spellEnd"/>
     </w:p>
     <w:p>
       <w:pPr>
@@ -34447,17 +33358,8 @@
           <w:bCs/>
           <w:szCs w:val="36"/>
         </w:rPr>
-        <w:t xml:space="preserve">File I/O </w:t>
-      </w:r>
-      <w:proofErr w:type="gramStart"/>
-      <w:r>
-        <w:rPr>
-          <w:bCs/>
-          <w:szCs w:val="36"/>
-        </w:rPr>
-        <w:t>interfaces</w:t>
-      </w:r>
-      <w:proofErr w:type="gramEnd"/>
+        <w:t>File I/O interfaces</w:t>
+      </w:r>
     </w:p>
     <w:p>
       <w:pPr>
@@ -34475,17 +33377,8 @@
           <w:bCs/>
           <w:szCs w:val="36"/>
         </w:rPr>
-        <w:t xml:space="preserve">They can add and view the bidding and read the bidding done by the </w:t>
-      </w:r>
-      <w:proofErr w:type="gramStart"/>
-      <w:r>
-        <w:rPr>
-          <w:bCs/>
-          <w:szCs w:val="36"/>
-        </w:rPr>
-        <w:t>farmer</w:t>
-      </w:r>
-      <w:proofErr w:type="gramEnd"/>
+        <w:t>They can add and view the bidding and read the bidding done by the farmer</w:t>
+      </w:r>
     </w:p>
     <w:p>
       <w:pPr>
@@ -34595,14 +33488,7 @@
           <w:szCs w:val="36"/>
         </w:rPr>
         <w:lastRenderedPageBreak/>
-        <w:t>O</w:t>
-      </w:r>
-      <w:r>
-        <w:rPr>
-          <w:b/>
-          <w:szCs w:val="36"/>
-        </w:rPr>
-        <w:t>rder</w:t>
+        <w:t>Order</w:t>
       </w:r>
     </w:p>
     <w:p>
@@ -34766,7 +33652,38 @@
           <w:sz w:val="18"/>
           <w:szCs w:val="18"/>
         </w:rPr>
-        <w:t>6 flow</w:t>
+        <w:t xml:space="preserve">6 flow </w:t>
+      </w:r>
+      <w:r>
+        <w:rPr>
+          <w:b/>
+          <w:bCs/>
+          <w:color w:val="EE0000"/>
+          <w:sz w:val="18"/>
+          <w:szCs w:val="18"/>
+        </w:rPr>
+        <w:t>chart</w:t>
+      </w:r>
+      <w:r>
+        <w:rPr>
+          <w:b/>
+          <w:bCs/>
+          <w:color w:val="EE0000"/>
+          <w:spacing w:val="-2"/>
+          <w:sz w:val="18"/>
+          <w:szCs w:val="18"/>
+        </w:rPr>
+        <w:t xml:space="preserve"> </w:t>
+      </w:r>
+      <w:r>
+        <w:rPr>
+          <w:b/>
+          <w:bCs/>
+          <w:color w:val="EE0000"/>
+          <w:sz w:val="18"/>
+          <w:szCs w:val="18"/>
+        </w:rPr>
+        <w:t>of</w:t>
       </w:r>
       <w:r>
         <w:rPr>
@@ -34787,48 +33704,6 @@
           <w:sz w:val="18"/>
           <w:szCs w:val="18"/>
         </w:rPr>
-        <w:t>chart</w:t>
-      </w:r>
-      <w:r>
-        <w:rPr>
-          <w:b/>
-          <w:bCs/>
-          <w:color w:val="EE0000"/>
-          <w:spacing w:val="-2"/>
-          <w:sz w:val="18"/>
-          <w:szCs w:val="18"/>
-        </w:rPr>
-        <w:t xml:space="preserve"> </w:t>
-      </w:r>
-      <w:r>
-        <w:rPr>
-          <w:b/>
-          <w:bCs/>
-          <w:color w:val="EE0000"/>
-          <w:sz w:val="18"/>
-          <w:szCs w:val="18"/>
-        </w:rPr>
-        <w:t>of</w:t>
-      </w:r>
-      <w:r>
-        <w:rPr>
-          <w:b/>
-          <w:bCs/>
-          <w:color w:val="EE0000"/>
-          <w:spacing w:val="-3"/>
-          <w:sz w:val="18"/>
-          <w:szCs w:val="18"/>
-        </w:rPr>
-        <w:t xml:space="preserve"> </w:t>
-      </w:r>
-      <w:r>
-        <w:rPr>
-          <w:b/>
-          <w:bCs/>
-          <w:color w:val="EE0000"/>
-          <w:sz w:val="18"/>
-          <w:szCs w:val="18"/>
-        </w:rPr>
         <w:t>the</w:t>
       </w:r>
       <w:r>
@@ -34881,17 +33756,8 @@
           <w:bCs/>
           <w:szCs w:val="36"/>
         </w:rPr>
-        <w:t xml:space="preserve">File I/O </w:t>
-      </w:r>
-      <w:proofErr w:type="gramStart"/>
-      <w:r>
-        <w:rPr>
-          <w:bCs/>
-          <w:szCs w:val="36"/>
-        </w:rPr>
-        <w:t>interfaces</w:t>
-      </w:r>
-      <w:proofErr w:type="gramEnd"/>
+        <w:t>File I/O interfaces</w:t>
+      </w:r>
     </w:p>
     <w:p>
       <w:pPr>
@@ -34909,31 +33775,8 @@
           <w:bCs/>
           <w:szCs w:val="36"/>
         </w:rPr>
-        <w:t xml:space="preserve">The user can log into the </w:t>
-      </w:r>
-      <w:r>
-        <w:rPr>
-          <w:bCs/>
-          <w:szCs w:val="36"/>
-        </w:rPr>
-        <w:t>system,</w:t>
-      </w:r>
-      <w:r>
-        <w:rPr>
-          <w:bCs/>
-          <w:szCs w:val="36"/>
-        </w:rPr>
-        <w:t xml:space="preserve"> and they can view the order </w:t>
-      </w:r>
-      <w:proofErr w:type="gramStart"/>
-      <w:r>
-        <w:rPr>
-          <w:bCs/>
-          <w:szCs w:val="36"/>
-        </w:rPr>
-        <w:t>details</w:t>
-      </w:r>
-      <w:proofErr w:type="gramEnd"/>
+        <w:t>The user can log into the system, and they can view the order details</w:t>
+      </w:r>
     </w:p>
     <w:p>
       <w:pPr>
@@ -34951,14 +33794,7 @@
           <w:bCs/>
           <w:szCs w:val="36"/>
         </w:rPr>
-        <w:t>Output</w:t>
-      </w:r>
-      <w:r>
-        <w:rPr>
-          <w:bCs/>
-          <w:szCs w:val="36"/>
-        </w:rPr>
-        <w:t>: order details</w:t>
+        <w:t>Output: order details</w:t>
       </w:r>
     </w:p>
     <w:p>
@@ -35110,14 +33946,7 @@
           <w:szCs w:val="36"/>
         </w:rPr>
         <w:lastRenderedPageBreak/>
-        <w:t>O</w:t>
-      </w:r>
-      <w:r>
-        <w:rPr>
-          <w:b/>
-          <w:szCs w:val="36"/>
-        </w:rPr>
-        <w:t>rder</w:t>
+        <w:t>Order</w:t>
       </w:r>
     </w:p>
     <w:p>
@@ -35354,16 +34183,8 @@
         <w:rPr>
           <w:szCs w:val="36"/>
         </w:rPr>
-        <w:t xml:space="preserve">File I/O </w:t>
-      </w:r>
-      <w:proofErr w:type="gramStart"/>
-      <w:r>
-        <w:rPr>
-          <w:szCs w:val="36"/>
-        </w:rPr>
-        <w:t>interfaces</w:t>
-      </w:r>
-      <w:proofErr w:type="gramEnd"/>
+        <w:t>File I/O interfaces</w:t>
+      </w:r>
     </w:p>
     <w:p>
       <w:pPr>
@@ -35378,13 +34199,7 @@
         <w:rPr>
           <w:szCs w:val="36"/>
         </w:rPr>
-        <w:t xml:space="preserve">            To input the order of </w:t>
-      </w:r>
-      <w:r>
-        <w:rPr>
-          <w:szCs w:val="36"/>
-        </w:rPr>
-        <w:t>crops</w:t>
+        <w:t xml:space="preserve">            To input the order of crops</w:t>
       </w:r>
     </w:p>
     <w:p>
@@ -35406,13 +34221,7 @@
         <w:rPr>
           <w:szCs w:val="36"/>
         </w:rPr>
-        <w:t>Output</w:t>
-      </w:r>
-      <w:r>
-        <w:rPr>
-          <w:szCs w:val="36"/>
-        </w:rPr>
-        <w:t>: order details</w:t>
+        <w:t>Output: order details</w:t>
       </w:r>
     </w:p>
     <w:p>
@@ -35507,28 +34316,18 @@
       <w:pPr>
         <w:pStyle w:val="BodyText"/>
         <w:spacing w:line="360" w:lineRule="auto"/>
-        <w:ind w:right="283" w:firstLine="720"/>
-        <w:rPr>
-          <w:bCs/>
+        <w:ind w:left="720" w:right="283" w:firstLine="720"/>
+        <w:rPr>
+          <w:b/>
           <w:szCs w:val="36"/>
         </w:rPr>
       </w:pPr>
-    </w:p>
-    <w:p>
-      <w:pPr>
-        <w:pStyle w:val="BodyText"/>
-        <w:spacing w:line="360" w:lineRule="auto"/>
-        <w:ind w:left="720" w:right="283" w:firstLine="720"/>
+      <w:r>
         <w:rPr>
           <w:b/>
           <w:szCs w:val="36"/>
         </w:rPr>
-      </w:pPr>
-      <w:r>
-        <w:rPr>
-          <w:b/>
-          <w:szCs w:val="36"/>
-        </w:rPr>
+        <w:lastRenderedPageBreak/>
         <w:t>Product</w:t>
       </w:r>
     </w:p>
@@ -35654,7 +34453,26 @@
           <w:color w:val="EE0000"/>
           <w:spacing w:val="-3"/>
         </w:rPr>
-        <w:t>8 flow</w:t>
+        <w:t xml:space="preserve">8 flow </w:t>
+      </w:r>
+      <w:r>
+        <w:rPr>
+          <w:color w:val="EE0000"/>
+        </w:rPr>
+        <w:t>chart</w:t>
+      </w:r>
+      <w:r>
+        <w:rPr>
+          <w:color w:val="EE0000"/>
+          <w:spacing w:val="-2"/>
+        </w:rPr>
+        <w:t xml:space="preserve"> </w:t>
+      </w:r>
+      <w:r>
+        <w:rPr>
+          <w:color w:val="EE0000"/>
+        </w:rPr>
+        <w:t>of</w:t>
       </w:r>
       <w:r>
         <w:rPr>
@@ -35667,32 +34485,6 @@
         <w:rPr>
           <w:color w:val="EE0000"/>
         </w:rPr>
-        <w:t>chart</w:t>
-      </w:r>
-      <w:r>
-        <w:rPr>
-          <w:color w:val="EE0000"/>
-          <w:spacing w:val="-2"/>
-        </w:rPr>
-        <w:t xml:space="preserve"> </w:t>
-      </w:r>
-      <w:r>
-        <w:rPr>
-          <w:color w:val="EE0000"/>
-        </w:rPr>
-        <w:t>of</w:t>
-      </w:r>
-      <w:r>
-        <w:rPr>
-          <w:color w:val="EE0000"/>
-          <w:spacing w:val="-3"/>
-        </w:rPr>
-        <w:t xml:space="preserve"> </w:t>
-      </w:r>
-      <w:r>
-        <w:rPr>
-          <w:color w:val="EE0000"/>
-        </w:rPr>
         <w:t>the</w:t>
       </w:r>
       <w:r>
@@ -35735,17 +34527,26 @@
           <w:bCs/>
           <w:szCs w:val="36"/>
         </w:rPr>
-        <w:t xml:space="preserve">File I/O </w:t>
-      </w:r>
-      <w:proofErr w:type="gramStart"/>
-      <w:r>
+        <w:t>File I/O interfaces</w:t>
+      </w:r>
+    </w:p>
+    <w:p>
+      <w:pPr>
+        <w:pStyle w:val="BodyText"/>
+        <w:spacing w:line="360" w:lineRule="auto"/>
+        <w:ind w:left="720" w:right="283" w:firstLine="720"/>
         <w:rPr>
           <w:bCs/>
           <w:szCs w:val="36"/>
         </w:rPr>
-        <w:t>interfaces</w:t>
-      </w:r>
-      <w:proofErr w:type="gramEnd"/>
+      </w:pPr>
+      <w:r>
+        <w:rPr>
+          <w:bCs/>
+          <w:szCs w:val="36"/>
+        </w:rPr>
+        <w:t>To input the order of crops</w:t>
+      </w:r>
     </w:p>
     <w:p>
       <w:pPr>
@@ -35762,15 +34563,19 @@
           <w:bCs/>
           <w:szCs w:val="36"/>
         </w:rPr>
-        <w:t xml:space="preserve">To input the order of </w:t>
-      </w:r>
-      <w:r>
+        <w:t>Outputs: product details</w:t>
+      </w:r>
+    </w:p>
+    <w:p>
+      <w:pPr>
+        <w:pStyle w:val="BodyText"/>
+        <w:spacing w:line="360" w:lineRule="auto"/>
+        <w:ind w:left="720" w:right="283" w:firstLine="720"/>
         <w:rPr>
           <w:bCs/>
           <w:szCs w:val="36"/>
         </w:rPr>
-        <w:t>crops</w:t>
-      </w:r>
+      </w:pPr>
     </w:p>
     <w:p>
       <w:pPr>
@@ -35782,13 +34587,17 @@
           <w:szCs w:val="36"/>
         </w:rPr>
       </w:pPr>
-      <w:r>
+    </w:p>
+    <w:p>
+      <w:pPr>
+        <w:pStyle w:val="BodyText"/>
+        <w:spacing w:line="360" w:lineRule="auto"/>
+        <w:ind w:left="720" w:right="283" w:firstLine="720"/>
         <w:rPr>
           <w:bCs/>
           <w:szCs w:val="36"/>
         </w:rPr>
-        <w:t>Outputs: product details</w:t>
-      </w:r>
+      </w:pPr>
     </w:p>
     <w:p>
       <w:pPr>
@@ -35860,23 +34669,34 @@
       <w:pPr>
         <w:pStyle w:val="BodyText"/>
         <w:spacing w:line="360" w:lineRule="auto"/>
-        <w:ind w:left="720" w:right="283" w:firstLine="720"/>
+        <w:ind w:right="283"/>
+        <w:rPr>
+          <w:b/>
+          <w:szCs w:val="36"/>
+        </w:rPr>
+      </w:pPr>
+      <w:r>
         <w:rPr>
           <w:bCs/>
           <w:szCs w:val="36"/>
         </w:rPr>
-      </w:pPr>
-    </w:p>
-    <w:p>
-      <w:pPr>
-        <w:pStyle w:val="BodyText"/>
-        <w:spacing w:line="360" w:lineRule="auto"/>
-        <w:ind w:left="720" w:right="283" w:firstLine="720"/>
+        <w:lastRenderedPageBreak/>
+        <w:tab/>
+      </w:r>
+      <w:r>
         <w:rPr>
           <w:bCs/>
           <w:szCs w:val="36"/>
         </w:rPr>
-      </w:pPr>
+        <w:tab/>
+      </w:r>
+      <w:r>
+        <w:rPr>
+          <w:b/>
+          <w:szCs w:val="36"/>
+        </w:rPr>
+        <w:t>View/ Add Farmer</w:t>
+      </w:r>
     </w:p>
     <w:p>
       <w:pPr>
@@ -35884,16 +34704,22 @@
         <w:spacing w:line="360" w:lineRule="auto"/>
         <w:ind w:right="283"/>
         <w:rPr>
-          <w:b/>
-          <w:szCs w:val="36"/>
-        </w:rPr>
-      </w:pPr>
-      <w:r>
-        <w:rPr>
           <w:bCs/>
           <w:szCs w:val="36"/>
         </w:rPr>
-        <w:lastRenderedPageBreak/>
+      </w:pPr>
+      <w:r>
+        <w:rPr>
+          <w:b/>
+          <w:szCs w:val="36"/>
+        </w:rPr>
+        <w:tab/>
+      </w:r>
+      <w:r>
+        <w:rPr>
+          <w:b/>
+          <w:szCs w:val="36"/>
+        </w:rPr>
         <w:tab/>
       </w:r>
       <w:r>
@@ -35901,14 +34727,23 @@
           <w:bCs/>
           <w:szCs w:val="36"/>
         </w:rPr>
-        <w:tab/>
-      </w:r>
-      <w:r>
-        <w:rPr>
-          <w:b/>
+        <w:t>Inputs: famer_</w:t>
+      </w:r>
+      <w:proofErr w:type="gramStart"/>
+      <w:r>
+        <w:rPr>
+          <w:bCs/>
           <w:szCs w:val="36"/>
         </w:rPr>
-        <w:t>View/ Add Farmer</w:t>
+        <w:t>id,view</w:t>
+      </w:r>
+      <w:proofErr w:type="gramEnd"/>
+      <w:r>
+        <w:rPr>
+          <w:bCs/>
+          <w:szCs w:val="36"/>
+        </w:rPr>
+        <w:t>_farmer, add_farmer</w:t>
       </w:r>
     </w:p>
     <w:p>
@@ -35923,71 +34758,17 @@
       </w:pPr>
       <w:r>
         <w:rPr>
-          <w:b/>
-          <w:szCs w:val="36"/>
-        </w:rPr>
-        <w:tab/>
-      </w:r>
-      <w:r>
-        <w:rPr>
-          <w:b/>
-          <w:szCs w:val="36"/>
-        </w:rPr>
-        <w:tab/>
-      </w:r>
-      <w:r>
-        <w:rPr>
           <w:bCs/>
           <w:szCs w:val="36"/>
         </w:rPr>
-        <w:t>Inputs: famer_</w:t>
-      </w:r>
-      <w:proofErr w:type="gramStart"/>
+        <w:tab/>
+      </w:r>
       <w:r>
         <w:rPr>
           <w:bCs/>
           <w:szCs w:val="36"/>
         </w:rPr>
-        <w:t>id,view</w:t>
-      </w:r>
-      <w:proofErr w:type="gramEnd"/>
-      <w:r>
-        <w:rPr>
-          <w:bCs/>
-          <w:szCs w:val="36"/>
-        </w:rPr>
-        <w:t>_farmer, add_farmer</w:t>
-      </w:r>
-    </w:p>
-    <w:p>
-      <w:pPr>
-        <w:pStyle w:val="BodyText"/>
-        <w:spacing w:line="360" w:lineRule="auto"/>
-        <w:ind w:right="283"/>
-        <w:rPr>
-          <w:bCs/>
-          <w:szCs w:val="36"/>
-        </w:rPr>
-      </w:pPr>
-      <w:r>
-        <w:rPr>
-          <w:bCs/>
-          <w:szCs w:val="36"/>
-        </w:rPr>
         <w:tab/>
-      </w:r>
-      <w:r>
-        <w:rPr>
-          <w:bCs/>
-          <w:szCs w:val="36"/>
-        </w:rPr>
-        <w:tab/>
-      </w:r>
-      <w:r>
-        <w:rPr>
-          <w:bCs/>
-          <w:szCs w:val="36"/>
-        </w:rPr>
         <w:t>Procedural details (Flow Chart)</w:t>
       </w:r>
     </w:p>
@@ -36227,17 +35008,26 @@
           <w:bCs/>
           <w:szCs w:val="36"/>
         </w:rPr>
-        <w:t xml:space="preserve">File I/O </w:t>
-      </w:r>
-      <w:proofErr w:type="gramStart"/>
-      <w:r>
+        <w:t>File I/O interfaces</w:t>
+      </w:r>
+    </w:p>
+    <w:p>
+      <w:pPr>
+        <w:pStyle w:val="BodyText"/>
+        <w:spacing w:line="360" w:lineRule="auto"/>
+        <w:ind w:right="283"/>
         <w:rPr>
           <w:bCs/>
           <w:szCs w:val="36"/>
         </w:rPr>
-        <w:t>interfaces</w:t>
-      </w:r>
-      <w:proofErr w:type="gramEnd"/>
+      </w:pPr>
+      <w:r>
+        <w:rPr>
+          <w:bCs/>
+          <w:szCs w:val="36"/>
+        </w:rPr>
+        <w:t xml:space="preserve">                        To input the details of farmer</w:t>
+      </w:r>
     </w:p>
     <w:p>
       <w:pPr>
@@ -36254,38 +35044,14 @@
           <w:bCs/>
           <w:szCs w:val="36"/>
         </w:rPr>
-        <w:t xml:space="preserve">                        To input the details of farmer</w:t>
-      </w:r>
-    </w:p>
-    <w:p>
-      <w:pPr>
-        <w:pStyle w:val="BodyText"/>
-        <w:spacing w:line="360" w:lineRule="auto"/>
-        <w:ind w:right="283"/>
+        <w:tab/>
+      </w:r>
+      <w:r>
         <w:rPr>
           <w:bCs/>
           <w:szCs w:val="36"/>
         </w:rPr>
-      </w:pPr>
-      <w:r>
-        <w:rPr>
-          <w:bCs/>
-          <w:szCs w:val="36"/>
-        </w:rPr>
         <w:tab/>
-      </w:r>
-      <w:r>
-        <w:rPr>
-          <w:bCs/>
-          <w:szCs w:val="36"/>
-        </w:rPr>
-        <w:tab/>
-      </w:r>
-      <w:r>
-        <w:rPr>
-          <w:bCs/>
-          <w:szCs w:val="36"/>
-        </w:rPr>
         <w:t>Outputs: farmer details</w:t>
       </w:r>
     </w:p>
@@ -36483,35 +35249,11 @@
       </w:r>
       <w:proofErr w:type="spellStart"/>
       <w:r>
-        <w:t>Elight</w:t>
+        <w:t>Agromart</w:t>
       </w:r>
       <w:proofErr w:type="spellEnd"/>
       <w:r>
-        <w:t xml:space="preserve"> Safari</w:t>
-      </w:r>
-      <w:proofErr w:type="gramStart"/>
-      <w:r>
-        <w:t>”,</w:t>
-      </w:r>
-      <w:proofErr w:type="gramEnd"/>
-      <w:r>
-        <w:t xml:space="preserve"> is a user-friendly GUI based software which </w:t>
-      </w:r>
-      <w:proofErr w:type="gramStart"/>
-      <w:r>
-        <w:t>is developed</w:t>
-      </w:r>
-      <w:proofErr w:type="gramEnd"/>
-      <w:r>
-        <w:t xml:space="preserve"> using PHP as frontend tool and MySQL Server as backend. The system </w:t>
-      </w:r>
-      <w:proofErr w:type="gramStart"/>
-      <w:r>
-        <w:t>was developed</w:t>
-      </w:r>
-      <w:proofErr w:type="gramEnd"/>
-      <w:r>
-        <w:t xml:space="preserve"> such that the user has minimal number of inputs.</w:t>
+        <w:t>”, is a user-friendly GUI based software which is developed using PHP as frontend tool and MySQL Server as backend. The system was developed such that the user has minimal number of inputs.</w:t>
       </w:r>
     </w:p>
     <w:p>
@@ -36521,15 +35263,7 @@
         <w:jc w:val="both"/>
       </w:pPr>
       <w:r>
-        <w:t xml:space="preserve">The users of this Web Application are Admin, Service Providers and Users. Admin </w:t>
-      </w:r>
-      <w:proofErr w:type="gramStart"/>
-      <w:r>
-        <w:t>is given</w:t>
-      </w:r>
-      <w:proofErr w:type="gramEnd"/>
-      <w:r>
-        <w:t xml:space="preserve"> complete access to all the functionality of the software.</w:t>
+        <w:t>The users of this Web Application are Admin, Service Providers and Users. Admin is given complete access to all the functionality of the software.</w:t>
       </w:r>
     </w:p>
     <w:p>
@@ -36557,15 +35291,78 @@
           <w:bCs/>
         </w:rPr>
         <w:tab/>
-        <w:t xml:space="preserve">3.2. </w:t>
-      </w:r>
-      <w:r>
-        <w:rPr>
-          <w:b/>
-          <w:bCs/>
-        </w:rPr>
-        <w:t>Home Page</w:t>
-      </w:r>
+        <w:t>3.2. Home Page</w:t>
+      </w:r>
+    </w:p>
+    <w:p>
+      <w:pPr>
+        <w:pStyle w:val="BodyText"/>
+        <w:spacing w:line="360" w:lineRule="auto"/>
+        <w:ind w:left="1361" w:right="283"/>
+        <w:jc w:val="both"/>
+      </w:pPr>
+      <w:r>
+        <w:drawing>
+          <wp:inline distT="0" distB="0" distL="0" distR="0" wp14:anchorId="3F796D1F" wp14:editId="1CAC5EDD">
+            <wp:extent cx="5745480" cy="2731475"/>
+            <wp:effectExtent l="0" t="0" r="7620" b="0"/>
+            <wp:docPr id="131095584" name="Picture 1"/>
+            <wp:cNvGraphicFramePr>
+              <a:graphicFrameLocks xmlns:a="http://schemas.openxmlformats.org/drawingml/2006/main" noChangeAspect="1"/>
+            </wp:cNvGraphicFramePr>
+            <a:graphic xmlns:a="http://schemas.openxmlformats.org/drawingml/2006/main">
+              <a:graphicData uri="http://schemas.openxmlformats.org/drawingml/2006/picture">
+                <pic:pic xmlns:pic="http://schemas.openxmlformats.org/drawingml/2006/picture">
+                  <pic:nvPicPr>
+                    <pic:cNvPr id="131095584" name=""/>
+                    <pic:cNvPicPr/>
+                  </pic:nvPicPr>
+                  <pic:blipFill>
+                    <a:blip r:embed="rId34"/>
+                    <a:stretch>
+                      <a:fillRect/>
+                    </a:stretch>
+                  </pic:blipFill>
+                  <pic:spPr>
+                    <a:xfrm>
+                      <a:off x="0" y="0"/>
+                      <a:ext cx="5755317" cy="2736152"/>
+                    </a:xfrm>
+                    <a:prstGeom prst="rect">
+                      <a:avLst/>
+                    </a:prstGeom>
+                  </pic:spPr>
+                </pic:pic>
+              </a:graphicData>
+            </a:graphic>
+          </wp:inline>
+        </w:drawing>
+      </w:r>
+    </w:p>
+    <w:p>
+      <w:pPr>
+        <w:pStyle w:val="BodyText"/>
+        <w:ind w:left="1440" w:right="283"/>
+        <w:jc w:val="both"/>
+      </w:pPr>
+      <w:r>
+        <w:t xml:space="preserve">This is the homepage of </w:t>
+      </w:r>
+      <w:proofErr w:type="spellStart"/>
+      <w:r>
+        <w:t>Agromart</w:t>
+      </w:r>
+      <w:proofErr w:type="spellEnd"/>
+      <w:r>
+        <w:t>; this page will be displayed as soon as the website link is clicked.</w:t>
+      </w:r>
+    </w:p>
+    <w:p>
+      <w:pPr>
+        <w:pStyle w:val="BodyText"/>
+        <w:ind w:left="1440" w:right="283"/>
+        <w:jc w:val="both"/>
+      </w:pPr>
     </w:p>
     <w:p>
       <w:pPr>
@@ -36573,12 +35370,87 @@
         <w:spacing w:line="360" w:lineRule="auto"/>
         <w:ind w:right="283"/>
         <w:jc w:val="both"/>
+        <w:rPr>
+          <w:b/>
+          <w:bCs/>
+        </w:rPr>
       </w:pPr>
       <w:r>
         <w:tab/>
       </w:r>
       <w:r>
+        <w:rPr>
+          <w:b/>
+          <w:bCs/>
+        </w:rPr>
+        <w:t>3.3. Login</w:t>
+      </w:r>
+    </w:p>
+    <w:p>
+      <w:pPr>
+        <w:pStyle w:val="BodyText"/>
+        <w:spacing w:line="360" w:lineRule="auto"/>
+        <w:ind w:right="283"/>
+        <w:jc w:val="both"/>
+        <w:rPr>
+          <w:b/>
+          <w:bCs/>
+        </w:rPr>
+      </w:pPr>
+      <w:r>
+        <w:rPr>
+          <w:b/>
+          <w:bCs/>
+        </w:rPr>
         <w:tab/>
+      </w:r>
+      <w:r>
+        <w:rPr>
+          <w:b/>
+          <w:bCs/>
+        </w:rPr>
+        <w:tab/>
+      </w:r>
+      <w:r>
+        <w:rPr>
+          <w:b/>
+          <w:bCs/>
+        </w:rPr>
+        <w:drawing>
+          <wp:inline distT="0" distB="0" distL="0" distR="0" wp14:anchorId="4AAD437E" wp14:editId="7296F218">
+            <wp:extent cx="5516880" cy="2663696"/>
+            <wp:effectExtent l="0" t="0" r="7620" b="3810"/>
+            <wp:docPr id="458810336" name="Picture 1"/>
+            <wp:cNvGraphicFramePr>
+              <a:graphicFrameLocks xmlns:a="http://schemas.openxmlformats.org/drawingml/2006/main" noChangeAspect="1"/>
+            </wp:cNvGraphicFramePr>
+            <a:graphic xmlns:a="http://schemas.openxmlformats.org/drawingml/2006/main">
+              <a:graphicData uri="http://schemas.openxmlformats.org/drawingml/2006/picture">
+                <pic:pic xmlns:pic="http://schemas.openxmlformats.org/drawingml/2006/picture">
+                  <pic:nvPicPr>
+                    <pic:cNvPr id="458810336" name=""/>
+                    <pic:cNvPicPr/>
+                  </pic:nvPicPr>
+                  <pic:blipFill>
+                    <a:blip r:embed="rId35"/>
+                    <a:stretch>
+                      <a:fillRect/>
+                    </a:stretch>
+                  </pic:blipFill>
+                  <pic:spPr>
+                    <a:xfrm>
+                      <a:off x="0" y="0"/>
+                      <a:ext cx="5521096" cy="2665731"/>
+                    </a:xfrm>
+                    <a:prstGeom prst="rect">
+                      <a:avLst/>
+                    </a:prstGeom>
+                  </pic:spPr>
+                </pic:pic>
+              </a:graphicData>
+            </a:graphic>
+          </wp:inline>
+        </w:drawing>
       </w:r>
     </w:p>
     <w:p>
@@ -36587,51 +35459,26 @@
         <w:ind w:left="1440" w:right="283"/>
         <w:jc w:val="both"/>
       </w:pPr>
-      <w:r>
-        <w:t xml:space="preserve">This is the homepage of </w:t>
-      </w:r>
-      <w:proofErr w:type="spellStart"/>
-      <w:r>
-        <w:t>Elight</w:t>
-      </w:r>
-      <w:proofErr w:type="spellEnd"/>
-      <w:r>
-        <w:t xml:space="preserve"> Safari; this page will </w:t>
-      </w:r>
-      <w:proofErr w:type="gramStart"/>
-      <w:r>
-        <w:t>be displayed</w:t>
-      </w:r>
-      <w:proofErr w:type="gramEnd"/>
-      <w:r>
-        <w:t xml:space="preserve"> as soon as the website link </w:t>
-      </w:r>
-      <w:proofErr w:type="gramStart"/>
-      <w:r>
-        <w:t>is clicked</w:t>
-      </w:r>
-      <w:proofErr w:type="gramEnd"/>
-      <w:r>
-        <w:t>.</w:t>
-      </w:r>
     </w:p>
     <w:p>
       <w:pPr>
         <w:pStyle w:val="BodyText"/>
         <w:ind w:left="1440" w:right="283"/>
         <w:jc w:val="both"/>
+      </w:pPr>
+    </w:p>
+    <w:p>
+      <w:pPr>
+        <w:pStyle w:val="BodyText"/>
+        <w:jc w:val="center"/>
         <w:rPr>
           <w:b/>
           <w:bCs/>
-        </w:rPr>
-      </w:pPr>
-      <w:r>
-        <w:rPr>
-          <w:b/>
-          <w:bCs/>
-        </w:rPr>
-        <w:t>Description</w:t>
-      </w:r>
+          <w:color w:val="EE0000"/>
+          <w:sz w:val="18"/>
+          <w:szCs w:val="18"/>
+        </w:rPr>
+      </w:pPr>
     </w:p>
     <w:p>
       <w:pPr>
@@ -36640,79 +35487,17 @@
         <w:jc w:val="both"/>
       </w:pPr>
       <w:r>
-        <w:t xml:space="preserve">This is the screen that appears when the user opens the website. When user clicks on the link the main page </w:t>
-      </w:r>
-      <w:proofErr w:type="gramStart"/>
-      <w:r>
-        <w:t>is displayed</w:t>
-      </w:r>
-      <w:proofErr w:type="gramEnd"/>
-      <w:r>
-        <w:t>.</w:t>
-      </w:r>
-    </w:p>
-    <w:p>
-      <w:pPr>
-        <w:pStyle w:val="BodyText"/>
-        <w:ind w:left="1440" w:right="283"/>
-        <w:jc w:val="both"/>
-        <w:rPr>
-          <w:b/>
-          <w:bCs/>
-        </w:rPr>
-      </w:pPr>
-      <w:r>
-        <w:rPr>
-          <w:b/>
-          <w:bCs/>
-        </w:rPr>
-        <w:t>Navigation</w:t>
-      </w:r>
-    </w:p>
-    <w:p>
-      <w:pPr>
-        <w:pStyle w:val="BodyText"/>
-        <w:ind w:left="1440" w:right="283"/>
-        <w:jc w:val="both"/>
-      </w:pPr>
-      <w:r>
-        <w:t xml:space="preserve">This page is the main page of </w:t>
-      </w:r>
-      <w:proofErr w:type="spellStart"/>
-      <w:r>
-        <w:t>Elight</w:t>
-      </w:r>
-      <w:proofErr w:type="spellEnd"/>
-      <w:r>
-        <w:t xml:space="preserve"> Safari.</w:t>
-      </w:r>
-    </w:p>
-    <w:p>
-      <w:pPr>
-        <w:pStyle w:val="BodyText"/>
-        <w:ind w:left="1440" w:right="283"/>
-        <w:jc w:val="both"/>
-        <w:rPr>
-          <w:b/>
-          <w:bCs/>
-        </w:rPr>
-      </w:pPr>
-      <w:r>
-        <w:rPr>
-          <w:b/>
-          <w:bCs/>
-        </w:rPr>
-        <w:t>Elements</w:t>
-      </w:r>
-    </w:p>
-    <w:p>
-      <w:pPr>
-        <w:pStyle w:val="BodyText"/>
-        <w:ind w:left="1440" w:right="283"/>
-        <w:jc w:val="both"/>
-      </w:pPr>
-      <w:r>
-        <w:t>Links to different pages.</w:t>
+        <w:lastRenderedPageBreak/>
+        <w:t xml:space="preserve">This is the </w:t>
+      </w:r>
+      <w:r>
+        <w:t>login screen for farmers</w:t>
+      </w:r>
+      <w:r>
+        <w:t xml:space="preserve">. </w:t>
+      </w:r>
+      <w:r>
+        <w:t>There are other links for Admin Login and Consumer Login.</w:t>
       </w:r>
     </w:p>
     <w:p>
@@ -36742,14 +35527,7 @@
           <w:b/>
           <w:bCs/>
         </w:rPr>
-        <w:t xml:space="preserve">3.3. </w:t>
-      </w:r>
-      <w:r>
-        <w:rPr>
-          <w:b/>
-          <w:bCs/>
-        </w:rPr>
-        <w:t>Admin Login</w:t>
+        <w:t>3.4. Admin Login</w:t>
       </w:r>
     </w:p>
     <w:p>
@@ -36777,6 +35555,59 @@
         </w:rPr>
         <w:tab/>
       </w:r>
+      <w:r>
+        <w:rPr>
+          <w:noProof/>
+        </w:rPr>
+        <w:drawing>
+          <wp:inline distT="0" distB="0" distL="0" distR="0" wp14:anchorId="2027494E" wp14:editId="0C73D3A8">
+            <wp:extent cx="5645849" cy="2712720"/>
+            <wp:effectExtent l="0" t="0" r="0" b="0"/>
+            <wp:docPr id="1730644941" name="Picture 1"/>
+            <wp:cNvGraphicFramePr>
+              <a:graphicFrameLocks xmlns:a="http://schemas.openxmlformats.org/drawingml/2006/main" noChangeAspect="1"/>
+            </wp:cNvGraphicFramePr>
+            <a:graphic xmlns:a="http://schemas.openxmlformats.org/drawingml/2006/main">
+              <a:graphicData uri="http://schemas.openxmlformats.org/drawingml/2006/picture">
+                <pic:pic xmlns:pic="http://schemas.openxmlformats.org/drawingml/2006/picture">
+                  <pic:nvPicPr>
+                    <pic:cNvPr id="0" name="Picture 1"/>
+                    <pic:cNvPicPr>
+                      <a:picLocks noChangeAspect="1" noChangeArrowheads="1"/>
+                    </pic:cNvPicPr>
+                  </pic:nvPicPr>
+                  <pic:blipFill>
+                    <a:blip r:embed="rId36" cstate="print">
+                      <a:extLst>
+                        <a:ext uri="{28A0092B-C50C-407E-A947-70E740481C1C}">
+                          <a14:useLocalDpi xmlns:a14="http://schemas.microsoft.com/office/drawing/2010/main" val="0"/>
+                        </a:ext>
+                      </a:extLst>
+                    </a:blip>
+                    <a:srcRect/>
+                    <a:stretch>
+                      <a:fillRect/>
+                    </a:stretch>
+                  </pic:blipFill>
+                  <pic:spPr bwMode="auto">
+                    <a:xfrm>
+                      <a:off x="0" y="0"/>
+                      <a:ext cx="5656000" cy="2717597"/>
+                    </a:xfrm>
+                    <a:prstGeom prst="rect">
+                      <a:avLst/>
+                    </a:prstGeom>
+                    <a:noFill/>
+                    <a:ln>
+                      <a:noFill/>
+                    </a:ln>
+                  </pic:spPr>
+                </pic:pic>
+              </a:graphicData>
+            </a:graphic>
+          </wp:inline>
+        </w:drawing>
+      </w:r>
     </w:p>
     <w:p>
       <w:pPr>
@@ -36785,125 +35616,7 @@
         <w:jc w:val="both"/>
       </w:pPr>
       <w:r>
-        <w:t xml:space="preserve">This is the </w:t>
-      </w:r>
-      <w:r>
-        <w:t>admin</w:t>
-      </w:r>
-      <w:r>
-        <w:t xml:space="preserve"> login page for admin. The admin manages the entire system. By entering the username and password the admin can login to the system.</w:t>
-      </w:r>
-    </w:p>
-    <w:p>
-      <w:pPr>
-        <w:pStyle w:val="BodyText"/>
-        <w:ind w:left="720" w:right="283" w:firstLine="720"/>
-        <w:jc w:val="both"/>
-        <w:rPr>
-          <w:b/>
-          <w:bCs/>
-        </w:rPr>
-      </w:pPr>
-      <w:r>
-        <w:rPr>
-          <w:b/>
-          <w:bCs/>
-        </w:rPr>
-        <w:t>Description</w:t>
-      </w:r>
-    </w:p>
-    <w:p>
-      <w:pPr>
-        <w:pStyle w:val="BodyText"/>
-        <w:ind w:left="1440" w:right="283"/>
-        <w:jc w:val="both"/>
-      </w:pPr>
-      <w:r>
-        <w:t xml:space="preserve">This is the screen that appears when the admin tries to login to the system. When the admin enters valid username and password, he </w:t>
-      </w:r>
-      <w:proofErr w:type="gramStart"/>
-      <w:r>
-        <w:t>is allowed</w:t>
-      </w:r>
-      <w:proofErr w:type="gramEnd"/>
-      <w:r>
-        <w:t xml:space="preserve"> to enter the dashboard.</w:t>
-      </w:r>
-    </w:p>
-    <w:p>
-      <w:pPr>
-        <w:pStyle w:val="BodyText"/>
-        <w:ind w:left="720" w:right="283" w:firstLine="720"/>
-        <w:jc w:val="both"/>
-        <w:rPr>
-          <w:b/>
-          <w:bCs/>
-        </w:rPr>
-      </w:pPr>
-      <w:r>
-        <w:rPr>
-          <w:b/>
-          <w:bCs/>
-        </w:rPr>
-        <w:t>Navigation</w:t>
-      </w:r>
-    </w:p>
-    <w:p>
-      <w:pPr>
-        <w:pStyle w:val="BodyText"/>
-        <w:ind w:left="720" w:right="283" w:firstLine="720"/>
-        <w:jc w:val="both"/>
-      </w:pPr>
-      <w:r>
-        <w:t>This page is located inside admin section. Admin must click to open it.</w:t>
-      </w:r>
-    </w:p>
-    <w:p>
-      <w:pPr>
-        <w:pStyle w:val="BodyText"/>
-        <w:ind w:left="720" w:right="283" w:firstLine="720"/>
-        <w:jc w:val="both"/>
-        <w:rPr>
-          <w:b/>
-          <w:bCs/>
-        </w:rPr>
-      </w:pPr>
-      <w:r>
-        <w:rPr>
-          <w:b/>
-          <w:bCs/>
-        </w:rPr>
-        <w:t>Elements</w:t>
-      </w:r>
-    </w:p>
-    <w:p>
-      <w:pPr>
-        <w:pStyle w:val="BodyText"/>
-        <w:ind w:left="720" w:right="283" w:firstLine="720"/>
-        <w:jc w:val="both"/>
-      </w:pPr>
-      <w:r>
-        <w:t>Username: Type: textbox, Text: Username Content: Please enter username</w:t>
-      </w:r>
-    </w:p>
-    <w:p>
-      <w:pPr>
-        <w:pStyle w:val="BodyText"/>
-        <w:ind w:left="720" w:right="283" w:firstLine="720"/>
-        <w:jc w:val="both"/>
-      </w:pPr>
-      <w:r>
-        <w:t>Password: Type: password, Text: Password Content: Please enter password</w:t>
-      </w:r>
-    </w:p>
-    <w:p>
-      <w:pPr>
-        <w:pStyle w:val="BodyText"/>
-        <w:ind w:left="720" w:right="283" w:firstLine="720"/>
-        <w:jc w:val="both"/>
-      </w:pPr>
-      <w:r>
-        <w:t>Sign In: Type: button, Text: Submit</w:t>
+        <w:t>This is the admin login page for admin. The admin manages the entire system. By entering the username and password the admin can login to the system.</w:t>
       </w:r>
     </w:p>
     <w:p>
@@ -36913,16 +35626,728 @@
         <w:ind w:left="720" w:right="283" w:firstLine="720"/>
         <w:jc w:val="both"/>
       </w:pPr>
-      <w:r>
-        <w:t xml:space="preserve">Content: it </w:t>
+    </w:p>
+    <w:p>
+      <w:pPr>
+        <w:pStyle w:val="BodyText"/>
+        <w:spacing w:line="360" w:lineRule="auto"/>
+        <w:ind w:right="283"/>
+        <w:jc w:val="both"/>
+        <w:rPr>
+          <w:b/>
+          <w:bCs/>
+        </w:rPr>
+      </w:pPr>
+      <w:r>
+        <w:tab/>
+      </w:r>
+      <w:r>
+        <w:rPr>
+          <w:b/>
+          <w:bCs/>
+        </w:rPr>
+        <w:t>3.</w:t>
+      </w:r>
+      <w:r>
+        <w:rPr>
+          <w:b/>
+          <w:bCs/>
+        </w:rPr>
+        <w:t>5</w:t>
+      </w:r>
+      <w:r>
+        <w:rPr>
+          <w:b/>
+          <w:bCs/>
+        </w:rPr>
+        <w:t xml:space="preserve">. </w:t>
+      </w:r>
+      <w:r>
+        <w:rPr>
+          <w:b/>
+          <w:bCs/>
+        </w:rPr>
+        <w:t>Successful Login</w:t>
+      </w:r>
+    </w:p>
+    <w:p>
+      <w:pPr>
+        <w:pStyle w:val="BodyText"/>
+        <w:spacing w:line="360" w:lineRule="auto"/>
+        <w:ind w:right="283"/>
+        <w:jc w:val="both"/>
+        <w:rPr>
+          <w:b/>
+          <w:bCs/>
+        </w:rPr>
+      </w:pPr>
+      <w:r>
+        <w:rPr>
+          <w:b/>
+          <w:bCs/>
+        </w:rPr>
+        <w:tab/>
+      </w:r>
+      <w:r>
+        <w:rPr>
+          <w:b/>
+          <w:bCs/>
+        </w:rPr>
+        <w:tab/>
+      </w:r>
+      <w:r>
+        <w:rPr>
+          <w:noProof/>
+        </w:rPr>
+        <w:drawing>
+          <wp:inline distT="0" distB="0" distL="0" distR="0" wp14:anchorId="669C1B14" wp14:editId="5EAB7598">
+            <wp:extent cx="5638800" cy="2686579"/>
+            <wp:effectExtent l="0" t="0" r="0" b="0"/>
+            <wp:docPr id="1647532981" name="Picture 4"/>
+            <wp:cNvGraphicFramePr>
+              <a:graphicFrameLocks xmlns:a="http://schemas.openxmlformats.org/drawingml/2006/main" noChangeAspect="1"/>
+            </wp:cNvGraphicFramePr>
+            <a:graphic xmlns:a="http://schemas.openxmlformats.org/drawingml/2006/main">
+              <a:graphicData uri="http://schemas.openxmlformats.org/drawingml/2006/picture">
+                <pic:pic xmlns:pic="http://schemas.openxmlformats.org/drawingml/2006/picture">
+                  <pic:nvPicPr>
+                    <pic:cNvPr id="0" name="Picture 7"/>
+                    <pic:cNvPicPr>
+                      <a:picLocks noChangeAspect="1" noChangeArrowheads="1"/>
+                    </pic:cNvPicPr>
+                  </pic:nvPicPr>
+                  <pic:blipFill>
+                    <a:blip r:embed="rId37" cstate="print">
+                      <a:extLst>
+                        <a:ext uri="{28A0092B-C50C-407E-A947-70E740481C1C}">
+                          <a14:useLocalDpi xmlns:a14="http://schemas.microsoft.com/office/drawing/2010/main" val="0"/>
+                        </a:ext>
+                      </a:extLst>
+                    </a:blip>
+                    <a:srcRect/>
+                    <a:stretch>
+                      <a:fillRect/>
+                    </a:stretch>
+                  </pic:blipFill>
+                  <pic:spPr bwMode="auto">
+                    <a:xfrm>
+                      <a:off x="0" y="0"/>
+                      <a:ext cx="5652334" cy="2693027"/>
+                    </a:xfrm>
+                    <a:prstGeom prst="rect">
+                      <a:avLst/>
+                    </a:prstGeom>
+                    <a:noFill/>
+                    <a:ln>
+                      <a:noFill/>
+                    </a:ln>
+                  </pic:spPr>
+                </pic:pic>
+              </a:graphicData>
+            </a:graphic>
+          </wp:inline>
+        </w:drawing>
+      </w:r>
+    </w:p>
+    <w:p>
+      <w:pPr>
+        <w:pStyle w:val="BodyText"/>
+        <w:ind w:left="1440" w:right="283"/>
+        <w:jc w:val="both"/>
+      </w:pPr>
+      <w:r>
+        <w:t>This is the page appears when the login is successful.</w:t>
+      </w:r>
+    </w:p>
+    <w:p>
+      <w:pPr>
+        <w:pStyle w:val="BodyText"/>
+        <w:ind w:left="1440" w:right="283"/>
+        <w:jc w:val="both"/>
+      </w:pPr>
+    </w:p>
+    <w:p>
+      <w:pPr>
+        <w:pStyle w:val="BodyText"/>
+        <w:ind w:left="1440" w:right="283"/>
+        <w:jc w:val="both"/>
+      </w:pPr>
+    </w:p>
+    <w:p>
+      <w:pPr>
+        <w:pStyle w:val="BodyText"/>
+        <w:ind w:left="1440" w:right="283"/>
+        <w:jc w:val="both"/>
+      </w:pPr>
+    </w:p>
+    <w:p>
+      <w:pPr>
+        <w:pStyle w:val="BodyText"/>
+        <w:ind w:left="1440" w:right="283"/>
+        <w:jc w:val="both"/>
+      </w:pPr>
+    </w:p>
+    <w:p>
+      <w:pPr>
+        <w:pStyle w:val="BodyText"/>
+        <w:ind w:left="1440" w:right="283"/>
+        <w:jc w:val="both"/>
+      </w:pPr>
+    </w:p>
+    <w:p>
+      <w:pPr>
+        <w:pStyle w:val="BodyText"/>
+        <w:ind w:left="1440" w:right="283"/>
+        <w:jc w:val="both"/>
+      </w:pPr>
+    </w:p>
+    <w:p>
+      <w:pPr>
+        <w:pStyle w:val="BodyText"/>
+        <w:ind w:left="1440" w:right="283"/>
+        <w:jc w:val="both"/>
+      </w:pPr>
+    </w:p>
+    <w:p>
+      <w:pPr>
+        <w:pStyle w:val="BodyText"/>
+        <w:ind w:left="1440" w:right="283"/>
+        <w:jc w:val="both"/>
+      </w:pPr>
+    </w:p>
+    <w:p>
+      <w:pPr>
+        <w:pStyle w:val="BodyText"/>
+        <w:ind w:left="1440" w:right="283"/>
+        <w:jc w:val="both"/>
+      </w:pPr>
+    </w:p>
+    <w:p>
+      <w:pPr>
+        <w:pStyle w:val="BodyText"/>
+        <w:ind w:left="1440" w:right="283"/>
+        <w:jc w:val="both"/>
+      </w:pPr>
+    </w:p>
+    <w:p>
+      <w:pPr>
+        <w:pStyle w:val="BodyText"/>
+        <w:spacing w:line="360" w:lineRule="auto"/>
+        <w:ind w:right="283"/>
+        <w:jc w:val="both"/>
+        <w:rPr>
+          <w:b/>
+          <w:bCs/>
+        </w:rPr>
+      </w:pPr>
+      <w:r>
+        <w:lastRenderedPageBreak/>
+        <w:tab/>
+      </w:r>
+      <w:r>
+        <w:rPr>
+          <w:b/>
+          <w:bCs/>
+        </w:rPr>
+        <w:t>3.</w:t>
+      </w:r>
+      <w:r>
+        <w:rPr>
+          <w:b/>
+          <w:bCs/>
+        </w:rPr>
+        <w:t>6</w:t>
+      </w:r>
+      <w:r>
+        <w:rPr>
+          <w:b/>
+          <w:bCs/>
+        </w:rPr>
+        <w:t xml:space="preserve">. Admin </w:t>
+      </w:r>
+      <w:r>
+        <w:rPr>
+          <w:b/>
+          <w:bCs/>
+        </w:rPr>
+        <w:t>Home</w:t>
+      </w:r>
+    </w:p>
+    <w:p>
+      <w:pPr>
+        <w:pStyle w:val="BodyText"/>
+        <w:spacing w:line="360" w:lineRule="auto"/>
+        <w:ind w:right="283"/>
+        <w:jc w:val="both"/>
+        <w:rPr>
+          <w:b/>
+          <w:bCs/>
+        </w:rPr>
+      </w:pPr>
+      <w:r>
+        <w:rPr>
+          <w:b/>
+          <w:bCs/>
+        </w:rPr>
+        <w:tab/>
+      </w:r>
+      <w:r>
+        <w:rPr>
+          <w:b/>
+          <w:bCs/>
+        </w:rPr>
+        <w:tab/>
+      </w:r>
+      <w:r>
+        <w:rPr>
+          <w:noProof/>
+        </w:rPr>
+        <w:drawing>
+          <wp:inline distT="0" distB="0" distL="0" distR="0" wp14:anchorId="44A9EE71" wp14:editId="2FA119A3">
+            <wp:extent cx="5623560" cy="2691984"/>
+            <wp:effectExtent l="0" t="0" r="0" b="0"/>
+            <wp:docPr id="742096786" name="Picture 2"/>
+            <wp:cNvGraphicFramePr>
+              <a:graphicFrameLocks xmlns:a="http://schemas.openxmlformats.org/drawingml/2006/main" noChangeAspect="1"/>
+            </wp:cNvGraphicFramePr>
+            <a:graphic xmlns:a="http://schemas.openxmlformats.org/drawingml/2006/main">
+              <a:graphicData uri="http://schemas.openxmlformats.org/drawingml/2006/picture">
+                <pic:pic xmlns:pic="http://schemas.openxmlformats.org/drawingml/2006/picture">
+                  <pic:nvPicPr>
+                    <pic:cNvPr id="0" name="Picture 3"/>
+                    <pic:cNvPicPr>
+                      <a:picLocks noChangeAspect="1" noChangeArrowheads="1"/>
+                    </pic:cNvPicPr>
+                  </pic:nvPicPr>
+                  <pic:blipFill>
+                    <a:blip r:embed="rId38" cstate="print">
+                      <a:extLst>
+                        <a:ext uri="{28A0092B-C50C-407E-A947-70E740481C1C}">
+                          <a14:useLocalDpi xmlns:a14="http://schemas.microsoft.com/office/drawing/2010/main" val="0"/>
+                        </a:ext>
+                      </a:extLst>
+                    </a:blip>
+                    <a:srcRect/>
+                    <a:stretch>
+                      <a:fillRect/>
+                    </a:stretch>
+                  </pic:blipFill>
+                  <pic:spPr bwMode="auto">
+                    <a:xfrm>
+                      <a:off x="0" y="0"/>
+                      <a:ext cx="5630901" cy="2695498"/>
+                    </a:xfrm>
+                    <a:prstGeom prst="rect">
+                      <a:avLst/>
+                    </a:prstGeom>
+                    <a:noFill/>
+                    <a:ln>
+                      <a:noFill/>
+                    </a:ln>
+                  </pic:spPr>
+                </pic:pic>
+              </a:graphicData>
+            </a:graphic>
+          </wp:inline>
+        </w:drawing>
+      </w:r>
+    </w:p>
+    <w:p>
+      <w:pPr>
+        <w:pStyle w:val="BodyText"/>
+        <w:ind w:left="1440" w:right="283"/>
+        <w:jc w:val="both"/>
+      </w:pPr>
+      <w:r>
+        <w:t>This is the home screen for admin. It contains the latest orders in the dashboard and other links to navigate to respected pages.</w:t>
+      </w:r>
+    </w:p>
+    <w:p>
+      <w:pPr>
+        <w:pStyle w:val="BodyText"/>
+        <w:ind w:left="1440" w:right="283"/>
+        <w:jc w:val="both"/>
+      </w:pPr>
+    </w:p>
+    <w:p>
+      <w:pPr>
+        <w:pStyle w:val="BodyText"/>
+        <w:spacing w:line="360" w:lineRule="auto"/>
+        <w:ind w:right="283"/>
+        <w:jc w:val="both"/>
+        <w:rPr>
+          <w:b/>
+          <w:bCs/>
+        </w:rPr>
+      </w:pPr>
+      <w:r>
+        <w:tab/>
+      </w:r>
+      <w:r>
+        <w:rPr>
+          <w:b/>
+          <w:bCs/>
+        </w:rPr>
+        <w:t>3.</w:t>
+      </w:r>
+      <w:r>
+        <w:rPr>
+          <w:b/>
+          <w:bCs/>
+        </w:rPr>
+        <w:t>7</w:t>
+      </w:r>
+      <w:r>
+        <w:rPr>
+          <w:b/>
+          <w:bCs/>
+        </w:rPr>
+        <w:t xml:space="preserve">. </w:t>
+      </w:r>
+      <w:r>
+        <w:rPr>
+          <w:b/>
+          <w:bCs/>
+        </w:rPr>
+        <w:t>View orders</w:t>
+      </w:r>
+    </w:p>
+    <w:p>
+      <w:pPr>
+        <w:pStyle w:val="BodyText"/>
+        <w:spacing w:line="360" w:lineRule="auto"/>
+        <w:ind w:right="283"/>
+        <w:jc w:val="both"/>
+        <w:rPr>
+          <w:b/>
+          <w:bCs/>
+        </w:rPr>
+      </w:pPr>
+      <w:r>
+        <w:rPr>
+          <w:b/>
+          <w:bCs/>
+        </w:rPr>
+        <w:tab/>
+      </w:r>
+      <w:r>
+        <w:rPr>
+          <w:b/>
+          <w:bCs/>
+        </w:rPr>
+        <w:tab/>
+      </w:r>
+      <w:r>
+        <w:rPr>
+          <w:noProof/>
+        </w:rPr>
+        <w:drawing>
+          <wp:inline distT="0" distB="0" distL="0" distR="0" wp14:anchorId="09C84012" wp14:editId="786757D2">
+            <wp:extent cx="5600700" cy="2692604"/>
+            <wp:effectExtent l="0" t="0" r="0" b="0"/>
+            <wp:docPr id="192793963" name="Picture 3"/>
+            <wp:cNvGraphicFramePr>
+              <a:graphicFrameLocks xmlns:a="http://schemas.openxmlformats.org/drawingml/2006/main" noChangeAspect="1"/>
+            </wp:cNvGraphicFramePr>
+            <a:graphic xmlns:a="http://schemas.openxmlformats.org/drawingml/2006/main">
+              <a:graphicData uri="http://schemas.openxmlformats.org/drawingml/2006/picture">
+                <pic:pic xmlns:pic="http://schemas.openxmlformats.org/drawingml/2006/picture">
+                  <pic:nvPicPr>
+                    <pic:cNvPr id="0" name="Picture 5"/>
+                    <pic:cNvPicPr>
+                      <a:picLocks noChangeAspect="1" noChangeArrowheads="1"/>
+                    </pic:cNvPicPr>
+                  </pic:nvPicPr>
+                  <pic:blipFill>
+                    <a:blip r:embed="rId39" cstate="print">
+                      <a:extLst>
+                        <a:ext uri="{28A0092B-C50C-407E-A947-70E740481C1C}">
+                          <a14:useLocalDpi xmlns:a14="http://schemas.microsoft.com/office/drawing/2010/main" val="0"/>
+                        </a:ext>
+                      </a:extLst>
+                    </a:blip>
+                    <a:srcRect/>
+                    <a:stretch>
+                      <a:fillRect/>
+                    </a:stretch>
+                  </pic:blipFill>
+                  <pic:spPr bwMode="auto">
+                    <a:xfrm>
+                      <a:off x="0" y="0"/>
+                      <a:ext cx="5612066" cy="2698068"/>
+                    </a:xfrm>
+                    <a:prstGeom prst="rect">
+                      <a:avLst/>
+                    </a:prstGeom>
+                    <a:noFill/>
+                    <a:ln>
+                      <a:noFill/>
+                    </a:ln>
+                  </pic:spPr>
+                </pic:pic>
+              </a:graphicData>
+            </a:graphic>
+          </wp:inline>
+        </w:drawing>
+      </w:r>
+    </w:p>
+    <w:p>
+      <w:pPr>
+        <w:pStyle w:val="BodyText"/>
+        <w:ind w:left="720" w:right="283" w:firstLine="720"/>
+        <w:jc w:val="both"/>
+      </w:pPr>
+      <w:r>
+        <w:t xml:space="preserve">This is </w:t>
       </w:r>
       <w:proofErr w:type="gramStart"/>
       <w:r>
-        <w:t>is used</w:t>
+        <w:t>view</w:t>
       </w:r>
       <w:proofErr w:type="gramEnd"/>
       <w:r>
-        <w:t xml:space="preserve"> to submit the form and check if username and password are valid.</w:t>
+        <w:t xml:space="preserve"> orders page where admin can view all the orders and manage them by editing or </w:t>
+      </w:r>
+    </w:p>
+    <w:p>
+      <w:pPr>
+        <w:pStyle w:val="BodyText"/>
+        <w:ind w:left="720" w:right="283" w:firstLine="720"/>
+        <w:jc w:val="both"/>
+      </w:pPr>
+      <w:r>
+        <w:t>deleting.</w:t>
+      </w:r>
+    </w:p>
+    <w:p>
+      <w:pPr>
+        <w:pStyle w:val="BodyText"/>
+        <w:ind w:left="720" w:right="283" w:firstLine="720"/>
+        <w:jc w:val="both"/>
+      </w:pPr>
+    </w:p>
+    <w:p>
+      <w:pPr>
+        <w:pStyle w:val="BodyText"/>
+        <w:ind w:left="720" w:right="283" w:firstLine="720"/>
+        <w:jc w:val="both"/>
+      </w:pPr>
+    </w:p>
+    <w:p>
+      <w:pPr>
+        <w:pStyle w:val="BodyText"/>
+        <w:ind w:left="720" w:right="283" w:firstLine="720"/>
+        <w:jc w:val="both"/>
+      </w:pPr>
+    </w:p>
+    <w:p>
+      <w:pPr>
+        <w:pStyle w:val="BodyText"/>
+        <w:ind w:left="720" w:right="283" w:firstLine="720"/>
+        <w:jc w:val="both"/>
+      </w:pPr>
+    </w:p>
+    <w:p>
+      <w:pPr>
+        <w:pStyle w:val="BodyText"/>
+        <w:ind w:left="720" w:right="283" w:firstLine="720"/>
+        <w:jc w:val="both"/>
+      </w:pPr>
+    </w:p>
+    <w:p>
+      <w:pPr>
+        <w:pStyle w:val="BodyText"/>
+        <w:ind w:left="720" w:right="283" w:firstLine="720"/>
+        <w:jc w:val="both"/>
+      </w:pPr>
+    </w:p>
+    <w:p>
+      <w:pPr>
+        <w:pStyle w:val="BodyText"/>
+        <w:ind w:left="720" w:right="283" w:firstLine="720"/>
+        <w:jc w:val="both"/>
+      </w:pPr>
+    </w:p>
+    <w:p>
+      <w:pPr>
+        <w:pStyle w:val="BodyText"/>
+        <w:ind w:left="720" w:right="283" w:firstLine="720"/>
+        <w:jc w:val="both"/>
+      </w:pPr>
+    </w:p>
+    <w:p>
+      <w:pPr>
+        <w:pStyle w:val="BodyText"/>
+        <w:ind w:left="720" w:right="283" w:firstLine="720"/>
+        <w:jc w:val="both"/>
+      </w:pPr>
+    </w:p>
+    <w:p>
+      <w:pPr>
+        <w:pStyle w:val="BodyText"/>
+        <w:ind w:left="720" w:right="283" w:firstLine="720"/>
+        <w:jc w:val="both"/>
+      </w:pPr>
+    </w:p>
+    <w:p>
+      <w:pPr>
+        <w:pStyle w:val="BodyText"/>
+        <w:ind w:left="720" w:right="283" w:firstLine="720"/>
+        <w:jc w:val="both"/>
+      </w:pPr>
+    </w:p>
+    <w:p>
+      <w:pPr>
+        <w:pStyle w:val="BodyText"/>
+        <w:ind w:left="720" w:right="283" w:firstLine="720"/>
+        <w:jc w:val="both"/>
+      </w:pPr>
+    </w:p>
+    <w:p>
+      <w:pPr>
+        <w:pStyle w:val="BodyText"/>
+        <w:ind w:left="720" w:right="283" w:firstLine="720"/>
+        <w:jc w:val="both"/>
+      </w:pPr>
+    </w:p>
+    <w:p>
+      <w:pPr>
+        <w:pStyle w:val="BodyText"/>
+        <w:spacing w:line="360" w:lineRule="auto"/>
+        <w:ind w:right="283"/>
+        <w:jc w:val="both"/>
+        <w:rPr>
+          <w:b/>
+          <w:bCs/>
+        </w:rPr>
+      </w:pPr>
+      <w:r>
+        <w:lastRenderedPageBreak/>
+        <w:tab/>
+      </w:r>
+      <w:r>
+        <w:rPr>
+          <w:b/>
+          <w:bCs/>
+        </w:rPr>
+        <w:t>3.</w:t>
+      </w:r>
+      <w:r>
+        <w:rPr>
+          <w:b/>
+          <w:bCs/>
+        </w:rPr>
+        <w:t>8</w:t>
+      </w:r>
+      <w:r>
+        <w:rPr>
+          <w:b/>
+          <w:bCs/>
+        </w:rPr>
+        <w:t xml:space="preserve">. </w:t>
+      </w:r>
+      <w:r>
+        <w:rPr>
+          <w:b/>
+          <w:bCs/>
+        </w:rPr>
+        <w:t>Consumer</w:t>
+      </w:r>
+      <w:r>
+        <w:rPr>
+          <w:b/>
+          <w:bCs/>
+        </w:rPr>
+        <w:t xml:space="preserve"> Login</w:t>
+      </w:r>
+    </w:p>
+    <w:p>
+      <w:pPr>
+        <w:pStyle w:val="BodyText"/>
+        <w:spacing w:line="360" w:lineRule="auto"/>
+        <w:ind w:right="283"/>
+        <w:jc w:val="both"/>
+        <w:rPr>
+          <w:b/>
+          <w:bCs/>
+        </w:rPr>
+      </w:pPr>
+      <w:r>
+        <w:rPr>
+          <w:b/>
+          <w:bCs/>
+        </w:rPr>
+        <w:tab/>
+      </w:r>
+      <w:r>
+        <w:rPr>
+          <w:b/>
+          <w:bCs/>
+        </w:rPr>
+        <w:tab/>
+      </w:r>
+      <w:r>
+        <w:rPr>
+          <w:noProof/>
+        </w:rPr>
+        <w:drawing>
+          <wp:inline distT="0" distB="0" distL="0" distR="0" wp14:anchorId="3600BA00" wp14:editId="5F7D22C3">
+            <wp:extent cx="5563294" cy="2674620"/>
+            <wp:effectExtent l="0" t="0" r="0" b="0"/>
+            <wp:docPr id="1843384382" name="Picture 5"/>
+            <wp:cNvGraphicFramePr>
+              <a:graphicFrameLocks xmlns:a="http://schemas.openxmlformats.org/drawingml/2006/main" noChangeAspect="1"/>
+            </wp:cNvGraphicFramePr>
+            <a:graphic xmlns:a="http://schemas.openxmlformats.org/drawingml/2006/main">
+              <a:graphicData uri="http://schemas.openxmlformats.org/drawingml/2006/picture">
+                <pic:pic xmlns:pic="http://schemas.openxmlformats.org/drawingml/2006/picture">
+                  <pic:nvPicPr>
+                    <pic:cNvPr id="0" name="Picture 9"/>
+                    <pic:cNvPicPr>
+                      <a:picLocks noChangeAspect="1" noChangeArrowheads="1"/>
+                    </pic:cNvPicPr>
+                  </pic:nvPicPr>
+                  <pic:blipFill>
+                    <a:blip r:embed="rId40" cstate="print">
+                      <a:extLst>
+                        <a:ext uri="{28A0092B-C50C-407E-A947-70E740481C1C}">
+                          <a14:useLocalDpi xmlns:a14="http://schemas.microsoft.com/office/drawing/2010/main" val="0"/>
+                        </a:ext>
+                      </a:extLst>
+                    </a:blip>
+                    <a:srcRect/>
+                    <a:stretch>
+                      <a:fillRect/>
+                    </a:stretch>
+                  </pic:blipFill>
+                  <pic:spPr bwMode="auto">
+                    <a:xfrm>
+                      <a:off x="0" y="0"/>
+                      <a:ext cx="5603819" cy="2694103"/>
+                    </a:xfrm>
+                    <a:prstGeom prst="rect">
+                      <a:avLst/>
+                    </a:prstGeom>
+                    <a:noFill/>
+                    <a:ln>
+                      <a:noFill/>
+                    </a:ln>
+                  </pic:spPr>
+                </pic:pic>
+              </a:graphicData>
+            </a:graphic>
+          </wp:inline>
+        </w:drawing>
+      </w:r>
+    </w:p>
+    <w:p>
+      <w:pPr>
+        <w:pStyle w:val="BodyText"/>
+        <w:ind w:left="720" w:right="283" w:firstLine="720"/>
+        <w:jc w:val="both"/>
+      </w:pPr>
+      <w:r>
+        <w:t>This is consumer login page.</w:t>
       </w:r>
     </w:p>
     <w:p>
@@ -36959,14 +36384,21 @@
           <w:b/>
           <w:bCs/>
         </w:rPr>
-        <w:t>4</w:t>
+        <w:t>9</w:t>
       </w:r>
       <w:r>
         <w:rPr>
           <w:b/>
           <w:bCs/>
         </w:rPr>
-        <w:t>. Admin Login</w:t>
+        <w:t xml:space="preserve">. </w:t>
+      </w:r>
+      <w:r>
+        <w:rPr>
+          <w:b/>
+          <w:bCs/>
+        </w:rPr>
+        <w:t>Consumer Registration</w:t>
       </w:r>
     </w:p>
     <w:p>
@@ -36994,15 +36426,58 @@
         </w:rPr>
         <w:tab/>
       </w:r>
-    </w:p>
-    <w:p>
-      <w:pPr>
-        <w:pStyle w:val="BodyText"/>
-        <w:ind w:left="1440" w:right="283"/>
-        <w:jc w:val="both"/>
-      </w:pPr>
-      <w:r>
-        <w:t>This is the admin login page for admin. The admin manages the entire system. By entering the username and password the admin can login to the system.</w:t>
+      <w:r>
+        <w:rPr>
+          <w:noProof/>
+        </w:rPr>
+        <w:drawing>
+          <wp:inline distT="0" distB="0" distL="0" distR="0" wp14:anchorId="3EA8E0B3" wp14:editId="5CBA66AA">
+            <wp:extent cx="5600700" cy="2689450"/>
+            <wp:effectExtent l="0" t="0" r="0" b="0"/>
+            <wp:docPr id="984755095" name="Picture 6"/>
+            <wp:cNvGraphicFramePr>
+              <a:graphicFrameLocks xmlns:a="http://schemas.openxmlformats.org/drawingml/2006/main" noChangeAspect="1"/>
+            </wp:cNvGraphicFramePr>
+            <a:graphic xmlns:a="http://schemas.openxmlformats.org/drawingml/2006/main">
+              <a:graphicData uri="http://schemas.openxmlformats.org/drawingml/2006/picture">
+                <pic:pic xmlns:pic="http://schemas.openxmlformats.org/drawingml/2006/picture">
+                  <pic:nvPicPr>
+                    <pic:cNvPr id="0" name="Picture 11"/>
+                    <pic:cNvPicPr>
+                      <a:picLocks noChangeAspect="1" noChangeArrowheads="1"/>
+                    </pic:cNvPicPr>
+                  </pic:nvPicPr>
+                  <pic:blipFill>
+                    <a:blip r:embed="rId41" cstate="print">
+                      <a:extLst>
+                        <a:ext uri="{28A0092B-C50C-407E-A947-70E740481C1C}">
+                          <a14:useLocalDpi xmlns:a14="http://schemas.microsoft.com/office/drawing/2010/main" val="0"/>
+                        </a:ext>
+                      </a:extLst>
+                    </a:blip>
+                    <a:srcRect/>
+                    <a:stretch>
+                      <a:fillRect/>
+                    </a:stretch>
+                  </pic:blipFill>
+                  <pic:spPr bwMode="auto">
+                    <a:xfrm>
+                      <a:off x="0" y="0"/>
+                      <a:ext cx="5614618" cy="2696134"/>
+                    </a:xfrm>
+                    <a:prstGeom prst="rect">
+                      <a:avLst/>
+                    </a:prstGeom>
+                    <a:noFill/>
+                    <a:ln>
+                      <a:noFill/>
+                    </a:ln>
+                  </pic:spPr>
+                </pic:pic>
+              </a:graphicData>
+            </a:graphic>
+          </wp:inline>
+        </w:drawing>
       </w:r>
     </w:p>
     <w:p>
@@ -37010,112 +36485,9 @@
         <w:pStyle w:val="BodyText"/>
         <w:ind w:left="720" w:right="283" w:firstLine="720"/>
         <w:jc w:val="both"/>
-        <w:rPr>
-          <w:b/>
-          <w:bCs/>
-        </w:rPr>
-      </w:pPr>
-      <w:r>
-        <w:rPr>
-          <w:b/>
-          <w:bCs/>
-        </w:rPr>
-        <w:t>Description</w:t>
-      </w:r>
-    </w:p>
-    <w:p>
-      <w:pPr>
-        <w:pStyle w:val="BodyText"/>
-        <w:ind w:left="1440" w:right="283"/>
-        <w:jc w:val="both"/>
-      </w:pPr>
-      <w:r>
-        <w:t xml:space="preserve">This is the screen that appears when the admin tries to login to the system. When the admin enters valid username and password, he </w:t>
-      </w:r>
-      <w:proofErr w:type="gramStart"/>
-      <w:r>
-        <w:t>is allowed</w:t>
-      </w:r>
-      <w:proofErr w:type="gramEnd"/>
-      <w:r>
-        <w:t xml:space="preserve"> to enter the dashboard.</w:t>
-      </w:r>
-    </w:p>
-    <w:p>
-      <w:pPr>
-        <w:pStyle w:val="BodyText"/>
-        <w:ind w:left="720" w:right="283" w:firstLine="720"/>
-        <w:jc w:val="both"/>
-        <w:rPr>
-          <w:b/>
-          <w:bCs/>
-        </w:rPr>
-      </w:pPr>
-      <w:r>
-        <w:rPr>
-          <w:b/>
-          <w:bCs/>
-        </w:rPr>
-        <w:t>Navigation</w:t>
-      </w:r>
-    </w:p>
-    <w:p>
-      <w:pPr>
-        <w:pStyle w:val="BodyText"/>
-        <w:ind w:left="720" w:right="283" w:firstLine="720"/>
-        <w:jc w:val="both"/>
-      </w:pPr>
-      <w:r>
-        <w:t>This page is located inside admin section. Admin must click to open it.</w:t>
-      </w:r>
-    </w:p>
-    <w:p>
-      <w:pPr>
-        <w:pStyle w:val="BodyText"/>
-        <w:ind w:left="720" w:right="283" w:firstLine="720"/>
-        <w:jc w:val="both"/>
-        <w:rPr>
-          <w:b/>
-          <w:bCs/>
-        </w:rPr>
-      </w:pPr>
-      <w:r>
-        <w:rPr>
-          <w:b/>
-          <w:bCs/>
-        </w:rPr>
-        <w:t>Elements</w:t>
-      </w:r>
-    </w:p>
-    <w:p>
-      <w:pPr>
-        <w:pStyle w:val="BodyText"/>
-        <w:ind w:left="720" w:right="283" w:firstLine="720"/>
-        <w:jc w:val="both"/>
-      </w:pPr>
-      <w:r>
-        <w:lastRenderedPageBreak/>
-        <w:t>Username: Type: textbox, Text: Username Content: Please enter username</w:t>
-      </w:r>
-    </w:p>
-    <w:p>
-      <w:pPr>
-        <w:pStyle w:val="BodyText"/>
-        <w:ind w:left="720" w:right="283" w:firstLine="720"/>
-        <w:jc w:val="both"/>
-      </w:pPr>
-      <w:r>
-        <w:t>Password: Type: password, Text: Password Content: Please enter password</w:t>
-      </w:r>
-    </w:p>
-    <w:p>
-      <w:pPr>
-        <w:pStyle w:val="BodyText"/>
-        <w:ind w:left="720" w:right="283" w:firstLine="720"/>
-        <w:jc w:val="both"/>
-      </w:pPr>
-      <w:r>
-        <w:t>Sign In: Type: button, Text: Submit</w:t>
+      </w:pPr>
+      <w:r>
+        <w:t>This is consumer registration page.</w:t>
       </w:r>
     </w:p>
     <w:p>
@@ -37125,17 +36497,6 @@
         <w:ind w:left="720" w:right="283" w:firstLine="720"/>
         <w:jc w:val="both"/>
       </w:pPr>
-      <w:r>
-        <w:t xml:space="preserve">Content: it </w:t>
-      </w:r>
-      <w:proofErr w:type="gramStart"/>
-      <w:r>
-        <w:t>is used</w:t>
-      </w:r>
-      <w:proofErr w:type="gramEnd"/>
-      <w:r>
-        <w:t xml:space="preserve"> to submit the form and check if username and password are valid.</w:t>
-      </w:r>
     </w:p>
     <w:p>
       <w:pPr>
@@ -37149,37 +36510,65 @@
       <w:pPr>
         <w:pStyle w:val="BodyText"/>
         <w:spacing w:line="360" w:lineRule="auto"/>
-        <w:ind w:right="283"/>
+        <w:ind w:left="720" w:right="283" w:firstLine="720"/>
         <w:jc w:val="both"/>
-        <w:rPr>
-          <w:b/>
-          <w:bCs/>
-        </w:rPr>
-      </w:pPr>
-      <w:r>
-        <w:tab/>
-      </w:r>
-      <w:r>
-        <w:rPr>
-          <w:b/>
-          <w:bCs/>
-        </w:rPr>
-        <w:t>3.</w:t>
-      </w:r>
-      <w:r>
-        <w:rPr>
-          <w:b/>
-          <w:bCs/>
-        </w:rPr>
-        <w:t>5</w:t>
-      </w:r>
-      <w:r>
-        <w:rPr>
-          <w:b/>
-          <w:bCs/>
-        </w:rPr>
-        <w:t>. Admin Login</w:t>
-      </w:r>
+      </w:pPr>
+    </w:p>
+    <w:p>
+      <w:pPr>
+        <w:pStyle w:val="BodyText"/>
+        <w:spacing w:line="360" w:lineRule="auto"/>
+        <w:ind w:left="720" w:right="283" w:firstLine="720"/>
+        <w:jc w:val="both"/>
+      </w:pPr>
+    </w:p>
+    <w:p>
+      <w:pPr>
+        <w:pStyle w:val="BodyText"/>
+        <w:spacing w:line="360" w:lineRule="auto"/>
+        <w:ind w:left="720" w:right="283" w:firstLine="720"/>
+        <w:jc w:val="both"/>
+      </w:pPr>
+    </w:p>
+    <w:p>
+      <w:pPr>
+        <w:pStyle w:val="BodyText"/>
+        <w:spacing w:line="360" w:lineRule="auto"/>
+        <w:ind w:left="720" w:right="283" w:firstLine="720"/>
+        <w:jc w:val="both"/>
+      </w:pPr>
+    </w:p>
+    <w:p>
+      <w:pPr>
+        <w:pStyle w:val="BodyText"/>
+        <w:spacing w:line="360" w:lineRule="auto"/>
+        <w:ind w:left="720" w:right="283" w:firstLine="720"/>
+        <w:jc w:val="both"/>
+      </w:pPr>
+    </w:p>
+    <w:p>
+      <w:pPr>
+        <w:pStyle w:val="BodyText"/>
+        <w:spacing w:line="360" w:lineRule="auto"/>
+        <w:ind w:left="720" w:right="283" w:firstLine="720"/>
+        <w:jc w:val="both"/>
+      </w:pPr>
+    </w:p>
+    <w:p>
+      <w:pPr>
+        <w:pStyle w:val="BodyText"/>
+        <w:spacing w:line="360" w:lineRule="auto"/>
+        <w:ind w:left="720" w:right="283" w:firstLine="720"/>
+        <w:jc w:val="both"/>
+      </w:pPr>
+    </w:p>
+    <w:p>
+      <w:pPr>
+        <w:pStyle w:val="BodyText"/>
+        <w:spacing w:line="360" w:lineRule="auto"/>
+        <w:ind w:left="720" w:right="283" w:firstLine="720"/>
+        <w:jc w:val="both"/>
+      </w:pPr>
     </w:p>
     <w:p>
       <w:pPr>
@@ -37193,10 +36582,54 @@
         </w:rPr>
       </w:pPr>
       <w:r>
+        <w:lastRenderedPageBreak/>
+        <w:tab/>
+      </w:r>
+      <w:r>
         <w:rPr>
           <w:b/>
           <w:bCs/>
         </w:rPr>
+        <w:t>3.</w:t>
+      </w:r>
+      <w:r>
+        <w:rPr>
+          <w:b/>
+          <w:bCs/>
+        </w:rPr>
+        <w:t>10</w:t>
+      </w:r>
+      <w:r>
+        <w:rPr>
+          <w:b/>
+          <w:bCs/>
+        </w:rPr>
+        <w:t xml:space="preserve">. </w:t>
+      </w:r>
+      <w:r>
+        <w:rPr>
+          <w:b/>
+          <w:bCs/>
+        </w:rPr>
+        <w:t>Consumer Home</w:t>
+      </w:r>
+    </w:p>
+    <w:p>
+      <w:pPr>
+        <w:pStyle w:val="BodyText"/>
+        <w:spacing w:line="360" w:lineRule="auto"/>
+        <w:ind w:right="283"/>
+        <w:jc w:val="both"/>
+        <w:rPr>
+          <w:b/>
+          <w:bCs/>
+        </w:rPr>
+      </w:pPr>
+      <w:r>
+        <w:rPr>
+          <w:b/>
+          <w:bCs/>
+        </w:rPr>
         <w:tab/>
       </w:r>
       <w:r>
@@ -37206,15 +36639,58 @@
         </w:rPr>
         <w:tab/>
       </w:r>
-    </w:p>
-    <w:p>
-      <w:pPr>
-        <w:pStyle w:val="BodyText"/>
-        <w:ind w:left="1440" w:right="283"/>
-        <w:jc w:val="both"/>
-      </w:pPr>
-      <w:r>
-        <w:t>This is the admin login page for admin. The admin manages the entire system. By entering the username and password the admin can login to the system.</w:t>
+      <w:r>
+        <w:rPr>
+          <w:noProof/>
+        </w:rPr>
+        <w:drawing>
+          <wp:inline distT="0" distB="0" distL="0" distR="0" wp14:anchorId="248DD393" wp14:editId="55E129D9">
+            <wp:extent cx="5661660" cy="2716067"/>
+            <wp:effectExtent l="0" t="0" r="0" b="8255"/>
+            <wp:docPr id="1547848911" name="Picture 9"/>
+            <wp:cNvGraphicFramePr>
+              <a:graphicFrameLocks xmlns:a="http://schemas.openxmlformats.org/drawingml/2006/main" noChangeAspect="1"/>
+            </wp:cNvGraphicFramePr>
+            <a:graphic xmlns:a="http://schemas.openxmlformats.org/drawingml/2006/main">
+              <a:graphicData uri="http://schemas.openxmlformats.org/drawingml/2006/picture">
+                <pic:pic xmlns:pic="http://schemas.openxmlformats.org/drawingml/2006/picture">
+                  <pic:nvPicPr>
+                    <pic:cNvPr id="0" name="Picture 17"/>
+                    <pic:cNvPicPr>
+                      <a:picLocks noChangeAspect="1" noChangeArrowheads="1"/>
+                    </pic:cNvPicPr>
+                  </pic:nvPicPr>
+                  <pic:blipFill>
+                    <a:blip r:embed="rId42" cstate="print">
+                      <a:extLst>
+                        <a:ext uri="{28A0092B-C50C-407E-A947-70E740481C1C}">
+                          <a14:useLocalDpi xmlns:a14="http://schemas.microsoft.com/office/drawing/2010/main" val="0"/>
+                        </a:ext>
+                      </a:extLst>
+                    </a:blip>
+                    <a:srcRect/>
+                    <a:stretch>
+                      <a:fillRect/>
+                    </a:stretch>
+                  </pic:blipFill>
+                  <pic:spPr bwMode="auto">
+                    <a:xfrm>
+                      <a:off x="0" y="0"/>
+                      <a:ext cx="5673436" cy="2721716"/>
+                    </a:xfrm>
+                    <a:prstGeom prst="rect">
+                      <a:avLst/>
+                    </a:prstGeom>
+                    <a:noFill/>
+                    <a:ln>
+                      <a:noFill/>
+                    </a:ln>
+                  </pic:spPr>
+                </pic:pic>
+              </a:graphicData>
+            </a:graphic>
+          </wp:inline>
+        </w:drawing>
       </w:r>
     </w:p>
     <w:p>
@@ -37222,35 +36698,9 @@
         <w:pStyle w:val="BodyText"/>
         <w:ind w:left="720" w:right="283" w:firstLine="720"/>
         <w:jc w:val="both"/>
-        <w:rPr>
-          <w:b/>
-          <w:bCs/>
-        </w:rPr>
-      </w:pPr>
-      <w:r>
-        <w:rPr>
-          <w:b/>
-          <w:bCs/>
-        </w:rPr>
-        <w:t>Description</w:t>
-      </w:r>
-    </w:p>
-    <w:p>
-      <w:pPr>
-        <w:pStyle w:val="BodyText"/>
-        <w:ind w:left="1440" w:right="283"/>
-        <w:jc w:val="both"/>
-      </w:pPr>
-      <w:r>
-        <w:t xml:space="preserve">This is the screen that appears when the admin tries to login to the system. When the admin enters valid username and password, he </w:t>
-      </w:r>
-      <w:proofErr w:type="gramStart"/>
-      <w:r>
-        <w:t>is allowed</w:t>
-      </w:r>
-      <w:proofErr w:type="gramEnd"/>
-      <w:r>
-        <w:t xml:space="preserve"> to enter the dashboard.</w:t>
+      </w:pPr>
+      <w:r>
+        <w:t xml:space="preserve">This is consumer home page and he has the latest orders in dashboard and other links which </w:t>
       </w:r>
     </w:p>
     <w:p>
@@ -37258,17 +36708,9 @@
         <w:pStyle w:val="BodyText"/>
         <w:ind w:left="720" w:right="283" w:firstLine="720"/>
         <w:jc w:val="both"/>
-        <w:rPr>
-          <w:b/>
-          <w:bCs/>
-        </w:rPr>
-      </w:pPr>
-      <w:r>
-        <w:rPr>
-          <w:b/>
-          <w:bCs/>
-        </w:rPr>
-        <w:t>Navigation</w:t>
+      </w:pPr>
+      <w:r>
+        <w:t>related to him.</w:t>
       </w:r>
     </w:p>
     <w:p>
@@ -37277,8 +36719,124 @@
         <w:ind w:left="720" w:right="283" w:firstLine="720"/>
         <w:jc w:val="both"/>
       </w:pPr>
-      <w:r>
-        <w:t>This page is located inside admin section. Admin must click to open it.</w:t>
+    </w:p>
+    <w:p>
+      <w:pPr>
+        <w:pStyle w:val="BodyText"/>
+        <w:spacing w:line="360" w:lineRule="auto"/>
+        <w:ind w:right="283" w:firstLine="720"/>
+        <w:jc w:val="both"/>
+        <w:rPr>
+          <w:b/>
+          <w:bCs/>
+        </w:rPr>
+      </w:pPr>
+      <w:r>
+        <w:rPr>
+          <w:b/>
+          <w:bCs/>
+        </w:rPr>
+        <w:t>3.</w:t>
+      </w:r>
+      <w:r>
+        <w:rPr>
+          <w:b/>
+          <w:bCs/>
+        </w:rPr>
+        <w:t>11</w:t>
+      </w:r>
+      <w:r>
+        <w:rPr>
+          <w:b/>
+          <w:bCs/>
+        </w:rPr>
+        <w:t xml:space="preserve">. </w:t>
+      </w:r>
+      <w:r>
+        <w:rPr>
+          <w:b/>
+          <w:bCs/>
+        </w:rPr>
+        <w:t>Add Product Page</w:t>
+      </w:r>
+    </w:p>
+    <w:p>
+      <w:pPr>
+        <w:pStyle w:val="BodyText"/>
+        <w:spacing w:line="360" w:lineRule="auto"/>
+        <w:ind w:right="283"/>
+        <w:jc w:val="both"/>
+        <w:rPr>
+          <w:b/>
+          <w:bCs/>
+        </w:rPr>
+      </w:pPr>
+      <w:r>
+        <w:rPr>
+          <w:b/>
+          <w:bCs/>
+        </w:rPr>
+        <w:tab/>
+      </w:r>
+      <w:r>
+        <w:rPr>
+          <w:b/>
+          <w:bCs/>
+        </w:rPr>
+        <w:tab/>
+      </w:r>
+      <w:r>
+        <w:rPr>
+          <w:noProof/>
+        </w:rPr>
+        <w:drawing>
+          <wp:inline distT="0" distB="0" distL="0" distR="0" wp14:anchorId="7566FEAB" wp14:editId="0B44C9DB">
+            <wp:extent cx="5646420" cy="2699748"/>
+            <wp:effectExtent l="0" t="0" r="0" b="5715"/>
+            <wp:docPr id="1161180378" name="Picture 7"/>
+            <wp:cNvGraphicFramePr>
+              <a:graphicFrameLocks xmlns:a="http://schemas.openxmlformats.org/drawingml/2006/main" noChangeAspect="1"/>
+            </wp:cNvGraphicFramePr>
+            <a:graphic xmlns:a="http://schemas.openxmlformats.org/drawingml/2006/main">
+              <a:graphicData uri="http://schemas.openxmlformats.org/drawingml/2006/picture">
+                <pic:pic xmlns:pic="http://schemas.openxmlformats.org/drawingml/2006/picture">
+                  <pic:nvPicPr>
+                    <pic:cNvPr id="0" name="Picture 13"/>
+                    <pic:cNvPicPr>
+                      <a:picLocks noChangeAspect="1" noChangeArrowheads="1"/>
+                    </pic:cNvPicPr>
+                  </pic:nvPicPr>
+                  <pic:blipFill>
+                    <a:blip r:embed="rId43" cstate="print">
+                      <a:extLst>
+                        <a:ext uri="{28A0092B-C50C-407E-A947-70E740481C1C}">
+                          <a14:useLocalDpi xmlns:a14="http://schemas.microsoft.com/office/drawing/2010/main" val="0"/>
+                        </a:ext>
+                      </a:extLst>
+                    </a:blip>
+                    <a:srcRect/>
+                    <a:stretch>
+                      <a:fillRect/>
+                    </a:stretch>
+                  </pic:blipFill>
+                  <pic:spPr bwMode="auto">
+                    <a:xfrm>
+                      <a:off x="0" y="0"/>
+                      <a:ext cx="5651626" cy="2702237"/>
+                    </a:xfrm>
+                    <a:prstGeom prst="rect">
+                      <a:avLst/>
+                    </a:prstGeom>
+                    <a:noFill/>
+                    <a:ln>
+                      <a:noFill/>
+                    </a:ln>
+                  </pic:spPr>
+                </pic:pic>
+              </a:graphicData>
+            </a:graphic>
+          </wp:inline>
+        </w:drawing>
       </w:r>
     </w:p>
     <w:p>
@@ -37286,17 +36844,17 @@
         <w:pStyle w:val="BodyText"/>
         <w:ind w:left="720" w:right="283" w:firstLine="720"/>
         <w:jc w:val="both"/>
-        <w:rPr>
-          <w:b/>
-          <w:bCs/>
-        </w:rPr>
-      </w:pPr>
-      <w:r>
-        <w:rPr>
-          <w:b/>
-          <w:bCs/>
-        </w:rPr>
-        <w:t>Elements</w:t>
+      </w:pPr>
+      <w:r>
+        <w:t xml:space="preserve">This is </w:t>
+      </w:r>
+      <w:proofErr w:type="gramStart"/>
+      <w:r>
+        <w:t>add</w:t>
+      </w:r>
+      <w:proofErr w:type="gramEnd"/>
+      <w:r>
+        <w:t xml:space="preserve"> product page from where the consumer adds the product to the system.</w:t>
       </w:r>
     </w:p>
     <w:p>
@@ -37305,29 +36863,6 @@
         <w:ind w:left="720" w:right="283" w:firstLine="720"/>
         <w:jc w:val="both"/>
       </w:pPr>
-      <w:r>
-        <w:t>Username: Type: textbox, Text: Username Content: Please enter username</w:t>
-      </w:r>
-    </w:p>
-    <w:p>
-      <w:pPr>
-        <w:pStyle w:val="BodyText"/>
-        <w:ind w:left="720" w:right="283" w:firstLine="720"/>
-        <w:jc w:val="both"/>
-      </w:pPr>
-      <w:r>
-        <w:t>Password: Type: password, Text: Password Content: Please enter password</w:t>
-      </w:r>
-    </w:p>
-    <w:p>
-      <w:pPr>
-        <w:pStyle w:val="BodyText"/>
-        <w:ind w:left="720" w:right="283" w:firstLine="720"/>
-        <w:jc w:val="both"/>
-      </w:pPr>
-      <w:r>
-        <w:t>Sign In: Type: button, Text: Submit</w:t>
-      </w:r>
     </w:p>
     <w:p>
       <w:pPr>
@@ -37336,17 +36871,6 @@
         <w:ind w:left="720" w:right="283" w:firstLine="720"/>
         <w:jc w:val="both"/>
       </w:pPr>
-      <w:r>
-        <w:t xml:space="preserve">Content: it </w:t>
-      </w:r>
-      <w:proofErr w:type="gramStart"/>
-      <w:r>
-        <w:t>is used</w:t>
-      </w:r>
-      <w:proofErr w:type="gramEnd"/>
-      <w:r>
-        <w:t xml:space="preserve"> to submit the form and check if username and password are valid.</w:t>
-      </w:r>
     </w:p>
     <w:p>
       <w:pPr>
@@ -37360,37 +36884,57 @@
       <w:pPr>
         <w:pStyle w:val="BodyText"/>
         <w:spacing w:line="360" w:lineRule="auto"/>
-        <w:ind w:right="283"/>
+        <w:ind w:left="720" w:right="283" w:firstLine="720"/>
         <w:jc w:val="both"/>
-        <w:rPr>
-          <w:b/>
-          <w:bCs/>
-        </w:rPr>
-      </w:pPr>
-      <w:r>
-        <w:tab/>
-      </w:r>
-      <w:r>
-        <w:rPr>
-          <w:b/>
-          <w:bCs/>
-        </w:rPr>
-        <w:t>3.</w:t>
-      </w:r>
-      <w:r>
-        <w:rPr>
-          <w:b/>
-          <w:bCs/>
-        </w:rPr>
-        <w:t>6</w:t>
-      </w:r>
-      <w:r>
-        <w:rPr>
-          <w:b/>
-          <w:bCs/>
-        </w:rPr>
-        <w:t>. Admin Login</w:t>
-      </w:r>
+      </w:pPr>
+    </w:p>
+    <w:p>
+      <w:pPr>
+        <w:pStyle w:val="BodyText"/>
+        <w:spacing w:line="360" w:lineRule="auto"/>
+        <w:ind w:left="720" w:right="283" w:firstLine="720"/>
+        <w:jc w:val="both"/>
+      </w:pPr>
+    </w:p>
+    <w:p>
+      <w:pPr>
+        <w:pStyle w:val="BodyText"/>
+        <w:spacing w:line="360" w:lineRule="auto"/>
+        <w:ind w:left="720" w:right="283" w:firstLine="720"/>
+        <w:jc w:val="both"/>
+      </w:pPr>
+    </w:p>
+    <w:p>
+      <w:pPr>
+        <w:pStyle w:val="BodyText"/>
+        <w:spacing w:line="360" w:lineRule="auto"/>
+        <w:ind w:left="720" w:right="283" w:firstLine="720"/>
+        <w:jc w:val="both"/>
+      </w:pPr>
+    </w:p>
+    <w:p>
+      <w:pPr>
+        <w:pStyle w:val="BodyText"/>
+        <w:spacing w:line="360" w:lineRule="auto"/>
+        <w:ind w:left="720" w:right="283" w:firstLine="720"/>
+        <w:jc w:val="both"/>
+      </w:pPr>
+    </w:p>
+    <w:p>
+      <w:pPr>
+        <w:pStyle w:val="BodyText"/>
+        <w:spacing w:line="360" w:lineRule="auto"/>
+        <w:ind w:left="720" w:right="283" w:firstLine="720"/>
+        <w:jc w:val="both"/>
+      </w:pPr>
+    </w:p>
+    <w:p>
+      <w:pPr>
+        <w:pStyle w:val="BodyText"/>
+        <w:spacing w:line="360" w:lineRule="auto"/>
+        <w:ind w:left="720" w:right="283" w:firstLine="720"/>
+        <w:jc w:val="both"/>
+      </w:pPr>
     </w:p>
     <w:p>
       <w:pPr>
@@ -37404,166 +36948,37 @@
         </w:rPr>
       </w:pPr>
       <w:r>
+        <w:lastRenderedPageBreak/>
+        <w:tab/>
+      </w:r>
+      <w:r>
         <w:rPr>
           <w:b/>
           <w:bCs/>
         </w:rPr>
-        <w:tab/>
+        <w:t>3.1</w:t>
       </w:r>
       <w:r>
         <w:rPr>
           <w:b/>
           <w:bCs/>
         </w:rPr>
-        <w:tab/>
-      </w:r>
-    </w:p>
-    <w:p>
-      <w:pPr>
-        <w:pStyle w:val="BodyText"/>
-        <w:ind w:left="1440" w:right="283"/>
-        <w:jc w:val="both"/>
-      </w:pPr>
-      <w:r>
-        <w:t>This is the admin login page for admin. The admin manages the entire system. By entering the username and password the admin can login to the system.</w:t>
-      </w:r>
-    </w:p>
-    <w:p>
-      <w:pPr>
-        <w:pStyle w:val="BodyText"/>
-        <w:ind w:left="720" w:right="283" w:firstLine="720"/>
-        <w:jc w:val="both"/>
+        <w:t>2</w:t>
+      </w:r>
+      <w:r>
         <w:rPr>
           <w:b/>
           <w:bCs/>
         </w:rPr>
-      </w:pPr>
+        <w:t xml:space="preserve">. </w:t>
+      </w:r>
       <w:r>
         <w:rPr>
           <w:b/>
           <w:bCs/>
         </w:rPr>
-        <w:t>Description</w:t>
-      </w:r>
-    </w:p>
-    <w:p>
-      <w:pPr>
-        <w:pStyle w:val="BodyText"/>
-        <w:ind w:left="1440" w:right="283"/>
-        <w:jc w:val="both"/>
-      </w:pPr>
-      <w:r>
-        <w:t xml:space="preserve">This is the screen that appears when the admin tries to login to the system. When the admin enters valid username and password, he </w:t>
-      </w:r>
-      <w:proofErr w:type="gramStart"/>
-      <w:r>
-        <w:t>is allowed</w:t>
-      </w:r>
-      <w:proofErr w:type="gramEnd"/>
-      <w:r>
-        <w:t xml:space="preserve"> to enter the dashboard.</w:t>
-      </w:r>
-    </w:p>
-    <w:p>
-      <w:pPr>
-        <w:pStyle w:val="BodyText"/>
-        <w:ind w:left="720" w:right="283" w:firstLine="720"/>
-        <w:jc w:val="both"/>
-        <w:rPr>
-          <w:b/>
-          <w:bCs/>
-        </w:rPr>
-      </w:pPr>
-      <w:r>
-        <w:rPr>
-          <w:b/>
-          <w:bCs/>
-        </w:rPr>
-        <w:t>Navigation</w:t>
-      </w:r>
-    </w:p>
-    <w:p>
-      <w:pPr>
-        <w:pStyle w:val="BodyText"/>
-        <w:ind w:left="720" w:right="283" w:firstLine="720"/>
-        <w:jc w:val="both"/>
-      </w:pPr>
-      <w:r>
-        <w:t>This page is located inside admin section. Admin must click to open it.</w:t>
-      </w:r>
-    </w:p>
-    <w:p>
-      <w:pPr>
-        <w:pStyle w:val="BodyText"/>
-        <w:ind w:left="720" w:right="283" w:firstLine="720"/>
-        <w:jc w:val="both"/>
-        <w:rPr>
-          <w:b/>
-          <w:bCs/>
-        </w:rPr>
-      </w:pPr>
-      <w:r>
-        <w:rPr>
-          <w:b/>
-          <w:bCs/>
-        </w:rPr>
-        <w:t>Elements</w:t>
-      </w:r>
-    </w:p>
-    <w:p>
-      <w:pPr>
-        <w:pStyle w:val="BodyText"/>
-        <w:ind w:left="720" w:right="283" w:firstLine="720"/>
-        <w:jc w:val="both"/>
-      </w:pPr>
-      <w:r>
-        <w:t>Username: Type: textbox, Text: Username Content: Please enter username</w:t>
-      </w:r>
-    </w:p>
-    <w:p>
-      <w:pPr>
-        <w:pStyle w:val="BodyText"/>
-        <w:ind w:left="720" w:right="283" w:firstLine="720"/>
-        <w:jc w:val="both"/>
-      </w:pPr>
-      <w:r>
-        <w:t>Password: Type: password, Text: Password Content: Please enter password</w:t>
-      </w:r>
-    </w:p>
-    <w:p>
-      <w:pPr>
-        <w:pStyle w:val="BodyText"/>
-        <w:ind w:left="720" w:right="283" w:firstLine="720"/>
-        <w:jc w:val="both"/>
-      </w:pPr>
-      <w:r>
-        <w:t>Sign In: Type: button, Text: Submit</w:t>
-      </w:r>
-    </w:p>
-    <w:p>
-      <w:pPr>
-        <w:pStyle w:val="BodyText"/>
-        <w:ind w:left="720" w:right="283" w:firstLine="720"/>
-        <w:jc w:val="both"/>
-      </w:pPr>
-      <w:r>
-        <w:t xml:space="preserve">Content: it </w:t>
-      </w:r>
-      <w:proofErr w:type="gramStart"/>
-      <w:r>
-        <w:t>is used</w:t>
-      </w:r>
-      <w:proofErr w:type="gramEnd"/>
-      <w:r>
-        <w:t xml:space="preserve"> to submit the form and check if username and password are valid.</w:t>
-      </w:r>
-    </w:p>
-    <w:p>
-      <w:pPr>
-        <w:pStyle w:val="BodyText"/>
-        <w:ind w:left="720" w:right="283" w:firstLine="720"/>
-        <w:jc w:val="both"/>
-      </w:pPr>
+        <w:t>Farmer Home</w:t>
+      </w:r>
     </w:p>
     <w:p>
       <w:pPr>
@@ -37577,6 +36992,10 @@
         </w:rPr>
       </w:pPr>
       <w:r>
+        <w:rPr>
+          <w:b/>
+          <w:bCs/>
+        </w:rPr>
         <w:tab/>
       </w:r>
       <w:r>
@@ -37584,22 +37003,86 @@
           <w:b/>
           <w:bCs/>
         </w:rPr>
-        <w:t>3.</w:t>
-      </w:r>
-      <w:r>
-        <w:rPr>
-          <w:b/>
-          <w:bCs/>
-        </w:rPr>
-        <w:t>7</w:t>
-      </w:r>
-      <w:r>
-        <w:rPr>
-          <w:b/>
-          <w:bCs/>
-        </w:rPr>
-        <w:t>. Admin Login</w:t>
-      </w:r>
+        <w:tab/>
+      </w:r>
+      <w:r>
+        <w:rPr>
+          <w:noProof/>
+        </w:rPr>
+        <w:drawing>
+          <wp:inline distT="0" distB="0" distL="0" distR="0" wp14:anchorId="349CE228" wp14:editId="45E0A32F">
+            <wp:extent cx="5585460" cy="2677939"/>
+            <wp:effectExtent l="0" t="0" r="0" b="8255"/>
+            <wp:docPr id="2037385369" name="Picture 8"/>
+            <wp:cNvGraphicFramePr>
+              <a:graphicFrameLocks xmlns:a="http://schemas.openxmlformats.org/drawingml/2006/main" noChangeAspect="1"/>
+            </wp:cNvGraphicFramePr>
+            <a:graphic xmlns:a="http://schemas.openxmlformats.org/drawingml/2006/main">
+              <a:graphicData uri="http://schemas.openxmlformats.org/drawingml/2006/picture">
+                <pic:pic xmlns:pic="http://schemas.openxmlformats.org/drawingml/2006/picture">
+                  <pic:nvPicPr>
+                    <pic:cNvPr id="0" name="Picture 15"/>
+                    <pic:cNvPicPr>
+                      <a:picLocks noChangeAspect="1" noChangeArrowheads="1"/>
+                    </pic:cNvPicPr>
+                  </pic:nvPicPr>
+                  <pic:blipFill>
+                    <a:blip r:embed="rId44" cstate="print">
+                      <a:extLst>
+                        <a:ext uri="{28A0092B-C50C-407E-A947-70E740481C1C}">
+                          <a14:useLocalDpi xmlns:a14="http://schemas.microsoft.com/office/drawing/2010/main" val="0"/>
+                        </a:ext>
+                      </a:extLst>
+                    </a:blip>
+                    <a:srcRect/>
+                    <a:stretch>
+                      <a:fillRect/>
+                    </a:stretch>
+                  </pic:blipFill>
+                  <pic:spPr bwMode="auto">
+                    <a:xfrm>
+                      <a:off x="0" y="0"/>
+                      <a:ext cx="5597447" cy="2683686"/>
+                    </a:xfrm>
+                    <a:prstGeom prst="rect">
+                      <a:avLst/>
+                    </a:prstGeom>
+                    <a:noFill/>
+                    <a:ln>
+                      <a:noFill/>
+                    </a:ln>
+                  </pic:spPr>
+                </pic:pic>
+              </a:graphicData>
+            </a:graphic>
+          </wp:inline>
+        </w:drawing>
+      </w:r>
+    </w:p>
+    <w:p>
+      <w:pPr>
+        <w:pStyle w:val="BodyText"/>
+        <w:ind w:left="720" w:right="283" w:firstLine="720"/>
+        <w:jc w:val="both"/>
+      </w:pPr>
+      <w:r>
+        <w:t>This is farmer’s home page and he has the links which is related to him.</w:t>
+      </w:r>
+    </w:p>
+    <w:p>
+      <w:pPr>
+        <w:pStyle w:val="BodyText"/>
+        <w:ind w:left="720" w:right="283" w:firstLine="720"/>
+        <w:jc w:val="both"/>
+      </w:pPr>
+    </w:p>
+    <w:p>
+      <w:pPr>
+        <w:pStyle w:val="BodyText"/>
+        <w:spacing w:line="360" w:lineRule="auto"/>
+        <w:ind w:left="720" w:right="283" w:firstLine="720"/>
+        <w:jc w:val="both"/>
+      </w:pPr>
     </w:p>
     <w:p>
       <w:pPr>
@@ -37613,168 +37096,36 @@
         </w:rPr>
       </w:pPr>
       <w:r>
+        <w:tab/>
+      </w:r>
+      <w:r>
         <w:rPr>
           <w:b/>
           <w:bCs/>
         </w:rPr>
-        <w:tab/>
+        <w:t>3.1</w:t>
       </w:r>
       <w:r>
         <w:rPr>
           <w:b/>
           <w:bCs/>
         </w:rPr>
-        <w:tab/>
-      </w:r>
-    </w:p>
-    <w:p>
-      <w:pPr>
-        <w:pStyle w:val="BodyText"/>
-        <w:ind w:left="1440" w:right="283"/>
-        <w:jc w:val="both"/>
-      </w:pPr>
-      <w:r>
-        <w:t>This is the admin login page for admin. The admin manages the entire system. By entering the username and password the admin can login to the system.</w:t>
-      </w:r>
-    </w:p>
-    <w:p>
-      <w:pPr>
-        <w:pStyle w:val="BodyText"/>
-        <w:ind w:left="720" w:right="283" w:firstLine="720"/>
-        <w:jc w:val="both"/>
+        <w:t>3</w:t>
+      </w:r>
+      <w:r>
         <w:rPr>
           <w:b/>
           <w:bCs/>
         </w:rPr>
-      </w:pPr>
+        <w:t xml:space="preserve">. </w:t>
+      </w:r>
       <w:r>
         <w:rPr>
           <w:b/>
           <w:bCs/>
         </w:rPr>
-        <w:t>Description</w:t>
-      </w:r>
-    </w:p>
-    <w:p>
-      <w:pPr>
-        <w:pStyle w:val="BodyText"/>
-        <w:ind w:left="1440" w:right="283"/>
-        <w:jc w:val="both"/>
-      </w:pPr>
-      <w:r>
-        <w:t xml:space="preserve">This is the screen that appears when the admin tries to login to the system. When the admin enters valid username and password, he </w:t>
-      </w:r>
-      <w:proofErr w:type="gramStart"/>
-      <w:r>
-        <w:t>is allowed</w:t>
-      </w:r>
-      <w:proofErr w:type="gramEnd"/>
-      <w:r>
-        <w:t xml:space="preserve"> to enter the dashboard.</w:t>
-      </w:r>
-    </w:p>
-    <w:p>
-      <w:pPr>
-        <w:pStyle w:val="BodyText"/>
-        <w:ind w:left="720" w:right="283" w:firstLine="720"/>
-        <w:jc w:val="both"/>
-        <w:rPr>
-          <w:b/>
-          <w:bCs/>
-        </w:rPr>
-      </w:pPr>
-      <w:r>
-        <w:rPr>
-          <w:b/>
-          <w:bCs/>
-        </w:rPr>
-        <w:t>Navigation</w:t>
-      </w:r>
-    </w:p>
-    <w:p>
-      <w:pPr>
-        <w:pStyle w:val="BodyText"/>
-        <w:ind w:left="720" w:right="283" w:firstLine="720"/>
-        <w:jc w:val="both"/>
-      </w:pPr>
-      <w:r>
-        <w:t>This page is located inside admin section. Admin must click to open it.</w:t>
-      </w:r>
-    </w:p>
-    <w:p>
-      <w:pPr>
-        <w:pStyle w:val="BodyText"/>
-        <w:ind w:left="720" w:right="283" w:firstLine="720"/>
-        <w:jc w:val="both"/>
-        <w:rPr>
-          <w:b/>
-          <w:bCs/>
-        </w:rPr>
-      </w:pPr>
-      <w:r>
-        <w:rPr>
-          <w:b/>
-          <w:bCs/>
-        </w:rPr>
-        <w:t>Elements</w:t>
-      </w:r>
-    </w:p>
-    <w:p>
-      <w:pPr>
-        <w:pStyle w:val="BodyText"/>
-        <w:ind w:left="720" w:right="283" w:firstLine="720"/>
-        <w:jc w:val="both"/>
-      </w:pPr>
-      <w:r>
-        <w:t>Username: Type: textbox, Text: Username Content: Please enter username</w:t>
-      </w:r>
-    </w:p>
-    <w:p>
-      <w:pPr>
-        <w:pStyle w:val="BodyText"/>
-        <w:ind w:left="720" w:right="283" w:firstLine="720"/>
-        <w:jc w:val="both"/>
-      </w:pPr>
-      <w:r>
-        <w:t>Password: Type: password, Text: Password Content: Please enter password</w:t>
-      </w:r>
-    </w:p>
-    <w:p>
-      <w:pPr>
-        <w:pStyle w:val="BodyText"/>
-        <w:ind w:left="720" w:right="283" w:firstLine="720"/>
-        <w:jc w:val="both"/>
-      </w:pPr>
-      <w:r>
-        <w:t>Sign In: Type: button, Text: Submit</w:t>
-      </w:r>
-    </w:p>
-    <w:p>
-      <w:pPr>
-        <w:pStyle w:val="BodyText"/>
-        <w:ind w:left="720" w:right="283" w:firstLine="720"/>
-        <w:jc w:val="both"/>
-      </w:pPr>
-      <w:r>
-        <w:lastRenderedPageBreak/>
-        <w:t xml:space="preserve">Content: it </w:t>
-      </w:r>
-      <w:proofErr w:type="gramStart"/>
-      <w:r>
-        <w:t>is used</w:t>
-      </w:r>
-      <w:proofErr w:type="gramEnd"/>
-      <w:r>
-        <w:t xml:space="preserve"> to submit the form and check if username and password are valid.</w:t>
-      </w:r>
-    </w:p>
-    <w:p>
-      <w:pPr>
-        <w:pStyle w:val="BodyText"/>
-        <w:spacing w:line="360" w:lineRule="auto"/>
-        <w:ind w:left="720" w:right="283" w:firstLine="720"/>
-        <w:jc w:val="both"/>
-      </w:pPr>
+        <w:t>Logout</w:t>
+      </w:r>
     </w:p>
     <w:p>
       <w:pPr>
@@ -37788,6 +37139,10 @@
         </w:rPr>
       </w:pPr>
       <w:r>
+        <w:rPr>
+          <w:b/>
+          <w:bCs/>
+        </w:rPr>
         <w:tab/>
       </w:r>
       <w:r>
@@ -37795,57 +37150,60 @@
           <w:b/>
           <w:bCs/>
         </w:rPr>
-        <w:t>3.</w:t>
-      </w:r>
-      <w:r>
-        <w:rPr>
-          <w:b/>
-          <w:bCs/>
-        </w:rPr>
-        <w:t>8</w:t>
-      </w:r>
-      <w:r>
-        <w:rPr>
-          <w:b/>
-          <w:bCs/>
-        </w:rPr>
-        <w:t>. Admin Login</w:t>
-      </w:r>
-    </w:p>
-    <w:p>
-      <w:pPr>
-        <w:pStyle w:val="BodyText"/>
-        <w:spacing w:line="360" w:lineRule="auto"/>
-        <w:ind w:right="283"/>
-        <w:jc w:val="both"/>
-        <w:rPr>
-          <w:b/>
-          <w:bCs/>
-        </w:rPr>
-      </w:pPr>
-      <w:r>
-        <w:rPr>
-          <w:b/>
-          <w:bCs/>
-        </w:rPr>
         <w:tab/>
       </w:r>
       <w:r>
         <w:rPr>
-          <w:b/>
-          <w:bCs/>
-        </w:rPr>
-        <w:tab/>
-      </w:r>
-    </w:p>
-    <w:p>
-      <w:pPr>
-        <w:pStyle w:val="BodyText"/>
-        <w:ind w:left="1440" w:right="283"/>
-        <w:jc w:val="both"/>
-      </w:pPr>
-      <w:r>
-        <w:t>This is the admin login page for admin. The admin manages the entire system. By entering the username and password the admin can login to the system.</w:t>
+          <w:noProof/>
+        </w:rPr>
+        <w:drawing>
+          <wp:inline distT="0" distB="0" distL="0" distR="0" wp14:anchorId="3F321CBB" wp14:editId="753F14C8">
+            <wp:extent cx="5623560" cy="2674041"/>
+            <wp:effectExtent l="0" t="0" r="0" b="0"/>
+            <wp:docPr id="634356883" name="Picture 10"/>
+            <wp:cNvGraphicFramePr>
+              <a:graphicFrameLocks xmlns:a="http://schemas.openxmlformats.org/drawingml/2006/main" noChangeAspect="1"/>
+            </wp:cNvGraphicFramePr>
+            <a:graphic xmlns:a="http://schemas.openxmlformats.org/drawingml/2006/main">
+              <a:graphicData uri="http://schemas.openxmlformats.org/drawingml/2006/picture">
+                <pic:pic xmlns:pic="http://schemas.openxmlformats.org/drawingml/2006/picture">
+                  <pic:nvPicPr>
+                    <pic:cNvPr id="0" name="Picture 19"/>
+                    <pic:cNvPicPr>
+                      <a:picLocks noChangeAspect="1" noChangeArrowheads="1"/>
+                    </pic:cNvPicPr>
+                  </pic:nvPicPr>
+                  <pic:blipFill>
+                    <a:blip r:embed="rId45" cstate="print">
+                      <a:extLst>
+                        <a:ext uri="{28A0092B-C50C-407E-A947-70E740481C1C}">
+                          <a14:useLocalDpi xmlns:a14="http://schemas.microsoft.com/office/drawing/2010/main" val="0"/>
+                        </a:ext>
+                      </a:extLst>
+                    </a:blip>
+                    <a:srcRect/>
+                    <a:stretch>
+                      <a:fillRect/>
+                    </a:stretch>
+                  </pic:blipFill>
+                  <pic:spPr bwMode="auto">
+                    <a:xfrm>
+                      <a:off x="0" y="0"/>
+                      <a:ext cx="5637268" cy="2680559"/>
+                    </a:xfrm>
+                    <a:prstGeom prst="rect">
+                      <a:avLst/>
+                    </a:prstGeom>
+                    <a:noFill/>
+                    <a:ln>
+                      <a:noFill/>
+                    </a:ln>
+                  </pic:spPr>
+                </pic:pic>
+              </a:graphicData>
+            </a:graphic>
+          </wp:inline>
+        </w:drawing>
       </w:r>
     </w:p>
     <w:p>
@@ -37853,936 +37211,10 @@
         <w:pStyle w:val="BodyText"/>
         <w:ind w:left="720" w:right="283" w:firstLine="720"/>
         <w:jc w:val="both"/>
-        <w:rPr>
-          <w:b/>
-          <w:bCs/>
-        </w:rPr>
-      </w:pPr>
-      <w:r>
-        <w:rPr>
-          <w:b/>
-          <w:bCs/>
-        </w:rPr>
-        <w:t>Description</w:t>
-      </w:r>
-    </w:p>
-    <w:p>
-      <w:pPr>
-        <w:pStyle w:val="BodyText"/>
-        <w:ind w:left="1440" w:right="283"/>
-        <w:jc w:val="both"/>
-      </w:pPr>
-      <w:r>
-        <w:t xml:space="preserve">This is the screen that appears when the admin tries to login to the system. When the admin enters valid username and password, he </w:t>
-      </w:r>
-      <w:proofErr w:type="gramStart"/>
-      <w:r>
-        <w:t>is allowed</w:t>
-      </w:r>
-      <w:proofErr w:type="gramEnd"/>
-      <w:r>
-        <w:t xml:space="preserve"> to enter the dashboard.</w:t>
-      </w:r>
-    </w:p>
-    <w:p>
-      <w:pPr>
-        <w:pStyle w:val="BodyText"/>
-        <w:ind w:left="720" w:right="283" w:firstLine="720"/>
-        <w:jc w:val="both"/>
-        <w:rPr>
-          <w:b/>
-          <w:bCs/>
-        </w:rPr>
-      </w:pPr>
-      <w:r>
-        <w:rPr>
-          <w:b/>
-          <w:bCs/>
-        </w:rPr>
-        <w:t>Navigation</w:t>
-      </w:r>
-    </w:p>
-    <w:p>
-      <w:pPr>
-        <w:pStyle w:val="BodyText"/>
-        <w:ind w:left="720" w:right="283" w:firstLine="720"/>
-        <w:jc w:val="both"/>
-      </w:pPr>
-      <w:r>
-        <w:t>This page is located inside admin section. Admin must click to open it.</w:t>
-      </w:r>
-    </w:p>
-    <w:p>
-      <w:pPr>
-        <w:pStyle w:val="BodyText"/>
-        <w:ind w:left="720" w:right="283" w:firstLine="720"/>
-        <w:jc w:val="both"/>
-        <w:rPr>
-          <w:b/>
-          <w:bCs/>
-        </w:rPr>
-      </w:pPr>
-      <w:r>
-        <w:rPr>
-          <w:b/>
-          <w:bCs/>
-        </w:rPr>
-        <w:t>Elements</w:t>
-      </w:r>
-    </w:p>
-    <w:p>
-      <w:pPr>
-        <w:pStyle w:val="BodyText"/>
-        <w:ind w:left="720" w:right="283" w:firstLine="720"/>
-        <w:jc w:val="both"/>
-      </w:pPr>
-      <w:r>
-        <w:t>Username: Type: textbox, Text: Username Content: Please enter username</w:t>
-      </w:r>
-    </w:p>
-    <w:p>
-      <w:pPr>
-        <w:pStyle w:val="BodyText"/>
-        <w:ind w:left="720" w:right="283" w:firstLine="720"/>
-        <w:jc w:val="both"/>
-      </w:pPr>
-      <w:r>
-        <w:t>Password: Type: password, Text: Password Content: Please enter password</w:t>
-      </w:r>
-    </w:p>
-    <w:p>
-      <w:pPr>
-        <w:pStyle w:val="BodyText"/>
-        <w:ind w:left="720" w:right="283" w:firstLine="720"/>
-        <w:jc w:val="both"/>
-      </w:pPr>
-      <w:r>
-        <w:t>Sign In: Type: button, Text: Submit</w:t>
-      </w:r>
-    </w:p>
-    <w:p>
-      <w:pPr>
-        <w:pStyle w:val="BodyText"/>
-        <w:ind w:left="720" w:right="283" w:firstLine="720"/>
-        <w:jc w:val="both"/>
-      </w:pPr>
-      <w:r>
-        <w:t xml:space="preserve">Content: it </w:t>
-      </w:r>
-      <w:proofErr w:type="gramStart"/>
-      <w:r>
-        <w:t>is used</w:t>
-      </w:r>
-      <w:proofErr w:type="gramEnd"/>
-      <w:r>
-        <w:t xml:space="preserve"> to submit the form and check if username and password are valid.</w:t>
-      </w:r>
-    </w:p>
-    <w:p>
-      <w:pPr>
-        <w:pStyle w:val="BodyText"/>
-        <w:spacing w:line="360" w:lineRule="auto"/>
-        <w:ind w:left="720" w:right="283" w:firstLine="720"/>
-        <w:jc w:val="both"/>
-      </w:pPr>
-    </w:p>
-    <w:p>
-      <w:pPr>
-        <w:pStyle w:val="BodyText"/>
-        <w:spacing w:line="360" w:lineRule="auto"/>
-        <w:ind w:right="283"/>
-        <w:jc w:val="both"/>
-        <w:rPr>
-          <w:b/>
-          <w:bCs/>
-        </w:rPr>
-      </w:pPr>
-      <w:r>
-        <w:tab/>
-      </w:r>
-      <w:r>
-        <w:rPr>
-          <w:b/>
-          <w:bCs/>
-        </w:rPr>
-        <w:t>3.</w:t>
-      </w:r>
-      <w:r>
-        <w:rPr>
-          <w:b/>
-          <w:bCs/>
-        </w:rPr>
-        <w:t>9</w:t>
-      </w:r>
-      <w:r>
-        <w:rPr>
-          <w:b/>
-          <w:bCs/>
-        </w:rPr>
-        <w:t>. Admin Login</w:t>
-      </w:r>
-    </w:p>
-    <w:p>
-      <w:pPr>
-        <w:pStyle w:val="BodyText"/>
-        <w:spacing w:line="360" w:lineRule="auto"/>
-        <w:ind w:right="283"/>
-        <w:jc w:val="both"/>
-        <w:rPr>
-          <w:b/>
-          <w:bCs/>
-        </w:rPr>
-      </w:pPr>
-      <w:r>
-        <w:rPr>
-          <w:b/>
-          <w:bCs/>
-        </w:rPr>
-        <w:tab/>
-      </w:r>
-      <w:r>
-        <w:rPr>
-          <w:b/>
-          <w:bCs/>
-        </w:rPr>
-        <w:tab/>
-      </w:r>
-    </w:p>
-    <w:p>
-      <w:pPr>
-        <w:pStyle w:val="BodyText"/>
-        <w:ind w:left="1440" w:right="283"/>
-        <w:jc w:val="both"/>
-      </w:pPr>
-      <w:r>
-        <w:t>This is the admin login page for admin. The admin manages the entire system. By entering the username and password the admin can login to the system.</w:t>
-      </w:r>
-    </w:p>
-    <w:p>
-      <w:pPr>
-        <w:pStyle w:val="BodyText"/>
-        <w:ind w:left="720" w:right="283" w:firstLine="720"/>
-        <w:jc w:val="both"/>
-        <w:rPr>
-          <w:b/>
-          <w:bCs/>
-        </w:rPr>
-      </w:pPr>
-      <w:r>
-        <w:rPr>
-          <w:b/>
-          <w:bCs/>
-        </w:rPr>
-        <w:t>Description</w:t>
-      </w:r>
-    </w:p>
-    <w:p>
-      <w:pPr>
-        <w:pStyle w:val="BodyText"/>
-        <w:ind w:left="1440" w:right="283"/>
-        <w:jc w:val="both"/>
-      </w:pPr>
-      <w:r>
-        <w:t xml:space="preserve">This is the screen that appears when the admin tries to login to the system. When the admin enters valid username and password, he </w:t>
-      </w:r>
-      <w:proofErr w:type="gramStart"/>
-      <w:r>
-        <w:t>is allowed</w:t>
-      </w:r>
-      <w:proofErr w:type="gramEnd"/>
-      <w:r>
-        <w:t xml:space="preserve"> to enter the dashboard.</w:t>
-      </w:r>
-    </w:p>
-    <w:p>
-      <w:pPr>
-        <w:pStyle w:val="BodyText"/>
-        <w:ind w:left="720" w:right="283" w:firstLine="720"/>
-        <w:jc w:val="both"/>
-        <w:rPr>
-          <w:b/>
-          <w:bCs/>
-        </w:rPr>
-      </w:pPr>
-      <w:r>
-        <w:rPr>
-          <w:b/>
-          <w:bCs/>
-        </w:rPr>
-        <w:t>Navigation</w:t>
-      </w:r>
-    </w:p>
-    <w:p>
-      <w:pPr>
-        <w:pStyle w:val="BodyText"/>
-        <w:ind w:left="720" w:right="283" w:firstLine="720"/>
-        <w:jc w:val="both"/>
-      </w:pPr>
-      <w:r>
-        <w:t>This page is located inside admin section. Admin must click to open it.</w:t>
-      </w:r>
-    </w:p>
-    <w:p>
-      <w:pPr>
-        <w:pStyle w:val="BodyText"/>
-        <w:ind w:left="720" w:right="283" w:firstLine="720"/>
-        <w:jc w:val="both"/>
-        <w:rPr>
-          <w:b/>
-          <w:bCs/>
-        </w:rPr>
-      </w:pPr>
-      <w:r>
-        <w:rPr>
-          <w:b/>
-          <w:bCs/>
-        </w:rPr>
-        <w:t>Elements</w:t>
-      </w:r>
-    </w:p>
-    <w:p>
-      <w:pPr>
-        <w:pStyle w:val="BodyText"/>
-        <w:ind w:left="720" w:right="283" w:firstLine="720"/>
-        <w:jc w:val="both"/>
-      </w:pPr>
-      <w:r>
-        <w:t>Username: Type: textbox, Text: Username Content: Please enter username</w:t>
-      </w:r>
-    </w:p>
-    <w:p>
-      <w:pPr>
-        <w:pStyle w:val="BodyText"/>
-        <w:ind w:left="720" w:right="283" w:firstLine="720"/>
-        <w:jc w:val="both"/>
-      </w:pPr>
-      <w:r>
-        <w:t>Password: Type: password, Text: Password Content: Please enter password</w:t>
-      </w:r>
-    </w:p>
-    <w:p>
-      <w:pPr>
-        <w:pStyle w:val="BodyText"/>
-        <w:ind w:left="720" w:right="283" w:firstLine="720"/>
-        <w:jc w:val="both"/>
-      </w:pPr>
-      <w:r>
-        <w:t>Sign In: Type: button, Text: Submit</w:t>
-      </w:r>
-    </w:p>
-    <w:p>
-      <w:pPr>
-        <w:pStyle w:val="BodyText"/>
-        <w:ind w:left="720" w:right="283" w:firstLine="720"/>
-        <w:jc w:val="both"/>
-      </w:pPr>
-      <w:r>
-        <w:t xml:space="preserve">Content: it </w:t>
-      </w:r>
-      <w:proofErr w:type="gramStart"/>
-      <w:r>
-        <w:t>is used</w:t>
-      </w:r>
-      <w:proofErr w:type="gramEnd"/>
-      <w:r>
-        <w:t xml:space="preserve"> to submit the form and check if username and password are valid.</w:t>
-      </w:r>
-    </w:p>
-    <w:p>
-      <w:pPr>
-        <w:pStyle w:val="BodyText"/>
-        <w:spacing w:line="360" w:lineRule="auto"/>
-        <w:ind w:left="720" w:right="283" w:firstLine="720"/>
-        <w:jc w:val="both"/>
-      </w:pPr>
-    </w:p>
-    <w:p>
-      <w:pPr>
-        <w:pStyle w:val="BodyText"/>
-        <w:spacing w:line="360" w:lineRule="auto"/>
-        <w:ind w:right="283"/>
-        <w:jc w:val="both"/>
-        <w:rPr>
-          <w:b/>
-          <w:bCs/>
-        </w:rPr>
-      </w:pPr>
-      <w:r>
-        <w:tab/>
-      </w:r>
-      <w:r>
-        <w:rPr>
-          <w:b/>
-          <w:bCs/>
-        </w:rPr>
-        <w:t>3.</w:t>
-      </w:r>
-      <w:r>
-        <w:rPr>
-          <w:b/>
-          <w:bCs/>
-        </w:rPr>
-        <w:t>10</w:t>
-      </w:r>
-      <w:r>
-        <w:rPr>
-          <w:b/>
-          <w:bCs/>
-        </w:rPr>
-        <w:t>. Admin Login</w:t>
-      </w:r>
-    </w:p>
-    <w:p>
-      <w:pPr>
-        <w:pStyle w:val="BodyText"/>
-        <w:spacing w:line="360" w:lineRule="auto"/>
-        <w:ind w:right="283"/>
-        <w:jc w:val="both"/>
-        <w:rPr>
-          <w:b/>
-          <w:bCs/>
-        </w:rPr>
-      </w:pPr>
-      <w:r>
-        <w:rPr>
-          <w:b/>
-          <w:bCs/>
-        </w:rPr>
-        <w:tab/>
-      </w:r>
-      <w:r>
-        <w:rPr>
-          <w:b/>
-          <w:bCs/>
-        </w:rPr>
-        <w:tab/>
-      </w:r>
-    </w:p>
-    <w:p>
-      <w:pPr>
-        <w:pStyle w:val="BodyText"/>
-        <w:ind w:left="1440" w:right="283"/>
-        <w:jc w:val="both"/>
-      </w:pPr>
-      <w:r>
-        <w:t>This is the admin login page for admin. The admin manages the entire system. By entering the username and password the admin can login to the system.</w:t>
-      </w:r>
-    </w:p>
-    <w:p>
-      <w:pPr>
-        <w:pStyle w:val="BodyText"/>
-        <w:ind w:left="720" w:right="283" w:firstLine="720"/>
-        <w:jc w:val="both"/>
-        <w:rPr>
-          <w:b/>
-          <w:bCs/>
-        </w:rPr>
-      </w:pPr>
-      <w:r>
-        <w:rPr>
-          <w:b/>
-          <w:bCs/>
-        </w:rPr>
-        <w:t>Description</w:t>
-      </w:r>
-    </w:p>
-    <w:p>
-      <w:pPr>
-        <w:pStyle w:val="BodyText"/>
-        <w:ind w:left="1440" w:right="283"/>
-        <w:jc w:val="both"/>
-      </w:pPr>
-      <w:r>
-        <w:t xml:space="preserve">This is the screen that appears when the admin tries to login to the system. When the admin enters valid username and password, he </w:t>
-      </w:r>
-      <w:proofErr w:type="gramStart"/>
-      <w:r>
-        <w:t>is allowed</w:t>
-      </w:r>
-      <w:proofErr w:type="gramEnd"/>
-      <w:r>
-        <w:t xml:space="preserve"> to enter the dashboard.</w:t>
-      </w:r>
-    </w:p>
-    <w:p>
-      <w:pPr>
-        <w:pStyle w:val="BodyText"/>
-        <w:ind w:left="720" w:right="283" w:firstLine="720"/>
-        <w:jc w:val="both"/>
-        <w:rPr>
-          <w:b/>
-          <w:bCs/>
-        </w:rPr>
-      </w:pPr>
-      <w:r>
-        <w:rPr>
-          <w:b/>
-          <w:bCs/>
-        </w:rPr>
-        <w:t>Navigation</w:t>
-      </w:r>
-    </w:p>
-    <w:p>
-      <w:pPr>
-        <w:pStyle w:val="BodyText"/>
-        <w:ind w:left="720" w:right="283" w:firstLine="720"/>
-        <w:jc w:val="both"/>
-      </w:pPr>
-      <w:r>
-        <w:t>This page is located inside admin section. Admin must click to open it.</w:t>
-      </w:r>
-    </w:p>
-    <w:p>
-      <w:pPr>
-        <w:pStyle w:val="BodyText"/>
-        <w:ind w:left="720" w:right="283" w:firstLine="720"/>
-        <w:jc w:val="both"/>
-        <w:rPr>
-          <w:b/>
-          <w:bCs/>
-        </w:rPr>
-      </w:pPr>
-      <w:r>
-        <w:rPr>
-          <w:b/>
-          <w:bCs/>
-        </w:rPr>
-        <w:t>Elements</w:t>
-      </w:r>
-    </w:p>
-    <w:p>
-      <w:pPr>
-        <w:pStyle w:val="BodyText"/>
-        <w:ind w:left="720" w:right="283" w:firstLine="720"/>
-        <w:jc w:val="both"/>
-      </w:pPr>
-      <w:r>
-        <w:t>Username: Type: textbox, Text: Username Content: Please enter username</w:t>
-      </w:r>
-    </w:p>
-    <w:p>
-      <w:pPr>
-        <w:pStyle w:val="BodyText"/>
-        <w:ind w:left="720" w:right="283" w:firstLine="720"/>
-        <w:jc w:val="both"/>
-      </w:pPr>
-      <w:r>
-        <w:t>Password: Type: password, Text: Password Content: Please enter password</w:t>
-      </w:r>
-    </w:p>
-    <w:p>
-      <w:pPr>
-        <w:pStyle w:val="BodyText"/>
-        <w:ind w:left="720" w:right="283" w:firstLine="720"/>
-        <w:jc w:val="both"/>
-      </w:pPr>
-      <w:r>
-        <w:t>Sign In: Type: button, Text: Submit</w:t>
-      </w:r>
-    </w:p>
-    <w:p>
-      <w:pPr>
-        <w:pStyle w:val="BodyText"/>
-        <w:ind w:left="720" w:right="283" w:firstLine="720"/>
-        <w:jc w:val="both"/>
-      </w:pPr>
-      <w:r>
-        <w:t xml:space="preserve">Content: it </w:t>
-      </w:r>
-      <w:proofErr w:type="gramStart"/>
-      <w:r>
-        <w:t>is used</w:t>
-      </w:r>
-      <w:proofErr w:type="gramEnd"/>
-      <w:r>
-        <w:t xml:space="preserve"> to submit the form and check if username and password are valid.</w:t>
-      </w:r>
-    </w:p>
-    <w:p>
-      <w:pPr>
-        <w:pStyle w:val="BodyText"/>
-        <w:ind w:left="720" w:right="283" w:firstLine="720"/>
-        <w:jc w:val="both"/>
-      </w:pPr>
-    </w:p>
-    <w:p>
-      <w:pPr>
-        <w:pStyle w:val="BodyText"/>
-        <w:spacing w:line="360" w:lineRule="auto"/>
-        <w:ind w:left="720" w:right="283" w:firstLine="720"/>
-        <w:jc w:val="both"/>
-      </w:pPr>
-    </w:p>
-    <w:p>
-      <w:pPr>
-        <w:pStyle w:val="BodyText"/>
-        <w:spacing w:line="360" w:lineRule="auto"/>
-        <w:ind w:right="283"/>
-        <w:jc w:val="both"/>
-        <w:rPr>
-          <w:b/>
-          <w:bCs/>
-        </w:rPr>
-      </w:pPr>
-      <w:r>
-        <w:lastRenderedPageBreak/>
-        <w:tab/>
-      </w:r>
-      <w:r>
-        <w:rPr>
-          <w:b/>
-          <w:bCs/>
-        </w:rPr>
-        <w:t>3.</w:t>
-      </w:r>
-      <w:r>
-        <w:rPr>
-          <w:b/>
-          <w:bCs/>
-        </w:rPr>
-        <w:t>11</w:t>
-      </w:r>
-      <w:r>
-        <w:rPr>
-          <w:b/>
-          <w:bCs/>
-        </w:rPr>
-        <w:t>. Admin Login</w:t>
-      </w:r>
-    </w:p>
-    <w:p>
-      <w:pPr>
-        <w:pStyle w:val="BodyText"/>
-        <w:spacing w:line="360" w:lineRule="auto"/>
-        <w:ind w:right="283"/>
-        <w:jc w:val="both"/>
-        <w:rPr>
-          <w:b/>
-          <w:bCs/>
-        </w:rPr>
-      </w:pPr>
-      <w:r>
-        <w:rPr>
-          <w:b/>
-          <w:bCs/>
-        </w:rPr>
-        <w:tab/>
-      </w:r>
-      <w:r>
-        <w:rPr>
-          <w:b/>
-          <w:bCs/>
-        </w:rPr>
-        <w:tab/>
-      </w:r>
-    </w:p>
-    <w:p>
-      <w:pPr>
-        <w:pStyle w:val="BodyText"/>
-        <w:ind w:left="1440" w:right="283"/>
-        <w:jc w:val="both"/>
-      </w:pPr>
-      <w:r>
-        <w:t>This is the admin login page for admin. The admin manages the entire system. By entering the username and password the admin can login to the system.</w:t>
-      </w:r>
-    </w:p>
-    <w:p>
-      <w:pPr>
-        <w:pStyle w:val="BodyText"/>
-        <w:ind w:left="720" w:right="283" w:firstLine="720"/>
-        <w:jc w:val="both"/>
-        <w:rPr>
-          <w:b/>
-          <w:bCs/>
-        </w:rPr>
-      </w:pPr>
-      <w:r>
-        <w:rPr>
-          <w:b/>
-          <w:bCs/>
-        </w:rPr>
-        <w:t>Description</w:t>
-      </w:r>
-    </w:p>
-    <w:p>
-      <w:pPr>
-        <w:pStyle w:val="BodyText"/>
-        <w:ind w:left="1440" w:right="283"/>
-        <w:jc w:val="both"/>
-      </w:pPr>
-      <w:r>
-        <w:t xml:space="preserve">This is the screen that appears when the admin tries to login to the system. When the admin enters valid username and password, he </w:t>
-      </w:r>
-      <w:proofErr w:type="gramStart"/>
-      <w:r>
-        <w:t>is allowed</w:t>
-      </w:r>
-      <w:proofErr w:type="gramEnd"/>
-      <w:r>
-        <w:t xml:space="preserve"> to enter the dashboard.</w:t>
-      </w:r>
-    </w:p>
-    <w:p>
-      <w:pPr>
-        <w:pStyle w:val="BodyText"/>
-        <w:ind w:left="720" w:right="283" w:firstLine="720"/>
-        <w:jc w:val="both"/>
-        <w:rPr>
-          <w:b/>
-          <w:bCs/>
-        </w:rPr>
-      </w:pPr>
-      <w:r>
-        <w:rPr>
-          <w:b/>
-          <w:bCs/>
-        </w:rPr>
-        <w:t>Navigation</w:t>
-      </w:r>
-    </w:p>
-    <w:p>
-      <w:pPr>
-        <w:pStyle w:val="BodyText"/>
-        <w:ind w:left="720" w:right="283" w:firstLine="720"/>
-        <w:jc w:val="both"/>
-      </w:pPr>
-      <w:r>
-        <w:t>This page is located inside admin section. Admin must click to open it.</w:t>
-      </w:r>
-    </w:p>
-    <w:p>
-      <w:pPr>
-        <w:pStyle w:val="BodyText"/>
-        <w:ind w:left="720" w:right="283" w:firstLine="720"/>
-        <w:jc w:val="both"/>
-        <w:rPr>
-          <w:b/>
-          <w:bCs/>
-        </w:rPr>
-      </w:pPr>
-      <w:r>
-        <w:rPr>
-          <w:b/>
-          <w:bCs/>
-        </w:rPr>
-        <w:t>Elements</w:t>
-      </w:r>
-    </w:p>
-    <w:p>
-      <w:pPr>
-        <w:pStyle w:val="BodyText"/>
-        <w:ind w:left="720" w:right="283" w:firstLine="720"/>
-        <w:jc w:val="both"/>
-      </w:pPr>
-      <w:r>
-        <w:t>Username: Type: textbox, Text: Username Content: Please enter username</w:t>
-      </w:r>
-    </w:p>
-    <w:p>
-      <w:pPr>
-        <w:pStyle w:val="BodyText"/>
-        <w:ind w:left="720" w:right="283" w:firstLine="720"/>
-        <w:jc w:val="both"/>
-      </w:pPr>
-      <w:r>
-        <w:t>Password: Type: password, Text: Password Content: Please enter password</w:t>
-      </w:r>
-    </w:p>
-    <w:p>
-      <w:pPr>
-        <w:pStyle w:val="BodyText"/>
-        <w:ind w:left="720" w:right="283" w:firstLine="720"/>
-        <w:jc w:val="both"/>
-      </w:pPr>
-      <w:r>
-        <w:t>Sign In: Type: button, Text: Submit</w:t>
-      </w:r>
-    </w:p>
-    <w:p>
-      <w:pPr>
-        <w:pStyle w:val="BodyText"/>
-        <w:ind w:left="720" w:right="283" w:firstLine="720"/>
-        <w:jc w:val="both"/>
-      </w:pPr>
-      <w:r>
-        <w:t xml:space="preserve">Content: it </w:t>
-      </w:r>
-      <w:proofErr w:type="gramStart"/>
-      <w:r>
-        <w:t>is used</w:t>
-      </w:r>
-      <w:proofErr w:type="gramEnd"/>
-      <w:r>
-        <w:t xml:space="preserve"> to submit the form and check if username and password are valid.</w:t>
-      </w:r>
-    </w:p>
-    <w:p>
-      <w:pPr>
-        <w:pStyle w:val="BodyText"/>
-        <w:ind w:left="720" w:right="283" w:firstLine="720"/>
-        <w:jc w:val="both"/>
-      </w:pPr>
-    </w:p>
-    <w:p>
-      <w:pPr>
-        <w:pStyle w:val="BodyText"/>
-        <w:ind w:left="720" w:right="283" w:firstLine="720"/>
-        <w:jc w:val="both"/>
-      </w:pPr>
-    </w:p>
-    <w:p>
-      <w:pPr>
-        <w:pStyle w:val="BodyText"/>
-        <w:ind w:left="720" w:right="283" w:firstLine="720"/>
-        <w:jc w:val="both"/>
-      </w:pPr>
-    </w:p>
-    <w:p>
-      <w:pPr>
-        <w:pStyle w:val="BodyText"/>
-        <w:ind w:left="720" w:right="283" w:firstLine="720"/>
-        <w:jc w:val="both"/>
-      </w:pPr>
-    </w:p>
-    <w:p>
-      <w:pPr>
-        <w:pStyle w:val="BodyText"/>
-        <w:ind w:left="720" w:right="283" w:firstLine="720"/>
-        <w:jc w:val="both"/>
-      </w:pPr>
-    </w:p>
-    <w:p>
-      <w:pPr>
-        <w:pStyle w:val="BodyText"/>
-        <w:ind w:left="720" w:right="283" w:firstLine="720"/>
-        <w:jc w:val="both"/>
-      </w:pPr>
-    </w:p>
-    <w:p>
-      <w:pPr>
-        <w:pStyle w:val="BodyText"/>
-        <w:ind w:left="720" w:right="283" w:firstLine="720"/>
-        <w:jc w:val="both"/>
-      </w:pPr>
-    </w:p>
-    <w:p>
-      <w:pPr>
-        <w:pStyle w:val="BodyText"/>
-        <w:ind w:left="720" w:right="283" w:firstLine="720"/>
-        <w:jc w:val="both"/>
-      </w:pPr>
-    </w:p>
-    <w:p>
-      <w:pPr>
-        <w:pStyle w:val="BodyText"/>
-        <w:ind w:left="720" w:right="283" w:firstLine="720"/>
-        <w:jc w:val="both"/>
-      </w:pPr>
-    </w:p>
-    <w:p>
-      <w:pPr>
-        <w:pStyle w:val="BodyText"/>
-        <w:ind w:left="720" w:right="283" w:firstLine="720"/>
-        <w:jc w:val="both"/>
-      </w:pPr>
-    </w:p>
-    <w:p>
-      <w:pPr>
-        <w:pStyle w:val="BodyText"/>
-        <w:ind w:left="720" w:right="283" w:firstLine="720"/>
-        <w:jc w:val="both"/>
-      </w:pPr>
-    </w:p>
-    <w:p>
-      <w:pPr>
-        <w:pStyle w:val="BodyText"/>
-        <w:ind w:left="720" w:right="283" w:firstLine="720"/>
-        <w:jc w:val="both"/>
-      </w:pPr>
-    </w:p>
-    <w:p>
-      <w:pPr>
-        <w:pStyle w:val="BodyText"/>
-        <w:ind w:left="720" w:right="283" w:firstLine="720"/>
-        <w:jc w:val="both"/>
-      </w:pPr>
-    </w:p>
-    <w:p>
-      <w:pPr>
-        <w:pStyle w:val="BodyText"/>
-        <w:ind w:left="720" w:right="283" w:firstLine="720"/>
-        <w:jc w:val="both"/>
-      </w:pPr>
-    </w:p>
-    <w:p>
-      <w:pPr>
-        <w:pStyle w:val="BodyText"/>
-        <w:ind w:left="720" w:right="283" w:firstLine="720"/>
-        <w:jc w:val="both"/>
-      </w:pPr>
-    </w:p>
-    <w:p>
-      <w:pPr>
-        <w:pStyle w:val="BodyText"/>
-        <w:ind w:left="720" w:right="283" w:firstLine="720"/>
-        <w:jc w:val="both"/>
-      </w:pPr>
-    </w:p>
-    <w:p>
-      <w:pPr>
-        <w:pStyle w:val="BodyText"/>
-        <w:ind w:left="720" w:right="283" w:firstLine="720"/>
-        <w:jc w:val="both"/>
-      </w:pPr>
-    </w:p>
-    <w:p>
-      <w:pPr>
-        <w:pStyle w:val="BodyText"/>
-        <w:ind w:left="720" w:right="283" w:firstLine="720"/>
-        <w:jc w:val="both"/>
-      </w:pPr>
-    </w:p>
-    <w:p>
-      <w:pPr>
-        <w:pStyle w:val="BodyText"/>
-        <w:ind w:left="720" w:right="283" w:firstLine="720"/>
-        <w:jc w:val="both"/>
-      </w:pPr>
-    </w:p>
-    <w:p>
-      <w:pPr>
-        <w:pStyle w:val="BodyText"/>
-        <w:ind w:left="720" w:right="283" w:firstLine="720"/>
-        <w:jc w:val="both"/>
-      </w:pPr>
-    </w:p>
-    <w:p>
-      <w:pPr>
-        <w:pStyle w:val="BodyText"/>
-        <w:ind w:left="720" w:right="283" w:firstLine="720"/>
-        <w:jc w:val="both"/>
-      </w:pPr>
-    </w:p>
-    <w:p>
-      <w:pPr>
-        <w:pStyle w:val="BodyText"/>
-        <w:ind w:left="720" w:right="283" w:firstLine="720"/>
-        <w:jc w:val="both"/>
-      </w:pPr>
-    </w:p>
-    <w:p>
-      <w:pPr>
-        <w:pStyle w:val="BodyText"/>
-        <w:ind w:left="720" w:right="283" w:firstLine="720"/>
-        <w:jc w:val="both"/>
-      </w:pPr>
-    </w:p>
-    <w:p>
-      <w:pPr>
-        <w:pStyle w:val="BodyText"/>
-        <w:ind w:left="720" w:right="283" w:firstLine="720"/>
-        <w:jc w:val="both"/>
-      </w:pPr>
+      </w:pPr>
+      <w:r>
+        <w:t>This is logout screen after the user is logged out of the system.</w:t>
+      </w:r>
     </w:p>
     <w:p>
       <w:pPr>
@@ -38901,16 +37333,7 @@
           <w:szCs w:val="32"/>
         </w:rPr>
         <w:lastRenderedPageBreak/>
-        <w:t xml:space="preserve">Chapter </w:t>
-      </w:r>
-      <w:r>
-        <w:rPr>
-          <w:b/>
-          <w:bCs/>
-          <w:sz w:val="32"/>
-          <w:szCs w:val="32"/>
-        </w:rPr>
-        <w:t>4</w:t>
+        <w:t>Chapter 4</w:t>
       </w:r>
     </w:p>
     <w:p>
@@ -38961,14 +37384,7 @@
           <w:b/>
           <w:bCs/>
         </w:rPr>
-        <w:t xml:space="preserve">4.1. </w:t>
-      </w:r>
-      <w:r>
-        <w:rPr>
-          <w:b/>
-          <w:bCs/>
-        </w:rPr>
-        <w:t>Introduction</w:t>
+        <w:t>4.1. Introduction</w:t>
       </w:r>
     </w:p>
     <w:p>
@@ -38978,21 +37394,7 @@
         <w:jc w:val="both"/>
       </w:pPr>
       <w:r>
-        <w:t xml:space="preserve">Software testing is an investigation conducted to provide stack holders with information about the quality of the product or service under test. Testing has </w:t>
-      </w:r>
-      <w:proofErr w:type="gramStart"/>
-      <w:r>
-        <w:t>been defined</w:t>
-      </w:r>
-      <w:proofErr w:type="gramEnd"/>
-      <w:r>
-        <w:t xml:space="preserve"> as the process of </w:t>
-      </w:r>
-      <w:r>
-        <w:t>analyzing</w:t>
-      </w:r>
-      <w:r>
-        <w:t xml:space="preserve"> a software item to detect the differences between existing and required conditions and to evaluate the features of the software item. Software testing is the process used to assess the quality of computer software.</w:t>
+        <w:t>Software testing is an investigation conducted to provide stack holders with information about the quality of the product or service under test. Testing has been defined as the process of analyzing a software item to detect the differences between existing and required conditions and to evaluate the features of the software item. Software testing is the process used to assess the quality of computer software.</w:t>
       </w:r>
     </w:p>
     <w:p>
@@ -39002,33 +37404,8 @@
         <w:jc w:val="both"/>
       </w:pPr>
       <w:r>
-        <w:t xml:space="preserve">It involves the operation of a system or application under controlled conditions and evaluating the results. The </w:t>
-      </w:r>
-      <w:r>
-        <w:t>conditions controlled</w:t>
-      </w:r>
-      <w:r>
-        <w:t xml:space="preserve"> should include both normal and abnormal conditions. Testing should intentionally attempt to make things go wrong to </w:t>
-      </w:r>
-      <w:r>
-        <w:t>determine</w:t>
-      </w:r>
-      <w:r>
-        <w:t xml:space="preserve"> things happen when they should. It </w:t>
-      </w:r>
-      <w:proofErr w:type="gramStart"/>
-      <w:r>
-        <w:t>is oriented</w:t>
-      </w:r>
-      <w:proofErr w:type="gramEnd"/>
-      <w:r>
-        <w:t xml:space="preserve"> to ‘detection</w:t>
-      </w:r>
-      <w:proofErr w:type="gramStart"/>
-      <w:r>
-        <w:t>’.</w:t>
-      </w:r>
-      <w:proofErr w:type="gramEnd"/>
+        <w:t>It involves the operation of a system or application under controlled conditions and evaluating the results. The conditions controlled should include both normal and abnormal conditions. Testing should intentionally attempt to make things go wrong to determine things happen when they should. It is oriented to ‘detection’.</w:t>
+      </w:r>
     </w:p>
     <w:p>
       <w:pPr>
@@ -39082,29 +37459,7 @@
         <w:jc w:val="both"/>
       </w:pPr>
       <w:r>
-        <w:t xml:space="preserve">A defect is a variance between the expected and actual result. The defect’s ultimate source may </w:t>
-      </w:r>
-      <w:proofErr w:type="gramStart"/>
-      <w:r>
-        <w:t>be traced</w:t>
-      </w:r>
-      <w:proofErr w:type="gramEnd"/>
-      <w:r>
-        <w:t xml:space="preserve"> to a fault introduced in the specification, </w:t>
-      </w:r>
-      <w:proofErr w:type="gramStart"/>
-      <w:r>
-        <w:t>design</w:t>
-      </w:r>
-      <w:proofErr w:type="gramEnd"/>
-      <w:r>
-        <w:t xml:space="preserve"> or development phases. Not all the defects </w:t>
-      </w:r>
-      <w:r>
-        <w:t>with which</w:t>
-      </w:r>
-      <w:r>
-        <w:t xml:space="preserve"> necessarily result in failure.</w:t>
+        <w:t>A defect is a variance between the expected and actual result. The defect’s ultimate source may be traced to a fault introduced in the specification, design or development phases. Not all the defects with which necessarily result in failure.</w:t>
       </w:r>
     </w:p>
     <w:p>
@@ -39128,27 +37483,7 @@
         <w:jc w:val="both"/>
       </w:pPr>
       <w:r>
-        <w:t xml:space="preserve">Black box testing -internal system </w:t>
-      </w:r>
-      <w:r>
-        <w:t xml:space="preserve">design - </w:t>
-      </w:r>
-      <w:proofErr w:type="gramStart"/>
-      <w:r>
-        <w:t>is</w:t>
-      </w:r>
-      <w:r>
-        <w:t xml:space="preserve"> not considered</w:t>
-      </w:r>
-      <w:proofErr w:type="gramEnd"/>
-      <w:r>
-        <w:t xml:space="preserve"> in this type of testing. </w:t>
-      </w:r>
-      <w:r>
-        <w:t>Tests</w:t>
-      </w:r>
-      <w:r>
-        <w:t xml:space="preserve"> are based on requirements and functionality.</w:t>
+        <w:t>Black box testing -internal system design - is not considered in this type of testing. Tests are based on requirements and functionality.</w:t>
       </w:r>
     </w:p>
     <w:p>
@@ -39162,27 +37497,7 @@
         <w:jc w:val="both"/>
       </w:pPr>
       <w:r>
-        <w:t xml:space="preserve">White box testing-this testing is based on knowledge of the internal logic of an application’s code. Also </w:t>
-      </w:r>
-      <w:r>
-        <w:t>known</w:t>
-      </w:r>
-      <w:r>
-        <w:t xml:space="preserve"> as glass box testing. </w:t>
-      </w:r>
-      <w:r>
-        <w:t>Tests</w:t>
-      </w:r>
-      <w:r>
-        <w:t xml:space="preserve"> are based on coverage of code statements, branches, </w:t>
-      </w:r>
-      <w:proofErr w:type="gramStart"/>
-      <w:r>
-        <w:t>paths</w:t>
-      </w:r>
-      <w:proofErr w:type="gramEnd"/>
-      <w:r>
-        <w:t xml:space="preserve"> and conditions.</w:t>
+        <w:t>White box testing-this testing is based on knowledge of the internal logic of an application’s code. Also known as glass box testing. Tests are based on coverage of code statements, branches, paths and conditions.</w:t>
       </w:r>
     </w:p>
     <w:p>
@@ -39192,47 +37507,13 @@
         <w:jc w:val="both"/>
       </w:pPr>
       <w:r>
-        <w:t xml:space="preserve">A test case is a software testing document, which consists of </w:t>
-      </w:r>
-      <w:r>
-        <w:t>events</w:t>
-      </w:r>
-      <w:r>
-        <w:t xml:space="preserve">, </w:t>
-      </w:r>
-      <w:r>
-        <w:t>actions</w:t>
-      </w:r>
-      <w:r>
-        <w:t xml:space="preserve">, input, output, expected result and actual result. Clinically defined a test case is an input and an expected result. This can be pragmatic </w:t>
-      </w:r>
-      <w:r>
-        <w:t>as</w:t>
-      </w:r>
-      <w:r>
-        <w:t xml:space="preserve"> x your derived result is y</w:t>
-      </w:r>
-      <w:proofErr w:type="gramStart"/>
-      <w:r>
-        <w:t>’;</w:t>
-      </w:r>
-      <w:proofErr w:type="gramEnd"/>
-      <w:r>
-        <w:t xml:space="preserve"> whereas other test cases </w:t>
+        <w:t xml:space="preserve">A test case is a software testing document, which consists of events, actions, input, output, expected result and actual result. Clinically defined a test case is an input and an expected result. This can be pragmatic as x your derived result is y’; whereas other test cases </w:t>
       </w:r>
       <w:r>
         <w:t>describe</w:t>
       </w:r>
       <w:r>
-        <w:t xml:space="preserve"> in more detail the input scenario and what results might </w:t>
-      </w:r>
-      <w:proofErr w:type="gramStart"/>
-      <w:r>
-        <w:t>be expected</w:t>
-      </w:r>
-      <w:proofErr w:type="gramEnd"/>
-      <w:r>
-        <w:t xml:space="preserve"> outcome. It can occasionally be a series of steps but one with expected results or expected outcome. A test case should also contain a place for the actual result.</w:t>
+        <w:t xml:space="preserve"> in more detail the input scenario and what results might be expected outcome. It can occasionally be a series of steps but one with expected results or expected outcome. A test case should also contain a place for the actual result.</w:t>
       </w:r>
     </w:p>
     <w:p>
@@ -39242,15 +37523,7 @@
         <w:jc w:val="both"/>
       </w:pPr>
       <w:r>
-        <w:t xml:space="preserve">White box testing is applicable at the unit, </w:t>
-      </w:r>
-      <w:proofErr w:type="gramStart"/>
-      <w:r>
-        <w:t>integration</w:t>
-      </w:r>
-      <w:proofErr w:type="gramEnd"/>
-      <w:r>
-        <w:t xml:space="preserve"> and system levels of software testing process.</w:t>
+        <w:t>White box testing is applicable at the unit, integration and system levels of software testing process.</w:t>
       </w:r>
     </w:p>
     <w:p>
@@ -39275,14 +37548,7 @@
           <w:b/>
           <w:bCs/>
         </w:rPr>
-        <w:t xml:space="preserve">4.2. </w:t>
-      </w:r>
-      <w:r>
-        <w:rPr>
-          <w:b/>
-          <w:bCs/>
-        </w:rPr>
-        <w:t>Test Reports</w:t>
+        <w:t>4.2. Test Reports</w:t>
       </w:r>
     </w:p>
     <w:p>
@@ -39305,14 +37571,7 @@
           <w:b/>
           <w:bCs/>
         </w:rPr>
-        <w:t xml:space="preserve">4.2.1. </w:t>
-      </w:r>
-      <w:r>
-        <w:rPr>
-          <w:b/>
-          <w:bCs/>
-        </w:rPr>
-        <w:t>Unit Testing</w:t>
+        <w:t>4.2.1. Unit Testing</w:t>
       </w:r>
     </w:p>
     <w:p>
@@ -39323,31 +37582,7 @@
         <w:jc w:val="both"/>
       </w:pPr>
       <w:r>
-        <w:t xml:space="preserve">Unit testing focuses effort on the smallest unit of software design. This is known as module testing. The modules are </w:t>
-      </w:r>
-      <w:proofErr w:type="gramStart"/>
-      <w:r>
-        <w:t>tested</w:t>
-      </w:r>
-      <w:proofErr w:type="gramEnd"/>
-      <w:r>
-        <w:t xml:space="preserve"> separately. The test is </w:t>
-      </w:r>
-      <w:proofErr w:type="gramStart"/>
-      <w:r>
-        <w:t>carried out</w:t>
-      </w:r>
-      <w:proofErr w:type="gramEnd"/>
-      <w:r>
-        <w:t xml:space="preserve"> during programming stage itself. In this step, each module </w:t>
-      </w:r>
-      <w:proofErr w:type="gramStart"/>
-      <w:r>
-        <w:t>is found</w:t>
-      </w:r>
-      <w:proofErr w:type="gramEnd"/>
-      <w:r>
-        <w:t xml:space="preserve"> to be working satisfactory as </w:t>
+        <w:t xml:space="preserve">Unit testing focuses effort on the smallest unit of software design. This is known as module testing. The modules are tested separately. The test is carried out during programming stage itself. In this step, each module is found to be working satisfactory as </w:t>
       </w:r>
       <w:r>
         <w:t>regards</w:t>
@@ -39481,21 +37716,12 @@
                 <w:szCs w:val="22"/>
               </w:rPr>
             </w:pPr>
-            <w:proofErr w:type="gramStart"/>
             <w:r>
               <w:rPr>
                 <w:sz w:val="22"/>
                 <w:szCs w:val="22"/>
               </w:rPr>
-              <w:t>Test</w:t>
-            </w:r>
-            <w:proofErr w:type="gramEnd"/>
-            <w:r>
-              <w:rPr>
-                <w:sz w:val="22"/>
-                <w:szCs w:val="22"/>
-              </w:rPr>
-              <w:t xml:space="preserve"> Scenario ID</w:t>
+              <w:t>Test Scenario ID</w:t>
             </w:r>
           </w:p>
         </w:tc>
@@ -39540,21 +37766,12 @@
                 <w:szCs w:val="22"/>
               </w:rPr>
             </w:pPr>
-            <w:proofErr w:type="gramStart"/>
             <w:r>
               <w:rPr>
                 <w:sz w:val="22"/>
                 <w:szCs w:val="22"/>
               </w:rPr>
-              <w:t>Test</w:t>
-            </w:r>
-            <w:proofErr w:type="gramEnd"/>
-            <w:r>
-              <w:rPr>
-                <w:sz w:val="22"/>
-                <w:szCs w:val="22"/>
-              </w:rPr>
-              <w:t xml:space="preserve"> Case ID</w:t>
+              <w:t>Test Case ID</w:t>
             </w:r>
           </w:p>
         </w:tc>
@@ -39600,42 +37817,12 @@
                 <w:szCs w:val="22"/>
               </w:rPr>
             </w:pPr>
-            <w:proofErr w:type="gramStart"/>
             <w:r>
               <w:rPr>
                 <w:sz w:val="22"/>
                 <w:szCs w:val="22"/>
               </w:rPr>
-              <w:t>Test</w:t>
-            </w:r>
-            <w:proofErr w:type="gramEnd"/>
-            <w:r>
-              <w:rPr>
-                <w:sz w:val="22"/>
-                <w:szCs w:val="22"/>
-              </w:rPr>
-              <w:t xml:space="preserve"> </w:t>
-            </w:r>
-            <w:r>
-              <w:rPr>
-                <w:sz w:val="22"/>
-                <w:szCs w:val="22"/>
-              </w:rPr>
-              <w:t>Description</w:t>
-            </w:r>
-            <w:r>
-              <w:rPr>
-                <w:sz w:val="22"/>
-                <w:szCs w:val="22"/>
-              </w:rPr>
-              <w:t xml:space="preserve"> </w:t>
-            </w:r>
-            <w:r>
-              <w:rPr>
-                <w:sz w:val="22"/>
-                <w:szCs w:val="22"/>
-              </w:rPr>
-              <w:t>Case</w:t>
+              <w:t>Test Description Case</w:t>
             </w:r>
           </w:p>
         </w:tc>
@@ -39680,21 +37867,12 @@
                 <w:szCs w:val="22"/>
               </w:rPr>
             </w:pPr>
-            <w:proofErr w:type="gramStart"/>
             <w:r>
               <w:rPr>
                 <w:sz w:val="22"/>
                 <w:szCs w:val="22"/>
               </w:rPr>
-              <w:t>Test</w:t>
-            </w:r>
-            <w:proofErr w:type="gramEnd"/>
-            <w:r>
-              <w:rPr>
-                <w:sz w:val="22"/>
-                <w:szCs w:val="22"/>
-              </w:rPr>
-              <w:t xml:space="preserve"> Priority</w:t>
+              <w:t>Test Priority</w:t>
             </w:r>
           </w:p>
         </w:tc>
@@ -39841,21 +38019,12 @@
                 <w:szCs w:val="22"/>
               </w:rPr>
             </w:pPr>
-            <w:proofErr w:type="gramStart"/>
             <w:r>
               <w:rPr>
                 <w:sz w:val="22"/>
                 <w:szCs w:val="22"/>
               </w:rPr>
-              <w:t>Test</w:t>
-            </w:r>
-            <w:proofErr w:type="gramEnd"/>
-            <w:r>
-              <w:rPr>
-                <w:sz w:val="22"/>
-                <w:szCs w:val="22"/>
-              </w:rPr>
-              <w:t xml:space="preserve"> Execution Steps:</w:t>
+              <w:t>Test Execution Steps:</w:t>
             </w:r>
           </w:p>
         </w:tc>
@@ -39996,21 +38165,7 @@
                 <w:sz w:val="22"/>
                 <w:szCs w:val="22"/>
               </w:rPr>
-              <w:t>Actual</w:t>
-            </w:r>
-            <w:r>
-              <w:rPr>
-                <w:sz w:val="22"/>
-                <w:szCs w:val="22"/>
-              </w:rPr>
-              <w:t xml:space="preserve"> </w:t>
-            </w:r>
-            <w:r>
-              <w:rPr>
-                <w:sz w:val="22"/>
-                <w:szCs w:val="22"/>
-              </w:rPr>
-              <w:t>Output</w:t>
+              <w:t>Actual Output</w:t>
             </w:r>
           </w:p>
         </w:tc>
@@ -40208,49 +38363,7 @@
                 <w:sz w:val="22"/>
                 <w:szCs w:val="22"/>
               </w:rPr>
-              <w:t>If</w:t>
-            </w:r>
-            <w:r>
-              <w:rPr>
-                <w:sz w:val="22"/>
-                <w:szCs w:val="22"/>
-              </w:rPr>
-              <w:t xml:space="preserve"> </w:t>
-            </w:r>
-            <w:r>
-              <w:rPr>
-                <w:sz w:val="22"/>
-                <w:szCs w:val="22"/>
-              </w:rPr>
-              <w:t>user</w:t>
-            </w:r>
-            <w:r>
-              <w:rPr>
-                <w:sz w:val="22"/>
-                <w:szCs w:val="22"/>
-              </w:rPr>
-              <w:t xml:space="preserve"> </w:t>
-            </w:r>
-            <w:r>
-              <w:rPr>
-                <w:sz w:val="22"/>
-                <w:szCs w:val="22"/>
-              </w:rPr>
-              <w:t>clicks</w:t>
-            </w:r>
-            <w:r>
-              <w:rPr>
-                <w:sz w:val="22"/>
-                <w:szCs w:val="22"/>
-              </w:rPr>
-              <w:t xml:space="preserve"> </w:t>
-            </w:r>
-            <w:r>
-              <w:rPr>
-                <w:sz w:val="22"/>
-                <w:szCs w:val="22"/>
-              </w:rPr>
-              <w:t>on</w:t>
+              <w:t>If user clicks on</w:t>
             </w:r>
           </w:p>
           <w:p>
@@ -40383,21 +38496,12 @@
                 <w:szCs w:val="22"/>
               </w:rPr>
             </w:pPr>
-            <w:proofErr w:type="gramStart"/>
             <w:r>
               <w:rPr>
                 <w:sz w:val="22"/>
                 <w:szCs w:val="22"/>
               </w:rPr>
-              <w:t>Inputs are</w:t>
-            </w:r>
-            <w:proofErr w:type="gramEnd"/>
-            <w:r>
-              <w:rPr>
-                <w:sz w:val="22"/>
-                <w:szCs w:val="22"/>
-              </w:rPr>
-              <w:t xml:space="preserve"> </w:t>
+              <w:t xml:space="preserve">Inputs are </w:t>
             </w:r>
             <w:r>
               <w:rPr>
@@ -40695,42 +38799,7 @@
                 <w:sz w:val="22"/>
                 <w:szCs w:val="22"/>
               </w:rPr>
-              <w:t>[</w:t>
-            </w:r>
-            <w:r>
-              <w:rPr>
-                <w:sz w:val="22"/>
-                <w:szCs w:val="22"/>
-              </w:rPr>
-              <w:t>26</w:t>
-            </w:r>
-            <w:r>
-              <w:rPr>
-                <w:sz w:val="22"/>
-                <w:szCs w:val="22"/>
-              </w:rPr>
-              <w:t>/0</w:t>
-            </w:r>
-            <w:r>
-              <w:rPr>
-                <w:sz w:val="22"/>
-                <w:szCs w:val="22"/>
-              </w:rPr>
-              <w:t>4</w:t>
-            </w:r>
-            <w:r>
-              <w:rPr>
-                <w:sz w:val="22"/>
-                <w:szCs w:val="22"/>
-              </w:rPr>
-              <w:t>/202</w:t>
-            </w:r>
-            <w:r>
-              <w:rPr>
-                <w:sz w:val="22"/>
-                <w:szCs w:val="22"/>
-              </w:rPr>
-              <w:t>6</w:t>
+              <w:t>[26/04/2026</w:t>
             </w:r>
             <w:r>
               <w:rPr>
@@ -41787,6 +39856,9 @@
         </w:tc>
       </w:tr>
       <w:tr>
+        <w:trPr>
+          <w:trHeight w:val="2254"/>
+        </w:trPr>
         <w:tc>
           <w:tcPr>
             <w:tcW w:w="765" w:type="dxa"/>
@@ -41803,6 +39875,7 @@
               </w:rPr>
             </w:pPr>
             <w:r>
+              <w:lastRenderedPageBreak/>
               <w:t>5</w:t>
             </w:r>
           </w:p>
@@ -42173,21 +40246,12 @@
                 <w:szCs w:val="22"/>
               </w:rPr>
             </w:pPr>
-            <w:proofErr w:type="gramStart"/>
             <w:r>
               <w:rPr>
                 <w:sz w:val="22"/>
                 <w:szCs w:val="22"/>
               </w:rPr>
-              <w:t>Test</w:t>
-            </w:r>
-            <w:proofErr w:type="gramEnd"/>
-            <w:r>
-              <w:rPr>
-                <w:sz w:val="22"/>
-                <w:szCs w:val="22"/>
-              </w:rPr>
-              <w:t xml:space="preserve"> Scenario ID</w:t>
+              <w:t>Test Scenario ID</w:t>
             </w:r>
           </w:p>
         </w:tc>
@@ -42232,21 +40296,12 @@
                 <w:szCs w:val="22"/>
               </w:rPr>
             </w:pPr>
-            <w:proofErr w:type="gramStart"/>
             <w:r>
               <w:rPr>
                 <w:sz w:val="22"/>
                 <w:szCs w:val="22"/>
               </w:rPr>
-              <w:t>Test</w:t>
-            </w:r>
-            <w:proofErr w:type="gramEnd"/>
-            <w:r>
-              <w:rPr>
-                <w:sz w:val="22"/>
-                <w:szCs w:val="22"/>
-              </w:rPr>
-              <w:t xml:space="preserve"> Case ID</w:t>
+              <w:t>Test Case ID</w:t>
             </w:r>
           </w:p>
         </w:tc>
@@ -42292,21 +40347,12 @@
                 <w:szCs w:val="22"/>
               </w:rPr>
             </w:pPr>
-            <w:proofErr w:type="gramStart"/>
             <w:r>
               <w:rPr>
                 <w:sz w:val="22"/>
                 <w:szCs w:val="22"/>
               </w:rPr>
-              <w:t>Test</w:t>
-            </w:r>
-            <w:proofErr w:type="gramEnd"/>
-            <w:r>
-              <w:rPr>
-                <w:sz w:val="22"/>
-                <w:szCs w:val="22"/>
-              </w:rPr>
-              <w:t xml:space="preserve"> Description Case</w:t>
+              <w:t>Test Description Case</w:t>
             </w:r>
           </w:p>
         </w:tc>
@@ -42351,21 +40397,12 @@
                 <w:szCs w:val="22"/>
               </w:rPr>
             </w:pPr>
-            <w:proofErr w:type="gramStart"/>
             <w:r>
               <w:rPr>
                 <w:sz w:val="22"/>
                 <w:szCs w:val="22"/>
               </w:rPr>
-              <w:t>Test</w:t>
-            </w:r>
-            <w:proofErr w:type="gramEnd"/>
-            <w:r>
-              <w:rPr>
-                <w:sz w:val="22"/>
-                <w:szCs w:val="22"/>
-              </w:rPr>
-              <w:t xml:space="preserve"> Priority</w:t>
+              <w:t>Test Priority</w:t>
             </w:r>
           </w:p>
         </w:tc>
@@ -42512,21 +40549,12 @@
                 <w:szCs w:val="22"/>
               </w:rPr>
             </w:pPr>
-            <w:proofErr w:type="gramStart"/>
             <w:r>
               <w:rPr>
                 <w:sz w:val="22"/>
                 <w:szCs w:val="22"/>
               </w:rPr>
-              <w:t>Test</w:t>
-            </w:r>
-            <w:proofErr w:type="gramEnd"/>
-            <w:r>
-              <w:rPr>
-                <w:sz w:val="22"/>
-                <w:szCs w:val="22"/>
-              </w:rPr>
-              <w:t xml:space="preserve"> Execution Steps:</w:t>
+              <w:t>Test Execution Steps:</w:t>
             </w:r>
           </w:p>
         </w:tc>
@@ -42988,7 +41016,6 @@
               </w:rPr>
               <w:t xml:space="preserve"> </w:t>
             </w:r>
-            <w:proofErr w:type="gramStart"/>
             <w:r>
               <w:rPr>
                 <w:sz w:val="22"/>
@@ -43019,7 +41046,6 @@
               </w:rPr>
               <w:t xml:space="preserve"> given</w:t>
             </w:r>
-            <w:proofErr w:type="gramEnd"/>
           </w:p>
         </w:tc>
         <w:tc>
@@ -43446,7 +41472,7 @@
               </w:rPr>
               <w:t xml:space="preserve"> </w:t>
             </w:r>
-            <w:hyperlink r:id="rId34" w:history="1">
+            <w:hyperlink r:id="rId46" w:history="1">
               <w:r>
                 <w:rPr>
                   <w:rStyle w:val="Hyperlink"/>
@@ -43629,10 +41655,7 @@
               <w:ind w:left="106"/>
             </w:pPr>
             <w:r>
-              <w:t>[26/04/2026 11:44 AM</w:t>
-            </w:r>
-            <w:r>
-              <w:t>]:</w:t>
+              <w:t>[26/04/2026 11:44 AM]:</w:t>
             </w:r>
           </w:p>
           <w:p>
@@ -43980,6 +42003,9 @@
             <w:r>
               <w:t>]:</w:t>
             </w:r>
+            <w:r>
+              <w:t xml:space="preserve"> </w:t>
+            </w:r>
           </w:p>
           <w:p>
             <w:pPr>
@@ -44771,59 +42797,19 @@
         <w:jc w:val="both"/>
       </w:pPr>
       <w:r>
-        <w:t xml:space="preserve">Data can </w:t>
-      </w:r>
-      <w:proofErr w:type="gramStart"/>
-      <w:r>
-        <w:t>be lost</w:t>
-      </w:r>
-      <w:proofErr w:type="gramEnd"/>
-      <w:r>
-        <w:t xml:space="preserve"> across an interface. One module can have an adverse effect on another, sub functions, when combined, may not </w:t>
-      </w:r>
-      <w:proofErr w:type="gramStart"/>
-      <w:r>
-        <w:t>be linked</w:t>
-      </w:r>
-      <w:proofErr w:type="gramEnd"/>
-      <w:r>
-        <w:t xml:space="preserve"> in desired manner in major functions. Integration testing is a systematic approach for constructing the program structure, while at the same time conducting </w:t>
+        <w:t xml:space="preserve">Data can be lost across an interface. One module can have an adverse effect on another, sub functions, when combined, may not be linked in desired manner in major functions. Integration testing is a systematic approach for constructing the program structure, while at the same time conducting </w:t>
       </w:r>
       <w:r>
         <w:t>tests</w:t>
       </w:r>
       <w:r>
-        <w:t xml:space="preserve"> to uncover errors associated within the interface. The objective is to take unit </w:t>
-      </w:r>
-      <w:proofErr w:type="gramStart"/>
-      <w:r>
-        <w:t>tested</w:t>
-      </w:r>
-      <w:proofErr w:type="gramEnd"/>
-      <w:r>
-        <w:t xml:space="preserve"> modules and </w:t>
+        <w:t xml:space="preserve"> to uncover errors associated within the interface. The objective is to take unit tested modules and </w:t>
       </w:r>
       <w:r>
         <w:t>build</w:t>
       </w:r>
       <w:r>
-        <w:t xml:space="preserve"> program structure. All the modules </w:t>
-      </w:r>
-      <w:proofErr w:type="gramStart"/>
-      <w:r>
-        <w:t>are combined</w:t>
-      </w:r>
-      <w:proofErr w:type="gramEnd"/>
-      <w:r>
-        <w:t xml:space="preserve"> and </w:t>
-      </w:r>
-      <w:proofErr w:type="gramStart"/>
-      <w:r>
-        <w:t>tested</w:t>
-      </w:r>
-      <w:proofErr w:type="gramEnd"/>
-      <w:r>
-        <w:t xml:space="preserve"> as a whole.</w:t>
+        <w:t xml:space="preserve"> program structure. All the modules are combined and tested as a whole.</w:t>
       </w:r>
     </w:p>
     <w:p>
@@ -44845,14 +42831,7 @@
           <w:b/>
           <w:bCs/>
         </w:rPr>
-        <w:t xml:space="preserve">4.2.3. </w:t>
-      </w:r>
-      <w:r>
-        <w:rPr>
-          <w:b/>
-          <w:bCs/>
-        </w:rPr>
-        <w:t>System Testing</w:t>
+        <w:t>4.2.3. System Testing</w:t>
       </w:r>
     </w:p>
     <w:p>
@@ -44869,37 +42848,13 @@
         <w:t>that</w:t>
       </w:r>
       <w:r>
-        <w:t xml:space="preserve"> is </w:t>
-      </w:r>
-      <w:proofErr w:type="gramStart"/>
-      <w:r>
-        <w:t>carried out</w:t>
-      </w:r>
-      <w:proofErr w:type="gramEnd"/>
-      <w:r>
-        <w:t xml:space="preserve"> by testers sometimes by the developers to check whether it meets the system specifications or not. System testing involves both functional and non-functional testing. In the system the </w:t>
+        <w:t xml:space="preserve"> is carried out by testers sometimes by the developers to check whether it meets the system specifications or not. System testing involves both functional and non-functional testing. In the system the </w:t>
       </w:r>
       <w:r>
         <w:t>behavior</w:t>
       </w:r>
       <w:r>
-        <w:t xml:space="preserve"> of </w:t>
-      </w:r>
-      <w:proofErr w:type="gramStart"/>
-      <w:r>
-        <w:t>whole system</w:t>
-      </w:r>
-      <w:proofErr w:type="gramEnd"/>
-      <w:r>
-        <w:t xml:space="preserve"> product is </w:t>
-      </w:r>
-      <w:proofErr w:type="gramStart"/>
-      <w:r>
-        <w:t>tested</w:t>
-      </w:r>
-      <w:proofErr w:type="gramEnd"/>
-      <w:r>
-        <w:t xml:space="preserve"> as defined by the scope of the development project. It may include tests based on risks or requirement specification, business process, use cases or other high-level description of the system </w:t>
+        <w:t xml:space="preserve"> of whole system product is tested as defined by the scope of the development project. It may include tests based on risks or requirement specification, business process, use cases or other high-level description of the system </w:t>
       </w:r>
       <w:r>
         <w:t>behavior</w:t>
@@ -45020,21 +42975,12 @@
                 <w:bCs/>
               </w:rPr>
             </w:pPr>
-            <w:proofErr w:type="gramStart"/>
             <w:r>
               <w:rPr>
                 <w:b/>
                 <w:bCs/>
               </w:rPr>
-              <w:t>Test</w:t>
-            </w:r>
-            <w:proofErr w:type="gramEnd"/>
-            <w:r>
-              <w:rPr>
-                <w:b/>
-                <w:bCs/>
-              </w:rPr>
-              <w:t xml:space="preserve"> Condition</w:t>
+              <w:t>Test Condition</w:t>
             </w:r>
           </w:p>
         </w:tc>
@@ -45053,21 +42999,12 @@
                 <w:bCs/>
               </w:rPr>
             </w:pPr>
-            <w:proofErr w:type="gramStart"/>
             <w:r>
               <w:rPr>
                 <w:b/>
                 <w:bCs/>
               </w:rPr>
-              <w:t>Test</w:t>
-            </w:r>
-            <w:proofErr w:type="gramEnd"/>
-            <w:r>
-              <w:rPr>
-                <w:b/>
-                <w:bCs/>
-              </w:rPr>
-              <w:t xml:space="preserve"> Result</w:t>
+              <w:t>Test Result</w:t>
             </w:r>
           </w:p>
         </w:tc>
@@ -45837,38 +43774,29 @@
           <w:szCs w:val="36"/>
         </w:rPr>
         <w:lastRenderedPageBreak/>
-        <w:t xml:space="preserve">Chapter </w:t>
-      </w:r>
-      <w:r>
+        <w:t>Chapter 5</w:t>
+      </w:r>
+    </w:p>
+    <w:p>
+      <w:pPr>
+        <w:pStyle w:val="BodyText"/>
+        <w:spacing w:line="360" w:lineRule="auto"/>
+        <w:ind w:right="283"/>
+        <w:jc w:val="center"/>
         <w:rPr>
           <w:b/>
           <w:bCs/>
           <w:sz w:val="36"/>
           <w:szCs w:val="36"/>
         </w:rPr>
-        <w:t>5</w:t>
-      </w:r>
-    </w:p>
-    <w:p>
-      <w:pPr>
-        <w:pStyle w:val="BodyText"/>
-        <w:spacing w:line="360" w:lineRule="auto"/>
-        <w:ind w:right="283"/>
-        <w:jc w:val="center"/>
+      </w:pPr>
+      <w:r>
         <w:rPr>
           <w:b/>
           <w:bCs/>
           <w:sz w:val="36"/>
           <w:szCs w:val="36"/>
         </w:rPr>
-      </w:pPr>
-      <w:r>
-        <w:rPr>
-          <w:b/>
-          <w:bCs/>
-          <w:sz w:val="36"/>
-          <w:szCs w:val="36"/>
-        </w:rPr>
         <w:t>CONCLUSION</w:t>
       </w:r>
     </w:p>
@@ -45890,14 +43818,7 @@
           <w:b/>
           <w:bCs/>
         </w:rPr>
-        <w:t xml:space="preserve">5.1. </w:t>
-      </w:r>
-      <w:r>
-        <w:rPr>
-          <w:b/>
-          <w:bCs/>
-        </w:rPr>
-        <w:t>Limitations</w:t>
+        <w:t>5.1. Limitations</w:t>
       </w:r>
     </w:p>
     <w:p>
@@ -45919,15 +43840,7 @@
       </w:r>
       <w:proofErr w:type="spellEnd"/>
       <w:r>
-        <w:t xml:space="preserve"> Safari has </w:t>
-      </w:r>
-      <w:proofErr w:type="gramStart"/>
-      <w:r>
-        <w:t>some</w:t>
-      </w:r>
-      <w:proofErr w:type="gramEnd"/>
-      <w:r>
-        <w:t xml:space="preserve"> drawbacks that we have observed:</w:t>
+        <w:t xml:space="preserve"> Safari has some drawbacks that we have observed:</w:t>
       </w:r>
     </w:p>
     <w:p>
@@ -45972,15 +43885,7 @@
         <w:jc w:val="both"/>
       </w:pPr>
       <w:r>
-        <w:t xml:space="preserve">The application </w:t>
-      </w:r>
-      <w:proofErr w:type="gramStart"/>
-      <w:r>
-        <w:t>is currently used</w:t>
-      </w:r>
-      <w:proofErr w:type="gramEnd"/>
-      <w:r>
-        <w:t xml:space="preserve"> with the few modules.</w:t>
+        <w:t>The application is currently used with the few modules.</w:t>
       </w:r>
     </w:p>
     <w:p>
@@ -45995,15 +43900,7 @@
         <w:jc w:val="both"/>
       </w:pPr>
       <w:r>
-        <w:t xml:space="preserve">The backend storage </w:t>
-      </w:r>
-      <w:proofErr w:type="gramStart"/>
-      <w:r>
-        <w:t>is limited</w:t>
-      </w:r>
-      <w:proofErr w:type="gramEnd"/>
-      <w:r>
-        <w:t>.</w:t>
+        <w:t>The backend storage is limited.</w:t>
       </w:r>
     </w:p>
     <w:p>
@@ -46028,14 +43925,7 @@
           <w:b/>
           <w:bCs/>
         </w:rPr>
-        <w:t xml:space="preserve">5.2. </w:t>
-      </w:r>
-      <w:r>
-        <w:rPr>
-          <w:b/>
-          <w:bCs/>
-        </w:rPr>
-        <w:t>Scope for Enhancement (Future scope)</w:t>
+        <w:t>5.2. Scope for Enhancement (Future scope)</w:t>
       </w:r>
     </w:p>
     <w:p>
@@ -46050,15 +43940,7 @@
         <w:jc w:val="both"/>
       </w:pPr>
       <w:r>
-        <w:t xml:space="preserve">More modules can </w:t>
-      </w:r>
-      <w:proofErr w:type="gramStart"/>
-      <w:r>
-        <w:t>be added</w:t>
-      </w:r>
-      <w:proofErr w:type="gramEnd"/>
-      <w:r>
-        <w:t>.</w:t>
+        <w:t>More modules can be added.</w:t>
       </w:r>
     </w:p>
     <w:p>
@@ -46073,23 +43955,7 @@
         <w:jc w:val="both"/>
       </w:pPr>
       <w:r>
-        <w:t xml:space="preserve">Application can </w:t>
-      </w:r>
-      <w:proofErr w:type="gramStart"/>
-      <w:r>
-        <w:t>be hosted</w:t>
-      </w:r>
-      <w:proofErr w:type="gramEnd"/>
-      <w:r>
-        <w:t xml:space="preserve"> </w:t>
-      </w:r>
-      <w:proofErr w:type="gramStart"/>
-      <w:r>
-        <w:t>in server</w:t>
-      </w:r>
-      <w:proofErr w:type="gramEnd"/>
-      <w:r>
-        <w:t>.</w:t>
+        <w:t>Application can be hosted in server.</w:t>
       </w:r>
     </w:p>
     <w:p>
@@ -46104,15 +43970,7 @@
         <w:jc w:val="both"/>
       </w:pPr>
       <w:r>
-        <w:t xml:space="preserve">In future, this web application could </w:t>
-      </w:r>
-      <w:proofErr w:type="gramStart"/>
-      <w:r>
-        <w:t>be integrated</w:t>
-      </w:r>
-      <w:proofErr w:type="gramEnd"/>
-      <w:r>
-        <w:t xml:space="preserve"> with the android and iOS applications.</w:t>
+        <w:t>In future, this web application could be integrated with the android and iOS applications.</w:t>
       </w:r>
     </w:p>
     <w:p>
@@ -46132,14 +43990,7 @@
           <w:bCs/>
         </w:rPr>
         <w:tab/>
-        <w:t xml:space="preserve">5.3. </w:t>
-      </w:r>
-      <w:r>
-        <w:rPr>
-          <w:b/>
-          <w:bCs/>
-        </w:rPr>
-        <w:t>Conclusion</w:t>
+        <w:t>5.3. Conclusion</w:t>
       </w:r>
     </w:p>
     <w:p>
@@ -46158,46 +44009,7 @@
       </w:r>
       <w:proofErr w:type="spellEnd"/>
       <w:r>
-        <w:t xml:space="preserve"> Safari project</w:t>
-      </w:r>
-      <w:r>
-        <w:t xml:space="preserve"> is a tourism-based project. The project </w:t>
-      </w:r>
-      <w:proofErr w:type="gramStart"/>
-      <w:r>
-        <w:t>mainly consists</w:t>
-      </w:r>
-      <w:proofErr w:type="gramEnd"/>
-      <w:r>
-        <w:t xml:space="preserve"> of three modules, admin, service </w:t>
-      </w:r>
-      <w:r>
-        <w:t>provider,</w:t>
-      </w:r>
-      <w:r>
-        <w:t xml:space="preserve"> and client. Admin adds the tourism places to the website and manages the places which also consist of Google maps of the added places. Clients, who are the end users of the project, register to the website and view the tourist places </w:t>
-      </w:r>
-      <w:proofErr w:type="gramStart"/>
-      <w:r>
-        <w:t>and also</w:t>
-      </w:r>
-      <w:proofErr w:type="gramEnd"/>
-      <w:r>
-        <w:t xml:space="preserve"> view the directions to the places with the help of Google map. The project also helps the clients by providing </w:t>
-      </w:r>
-      <w:r>
-        <w:t>information</w:t>
-      </w:r>
-      <w:r>
-        <w:t xml:space="preserve"> about the special food items in that </w:t>
-      </w:r>
-      <w:proofErr w:type="gramStart"/>
-      <w:r>
-        <w:t>particular tourist</w:t>
-      </w:r>
-      <w:proofErr w:type="gramEnd"/>
-      <w:r>
-        <w:t xml:space="preserve"> place. The service provider provides the listed food services to the client in that specific tourist place.</w:t>
+        <w:t xml:space="preserve"> Safari project is a tourism-based project. The project mainly consists of three modules, admin, service provider, and client. Admin adds the tourism places to the website and manages the places which also consist of Google maps of the added places. Clients, who are the end users of the project, register to the website and view the tourist places and also view the directions to the places with the help of Google map. The project also helps the clients by providing information about the special food items in that particular tourist place. The service provider provides the listed food services to the client in that specific tourist place.</w:t>
       </w:r>
     </w:p>
     <w:p>
@@ -46219,14 +44031,7 @@
           <w:b/>
           <w:bCs/>
         </w:rPr>
-        <w:t xml:space="preserve">5.4. </w:t>
-      </w:r>
-      <w:r>
-        <w:rPr>
-          <w:b/>
-          <w:bCs/>
-        </w:rPr>
-        <w:t>Abbreviation and Acronyms (Lists)</w:t>
+        <w:t>5.4. Abbreviation and Acronyms (Lists)</w:t>
       </w:r>
     </w:p>
     <w:p>
@@ -46389,14 +44194,7 @@
           <w:b/>
           <w:bCs/>
         </w:rPr>
-        <w:t xml:space="preserve">5.5. </w:t>
-      </w:r>
-      <w:r>
-        <w:rPr>
-          <w:b/>
-          <w:bCs/>
-        </w:rPr>
-        <w:t>Bibliography/ References (list in specified format)</w:t>
+        <w:t>5.5. Bibliography/ References (list in specified format)</w:t>
       </w:r>
     </w:p>
     <w:p>
@@ -50570,6 +48368,7 @@
   <w:style w:type="character" w:default="1" w:styleId="DefaultParagraphFont">
     <w:name w:val="Default Paragraph Font"/>
     <w:uiPriority w:val="1"/>
+    <w:semiHidden/>
     <w:unhideWhenUsed/>
   </w:style>
   <w:style w:type="table" w:default="1" w:styleId="TableNormal">

--- a/documents/Final Document.docx
+++ b/documents/Final Document.docx
@@ -125,6 +125,7 @@
         </w:rPr>
         <w:t>“</w:t>
       </w:r>
+      <w:proofErr w:type="spellStart"/>
       <w:r>
         <w:rPr>
           <w:sz w:val="40"/>
@@ -132,6 +133,7 @@
         </w:rPr>
         <w:t>Agromart</w:t>
       </w:r>
+      <w:proofErr w:type="spellEnd"/>
       <w:r>
         <w:rPr>
           <w:sz w:val="44"/>
@@ -1077,6 +1079,7 @@
         </w:rPr>
         <w:t>“</w:t>
       </w:r>
+      <w:proofErr w:type="spellStart"/>
       <w:r>
         <w:rPr>
           <w:b/>
@@ -1085,6 +1088,7 @@
         </w:rPr>
         <w:t>Agromart</w:t>
       </w:r>
+      <w:proofErr w:type="spellEnd"/>
       <w:r>
         <w:rPr>
           <w:b/>
@@ -1382,7 +1386,15 @@
           <w:lang w:val="en-IN"/>
         </w:rPr>
         <w:tab/>
-        <w:t>Name</w:t>
+      </w:r>
+      <w:r>
+        <w:rPr>
+          <w:b/>
+          <w:bCs/>
+          <w:szCs w:val="32"/>
+          <w:lang w:val="en-IN"/>
+        </w:rPr>
+        <w:t>Mrs. Suneetha</w:t>
       </w:r>
     </w:p>
     <w:p>
@@ -1553,8 +1565,15 @@
           <w:szCs w:val="32"/>
         </w:rPr>
         <w:tab/>
+      </w:r>
+      <w:proofErr w:type="spellStart"/>
+      <w:r>
+        <w:rPr>
+          <w:szCs w:val="32"/>
+        </w:rPr>
         <w:t>KSOU</w:t>
       </w:r>
+      <w:proofErr w:type="spellEnd"/>
     </w:p>
     <w:p>
       <w:pPr>
@@ -1618,8 +1637,15 @@
           <w:szCs w:val="32"/>
         </w:rPr>
         <w:tab/>
+      </w:r>
+      <w:proofErr w:type="spellStart"/>
+      <w:r>
+        <w:rPr>
+          <w:szCs w:val="32"/>
+        </w:rPr>
         <w:t>Mysuru-06</w:t>
       </w:r>
+      <w:proofErr w:type="spellEnd"/>
     </w:p>
     <w:p>
       <w:pPr>
@@ -4065,7 +4091,7 @@
                 <w:sz w:val="24"/>
                 <w:szCs w:val="24"/>
               </w:rPr>
-              <w:t>Analysis and Interpretation</w:t>
+              <w:t>Input and Output screens</w:t>
             </w:r>
           </w:p>
         </w:tc>
@@ -4130,7 +4156,14 @@
                 <w:sz w:val="24"/>
                 <w:szCs w:val="24"/>
               </w:rPr>
-              <w:t xml:space="preserve"> Program Code Listing</w:t>
+              <w:t xml:space="preserve"> </w:t>
+            </w:r>
+            <w:r>
+              <w:rPr>
+                <w:sz w:val="24"/>
+                <w:szCs w:val="24"/>
+              </w:rPr>
+              <w:t>Introduction</w:t>
             </w:r>
           </w:p>
           <w:p>
@@ -4154,120 +4187,16 @@
                 <w:sz w:val="24"/>
                 <w:szCs w:val="24"/>
               </w:rPr>
-              <w:t xml:space="preserve"> User Interface (Screens and Reports)</w:t>
-            </w:r>
-          </w:p>
-        </w:tc>
-        <w:tc>
-          <w:tcPr>
-            <w:tcW w:w="1842" w:type="dxa"/>
-          </w:tcPr>
-          <w:p>
-            <w:pPr>
-              <w:pStyle w:val="TableParagraph"/>
-              <w:spacing w:after="240"/>
-              <w:ind w:left="0"/>
-              <w:rPr>
-                <w:sz w:val="24"/>
-              </w:rPr>
-            </w:pPr>
-          </w:p>
-        </w:tc>
-      </w:tr>
-      <w:tr>
-        <w:trPr>
-          <w:trHeight w:val="422"/>
-        </w:trPr>
-        <w:tc>
-          <w:tcPr>
-            <w:tcW w:w="1130" w:type="dxa"/>
-          </w:tcPr>
-          <w:p>
-            <w:pPr>
-              <w:pStyle w:val="TableParagraph"/>
-              <w:numPr>
-                <w:ilvl w:val="0"/>
-                <w:numId w:val="7"/>
-              </w:numPr>
-              <w:spacing w:after="240"/>
-              <w:jc w:val="center"/>
-              <w:rPr>
-                <w:b/>
-                <w:bCs/>
-                <w:sz w:val="24"/>
-              </w:rPr>
-            </w:pPr>
-          </w:p>
-        </w:tc>
-        <w:tc>
-          <w:tcPr>
-            <w:tcW w:w="7101" w:type="dxa"/>
-          </w:tcPr>
-          <w:p>
-            <w:pPr>
-              <w:pStyle w:val="TableParagraph"/>
-              <w:tabs>
-                <w:tab w:val="left" w:pos="526"/>
-              </w:tabs>
-              <w:spacing w:after="240"/>
-              <w:ind w:left="0"/>
-              <w:rPr>
-                <w:b/>
-                <w:bCs/>
-                <w:sz w:val="24"/>
-                <w:szCs w:val="24"/>
-              </w:rPr>
-            </w:pPr>
-            <w:r>
-              <w:rPr>
-                <w:b/>
-                <w:bCs/>
-                <w:sz w:val="24"/>
-                <w:szCs w:val="24"/>
-              </w:rPr>
-              <w:t>Conclusion</w:t>
-            </w:r>
-          </w:p>
-        </w:tc>
-        <w:tc>
-          <w:tcPr>
-            <w:tcW w:w="1842" w:type="dxa"/>
-          </w:tcPr>
-          <w:p>
-            <w:pPr>
-              <w:pStyle w:val="TableParagraph"/>
-              <w:spacing w:after="240"/>
-              <w:ind w:left="0"/>
-              <w:rPr>
-                <w:sz w:val="24"/>
-              </w:rPr>
-            </w:pPr>
-          </w:p>
-        </w:tc>
-      </w:tr>
-      <w:tr>
-        <w:trPr>
-          <w:trHeight w:val="3312"/>
-        </w:trPr>
-        <w:tc>
-          <w:tcPr>
-            <w:tcW w:w="1130" w:type="dxa"/>
-          </w:tcPr>
-          <w:p>
-            <w:pPr>
-              <w:pStyle w:val="TableParagraph"/>
-              <w:spacing w:after="240"/>
-              <w:ind w:left="360"/>
-              <w:rPr>
-                <w:sz w:val="24"/>
-              </w:rPr>
-            </w:pPr>
-          </w:p>
-        </w:tc>
-        <w:tc>
-          <w:tcPr>
-            <w:tcW w:w="7101" w:type="dxa"/>
-          </w:tcPr>
+              <w:t xml:space="preserve"> </w:t>
+            </w:r>
+            <w:r>
+              <w:rPr>
+                <w:sz w:val="24"/>
+                <w:szCs w:val="24"/>
+              </w:rPr>
+              <w:t>Home Page</w:t>
+            </w:r>
+          </w:p>
           <w:p>
             <w:pPr>
               <w:pStyle w:val="TableParagraph"/>
@@ -4289,7 +4218,14 @@
                 <w:sz w:val="24"/>
                 <w:szCs w:val="24"/>
               </w:rPr>
-              <w:t xml:space="preserve"> Major findings</w:t>
+              <w:t xml:space="preserve"> </w:t>
+            </w:r>
+            <w:r>
+              <w:rPr>
+                <w:sz w:val="24"/>
+                <w:szCs w:val="24"/>
+              </w:rPr>
+              <w:t>Login</w:t>
             </w:r>
           </w:p>
           <w:p>
@@ -4313,7 +4249,14 @@
                 <w:sz w:val="24"/>
                 <w:szCs w:val="24"/>
               </w:rPr>
-              <w:t xml:space="preserve"> Conclusion</w:t>
+              <w:t xml:space="preserve"> </w:t>
+            </w:r>
+            <w:r>
+              <w:rPr>
+                <w:sz w:val="24"/>
+                <w:szCs w:val="24"/>
+              </w:rPr>
+              <w:t>Admin Login</w:t>
             </w:r>
           </w:p>
           <w:p>
@@ -4337,7 +4280,14 @@
                 <w:sz w:val="24"/>
                 <w:szCs w:val="24"/>
               </w:rPr>
-              <w:t xml:space="preserve"> Limitations</w:t>
+              <w:t xml:space="preserve"> </w:t>
+            </w:r>
+            <w:r>
+              <w:rPr>
+                <w:sz w:val="24"/>
+                <w:szCs w:val="24"/>
+              </w:rPr>
+              <w:t>Successful Login</w:t>
             </w:r>
           </w:p>
           <w:p>
@@ -4361,7 +4311,14 @@
                 <w:sz w:val="24"/>
                 <w:szCs w:val="24"/>
               </w:rPr>
-              <w:t xml:space="preserve"> Major findings</w:t>
+              <w:t xml:space="preserve"> </w:t>
+            </w:r>
+            <w:r>
+              <w:rPr>
+                <w:sz w:val="24"/>
+                <w:szCs w:val="24"/>
+              </w:rPr>
+              <w:t>Admin Home</w:t>
             </w:r>
           </w:p>
           <w:p>
@@ -4385,7 +4342,14 @@
                 <w:sz w:val="24"/>
                 <w:szCs w:val="24"/>
               </w:rPr>
-              <w:t xml:space="preserve"> Suggestions / recommendations</w:t>
+              <w:t xml:space="preserve"> </w:t>
+            </w:r>
+            <w:r>
+              <w:rPr>
+                <w:sz w:val="24"/>
+                <w:szCs w:val="24"/>
+              </w:rPr>
+              <w:t>View orders</w:t>
             </w:r>
           </w:p>
           <w:p>
@@ -4409,7 +4373,14 @@
                 <w:sz w:val="24"/>
                 <w:szCs w:val="24"/>
               </w:rPr>
-              <w:t xml:space="preserve"> Learning outcomes</w:t>
+              <w:t xml:space="preserve"> </w:t>
+            </w:r>
+            <w:r>
+              <w:rPr>
+                <w:sz w:val="24"/>
+                <w:szCs w:val="24"/>
+              </w:rPr>
+              <w:t>Consumer Login</w:t>
             </w:r>
           </w:p>
           <w:p>
@@ -4429,7 +4400,18 @@
               </w:rPr>
             </w:pPr>
             <w:r>
-              <w:t xml:space="preserve"> Abbreviations and Acronyms</w:t>
+              <w:rPr>
+                <w:sz w:val="24"/>
+                <w:szCs w:val="24"/>
+              </w:rPr>
+              <w:t xml:space="preserve"> </w:t>
+            </w:r>
+            <w:r>
+              <w:rPr>
+                <w:sz w:val="24"/>
+                <w:szCs w:val="24"/>
+              </w:rPr>
+              <w:t>Consumer Registration</w:t>
             </w:r>
           </w:p>
           <w:p>
@@ -4449,7 +4431,626 @@
               </w:rPr>
             </w:pPr>
             <w:r>
-              <w:t xml:space="preserve"> References</w:t>
+              <w:rPr>
+                <w:sz w:val="24"/>
+                <w:szCs w:val="24"/>
+              </w:rPr>
+              <w:t>Consumer Home</w:t>
+            </w:r>
+          </w:p>
+          <w:p>
+            <w:pPr>
+              <w:pStyle w:val="TableParagraph"/>
+              <w:numPr>
+                <w:ilvl w:val="1"/>
+                <w:numId w:val="7"/>
+              </w:numPr>
+              <w:tabs>
+                <w:tab w:val="left" w:pos="526"/>
+              </w:tabs>
+              <w:spacing w:after="240"/>
+              <w:rPr>
+                <w:sz w:val="24"/>
+                <w:szCs w:val="24"/>
+              </w:rPr>
+            </w:pPr>
+            <w:r>
+              <w:rPr>
+                <w:sz w:val="24"/>
+                <w:szCs w:val="24"/>
+              </w:rPr>
+              <w:t>Add Product Page</w:t>
+            </w:r>
+          </w:p>
+          <w:p>
+            <w:pPr>
+              <w:pStyle w:val="TableParagraph"/>
+              <w:numPr>
+                <w:ilvl w:val="1"/>
+                <w:numId w:val="7"/>
+              </w:numPr>
+              <w:tabs>
+                <w:tab w:val="left" w:pos="526"/>
+              </w:tabs>
+              <w:spacing w:after="240"/>
+              <w:rPr>
+                <w:sz w:val="24"/>
+                <w:szCs w:val="24"/>
+              </w:rPr>
+            </w:pPr>
+            <w:r>
+              <w:rPr>
+                <w:sz w:val="24"/>
+                <w:szCs w:val="24"/>
+              </w:rPr>
+              <w:t>Farmer Home</w:t>
+            </w:r>
+          </w:p>
+          <w:p>
+            <w:pPr>
+              <w:pStyle w:val="TableParagraph"/>
+              <w:numPr>
+                <w:ilvl w:val="1"/>
+                <w:numId w:val="7"/>
+              </w:numPr>
+              <w:tabs>
+                <w:tab w:val="left" w:pos="526"/>
+              </w:tabs>
+              <w:spacing w:after="240"/>
+              <w:rPr>
+                <w:sz w:val="24"/>
+                <w:szCs w:val="24"/>
+              </w:rPr>
+            </w:pPr>
+            <w:r>
+              <w:rPr>
+                <w:sz w:val="24"/>
+                <w:szCs w:val="24"/>
+              </w:rPr>
+              <w:t>Logout</w:t>
+            </w:r>
+          </w:p>
+        </w:tc>
+        <w:tc>
+          <w:tcPr>
+            <w:tcW w:w="1842" w:type="dxa"/>
+          </w:tcPr>
+          <w:p>
+            <w:pPr>
+              <w:pStyle w:val="TableParagraph"/>
+              <w:spacing w:after="240"/>
+              <w:ind w:left="0"/>
+              <w:rPr>
+                <w:sz w:val="24"/>
+              </w:rPr>
+            </w:pPr>
+          </w:p>
+        </w:tc>
+      </w:tr>
+      <w:tr>
+        <w:trPr>
+          <w:trHeight w:val="422"/>
+        </w:trPr>
+        <w:tc>
+          <w:tcPr>
+            <w:tcW w:w="1130" w:type="dxa"/>
+          </w:tcPr>
+          <w:p>
+            <w:pPr>
+              <w:pStyle w:val="TableParagraph"/>
+              <w:numPr>
+                <w:ilvl w:val="0"/>
+                <w:numId w:val="7"/>
+              </w:numPr>
+              <w:spacing w:after="240"/>
+              <w:jc w:val="center"/>
+              <w:rPr>
+                <w:b/>
+                <w:bCs/>
+                <w:sz w:val="24"/>
+              </w:rPr>
+            </w:pPr>
+          </w:p>
+        </w:tc>
+        <w:tc>
+          <w:tcPr>
+            <w:tcW w:w="7101" w:type="dxa"/>
+          </w:tcPr>
+          <w:p>
+            <w:pPr>
+              <w:pStyle w:val="TableParagraph"/>
+              <w:tabs>
+                <w:tab w:val="left" w:pos="526"/>
+              </w:tabs>
+              <w:spacing w:after="240"/>
+              <w:ind w:left="0"/>
+              <w:rPr>
+                <w:b/>
+                <w:bCs/>
+                <w:sz w:val="24"/>
+                <w:szCs w:val="24"/>
+              </w:rPr>
+            </w:pPr>
+            <w:r>
+              <w:rPr>
+                <w:b/>
+                <w:bCs/>
+                <w:sz w:val="24"/>
+                <w:szCs w:val="24"/>
+              </w:rPr>
+              <w:t>Testing</w:t>
+            </w:r>
+          </w:p>
+        </w:tc>
+        <w:tc>
+          <w:tcPr>
+            <w:tcW w:w="1842" w:type="dxa"/>
+          </w:tcPr>
+          <w:p>
+            <w:pPr>
+              <w:pStyle w:val="TableParagraph"/>
+              <w:spacing w:after="240"/>
+              <w:ind w:left="0"/>
+              <w:rPr>
+                <w:sz w:val="24"/>
+              </w:rPr>
+            </w:pPr>
+          </w:p>
+        </w:tc>
+      </w:tr>
+      <w:tr>
+        <w:trPr>
+          <w:trHeight w:val="3312"/>
+        </w:trPr>
+        <w:tc>
+          <w:tcPr>
+            <w:tcW w:w="1130" w:type="dxa"/>
+          </w:tcPr>
+          <w:p>
+            <w:pPr>
+              <w:pStyle w:val="TableParagraph"/>
+              <w:spacing w:after="240"/>
+              <w:ind w:left="360"/>
+              <w:rPr>
+                <w:sz w:val="24"/>
+              </w:rPr>
+            </w:pPr>
+          </w:p>
+        </w:tc>
+        <w:tc>
+          <w:tcPr>
+            <w:tcW w:w="7101" w:type="dxa"/>
+          </w:tcPr>
+          <w:p>
+            <w:pPr>
+              <w:pStyle w:val="TableParagraph"/>
+              <w:numPr>
+                <w:ilvl w:val="1"/>
+                <w:numId w:val="7"/>
+              </w:numPr>
+              <w:tabs>
+                <w:tab w:val="left" w:pos="526"/>
+              </w:tabs>
+              <w:spacing w:after="240"/>
+              <w:rPr>
+                <w:sz w:val="24"/>
+                <w:szCs w:val="24"/>
+              </w:rPr>
+            </w:pPr>
+            <w:r>
+              <w:rPr>
+                <w:sz w:val="24"/>
+                <w:szCs w:val="24"/>
+              </w:rPr>
+              <w:t xml:space="preserve"> </w:t>
+            </w:r>
+            <w:r>
+              <w:rPr>
+                <w:sz w:val="24"/>
+                <w:szCs w:val="24"/>
+              </w:rPr>
+              <w:t>Introduction</w:t>
+            </w:r>
+          </w:p>
+          <w:p>
+            <w:pPr>
+              <w:pStyle w:val="TableParagraph"/>
+              <w:numPr>
+                <w:ilvl w:val="1"/>
+                <w:numId w:val="7"/>
+              </w:numPr>
+              <w:tabs>
+                <w:tab w:val="left" w:pos="526"/>
+              </w:tabs>
+              <w:spacing w:after="240"/>
+              <w:rPr>
+                <w:sz w:val="24"/>
+                <w:szCs w:val="24"/>
+              </w:rPr>
+            </w:pPr>
+            <w:r>
+              <w:rPr>
+                <w:sz w:val="24"/>
+                <w:szCs w:val="24"/>
+              </w:rPr>
+              <w:t xml:space="preserve"> </w:t>
+            </w:r>
+            <w:r>
+              <w:rPr>
+                <w:sz w:val="24"/>
+                <w:szCs w:val="24"/>
+              </w:rPr>
+              <w:t>Test Reports</w:t>
+            </w:r>
+          </w:p>
+          <w:p>
+            <w:pPr>
+              <w:pStyle w:val="TableParagraph"/>
+              <w:numPr>
+                <w:ilvl w:val="2"/>
+                <w:numId w:val="7"/>
+              </w:numPr>
+              <w:tabs>
+                <w:tab w:val="left" w:pos="526"/>
+              </w:tabs>
+              <w:spacing w:after="240"/>
+              <w:rPr>
+                <w:sz w:val="24"/>
+                <w:szCs w:val="24"/>
+              </w:rPr>
+            </w:pPr>
+            <w:r>
+              <w:rPr>
+                <w:sz w:val="24"/>
+                <w:szCs w:val="24"/>
+              </w:rPr>
+              <w:t>Unit Testing</w:t>
+            </w:r>
+          </w:p>
+          <w:p>
+            <w:pPr>
+              <w:pStyle w:val="TableParagraph"/>
+              <w:numPr>
+                <w:ilvl w:val="2"/>
+                <w:numId w:val="7"/>
+              </w:numPr>
+              <w:tabs>
+                <w:tab w:val="left" w:pos="526"/>
+              </w:tabs>
+              <w:spacing w:after="240"/>
+              <w:rPr>
+                <w:sz w:val="24"/>
+                <w:szCs w:val="24"/>
+              </w:rPr>
+            </w:pPr>
+            <w:r>
+              <w:rPr>
+                <w:sz w:val="24"/>
+                <w:szCs w:val="24"/>
+              </w:rPr>
+              <w:t>Integrate Testing</w:t>
+            </w:r>
+          </w:p>
+          <w:p>
+            <w:pPr>
+              <w:pStyle w:val="TableParagraph"/>
+              <w:numPr>
+                <w:ilvl w:val="2"/>
+                <w:numId w:val="7"/>
+              </w:numPr>
+              <w:tabs>
+                <w:tab w:val="left" w:pos="526"/>
+              </w:tabs>
+              <w:spacing w:after="240"/>
+              <w:rPr>
+                <w:sz w:val="24"/>
+                <w:szCs w:val="24"/>
+              </w:rPr>
+            </w:pPr>
+            <w:r>
+              <w:rPr>
+                <w:sz w:val="24"/>
+                <w:szCs w:val="24"/>
+              </w:rPr>
+              <w:t>System Testing</w:t>
+            </w:r>
+          </w:p>
+          <w:p>
+            <w:pPr>
+              <w:pStyle w:val="TableParagraph"/>
+              <w:tabs>
+                <w:tab w:val="left" w:pos="526"/>
+              </w:tabs>
+              <w:spacing w:after="240"/>
+              <w:ind w:left="934"/>
+              <w:rPr>
+                <w:sz w:val="24"/>
+                <w:szCs w:val="24"/>
+              </w:rPr>
+            </w:pPr>
+          </w:p>
+          <w:p>
+            <w:pPr>
+              <w:pStyle w:val="TableParagraph"/>
+              <w:tabs>
+                <w:tab w:val="left" w:pos="526"/>
+              </w:tabs>
+              <w:spacing w:after="240"/>
+              <w:ind w:left="934"/>
+              <w:rPr>
+                <w:sz w:val="24"/>
+                <w:szCs w:val="24"/>
+              </w:rPr>
+            </w:pPr>
+          </w:p>
+        </w:tc>
+        <w:tc>
+          <w:tcPr>
+            <w:tcW w:w="1842" w:type="dxa"/>
+          </w:tcPr>
+          <w:p>
+            <w:pPr>
+              <w:pStyle w:val="TableParagraph"/>
+              <w:spacing w:after="240"/>
+              <w:ind w:left="0"/>
+              <w:rPr>
+                <w:sz w:val="24"/>
+              </w:rPr>
+            </w:pPr>
+          </w:p>
+        </w:tc>
+      </w:tr>
+      <w:tr>
+        <w:trPr>
+          <w:trHeight w:val="841"/>
+        </w:trPr>
+        <w:tc>
+          <w:tcPr>
+            <w:tcW w:w="1130" w:type="dxa"/>
+          </w:tcPr>
+          <w:p>
+            <w:pPr>
+              <w:pStyle w:val="TableParagraph"/>
+              <w:spacing w:after="240"/>
+              <w:ind w:left="360"/>
+              <w:rPr>
+                <w:b/>
+                <w:bCs/>
+                <w:sz w:val="24"/>
+              </w:rPr>
+            </w:pPr>
+            <w:r>
+              <w:rPr>
+                <w:b/>
+                <w:bCs/>
+                <w:sz w:val="24"/>
+              </w:rPr>
+              <w:lastRenderedPageBreak/>
+              <w:t xml:space="preserve">5. </w:t>
+            </w:r>
+          </w:p>
+        </w:tc>
+        <w:tc>
+          <w:tcPr>
+            <w:tcW w:w="7101" w:type="dxa"/>
+          </w:tcPr>
+          <w:p>
+            <w:pPr>
+              <w:pStyle w:val="TableParagraph"/>
+              <w:tabs>
+                <w:tab w:val="left" w:pos="526"/>
+              </w:tabs>
+              <w:spacing w:after="240"/>
+              <w:rPr>
+                <w:b/>
+                <w:bCs/>
+                <w:sz w:val="24"/>
+                <w:szCs w:val="24"/>
+              </w:rPr>
+            </w:pPr>
+            <w:r>
+              <w:rPr>
+                <w:b/>
+                <w:bCs/>
+                <w:sz w:val="24"/>
+                <w:szCs w:val="24"/>
+              </w:rPr>
+              <w:t>Conclusion</w:t>
+            </w:r>
+          </w:p>
+        </w:tc>
+        <w:tc>
+          <w:tcPr>
+            <w:tcW w:w="1842" w:type="dxa"/>
+          </w:tcPr>
+          <w:p>
+            <w:pPr>
+              <w:pStyle w:val="TableParagraph"/>
+              <w:spacing w:after="240"/>
+              <w:ind w:left="0"/>
+              <w:rPr>
+                <w:sz w:val="24"/>
+              </w:rPr>
+            </w:pPr>
+          </w:p>
+        </w:tc>
+      </w:tr>
+      <w:tr>
+        <w:trPr>
+          <w:trHeight w:val="3312"/>
+        </w:trPr>
+        <w:tc>
+          <w:tcPr>
+            <w:tcW w:w="1130" w:type="dxa"/>
+          </w:tcPr>
+          <w:p>
+            <w:pPr>
+              <w:pStyle w:val="TableParagraph"/>
+              <w:spacing w:after="240"/>
+              <w:ind w:left="360"/>
+              <w:rPr>
+                <w:sz w:val="24"/>
+              </w:rPr>
+            </w:pPr>
+          </w:p>
+        </w:tc>
+        <w:tc>
+          <w:tcPr>
+            <w:tcW w:w="7101" w:type="dxa"/>
+          </w:tcPr>
+          <w:p>
+            <w:pPr>
+              <w:pStyle w:val="TableParagraph"/>
+              <w:numPr>
+                <w:ilvl w:val="1"/>
+                <w:numId w:val="32"/>
+              </w:numPr>
+              <w:tabs>
+                <w:tab w:val="left" w:pos="526"/>
+              </w:tabs>
+              <w:spacing w:after="240"/>
+              <w:rPr>
+                <w:sz w:val="24"/>
+                <w:szCs w:val="24"/>
+              </w:rPr>
+            </w:pPr>
+            <w:r>
+              <w:rPr>
+                <w:sz w:val="24"/>
+                <w:szCs w:val="24"/>
+              </w:rPr>
+              <w:t xml:space="preserve"> </w:t>
+            </w:r>
+            <w:r>
+              <w:rPr>
+                <w:sz w:val="24"/>
+                <w:szCs w:val="24"/>
+              </w:rPr>
+              <w:t>Limitations</w:t>
+            </w:r>
+          </w:p>
+          <w:p>
+            <w:pPr>
+              <w:pStyle w:val="TableParagraph"/>
+              <w:numPr>
+                <w:ilvl w:val="1"/>
+                <w:numId w:val="32"/>
+              </w:numPr>
+              <w:tabs>
+                <w:tab w:val="left" w:pos="526"/>
+              </w:tabs>
+              <w:spacing w:after="240"/>
+              <w:rPr>
+                <w:sz w:val="24"/>
+                <w:szCs w:val="24"/>
+              </w:rPr>
+            </w:pPr>
+            <w:r>
+              <w:rPr>
+                <w:sz w:val="24"/>
+                <w:szCs w:val="24"/>
+              </w:rPr>
+              <w:t xml:space="preserve"> </w:t>
+            </w:r>
+            <w:r>
+              <w:rPr>
+                <w:sz w:val="24"/>
+                <w:szCs w:val="24"/>
+              </w:rPr>
+              <w:t>Scope for Enhancement (Future scope)</w:t>
+            </w:r>
+          </w:p>
+          <w:p>
+            <w:pPr>
+              <w:pStyle w:val="TableParagraph"/>
+              <w:numPr>
+                <w:ilvl w:val="1"/>
+                <w:numId w:val="32"/>
+              </w:numPr>
+              <w:tabs>
+                <w:tab w:val="left" w:pos="526"/>
+              </w:tabs>
+              <w:spacing w:after="240"/>
+              <w:rPr>
+                <w:sz w:val="24"/>
+                <w:szCs w:val="24"/>
+              </w:rPr>
+            </w:pPr>
+            <w:r>
+              <w:rPr>
+                <w:sz w:val="24"/>
+                <w:szCs w:val="24"/>
+              </w:rPr>
+              <w:t xml:space="preserve"> </w:t>
+            </w:r>
+            <w:r>
+              <w:rPr>
+                <w:sz w:val="24"/>
+                <w:szCs w:val="24"/>
+              </w:rPr>
+              <w:t>Conclusion</w:t>
+            </w:r>
+          </w:p>
+          <w:p>
+            <w:pPr>
+              <w:pStyle w:val="TableParagraph"/>
+              <w:numPr>
+                <w:ilvl w:val="1"/>
+                <w:numId w:val="32"/>
+              </w:numPr>
+              <w:tabs>
+                <w:tab w:val="left" w:pos="526"/>
+              </w:tabs>
+              <w:spacing w:after="240"/>
+              <w:rPr>
+                <w:sz w:val="24"/>
+                <w:szCs w:val="24"/>
+              </w:rPr>
+            </w:pPr>
+            <w:r>
+              <w:rPr>
+                <w:sz w:val="24"/>
+                <w:szCs w:val="24"/>
+              </w:rPr>
+              <w:t xml:space="preserve"> </w:t>
+            </w:r>
+            <w:r>
+              <w:rPr>
+                <w:sz w:val="24"/>
+                <w:szCs w:val="24"/>
+              </w:rPr>
+              <w:t>Abbreviation and Acronyms (Lists)</w:t>
+            </w:r>
+          </w:p>
+          <w:p>
+            <w:pPr>
+              <w:pStyle w:val="TableParagraph"/>
+              <w:numPr>
+                <w:ilvl w:val="1"/>
+                <w:numId w:val="32"/>
+              </w:numPr>
+              <w:tabs>
+                <w:tab w:val="left" w:pos="526"/>
+              </w:tabs>
+              <w:spacing w:after="240"/>
+              <w:rPr>
+                <w:sz w:val="24"/>
+                <w:szCs w:val="24"/>
+              </w:rPr>
+            </w:pPr>
+            <w:r>
+              <w:rPr>
+                <w:sz w:val="24"/>
+                <w:szCs w:val="24"/>
+              </w:rPr>
+              <w:t xml:space="preserve"> </w:t>
+            </w:r>
+            <w:r>
+              <w:rPr>
+                <w:sz w:val="24"/>
+                <w:szCs w:val="24"/>
+              </w:rPr>
+              <w:t>Bibliography/ References (list in specified format)</w:t>
             </w:r>
           </w:p>
         </w:tc>
@@ -4570,6 +5171,125 @@
     </w:p>
     <w:p>
       <w:pPr>
+        <w:tabs>
+          <w:tab w:val="left" w:pos="8124"/>
+        </w:tabs>
+      </w:pPr>
+    </w:p>
+    <w:p>
+      <w:pPr>
+        <w:tabs>
+          <w:tab w:val="left" w:pos="8124"/>
+        </w:tabs>
+      </w:pPr>
+    </w:p>
+    <w:p>
+      <w:pPr>
+        <w:tabs>
+          <w:tab w:val="left" w:pos="8124"/>
+        </w:tabs>
+      </w:pPr>
+    </w:p>
+    <w:p>
+      <w:pPr>
+        <w:tabs>
+          <w:tab w:val="left" w:pos="8124"/>
+        </w:tabs>
+      </w:pPr>
+    </w:p>
+    <w:p>
+      <w:pPr>
+        <w:tabs>
+          <w:tab w:val="left" w:pos="8124"/>
+        </w:tabs>
+      </w:pPr>
+    </w:p>
+    <w:p>
+      <w:pPr>
+        <w:tabs>
+          <w:tab w:val="left" w:pos="8124"/>
+        </w:tabs>
+      </w:pPr>
+    </w:p>
+    <w:p>
+      <w:pPr>
+        <w:tabs>
+          <w:tab w:val="left" w:pos="8124"/>
+        </w:tabs>
+      </w:pPr>
+    </w:p>
+    <w:p>
+      <w:pPr>
+        <w:tabs>
+          <w:tab w:val="left" w:pos="8124"/>
+        </w:tabs>
+      </w:pPr>
+    </w:p>
+    <w:p>
+      <w:pPr>
+        <w:tabs>
+          <w:tab w:val="left" w:pos="8124"/>
+        </w:tabs>
+      </w:pPr>
+    </w:p>
+    <w:p>
+      <w:pPr>
+        <w:tabs>
+          <w:tab w:val="left" w:pos="8124"/>
+        </w:tabs>
+      </w:pPr>
+    </w:p>
+    <w:p>
+      <w:pPr>
+        <w:tabs>
+          <w:tab w:val="left" w:pos="8124"/>
+        </w:tabs>
+      </w:pPr>
+    </w:p>
+    <w:p>
+      <w:pPr>
+        <w:tabs>
+          <w:tab w:val="left" w:pos="8124"/>
+        </w:tabs>
+      </w:pPr>
+    </w:p>
+    <w:p>
+      <w:pPr>
+        <w:tabs>
+          <w:tab w:val="left" w:pos="8124"/>
+        </w:tabs>
+      </w:pPr>
+    </w:p>
+    <w:p>
+      <w:pPr>
+        <w:tabs>
+          <w:tab w:val="left" w:pos="8124"/>
+        </w:tabs>
+      </w:pPr>
+    </w:p>
+    <w:p>
+      <w:pPr>
+        <w:tabs>
+          <w:tab w:val="left" w:pos="8124"/>
+        </w:tabs>
+      </w:pPr>
+    </w:p>
+    <w:p>
+      <w:pPr>
+        <w:tabs>
+          <w:tab w:val="left" w:pos="8124"/>
+        </w:tabs>
+      </w:pPr>
+    </w:p>
+    <w:p>
+      <w:pPr>
+        <w:tabs>
+          <w:tab w:val="left" w:pos="8124"/>
+        </w:tabs>
+      </w:pPr>
+    </w:p>
+    <w:p>
+      <w:pPr>
         <w:pStyle w:val="BodyText"/>
         <w:jc w:val="center"/>
         <w:rPr>
@@ -4646,8 +5366,21 @@
         <w:ind w:left="1071" w:right="283"/>
         <w:jc w:val="both"/>
       </w:pPr>
-      <w:r>
-        <w:t xml:space="preserve">Agromart is a web-based project that aims to help Farmers and Consumers. The main users of the system, the Farmers usually face a lot of problems in finding the good fertilizers, quality equipment’s or any other agriculture related items that will be helpful for them. The proposed system Agromart will solve the problem by developing a system that will provide all the agriculture-related information </w:t>
+      <w:proofErr w:type="spellStart"/>
+      <w:r>
+        <w:t>Agromart</w:t>
+      </w:r>
+      <w:proofErr w:type="spellEnd"/>
+      <w:r>
+        <w:t xml:space="preserve"> is a web-based project that aims to help Farmers and Consumers. The main users of the system, the Farmers usually face a lot of problems in finding the good fertilizers, quality equipment’s or any other agriculture related items that will be helpful for them. The proposed system </w:t>
+      </w:r>
+      <w:proofErr w:type="spellStart"/>
+      <w:r>
+        <w:t>Agromart</w:t>
+      </w:r>
+      <w:proofErr w:type="spellEnd"/>
+      <w:r>
+        <w:t xml:space="preserve"> will solve the problem by developing a system that will provide all the agriculture-related information </w:t>
       </w:r>
       <w:r>
         <w:t>in</w:t>
@@ -4697,9 +5430,11 @@
         <w:pStyle w:val="BodyText"/>
         <w:ind w:left="708" w:firstLine="720"/>
       </w:pPr>
+      <w:proofErr w:type="spellStart"/>
       <w:r>
         <w:t>Agromart</w:t>
       </w:r>
+      <w:proofErr w:type="spellEnd"/>
     </w:p>
     <w:p>
       <w:pPr>
@@ -4829,13 +5564,21 @@
         <w:jc w:val="both"/>
       </w:pPr>
       <w:r>
-        <w:t>The Agro</w:t>
+        <w:t xml:space="preserve">The </w:t>
+      </w:r>
+      <w:proofErr w:type="spellStart"/>
+      <w:r>
+        <w:t>Agro</w:t>
       </w:r>
       <w:r>
         <w:t>m</w:t>
       </w:r>
       <w:r>
-        <w:t>art project sounds like it could be an initiative related to agriculture and market development. Agriculture is a vital sector in many economies, providing food, raw materials, and employment opportunities. The ultimate goal would likely be to enhance the overall productivity, profitability, and resilience of the agricultural sector while improving the livelihoods of farmers and ensuring food security for the population.</w:t>
+        <w:t>art</w:t>
+      </w:r>
+      <w:proofErr w:type="spellEnd"/>
+      <w:r>
+        <w:t xml:space="preserve"> project sounds like it could be an initiative related to agriculture and market development. Agriculture is a vital sector in many economies, providing food, raw materials, and employment opportunities. The ultimate goal would likely be to enhance the overall productivity, profitability, and resilience of the agricultural sector while improving the livelihoods of farmers and ensuring food security for the population.</w:t>
       </w:r>
     </w:p>
     <w:p>
@@ -5296,7 +6039,15 @@
         <w:jc w:val="both"/>
       </w:pPr>
       <w:r>
-        <w:t xml:space="preserve">The system Agromart contains three modules namely Admin, Consumer, farmer. The </w:t>
+        <w:t xml:space="preserve">The system </w:t>
+      </w:r>
+      <w:proofErr w:type="spellStart"/>
+      <w:r>
+        <w:t>Agromart</w:t>
+      </w:r>
+      <w:proofErr w:type="spellEnd"/>
+      <w:r>
+        <w:t xml:space="preserve"> contains three modules namely Admin, Consumer, farmer. The </w:t>
       </w:r>
       <w:proofErr w:type="gramStart"/>
       <w:r>
@@ -5727,7 +6478,15 @@
         <w:jc w:val="both"/>
       </w:pPr>
       <w:r>
-        <w:t>This Web Application is developed using free and open-source cross-platform web server solution stack for Windows WAMP. Front end application is developed using html, CSS, Javascript programming language. The data relieved by user interfaces are stored in the MySQL Server passing through Firewall. Apache Web Server will function as Web Server Software in the background. The application will be hosted on the Web using third-party service providers, where they implement Background Server for the backup purpose. Users may interact with the System using Workstation, Laptop or Smart phones.</w:t>
+        <w:t xml:space="preserve">This Web Application is developed using free and open-source cross-platform web server solution stack for Windows WAMP. Front end application is developed using html, CSS, </w:t>
+      </w:r>
+      <w:proofErr w:type="spellStart"/>
+      <w:r>
+        <w:t>Javascript</w:t>
+      </w:r>
+      <w:proofErr w:type="spellEnd"/>
+      <w:r>
+        <w:t xml:space="preserve"> programming language. The data relieved by user interfaces are stored in the MySQL Server passing through Firewall. Apache Web Server will function as Web Server Software in the background. The application will be hosted on the Web using third-party service providers, where they implement Background Server for the backup purpose. Users may interact with the System using Workstation, Laptop or Smart phones.</w:t>
       </w:r>
     </w:p>
     <w:p>
@@ -6616,7 +7375,7 @@
           <w:lang w:val="en-IN" w:eastAsia="en-IN"/>
         </w:rPr>
         <w:drawing>
-          <wp:anchor distT="0" distB="0" distL="114300" distR="114300" simplePos="0" relativeHeight="251668480" behindDoc="0" locked="0" layoutInCell="1" allowOverlap="1" wp14:anchorId="34FCB009" wp14:editId="2B6F31F4">
+          <wp:anchor distT="0" distB="0" distL="114300" distR="114300" simplePos="0" relativeHeight="251668480" behindDoc="0" locked="0" layoutInCell="1" allowOverlap="1" wp14:anchorId="34FCB009" wp14:editId="0934FD87">
             <wp:simplePos x="0" y="0"/>
             <wp:positionH relativeFrom="column">
               <wp:posOffset>899160</wp:posOffset>
@@ -7097,7 +7856,15 @@
         <w:t>layer html</w:t>
       </w:r>
       <w:r>
-        <w:t>, and Javascript are used. In business logic layer PHP is used. In data access layer MYSQL connector is used. MYSQL database technology is used for storing data.</w:t>
+        <w:t xml:space="preserve">, and </w:t>
+      </w:r>
+      <w:proofErr w:type="spellStart"/>
+      <w:r>
+        <w:t>Javascript</w:t>
+      </w:r>
+      <w:proofErr w:type="spellEnd"/>
+      <w:r>
+        <w:t xml:space="preserve"> are used. In business logic layer PHP is used. In data access layer MYSQL connector is used. MYSQL database technology is used for storing data.</w:t>
       </w:r>
     </w:p>
     <w:p>
@@ -7284,7 +8051,15 @@
         <w:jc w:val="both"/>
       </w:pPr>
       <w:r>
-        <w:t>This Web Application is developed using free and open-source cross-platform web server solution stack for Windows WAMP. Front end application is developed using html, CSS, Javascript programming language. The data relieved by user interfaces are stored in the MySQL Server passing through Firewall. Apache Web Server will function as Web Server Software in the background. The application will be hosted on the Web using third-party service providers, where they implement Background Server for the backup purpose. Users may interact with the System using Workstation, Laptop or Smart phones.</w:t>
+        <w:t xml:space="preserve">This Web Application is developed using free and open-source cross-platform web server solution stack for Windows WAMP. Front end application is developed using html, CSS, </w:t>
+      </w:r>
+      <w:proofErr w:type="spellStart"/>
+      <w:r>
+        <w:t>Javascript</w:t>
+      </w:r>
+      <w:proofErr w:type="spellEnd"/>
+      <w:r>
+        <w:t xml:space="preserve"> programming language. The data relieved by user interfaces are stored in the MySQL Server passing through Firewall. Apache Web Server will function as Web Server Software in the background. The application will be hosted on the Web using third-party service providers, where they implement Background Server for the backup purpose. Users may interact with the System using Workstation, Laptop or Smart phones.</w:t>
       </w:r>
     </w:p>
     <w:p>
@@ -7330,7 +8105,15 @@
         <w:jc w:val="both"/>
       </w:pPr>
       <w:r>
-        <w:t xml:space="preserve">Name of application: Agromart </w:t>
+        <w:t xml:space="preserve">Name of application: </w:t>
+      </w:r>
+      <w:proofErr w:type="spellStart"/>
+      <w:r>
+        <w:t>Agromart</w:t>
+      </w:r>
+      <w:proofErr w:type="spellEnd"/>
+      <w:r>
+        <w:t xml:space="preserve"> </w:t>
       </w:r>
     </w:p>
     <w:p>
@@ -8459,7 +9242,23 @@
           <w:bCs/>
           <w:szCs w:val="36"/>
         </w:rPr>
-        <w:t>To denote foreign keys, we use fk.</w:t>
+        <w:t xml:space="preserve">To denote foreign keys, we use </w:t>
+      </w:r>
+      <w:proofErr w:type="spellStart"/>
+      <w:r>
+        <w:rPr>
+          <w:bCs/>
+          <w:szCs w:val="36"/>
+        </w:rPr>
+        <w:t>fk</w:t>
+      </w:r>
+      <w:proofErr w:type="spellEnd"/>
+      <w:r>
+        <w:rPr>
+          <w:bCs/>
+          <w:szCs w:val="36"/>
+        </w:rPr>
+        <w:t>.</w:t>
       </w:r>
     </w:p>
     <w:p>
@@ -8831,14 +9630,25 @@
                 <w:lang w:eastAsia="en-IN"/>
               </w:rPr>
             </w:pPr>
-            <w:r>
-              <w:rPr>
-                <w:color w:val="000000"/>
-                <w:sz w:val="24"/>
-                <w:szCs w:val="24"/>
-                <w:lang w:eastAsia="en-IN"/>
-              </w:rPr>
-              <w:t>admin_id </w:t>
+            <w:proofErr w:type="spellStart"/>
+            <w:r>
+              <w:rPr>
+                <w:color w:val="000000"/>
+                <w:sz w:val="24"/>
+                <w:szCs w:val="24"/>
+                <w:lang w:eastAsia="en-IN"/>
+              </w:rPr>
+              <w:t>admin_id</w:t>
+            </w:r>
+            <w:proofErr w:type="spellEnd"/>
+            <w:r>
+              <w:rPr>
+                <w:color w:val="000000"/>
+                <w:sz w:val="24"/>
+                <w:szCs w:val="24"/>
+                <w:lang w:eastAsia="en-IN"/>
+              </w:rPr>
+              <w:t> </w:t>
             </w:r>
             <w:r>
               <w:rPr>
@@ -9051,6 +9861,7 @@
                 <w:lang w:eastAsia="en-IN"/>
               </w:rPr>
             </w:pPr>
+            <w:proofErr w:type="spellStart"/>
             <w:r>
               <w:rPr>
                 <w:color w:val="000000"/>
@@ -9060,6 +9871,7 @@
               </w:rPr>
               <w:t>admin_email</w:t>
             </w:r>
+            <w:proofErr w:type="spellEnd"/>
           </w:p>
         </w:tc>
         <w:tc>
@@ -9260,6 +10072,7 @@
                 <w:lang w:eastAsia="en-IN"/>
               </w:rPr>
             </w:pPr>
+            <w:proofErr w:type="spellStart"/>
             <w:r>
               <w:rPr>
                 <w:color w:val="000000"/>
@@ -9269,6 +10082,7 @@
               </w:rPr>
               <w:t>admin_username</w:t>
             </w:r>
+            <w:proofErr w:type="spellEnd"/>
           </w:p>
         </w:tc>
         <w:tc>
@@ -9469,6 +10283,7 @@
                 <w:lang w:eastAsia="en-IN"/>
               </w:rPr>
             </w:pPr>
+            <w:proofErr w:type="spellStart"/>
             <w:r>
               <w:rPr>
                 <w:color w:val="000000"/>
@@ -9478,6 +10293,7 @@
               </w:rPr>
               <w:t>admin_password</w:t>
             </w:r>
+            <w:proofErr w:type="spellEnd"/>
           </w:p>
         </w:tc>
         <w:tc>
@@ -9753,6 +10569,7 @@
                 <w:lang w:eastAsia="en-IN"/>
               </w:rPr>
             </w:pPr>
+            <w:proofErr w:type="spellStart"/>
             <w:r>
               <w:rPr>
                 <w:b/>
@@ -9762,6 +10579,7 @@
               </w:rPr>
               <w:t>Keyname</w:t>
             </w:r>
+            <w:proofErr w:type="spellEnd"/>
           </w:p>
         </w:tc>
         <w:tc>
@@ -10252,6 +11070,7 @@
                 <w:lang w:eastAsia="en-IN"/>
               </w:rPr>
             </w:pPr>
+            <w:proofErr w:type="spellStart"/>
             <w:r>
               <w:rPr>
                 <w:color w:val="000000"/>
@@ -10259,6 +11078,7 @@
               </w:rPr>
               <w:t>admin_id</w:t>
             </w:r>
+            <w:proofErr w:type="spellEnd"/>
           </w:p>
         </w:tc>
         <w:tc>
@@ -10703,14 +11523,25 @@
                 <w:lang w:eastAsia="en-IN"/>
               </w:rPr>
             </w:pPr>
-            <w:r>
-              <w:rPr>
-                <w:color w:val="000000"/>
-                <w:sz w:val="24"/>
-                <w:szCs w:val="24"/>
-                <w:lang w:eastAsia="en-IN"/>
-              </w:rPr>
-              <w:t>consumer_id </w:t>
+            <w:proofErr w:type="spellStart"/>
+            <w:r>
+              <w:rPr>
+                <w:color w:val="000000"/>
+                <w:sz w:val="24"/>
+                <w:szCs w:val="24"/>
+                <w:lang w:eastAsia="en-IN"/>
+              </w:rPr>
+              <w:t>consumer_id</w:t>
+            </w:r>
+            <w:proofErr w:type="spellEnd"/>
+            <w:r>
+              <w:rPr>
+                <w:color w:val="000000"/>
+                <w:sz w:val="24"/>
+                <w:szCs w:val="24"/>
+                <w:lang w:eastAsia="en-IN"/>
+              </w:rPr>
+              <w:t> </w:t>
             </w:r>
             <w:r>
               <w:rPr>
@@ -10923,6 +11754,7 @@
                 <w:lang w:eastAsia="en-IN"/>
               </w:rPr>
             </w:pPr>
+            <w:proofErr w:type="spellStart"/>
             <w:r>
               <w:rPr>
                 <w:color w:val="000000"/>
@@ -10932,6 +11764,7 @@
               </w:rPr>
               <w:t>consumer_name</w:t>
             </w:r>
+            <w:proofErr w:type="spellEnd"/>
           </w:p>
         </w:tc>
         <w:tc>
@@ -11132,6 +11965,7 @@
                 <w:lang w:eastAsia="en-IN"/>
               </w:rPr>
             </w:pPr>
+            <w:proofErr w:type="spellStart"/>
             <w:r>
               <w:rPr>
                 <w:color w:val="000000"/>
@@ -11141,6 +11975,7 @@
               </w:rPr>
               <w:t>consumer_email</w:t>
             </w:r>
+            <w:proofErr w:type="spellEnd"/>
           </w:p>
         </w:tc>
         <w:tc>
@@ -11341,6 +12176,7 @@
                 <w:lang w:eastAsia="en-IN"/>
               </w:rPr>
             </w:pPr>
+            <w:proofErr w:type="spellStart"/>
             <w:r>
               <w:rPr>
                 <w:color w:val="000000"/>
@@ -11350,6 +12186,7 @@
               </w:rPr>
               <w:t>consumer_contact_number</w:t>
             </w:r>
+            <w:proofErr w:type="spellEnd"/>
           </w:p>
         </w:tc>
         <w:tc>
@@ -11550,6 +12387,7 @@
                 <w:lang w:eastAsia="en-IN"/>
               </w:rPr>
             </w:pPr>
+            <w:proofErr w:type="spellStart"/>
             <w:r>
               <w:rPr>
                 <w:color w:val="000000"/>
@@ -11559,6 +12397,7 @@
               </w:rPr>
               <w:t>consumer_address</w:t>
             </w:r>
+            <w:proofErr w:type="spellEnd"/>
           </w:p>
         </w:tc>
         <w:tc>
@@ -11748,6 +12587,7 @@
                 <w:lang w:eastAsia="en-IN"/>
               </w:rPr>
             </w:pPr>
+            <w:proofErr w:type="spellStart"/>
             <w:r>
               <w:rPr>
                 <w:color w:val="000000"/>
@@ -11757,6 +12597,7 @@
               </w:rPr>
               <w:t>consumer_username</w:t>
             </w:r>
+            <w:proofErr w:type="spellEnd"/>
           </w:p>
         </w:tc>
         <w:tc>
@@ -11957,6 +12798,7 @@
                 <w:lang w:eastAsia="en-IN"/>
               </w:rPr>
             </w:pPr>
+            <w:proofErr w:type="spellStart"/>
             <w:r>
               <w:rPr>
                 <w:color w:val="000000"/>
@@ -11966,6 +12808,7 @@
               </w:rPr>
               <w:t>consumer_password</w:t>
             </w:r>
+            <w:proofErr w:type="spellEnd"/>
           </w:p>
         </w:tc>
         <w:tc>
@@ -12230,6 +13073,7 @@
                 <w:lang w:eastAsia="en-IN"/>
               </w:rPr>
             </w:pPr>
+            <w:proofErr w:type="spellStart"/>
             <w:r>
               <w:rPr>
                 <w:b/>
@@ -12241,6 +13085,7 @@
               </w:rPr>
               <w:t>Keyname</w:t>
             </w:r>
+            <w:proofErr w:type="spellEnd"/>
           </w:p>
         </w:tc>
         <w:tc>
@@ -12781,6 +13626,7 @@
                 <w:lang w:eastAsia="en-IN"/>
               </w:rPr>
             </w:pPr>
+            <w:proofErr w:type="spellStart"/>
             <w:r>
               <w:rPr>
                 <w:color w:val="000000"/>
@@ -12790,6 +13636,7 @@
               </w:rPr>
               <w:t>consumer_id</w:t>
             </w:r>
+            <w:proofErr w:type="spellEnd"/>
           </w:p>
         </w:tc>
         <w:tc>
@@ -13296,14 +14143,25 @@
                 <w:lang w:eastAsia="en-IN"/>
               </w:rPr>
             </w:pPr>
-            <w:r>
-              <w:rPr>
-                <w:color w:val="000000"/>
-                <w:sz w:val="24"/>
-                <w:szCs w:val="24"/>
-                <w:lang w:eastAsia="en-IN"/>
-              </w:rPr>
-              <w:t>crop_id </w:t>
+            <w:proofErr w:type="spellStart"/>
+            <w:r>
+              <w:rPr>
+                <w:color w:val="000000"/>
+                <w:sz w:val="24"/>
+                <w:szCs w:val="24"/>
+                <w:lang w:eastAsia="en-IN"/>
+              </w:rPr>
+              <w:t>crop_id</w:t>
+            </w:r>
+            <w:proofErr w:type="spellEnd"/>
+            <w:r>
+              <w:rPr>
+                <w:color w:val="000000"/>
+                <w:sz w:val="24"/>
+                <w:szCs w:val="24"/>
+                <w:lang w:eastAsia="en-IN"/>
+              </w:rPr>
+              <w:t> </w:t>
             </w:r>
             <w:r>
               <w:rPr>
@@ -13516,6 +14374,7 @@
                 <w:lang w:eastAsia="en-IN"/>
               </w:rPr>
             </w:pPr>
+            <w:proofErr w:type="spellStart"/>
             <w:r>
               <w:rPr>
                 <w:color w:val="000000"/>
@@ -13525,6 +14384,7 @@
               </w:rPr>
               <w:t>crop_name</w:t>
             </w:r>
+            <w:proofErr w:type="spellEnd"/>
           </w:p>
         </w:tc>
         <w:tc>
@@ -13725,6 +14585,7 @@
                 <w:lang w:eastAsia="en-IN"/>
               </w:rPr>
             </w:pPr>
+            <w:proofErr w:type="spellStart"/>
             <w:r>
               <w:rPr>
                 <w:color w:val="000000"/>
@@ -13734,6 +14595,7 @@
               </w:rPr>
               <w:t>crop_description</w:t>
             </w:r>
+            <w:proofErr w:type="spellEnd"/>
           </w:p>
         </w:tc>
         <w:tc>
@@ -13923,6 +14785,7 @@
                 <w:lang w:eastAsia="en-IN"/>
               </w:rPr>
             </w:pPr>
+            <w:proofErr w:type="spellStart"/>
             <w:r>
               <w:rPr>
                 <w:color w:val="000000"/>
@@ -13932,6 +14795,7 @@
               </w:rPr>
               <w:t>farmer_id</w:t>
             </w:r>
+            <w:proofErr w:type="spellEnd"/>
           </w:p>
         </w:tc>
         <w:tc>
@@ -14132,6 +14996,7 @@
                 <w:lang w:eastAsia="en-IN"/>
               </w:rPr>
             </w:pPr>
+            <w:proofErr w:type="spellStart"/>
             <w:r>
               <w:rPr>
                 <w:color w:val="000000"/>
@@ -14141,6 +15006,7 @@
               </w:rPr>
               <w:t>crop_initial_amount</w:t>
             </w:r>
+            <w:proofErr w:type="spellEnd"/>
           </w:p>
         </w:tc>
         <w:tc>
@@ -14341,6 +15207,7 @@
                 <w:lang w:eastAsia="en-IN"/>
               </w:rPr>
             </w:pPr>
+            <w:proofErr w:type="spellStart"/>
             <w:r>
               <w:rPr>
                 <w:color w:val="000000"/>
@@ -14350,6 +15217,7 @@
               </w:rPr>
               <w:t>crop_amount</w:t>
             </w:r>
+            <w:proofErr w:type="spellEnd"/>
           </w:p>
         </w:tc>
         <w:tc>
@@ -14552,6 +15420,7 @@
                 <w:lang w:eastAsia="en-IN"/>
               </w:rPr>
             </w:pPr>
+            <w:proofErr w:type="spellStart"/>
             <w:r>
               <w:rPr>
                 <w:color w:val="000000"/>
@@ -14561,6 +15430,7 @@
               </w:rPr>
               <w:t>consumer_id</w:t>
             </w:r>
+            <w:proofErr w:type="spellEnd"/>
           </w:p>
         </w:tc>
         <w:tc>
@@ -14763,6 +15633,7 @@
                 <w:lang w:eastAsia="en-IN"/>
               </w:rPr>
             </w:pPr>
+            <w:proofErr w:type="spellStart"/>
             <w:r>
               <w:rPr>
                 <w:color w:val="000000"/>
@@ -14772,6 +15643,7 @@
               </w:rPr>
               <w:t>image_location</w:t>
             </w:r>
+            <w:proofErr w:type="spellEnd"/>
           </w:p>
         </w:tc>
         <w:tc>
@@ -15025,6 +15897,7 @@
                 <w:lang w:eastAsia="en-IN"/>
               </w:rPr>
             </w:pPr>
+            <w:proofErr w:type="spellStart"/>
             <w:r>
               <w:rPr>
                 <w:b/>
@@ -15036,6 +15909,7 @@
               </w:rPr>
               <w:t>Keyname</w:t>
             </w:r>
+            <w:proofErr w:type="spellEnd"/>
           </w:p>
         </w:tc>
         <w:tc>
@@ -15576,6 +16450,7 @@
                 <w:lang w:eastAsia="en-IN"/>
               </w:rPr>
             </w:pPr>
+            <w:proofErr w:type="spellStart"/>
             <w:r>
               <w:rPr>
                 <w:color w:val="000000"/>
@@ -15585,6 +16460,7 @@
               </w:rPr>
               <w:t>crop_id</w:t>
             </w:r>
+            <w:proofErr w:type="spellEnd"/>
           </w:p>
         </w:tc>
         <w:tc>
@@ -16042,14 +16918,25 @@
                 <w:lang w:eastAsia="en-IN"/>
               </w:rPr>
             </w:pPr>
-            <w:r>
-              <w:rPr>
-                <w:color w:val="000000"/>
-                <w:sz w:val="24"/>
-                <w:szCs w:val="24"/>
-                <w:lang w:eastAsia="en-IN"/>
-              </w:rPr>
-              <w:t>farmer_id </w:t>
+            <w:proofErr w:type="spellStart"/>
+            <w:r>
+              <w:rPr>
+                <w:color w:val="000000"/>
+                <w:sz w:val="24"/>
+                <w:szCs w:val="24"/>
+                <w:lang w:eastAsia="en-IN"/>
+              </w:rPr>
+              <w:t>farmer_id</w:t>
+            </w:r>
+            <w:proofErr w:type="spellEnd"/>
+            <w:r>
+              <w:rPr>
+                <w:color w:val="000000"/>
+                <w:sz w:val="24"/>
+                <w:szCs w:val="24"/>
+                <w:lang w:eastAsia="en-IN"/>
+              </w:rPr>
+              <w:t> </w:t>
             </w:r>
             <w:r>
               <w:rPr>
@@ -16262,6 +17149,7 @@
                 <w:lang w:eastAsia="en-IN"/>
               </w:rPr>
             </w:pPr>
+            <w:proofErr w:type="spellStart"/>
             <w:r>
               <w:rPr>
                 <w:color w:val="000000"/>
@@ -16271,6 +17159,7 @@
               </w:rPr>
               <w:t>farmer_name</w:t>
             </w:r>
+            <w:proofErr w:type="spellEnd"/>
           </w:p>
         </w:tc>
         <w:tc>
@@ -16471,6 +17360,7 @@
                 <w:lang w:eastAsia="en-IN"/>
               </w:rPr>
             </w:pPr>
+            <w:proofErr w:type="spellStart"/>
             <w:r>
               <w:rPr>
                 <w:color w:val="000000"/>
@@ -16480,6 +17370,7 @@
               </w:rPr>
               <w:t>farmer_email</w:t>
             </w:r>
+            <w:proofErr w:type="spellEnd"/>
           </w:p>
         </w:tc>
         <w:tc>
@@ -16683,6 +17574,7 @@
                 <w:lang w:eastAsia="en-IN"/>
               </w:rPr>
             </w:pPr>
+            <w:proofErr w:type="spellStart"/>
             <w:r>
               <w:rPr>
                 <w:color w:val="000000"/>
@@ -16692,6 +17584,7 @@
               </w:rPr>
               <w:t>farmer_contact_number</w:t>
             </w:r>
+            <w:proofErr w:type="spellEnd"/>
           </w:p>
         </w:tc>
         <w:tc>
@@ -16892,6 +17785,7 @@
                 <w:lang w:eastAsia="en-IN"/>
               </w:rPr>
             </w:pPr>
+            <w:proofErr w:type="spellStart"/>
             <w:r>
               <w:rPr>
                 <w:color w:val="000000"/>
@@ -16901,6 +17795,7 @@
               </w:rPr>
               <w:t>farmer_address</w:t>
             </w:r>
+            <w:proofErr w:type="spellEnd"/>
           </w:p>
         </w:tc>
         <w:tc>
@@ -17090,6 +17985,7 @@
                 <w:lang w:eastAsia="en-IN"/>
               </w:rPr>
             </w:pPr>
+            <w:proofErr w:type="spellStart"/>
             <w:r>
               <w:rPr>
                 <w:color w:val="000000"/>
@@ -17099,6 +17995,7 @@
               </w:rPr>
               <w:t>farmer_username</w:t>
             </w:r>
+            <w:proofErr w:type="spellEnd"/>
           </w:p>
         </w:tc>
         <w:tc>
@@ -17299,6 +18196,7 @@
                 <w:lang w:eastAsia="en-IN"/>
               </w:rPr>
             </w:pPr>
+            <w:proofErr w:type="spellStart"/>
             <w:r>
               <w:rPr>
                 <w:color w:val="000000"/>
@@ -17308,6 +18206,7 @@
               </w:rPr>
               <w:t>farmer_password</w:t>
             </w:r>
+            <w:proofErr w:type="spellEnd"/>
           </w:p>
         </w:tc>
         <w:tc>
@@ -17572,6 +18471,7 @@
                 <w:lang w:eastAsia="en-IN"/>
               </w:rPr>
             </w:pPr>
+            <w:proofErr w:type="spellStart"/>
             <w:r>
               <w:rPr>
                 <w:b/>
@@ -17583,6 +18483,7 @@
               </w:rPr>
               <w:t>Keyname</w:t>
             </w:r>
+            <w:proofErr w:type="spellEnd"/>
           </w:p>
         </w:tc>
         <w:tc>
@@ -18123,6 +19024,7 @@
                 <w:lang w:eastAsia="en-IN"/>
               </w:rPr>
             </w:pPr>
+            <w:proofErr w:type="spellStart"/>
             <w:r>
               <w:rPr>
                 <w:color w:val="000000"/>
@@ -18132,6 +19034,7 @@
               </w:rPr>
               <w:t>farmer_id</w:t>
             </w:r>
+            <w:proofErr w:type="spellEnd"/>
           </w:p>
         </w:tc>
         <w:tc>
@@ -18590,14 +19493,25 @@
                 <w:lang w:eastAsia="en-IN"/>
               </w:rPr>
             </w:pPr>
-            <w:r>
-              <w:rPr>
-                <w:color w:val="000000"/>
-                <w:sz w:val="24"/>
-                <w:szCs w:val="24"/>
-                <w:lang w:eastAsia="en-IN"/>
-              </w:rPr>
-              <w:t>feedback_id </w:t>
+            <w:proofErr w:type="spellStart"/>
+            <w:r>
+              <w:rPr>
+                <w:color w:val="000000"/>
+                <w:sz w:val="24"/>
+                <w:szCs w:val="24"/>
+                <w:lang w:eastAsia="en-IN"/>
+              </w:rPr>
+              <w:t>feedback_id</w:t>
+            </w:r>
+            <w:proofErr w:type="spellEnd"/>
+            <w:r>
+              <w:rPr>
+                <w:color w:val="000000"/>
+                <w:sz w:val="24"/>
+                <w:szCs w:val="24"/>
+                <w:lang w:eastAsia="en-IN"/>
+              </w:rPr>
+              <w:t> </w:t>
             </w:r>
             <w:r>
               <w:rPr>
@@ -18810,6 +19724,7 @@
                 <w:lang w:eastAsia="en-IN"/>
               </w:rPr>
             </w:pPr>
+            <w:proofErr w:type="spellStart"/>
             <w:r>
               <w:rPr>
                 <w:color w:val="000000"/>
@@ -18819,6 +19734,7 @@
               </w:rPr>
               <w:t>feedback_from</w:t>
             </w:r>
+            <w:proofErr w:type="spellEnd"/>
           </w:p>
         </w:tc>
         <w:tc>
@@ -19022,6 +19938,7 @@
                 <w:lang w:eastAsia="en-IN"/>
               </w:rPr>
             </w:pPr>
+            <w:proofErr w:type="spellStart"/>
             <w:r>
               <w:rPr>
                 <w:color w:val="000000"/>
@@ -19031,6 +19948,7 @@
               </w:rPr>
               <w:t>feedback_to</w:t>
             </w:r>
+            <w:proofErr w:type="spellEnd"/>
           </w:p>
         </w:tc>
         <w:tc>
@@ -19234,6 +20152,7 @@
                 <w:lang w:eastAsia="en-IN"/>
               </w:rPr>
             </w:pPr>
+            <w:proofErr w:type="spellStart"/>
             <w:r>
               <w:rPr>
                 <w:color w:val="000000"/>
@@ -19243,6 +20162,7 @@
               </w:rPr>
               <w:t>feedback_subject</w:t>
             </w:r>
+            <w:proofErr w:type="spellEnd"/>
           </w:p>
         </w:tc>
         <w:tc>
@@ -19443,6 +20363,7 @@
                 <w:lang w:eastAsia="en-IN"/>
               </w:rPr>
             </w:pPr>
+            <w:proofErr w:type="spellStart"/>
             <w:r>
               <w:rPr>
                 <w:color w:val="000000"/>
@@ -19452,6 +20373,7 @@
               </w:rPr>
               <w:t>feedback_message</w:t>
             </w:r>
+            <w:proofErr w:type="spellEnd"/>
           </w:p>
         </w:tc>
         <w:tc>
@@ -19714,6 +20636,7 @@
                 <w:lang w:eastAsia="en-IN"/>
               </w:rPr>
             </w:pPr>
+            <w:proofErr w:type="spellStart"/>
             <w:r>
               <w:rPr>
                 <w:b/>
@@ -19725,6 +20648,7 @@
               </w:rPr>
               <w:t>Keyname</w:t>
             </w:r>
+            <w:proofErr w:type="spellEnd"/>
           </w:p>
         </w:tc>
         <w:tc>
@@ -20265,6 +21189,7 @@
                 <w:lang w:eastAsia="en-IN"/>
               </w:rPr>
             </w:pPr>
+            <w:proofErr w:type="spellStart"/>
             <w:r>
               <w:rPr>
                 <w:color w:val="000000"/>
@@ -20274,6 +21199,7 @@
               </w:rPr>
               <w:t>feedback_id</w:t>
             </w:r>
+            <w:proofErr w:type="spellEnd"/>
           </w:p>
         </w:tc>
         <w:tc>
@@ -20731,14 +21657,25 @@
                 <w:lang w:eastAsia="en-IN"/>
               </w:rPr>
             </w:pPr>
-            <w:r>
-              <w:rPr>
-                <w:color w:val="000000"/>
-                <w:sz w:val="24"/>
-                <w:szCs w:val="24"/>
-                <w:lang w:eastAsia="en-IN"/>
-              </w:rPr>
-              <w:t>notification_id </w:t>
+            <w:proofErr w:type="spellStart"/>
+            <w:r>
+              <w:rPr>
+                <w:color w:val="000000"/>
+                <w:sz w:val="24"/>
+                <w:szCs w:val="24"/>
+                <w:lang w:eastAsia="en-IN"/>
+              </w:rPr>
+              <w:t>notification_id</w:t>
+            </w:r>
+            <w:proofErr w:type="spellEnd"/>
+            <w:r>
+              <w:rPr>
+                <w:color w:val="000000"/>
+                <w:sz w:val="24"/>
+                <w:szCs w:val="24"/>
+                <w:lang w:eastAsia="en-IN"/>
+              </w:rPr>
+              <w:t> </w:t>
             </w:r>
             <w:r>
               <w:rPr>
@@ -20951,6 +21888,7 @@
                 <w:lang w:eastAsia="en-IN"/>
               </w:rPr>
             </w:pPr>
+            <w:proofErr w:type="spellStart"/>
             <w:r>
               <w:rPr>
                 <w:color w:val="000000"/>
@@ -20960,6 +21898,7 @@
               </w:rPr>
               <w:t>notification_from_id</w:t>
             </w:r>
+            <w:proofErr w:type="spellEnd"/>
           </w:p>
         </w:tc>
         <w:tc>
@@ -21180,6 +22119,7 @@
                 <w:lang w:eastAsia="en-IN"/>
               </w:rPr>
             </w:pPr>
+            <w:proofErr w:type="spellStart"/>
             <w:r>
               <w:rPr>
                 <w:color w:val="000000"/>
@@ -21189,6 +22129,7 @@
               </w:rPr>
               <w:t>notification_from</w:t>
             </w:r>
+            <w:proofErr w:type="spellEnd"/>
           </w:p>
         </w:tc>
         <w:tc>
@@ -21412,6 +22353,7 @@
                 <w:lang w:eastAsia="en-IN"/>
               </w:rPr>
             </w:pPr>
+            <w:proofErr w:type="spellStart"/>
             <w:r>
               <w:rPr>
                 <w:color w:val="000000"/>
@@ -21421,6 +22363,7 @@
               </w:rPr>
               <w:t>notification_to</w:t>
             </w:r>
+            <w:proofErr w:type="spellEnd"/>
           </w:p>
         </w:tc>
         <w:tc>
@@ -21624,6 +22567,7 @@
                 <w:lang w:eastAsia="en-IN"/>
               </w:rPr>
             </w:pPr>
+            <w:proofErr w:type="spellStart"/>
             <w:r>
               <w:rPr>
                 <w:color w:val="000000"/>
@@ -21633,6 +22577,7 @@
               </w:rPr>
               <w:t>notification_subject</w:t>
             </w:r>
+            <w:proofErr w:type="spellEnd"/>
           </w:p>
         </w:tc>
         <w:tc>
@@ -21833,6 +22778,7 @@
                 <w:lang w:eastAsia="en-IN"/>
               </w:rPr>
             </w:pPr>
+            <w:proofErr w:type="spellStart"/>
             <w:r>
               <w:rPr>
                 <w:color w:val="000000"/>
@@ -21842,6 +22788,7 @@
               </w:rPr>
               <w:t>notification_message</w:t>
             </w:r>
+            <w:proofErr w:type="spellEnd"/>
           </w:p>
         </w:tc>
         <w:tc>
@@ -22095,6 +23042,7 @@
                 <w:lang w:eastAsia="en-IN"/>
               </w:rPr>
             </w:pPr>
+            <w:proofErr w:type="spellStart"/>
             <w:r>
               <w:rPr>
                 <w:b/>
@@ -22106,6 +23054,7 @@
               </w:rPr>
               <w:t>Keyname</w:t>
             </w:r>
+            <w:proofErr w:type="spellEnd"/>
           </w:p>
         </w:tc>
         <w:tc>
@@ -22646,6 +23595,7 @@
                 <w:lang w:eastAsia="en-IN"/>
               </w:rPr>
             </w:pPr>
+            <w:proofErr w:type="spellStart"/>
             <w:r>
               <w:rPr>
                 <w:color w:val="000000"/>
@@ -22655,6 +23605,7 @@
               </w:rPr>
               <w:t>notification_id</w:t>
             </w:r>
+            <w:proofErr w:type="spellEnd"/>
           </w:p>
         </w:tc>
         <w:tc>
@@ -23112,14 +24063,25 @@
                 <w:lang w:eastAsia="en-IN"/>
               </w:rPr>
             </w:pPr>
-            <w:r>
-              <w:rPr>
-                <w:color w:val="000000"/>
-                <w:sz w:val="24"/>
-                <w:szCs w:val="24"/>
-                <w:lang w:eastAsia="en-IN"/>
-              </w:rPr>
-              <w:t>order_id </w:t>
+            <w:proofErr w:type="spellStart"/>
+            <w:r>
+              <w:rPr>
+                <w:color w:val="000000"/>
+                <w:sz w:val="24"/>
+                <w:szCs w:val="24"/>
+                <w:lang w:eastAsia="en-IN"/>
+              </w:rPr>
+              <w:t>order_id</w:t>
+            </w:r>
+            <w:proofErr w:type="spellEnd"/>
+            <w:r>
+              <w:rPr>
+                <w:color w:val="000000"/>
+                <w:sz w:val="24"/>
+                <w:szCs w:val="24"/>
+                <w:lang w:eastAsia="en-IN"/>
+              </w:rPr>
+              <w:t> </w:t>
             </w:r>
             <w:r>
               <w:rPr>
@@ -23332,6 +24294,7 @@
                 <w:lang w:eastAsia="en-IN"/>
               </w:rPr>
             </w:pPr>
+            <w:proofErr w:type="spellStart"/>
             <w:r>
               <w:rPr>
                 <w:color w:val="000000"/>
@@ -23341,6 +24304,7 @@
               </w:rPr>
               <w:t>farmer_id</w:t>
             </w:r>
+            <w:proofErr w:type="spellEnd"/>
           </w:p>
         </w:tc>
         <w:tc>
@@ -23542,6 +24506,7 @@
                 <w:lang w:eastAsia="en-IN"/>
               </w:rPr>
             </w:pPr>
+            <w:proofErr w:type="spellStart"/>
             <w:r>
               <w:rPr>
                 <w:color w:val="000000"/>
@@ -23551,6 +24516,7 @@
               </w:rPr>
               <w:t>product_id</w:t>
             </w:r>
+            <w:proofErr w:type="spellEnd"/>
           </w:p>
         </w:tc>
         <w:tc>
@@ -23751,6 +24717,7 @@
                 <w:lang w:eastAsia="en-IN"/>
               </w:rPr>
             </w:pPr>
+            <w:proofErr w:type="spellStart"/>
             <w:r>
               <w:rPr>
                 <w:color w:val="000000"/>
@@ -23760,6 +24727,7 @@
               </w:rPr>
               <w:t>invoice_number</w:t>
             </w:r>
+            <w:proofErr w:type="spellEnd"/>
           </w:p>
         </w:tc>
         <w:tc>
@@ -24643,6 +25611,7 @@
                 <w:lang w:eastAsia="en-IN"/>
               </w:rPr>
             </w:pPr>
+            <w:proofErr w:type="spellStart"/>
             <w:r>
               <w:rPr>
                 <w:b/>
@@ -24654,6 +25623,7 @@
               </w:rPr>
               <w:t>Keyname</w:t>
             </w:r>
+            <w:proofErr w:type="spellEnd"/>
           </w:p>
         </w:tc>
         <w:tc>
@@ -25194,6 +26164,7 @@
                 <w:lang w:eastAsia="en-IN"/>
               </w:rPr>
             </w:pPr>
+            <w:proofErr w:type="spellStart"/>
             <w:r>
               <w:rPr>
                 <w:color w:val="000000"/>
@@ -25203,6 +26174,7 @@
               </w:rPr>
               <w:t>order_id</w:t>
             </w:r>
+            <w:proofErr w:type="spellEnd"/>
           </w:p>
         </w:tc>
         <w:tc>
@@ -25660,14 +26632,25 @@
                 <w:lang w:eastAsia="en-IN"/>
               </w:rPr>
             </w:pPr>
-            <w:r>
-              <w:rPr>
-                <w:color w:val="000000"/>
-                <w:sz w:val="24"/>
-                <w:szCs w:val="24"/>
-                <w:lang w:eastAsia="en-IN"/>
-              </w:rPr>
-              <w:t>payment_id </w:t>
+            <w:proofErr w:type="spellStart"/>
+            <w:r>
+              <w:rPr>
+                <w:color w:val="000000"/>
+                <w:sz w:val="24"/>
+                <w:szCs w:val="24"/>
+                <w:lang w:eastAsia="en-IN"/>
+              </w:rPr>
+              <w:t>payment_id</w:t>
+            </w:r>
+            <w:proofErr w:type="spellEnd"/>
+            <w:r>
+              <w:rPr>
+                <w:color w:val="000000"/>
+                <w:sz w:val="24"/>
+                <w:szCs w:val="24"/>
+                <w:lang w:eastAsia="en-IN"/>
+              </w:rPr>
+              <w:t> </w:t>
             </w:r>
             <w:r>
               <w:rPr>
@@ -25880,6 +26863,7 @@
                 <w:lang w:eastAsia="en-IN"/>
               </w:rPr>
             </w:pPr>
+            <w:proofErr w:type="spellStart"/>
             <w:r>
               <w:rPr>
                 <w:color w:val="000000"/>
@@ -25889,6 +26873,7 @@
               </w:rPr>
               <w:t>invoice_number</w:t>
             </w:r>
+            <w:proofErr w:type="spellEnd"/>
           </w:p>
         </w:tc>
         <w:tc>
@@ -26780,6 +27765,7 @@
                 <w:lang w:eastAsia="en-IN"/>
               </w:rPr>
             </w:pPr>
+            <w:proofErr w:type="spellStart"/>
             <w:r>
               <w:rPr>
                 <w:b/>
@@ -26791,6 +27777,7 @@
               </w:rPr>
               <w:t>Keyname</w:t>
             </w:r>
+            <w:proofErr w:type="spellEnd"/>
           </w:p>
         </w:tc>
         <w:tc>
@@ -27331,6 +28318,7 @@
                 <w:lang w:eastAsia="en-IN"/>
               </w:rPr>
             </w:pPr>
+            <w:proofErr w:type="spellStart"/>
             <w:r>
               <w:rPr>
                 <w:color w:val="000000"/>
@@ -27340,6 +28328,7 @@
               </w:rPr>
               <w:t>payment_id</w:t>
             </w:r>
+            <w:proofErr w:type="spellEnd"/>
           </w:p>
         </w:tc>
         <w:tc>
@@ -27797,14 +28786,25 @@
                 <w:lang w:eastAsia="en-IN"/>
               </w:rPr>
             </w:pPr>
-            <w:r>
-              <w:rPr>
-                <w:color w:val="000000"/>
-                <w:sz w:val="24"/>
-                <w:szCs w:val="24"/>
-                <w:lang w:eastAsia="en-IN"/>
-              </w:rPr>
-              <w:t>product_id </w:t>
+            <w:proofErr w:type="spellStart"/>
+            <w:r>
+              <w:rPr>
+                <w:color w:val="000000"/>
+                <w:sz w:val="24"/>
+                <w:szCs w:val="24"/>
+                <w:lang w:eastAsia="en-IN"/>
+              </w:rPr>
+              <w:t>product_id</w:t>
+            </w:r>
+            <w:proofErr w:type="spellEnd"/>
+            <w:r>
+              <w:rPr>
+                <w:color w:val="000000"/>
+                <w:sz w:val="24"/>
+                <w:szCs w:val="24"/>
+                <w:lang w:eastAsia="en-IN"/>
+              </w:rPr>
+              <w:t> </w:t>
             </w:r>
             <w:r>
               <w:rPr>
@@ -28017,6 +29017,7 @@
                 <w:lang w:eastAsia="en-IN"/>
               </w:rPr>
             </w:pPr>
+            <w:proofErr w:type="spellStart"/>
             <w:r>
               <w:rPr>
                 <w:color w:val="000000"/>
@@ -28026,6 +29027,7 @@
               </w:rPr>
               <w:t>product_name</w:t>
             </w:r>
+            <w:proofErr w:type="spellEnd"/>
           </w:p>
         </w:tc>
         <w:tc>
@@ -28226,6 +29228,7 @@
                 <w:lang w:eastAsia="en-IN"/>
               </w:rPr>
             </w:pPr>
+            <w:proofErr w:type="spellStart"/>
             <w:r>
               <w:rPr>
                 <w:color w:val="000000"/>
@@ -28235,6 +29238,7 @@
               </w:rPr>
               <w:t>product_description</w:t>
             </w:r>
+            <w:proofErr w:type="spellEnd"/>
           </w:p>
         </w:tc>
         <w:tc>
@@ -28424,6 +29428,7 @@
                 <w:lang w:eastAsia="en-IN"/>
               </w:rPr>
             </w:pPr>
+            <w:proofErr w:type="spellStart"/>
             <w:r>
               <w:rPr>
                 <w:color w:val="000000"/>
@@ -28433,6 +29438,7 @@
               </w:rPr>
               <w:t>product_amount</w:t>
             </w:r>
+            <w:proofErr w:type="spellEnd"/>
           </w:p>
         </w:tc>
         <w:tc>
@@ -28633,6 +29639,7 @@
                 <w:lang w:eastAsia="en-IN"/>
               </w:rPr>
             </w:pPr>
+            <w:proofErr w:type="spellStart"/>
             <w:r>
               <w:rPr>
                 <w:color w:val="000000"/>
@@ -28642,6 +29649,7 @@
               </w:rPr>
               <w:t>consumer_id</w:t>
             </w:r>
+            <w:proofErr w:type="spellEnd"/>
           </w:p>
         </w:tc>
         <w:tc>
@@ -28842,6 +29850,7 @@
                 <w:lang w:eastAsia="en-IN"/>
               </w:rPr>
             </w:pPr>
+            <w:proofErr w:type="spellStart"/>
             <w:r>
               <w:rPr>
                 <w:color w:val="000000"/>
@@ -28851,6 +29860,7 @@
               </w:rPr>
               <w:t>image_location</w:t>
             </w:r>
+            <w:proofErr w:type="spellEnd"/>
           </w:p>
         </w:tc>
         <w:tc>
@@ -29104,6 +30114,7 @@
                 <w:lang w:eastAsia="en-IN"/>
               </w:rPr>
             </w:pPr>
+            <w:proofErr w:type="spellStart"/>
             <w:r>
               <w:rPr>
                 <w:b/>
@@ -29115,6 +30126,7 @@
               </w:rPr>
               <w:t>Keyname</w:t>
             </w:r>
+            <w:proofErr w:type="spellEnd"/>
           </w:p>
         </w:tc>
         <w:tc>
@@ -29655,6 +30667,7 @@
                 <w:lang w:eastAsia="en-IN"/>
               </w:rPr>
             </w:pPr>
+            <w:proofErr w:type="spellStart"/>
             <w:r>
               <w:rPr>
                 <w:color w:val="000000"/>
@@ -29664,6 +30677,7 @@
               </w:rPr>
               <w:t>product_id</w:t>
             </w:r>
+            <w:proofErr w:type="spellEnd"/>
           </w:p>
         </w:tc>
         <w:tc>
@@ -31798,7 +32812,23 @@
           <w:bCs/>
           <w:szCs w:val="36"/>
         </w:rPr>
-        <w:t>Inputs: cosumer_id, username</w:t>
+        <w:t xml:space="preserve">Inputs: </w:t>
+      </w:r>
+      <w:proofErr w:type="spellStart"/>
+      <w:r>
+        <w:rPr>
+          <w:bCs/>
+          <w:szCs w:val="36"/>
+        </w:rPr>
+        <w:t>cosumer_id</w:t>
+      </w:r>
+      <w:proofErr w:type="spellEnd"/>
+      <w:r>
+        <w:rPr>
+          <w:bCs/>
+          <w:szCs w:val="36"/>
+        </w:rPr>
+        <w:t>, username</w:t>
       </w:r>
     </w:p>
     <w:p>
@@ -32263,40 +33293,49 @@
           <w:bCs/>
           <w:szCs w:val="36"/>
         </w:rPr>
-        <w:t>Inputs: cosumer_</w:t>
-      </w:r>
-      <w:proofErr w:type="gramStart"/>
+        <w:t xml:space="preserve">Inputs: </w:t>
+      </w:r>
+      <w:proofErr w:type="spellStart"/>
       <w:r>
         <w:rPr>
           <w:bCs/>
           <w:szCs w:val="36"/>
         </w:rPr>
-        <w:t>id,view</w:t>
-      </w:r>
-      <w:proofErr w:type="gramEnd"/>
+        <w:t>cosumer_</w:t>
+      </w:r>
+      <w:proofErr w:type="gramStart"/>
       <w:r>
         <w:rPr>
           <w:bCs/>
           <w:szCs w:val="36"/>
         </w:rPr>
-        <w:t>_</w:t>
-      </w:r>
-      <w:proofErr w:type="gramStart"/>
+        <w:t>id,view</w:t>
+      </w:r>
+      <w:proofErr w:type="gramEnd"/>
       <w:r>
         <w:rPr>
           <w:bCs/>
           <w:szCs w:val="36"/>
         </w:rPr>
-        <w:t>consumer,add</w:t>
-      </w:r>
-      <w:proofErr w:type="gramEnd"/>
+        <w:t>_</w:t>
+      </w:r>
+      <w:proofErr w:type="gramStart"/>
       <w:r>
         <w:rPr>
           <w:bCs/>
           <w:szCs w:val="36"/>
         </w:rPr>
+        <w:t>consumer,add</w:t>
+      </w:r>
+      <w:proofErr w:type="gramEnd"/>
+      <w:r>
+        <w:rPr>
+          <w:bCs/>
+          <w:szCs w:val="36"/>
+        </w:rPr>
         <w:t>_consumer</w:t>
       </w:r>
+      <w:proofErr w:type="spellEnd"/>
     </w:p>
     <w:p>
       <w:pPr>
@@ -32649,40 +33688,49 @@
           <w:bCs/>
           <w:szCs w:val="36"/>
         </w:rPr>
-        <w:t>Inputs: product_</w:t>
-      </w:r>
-      <w:proofErr w:type="gramStart"/>
+        <w:t xml:space="preserve">Inputs: </w:t>
+      </w:r>
+      <w:proofErr w:type="spellStart"/>
       <w:r>
         <w:rPr>
           <w:bCs/>
           <w:szCs w:val="36"/>
         </w:rPr>
-        <w:t>id,view</w:t>
-      </w:r>
-      <w:proofErr w:type="gramEnd"/>
+        <w:t>product_</w:t>
+      </w:r>
+      <w:proofErr w:type="gramStart"/>
       <w:r>
         <w:rPr>
           <w:bCs/>
           <w:szCs w:val="36"/>
         </w:rPr>
-        <w:t>_</w:t>
-      </w:r>
-      <w:proofErr w:type="gramStart"/>
+        <w:t>id,view</w:t>
+      </w:r>
+      <w:proofErr w:type="gramEnd"/>
       <w:r>
         <w:rPr>
           <w:bCs/>
           <w:szCs w:val="36"/>
         </w:rPr>
-        <w:t>product,add</w:t>
-      </w:r>
-      <w:proofErr w:type="gramEnd"/>
+        <w:t>_</w:t>
+      </w:r>
+      <w:proofErr w:type="gramStart"/>
       <w:r>
         <w:rPr>
           <w:bCs/>
           <w:szCs w:val="36"/>
         </w:rPr>
+        <w:t>product,add</w:t>
+      </w:r>
+      <w:proofErr w:type="gramEnd"/>
+      <w:r>
+        <w:rPr>
+          <w:bCs/>
+          <w:szCs w:val="36"/>
+        </w:rPr>
         <w:t>_product</w:t>
       </w:r>
+      <w:proofErr w:type="spellEnd"/>
     </w:p>
     <w:p>
       <w:pPr>
@@ -33507,24 +34555,33 @@
           <w:bCs/>
           <w:szCs w:val="36"/>
         </w:rPr>
-        <w:t>Inputs: farmer_</w:t>
-      </w:r>
-      <w:proofErr w:type="gramStart"/>
+        <w:t xml:space="preserve">Inputs: </w:t>
+      </w:r>
+      <w:proofErr w:type="spellStart"/>
       <w:r>
         <w:rPr>
           <w:bCs/>
           <w:szCs w:val="36"/>
         </w:rPr>
-        <w:t>id,product</w:t>
-      </w:r>
-      <w:proofErr w:type="gramEnd"/>
+        <w:t>farmer_</w:t>
+      </w:r>
+      <w:proofErr w:type="gramStart"/>
       <w:r>
         <w:rPr>
           <w:bCs/>
           <w:szCs w:val="36"/>
         </w:rPr>
+        <w:t>id,product</w:t>
+      </w:r>
+      <w:proofErr w:type="gramEnd"/>
+      <w:r>
+        <w:rPr>
+          <w:bCs/>
+          <w:szCs w:val="36"/>
+        </w:rPr>
         <w:t>_id</w:t>
       </w:r>
+      <w:proofErr w:type="spellEnd"/>
     </w:p>
     <w:p>
       <w:pPr>
@@ -33965,8 +35022,17 @@
           <w:bCs/>
           <w:szCs w:val="36"/>
         </w:rPr>
-        <w:t>Inputs: order_id</w:t>
-      </w:r>
+        <w:t xml:space="preserve">Inputs: </w:t>
+      </w:r>
+      <w:proofErr w:type="spellStart"/>
+      <w:r>
+        <w:rPr>
+          <w:bCs/>
+          <w:szCs w:val="36"/>
+        </w:rPr>
+        <w:t>order_id</w:t>
+      </w:r>
+      <w:proofErr w:type="spellEnd"/>
     </w:p>
     <w:p>
       <w:pPr>
@@ -34346,8 +35412,17 @@
           <w:bCs/>
           <w:szCs w:val="36"/>
         </w:rPr>
-        <w:t>Inputs: product_id</w:t>
-      </w:r>
+        <w:t xml:space="preserve">Inputs: </w:t>
+      </w:r>
+      <w:proofErr w:type="spellStart"/>
+      <w:r>
+        <w:rPr>
+          <w:bCs/>
+          <w:szCs w:val="36"/>
+        </w:rPr>
+        <w:t>product_id</w:t>
+      </w:r>
+      <w:proofErr w:type="spellEnd"/>
     </w:p>
     <w:p>
       <w:pPr>
@@ -34727,24 +35802,49 @@
           <w:bCs/>
           <w:szCs w:val="36"/>
         </w:rPr>
-        <w:t>Inputs: famer_</w:t>
-      </w:r>
-      <w:proofErr w:type="gramStart"/>
+        <w:t xml:space="preserve">Inputs: </w:t>
+      </w:r>
+      <w:proofErr w:type="spellStart"/>
       <w:r>
         <w:rPr>
           <w:bCs/>
           <w:szCs w:val="36"/>
         </w:rPr>
-        <w:t>id,view</w:t>
-      </w:r>
-      <w:proofErr w:type="gramEnd"/>
+        <w:t>famer_</w:t>
+      </w:r>
+      <w:proofErr w:type="gramStart"/>
       <w:r>
         <w:rPr>
           <w:bCs/>
           <w:szCs w:val="36"/>
         </w:rPr>
-        <w:t>_farmer, add_farmer</w:t>
-      </w:r>
+        <w:t>id,view</w:t>
+      </w:r>
+      <w:proofErr w:type="gramEnd"/>
+      <w:r>
+        <w:rPr>
+          <w:bCs/>
+          <w:szCs w:val="36"/>
+        </w:rPr>
+        <w:t>_farmer</w:t>
+      </w:r>
+      <w:proofErr w:type="spellEnd"/>
+      <w:r>
+        <w:rPr>
+          <w:bCs/>
+          <w:szCs w:val="36"/>
+        </w:rPr>
+        <w:t xml:space="preserve">, </w:t>
+      </w:r>
+      <w:proofErr w:type="spellStart"/>
+      <w:r>
+        <w:rPr>
+          <w:bCs/>
+          <w:szCs w:val="36"/>
+        </w:rPr>
+        <w:t>add_farmer</w:t>
+      </w:r>
+      <w:proofErr w:type="spellEnd"/>
     </w:p>
     <w:p>
       <w:pPr>
@@ -35302,6 +36402,9 @@
         <w:jc w:val="both"/>
       </w:pPr>
       <w:r>
+        <w:rPr>
+          <w:noProof/>
+        </w:rPr>
         <w:drawing>
           <wp:inline distT="0" distB="0" distL="0" distR="0" wp14:anchorId="3F796D1F" wp14:editId="1CAC5EDD">
             <wp:extent cx="5745480" cy="2731475"/>
@@ -35415,6 +36518,7 @@
         <w:rPr>
           <w:b/>
           <w:bCs/>
+          <w:noProof/>
         </w:rPr>
         <w:drawing>
           <wp:inline distT="0" distB="0" distL="0" distR="0" wp14:anchorId="4AAD437E" wp14:editId="7296F218">
@@ -39875,7 +40979,6 @@
               </w:rPr>
             </w:pPr>
             <w:r>
-              <w:lastRenderedPageBreak/>
               <w:t>5</w:t>
             </w:r>
           </w:p>
@@ -41710,6 +42813,64 @@
               </w:rPr>
             </w:pPr>
           </w:p>
+        </w:tc>
+        <w:tc>
+          <w:tcPr>
+            <w:tcW w:w="1505" w:type="dxa"/>
+          </w:tcPr>
+          <w:p>
+            <w:pPr>
+              <w:pStyle w:val="TableParagraph"/>
+              <w:spacing w:before="44" w:line="360" w:lineRule="auto"/>
+              <w:ind w:right="54"/>
+              <w:jc w:val="both"/>
+            </w:pPr>
+          </w:p>
+        </w:tc>
+        <w:tc>
+          <w:tcPr>
+            <w:tcW w:w="1748" w:type="dxa"/>
+          </w:tcPr>
+          <w:p>
+            <w:pPr>
+              <w:pStyle w:val="TableParagraph"/>
+              <w:spacing w:before="44"/>
+              <w:ind w:left="171"/>
+            </w:pPr>
+          </w:p>
+          <w:p>
+            <w:pPr>
+              <w:pStyle w:val="TableParagraph"/>
+              <w:spacing w:before="44"/>
+              <w:ind w:left="171"/>
+            </w:pPr>
+          </w:p>
+          <w:p>
+            <w:pPr>
+              <w:pStyle w:val="TableParagraph"/>
+              <w:spacing w:before="44"/>
+              <w:ind w:left="171"/>
+            </w:pPr>
+          </w:p>
+          <w:p>
+            <w:pPr>
+              <w:pStyle w:val="TableParagraph"/>
+              <w:spacing w:before="44"/>
+              <w:ind w:left="171"/>
+            </w:pPr>
+          </w:p>
+          <w:p>
+            <w:pPr>
+              <w:pStyle w:val="TableParagraph"/>
+              <w:spacing w:before="44"/>
+              <w:ind w:left="171"/>
+            </w:pPr>
+          </w:p>
+        </w:tc>
+        <w:tc>
+          <w:tcPr>
+            <w:tcW w:w="1334" w:type="dxa"/>
+          </w:tcPr>
           <w:p>
             <w:pPr>
               <w:pStyle w:val="BodyText"/>
@@ -41721,57 +42882,12 @@
                 <w:szCs w:val="22"/>
               </w:rPr>
             </w:pPr>
-            <w:r>
-              <w:rPr>
-                <w:sz w:val="22"/>
-                <w:szCs w:val="22"/>
-              </w:rPr>
-              <w:t>3</w:t>
-            </w:r>
-          </w:p>
-        </w:tc>
-        <w:tc>
-          <w:tcPr>
-            <w:tcW w:w="1505" w:type="dxa"/>
-          </w:tcPr>
-          <w:p>
-            <w:pPr>
-              <w:pStyle w:val="TableParagraph"/>
-              <w:spacing w:before="44" w:line="360" w:lineRule="auto"/>
-              <w:ind w:right="54"/>
-              <w:jc w:val="both"/>
-            </w:pPr>
-            <w:r>
-              <w:t>If username</w:t>
-            </w:r>
-            <w:r>
-              <w:rPr>
-                <w:spacing w:val="-57"/>
-              </w:rPr>
-              <w:t xml:space="preserve"> </w:t>
-            </w:r>
-            <w:r>
-              <w:t>is blank but</w:t>
-            </w:r>
-            <w:r>
-              <w:rPr>
-                <w:spacing w:val="1"/>
-              </w:rPr>
-              <w:t xml:space="preserve"> </w:t>
-            </w:r>
-            <w:r>
-              <w:t>password</w:t>
-            </w:r>
-            <w:r>
-              <w:rPr>
-                <w:spacing w:val="42"/>
-              </w:rPr>
-              <w:t xml:space="preserve"> </w:t>
-            </w:r>
-            <w:r>
-              <w:t>is</w:t>
-            </w:r>
-          </w:p>
+          </w:p>
+        </w:tc>
+        <w:tc>
+          <w:tcPr>
+            <w:tcW w:w="1334" w:type="dxa"/>
+          </w:tcPr>
           <w:p>
             <w:pPr>
               <w:pStyle w:val="BodyText"/>
@@ -41783,29 +42899,12 @@
                 <w:szCs w:val="22"/>
               </w:rPr>
             </w:pPr>
-            <w:r>
-              <w:rPr>
-                <w:sz w:val="22"/>
-                <w:szCs w:val="22"/>
-              </w:rPr>
-              <w:t>entered.</w:t>
-            </w:r>
-          </w:p>
-        </w:tc>
-        <w:tc>
-          <w:tcPr>
-            <w:tcW w:w="1748" w:type="dxa"/>
-          </w:tcPr>
-          <w:p>
-            <w:pPr>
-              <w:pStyle w:val="TableParagraph"/>
-              <w:spacing w:before="44"/>
-              <w:ind w:left="171"/>
-            </w:pPr>
-            <w:r>
-              <w:t>Password:</w:t>
-            </w:r>
-          </w:p>
+          </w:p>
+        </w:tc>
+        <w:tc>
+          <w:tcPr>
+            <w:tcW w:w="1201" w:type="dxa"/>
+          </w:tcPr>
           <w:p>
             <w:pPr>
               <w:pStyle w:val="BodyText"/>
@@ -41817,18 +42916,11 @@
                 <w:szCs w:val="22"/>
               </w:rPr>
             </w:pPr>
-            <w:r>
-              <w:rPr>
-                <w:sz w:val="22"/>
-                <w:szCs w:val="22"/>
-              </w:rPr>
-              <w:t>******</w:t>
-            </w:r>
-          </w:p>
-        </w:tc>
-        <w:tc>
-          <w:tcPr>
-            <w:tcW w:w="1334" w:type="dxa"/>
+          </w:p>
+        </w:tc>
+        <w:tc>
+          <w:tcPr>
+            <w:tcW w:w="1056" w:type="dxa"/>
           </w:tcPr>
           <w:p>
             <w:pPr>
@@ -41841,147 +42933,6 @@
                 <w:szCs w:val="22"/>
               </w:rPr>
             </w:pPr>
-            <w:r>
-              <w:rPr>
-                <w:sz w:val="22"/>
-                <w:szCs w:val="22"/>
-              </w:rPr>
-              <w:t>Please</w:t>
-            </w:r>
-            <w:r>
-              <w:rPr>
-                <w:spacing w:val="1"/>
-                <w:sz w:val="22"/>
-                <w:szCs w:val="22"/>
-              </w:rPr>
-              <w:t xml:space="preserve"> </w:t>
-            </w:r>
-            <w:r>
-              <w:rPr>
-                <w:sz w:val="22"/>
-                <w:szCs w:val="22"/>
-              </w:rPr>
-              <w:t>enter</w:t>
-            </w:r>
-            <w:r>
-              <w:rPr>
-                <w:spacing w:val="1"/>
-                <w:sz w:val="22"/>
-                <w:szCs w:val="22"/>
-              </w:rPr>
-              <w:t xml:space="preserve"> </w:t>
-            </w:r>
-            <w:r>
-              <w:rPr>
-                <w:spacing w:val="-1"/>
-                <w:sz w:val="22"/>
-                <w:szCs w:val="22"/>
-              </w:rPr>
-              <w:t>username</w:t>
-            </w:r>
-          </w:p>
-        </w:tc>
-        <w:tc>
-          <w:tcPr>
-            <w:tcW w:w="1334" w:type="dxa"/>
-          </w:tcPr>
-          <w:p>
-            <w:pPr>
-              <w:pStyle w:val="BodyText"/>
-              <w:spacing w:line="360" w:lineRule="auto"/>
-              <w:ind w:right="283"/>
-              <w:jc w:val="both"/>
-              <w:rPr>
-                <w:sz w:val="22"/>
-                <w:szCs w:val="22"/>
-              </w:rPr>
-            </w:pPr>
-            <w:r>
-              <w:rPr>
-                <w:sz w:val="22"/>
-                <w:szCs w:val="22"/>
-              </w:rPr>
-              <w:t>Please</w:t>
-            </w:r>
-            <w:r>
-              <w:rPr>
-                <w:spacing w:val="1"/>
-                <w:sz w:val="22"/>
-                <w:szCs w:val="22"/>
-              </w:rPr>
-              <w:t xml:space="preserve"> </w:t>
-            </w:r>
-            <w:r>
-              <w:rPr>
-                <w:sz w:val="22"/>
-                <w:szCs w:val="22"/>
-              </w:rPr>
-              <w:t>enter</w:t>
-            </w:r>
-            <w:r>
-              <w:rPr>
-                <w:spacing w:val="1"/>
-                <w:sz w:val="22"/>
-                <w:szCs w:val="22"/>
-              </w:rPr>
-              <w:t xml:space="preserve"> </w:t>
-            </w:r>
-            <w:r>
-              <w:rPr>
-                <w:spacing w:val="-1"/>
-                <w:sz w:val="22"/>
-                <w:szCs w:val="22"/>
-              </w:rPr>
-              <w:t>username</w:t>
-            </w:r>
-          </w:p>
-        </w:tc>
-        <w:tc>
-          <w:tcPr>
-            <w:tcW w:w="1201" w:type="dxa"/>
-          </w:tcPr>
-          <w:p>
-            <w:pPr>
-              <w:pStyle w:val="BodyText"/>
-              <w:spacing w:line="360" w:lineRule="auto"/>
-              <w:ind w:right="283"/>
-              <w:jc w:val="both"/>
-              <w:rPr>
-                <w:sz w:val="22"/>
-                <w:szCs w:val="22"/>
-              </w:rPr>
-            </w:pPr>
-            <w:r>
-              <w:rPr>
-                <w:sz w:val="22"/>
-                <w:szCs w:val="22"/>
-              </w:rPr>
-              <w:t>Chrome</w:t>
-            </w:r>
-          </w:p>
-        </w:tc>
-        <w:tc>
-          <w:tcPr>
-            <w:tcW w:w="1056" w:type="dxa"/>
-          </w:tcPr>
-          <w:p>
-            <w:pPr>
-              <w:pStyle w:val="BodyText"/>
-              <w:spacing w:line="360" w:lineRule="auto"/>
-              <w:ind w:right="283"/>
-              <w:jc w:val="both"/>
-              <w:rPr>
-                <w:sz w:val="22"/>
-                <w:szCs w:val="22"/>
-              </w:rPr>
-            </w:pPr>
-            <w:r>
-              <w:rPr>
-                <w:sz w:val="22"/>
-                <w:szCs w:val="22"/>
-              </w:rPr>
-              <w:t>Pass</w:t>
-            </w:r>
           </w:p>
         </w:tc>
         <w:tc>
@@ -41997,6 +42948,311 @@
               <w:spacing w:before="44" w:line="360" w:lineRule="auto"/>
               <w:ind w:left="106" w:right="57" w:firstLine="60"/>
             </w:pPr>
+          </w:p>
+        </w:tc>
+      </w:tr>
+      <w:tr>
+        <w:tc>
+          <w:tcPr>
+            <w:tcW w:w="765" w:type="dxa"/>
+          </w:tcPr>
+          <w:p>
+            <w:pPr>
+              <w:pStyle w:val="TableParagraph"/>
+              <w:spacing w:before="10"/>
+              <w:ind w:left="0"/>
+              <w:rPr>
+                <w:b/>
+              </w:rPr>
+            </w:pPr>
+          </w:p>
+          <w:p>
+            <w:pPr>
+              <w:pStyle w:val="BodyText"/>
+              <w:spacing w:line="360" w:lineRule="auto"/>
+              <w:ind w:right="283"/>
+              <w:jc w:val="both"/>
+              <w:rPr>
+                <w:sz w:val="22"/>
+                <w:szCs w:val="22"/>
+              </w:rPr>
+            </w:pPr>
+            <w:r>
+              <w:rPr>
+                <w:sz w:val="22"/>
+                <w:szCs w:val="22"/>
+              </w:rPr>
+              <w:t>3</w:t>
+            </w:r>
+          </w:p>
+        </w:tc>
+        <w:tc>
+          <w:tcPr>
+            <w:tcW w:w="1505" w:type="dxa"/>
+          </w:tcPr>
+          <w:p>
+            <w:pPr>
+              <w:pStyle w:val="TableParagraph"/>
+              <w:spacing w:before="44" w:line="360" w:lineRule="auto"/>
+              <w:ind w:right="54"/>
+              <w:jc w:val="both"/>
+            </w:pPr>
+            <w:r>
+              <w:t>If username</w:t>
+            </w:r>
+            <w:r>
+              <w:rPr>
+                <w:spacing w:val="-57"/>
+              </w:rPr>
+              <w:t xml:space="preserve"> </w:t>
+            </w:r>
+            <w:r>
+              <w:t>is blank but</w:t>
+            </w:r>
+            <w:r>
+              <w:rPr>
+                <w:spacing w:val="1"/>
+              </w:rPr>
+              <w:t xml:space="preserve"> </w:t>
+            </w:r>
+            <w:r>
+              <w:t>password</w:t>
+            </w:r>
+            <w:r>
+              <w:rPr>
+                <w:spacing w:val="42"/>
+              </w:rPr>
+              <w:t xml:space="preserve"> </w:t>
+            </w:r>
+            <w:r>
+              <w:t>is</w:t>
+            </w:r>
+          </w:p>
+          <w:p>
+            <w:pPr>
+              <w:pStyle w:val="BodyText"/>
+              <w:spacing w:line="360" w:lineRule="auto"/>
+              <w:ind w:right="283"/>
+              <w:jc w:val="both"/>
+              <w:rPr>
+                <w:sz w:val="22"/>
+                <w:szCs w:val="22"/>
+              </w:rPr>
+            </w:pPr>
+            <w:r>
+              <w:rPr>
+                <w:sz w:val="22"/>
+                <w:szCs w:val="22"/>
+              </w:rPr>
+              <w:t>entered.</w:t>
+            </w:r>
+          </w:p>
+        </w:tc>
+        <w:tc>
+          <w:tcPr>
+            <w:tcW w:w="1748" w:type="dxa"/>
+          </w:tcPr>
+          <w:p>
+            <w:pPr>
+              <w:pStyle w:val="TableParagraph"/>
+              <w:spacing w:before="44"/>
+              <w:ind w:left="171"/>
+            </w:pPr>
+            <w:r>
+              <w:t>Password:</w:t>
+            </w:r>
+          </w:p>
+          <w:p>
+            <w:pPr>
+              <w:pStyle w:val="BodyText"/>
+              <w:spacing w:line="360" w:lineRule="auto"/>
+              <w:ind w:right="283"/>
+              <w:jc w:val="both"/>
+              <w:rPr>
+                <w:sz w:val="22"/>
+                <w:szCs w:val="22"/>
+              </w:rPr>
+            </w:pPr>
+            <w:r>
+              <w:rPr>
+                <w:sz w:val="22"/>
+                <w:szCs w:val="22"/>
+              </w:rPr>
+              <w:t>******</w:t>
+            </w:r>
+          </w:p>
+        </w:tc>
+        <w:tc>
+          <w:tcPr>
+            <w:tcW w:w="1334" w:type="dxa"/>
+          </w:tcPr>
+          <w:p>
+            <w:pPr>
+              <w:pStyle w:val="BodyText"/>
+              <w:spacing w:line="360" w:lineRule="auto"/>
+              <w:ind w:right="283"/>
+              <w:jc w:val="both"/>
+              <w:rPr>
+                <w:sz w:val="22"/>
+                <w:szCs w:val="22"/>
+              </w:rPr>
+            </w:pPr>
+            <w:r>
+              <w:rPr>
+                <w:sz w:val="22"/>
+                <w:szCs w:val="22"/>
+              </w:rPr>
+              <w:t>Please</w:t>
+            </w:r>
+            <w:r>
+              <w:rPr>
+                <w:spacing w:val="1"/>
+                <w:sz w:val="22"/>
+                <w:szCs w:val="22"/>
+              </w:rPr>
+              <w:t xml:space="preserve"> </w:t>
+            </w:r>
+            <w:r>
+              <w:rPr>
+                <w:sz w:val="22"/>
+                <w:szCs w:val="22"/>
+              </w:rPr>
+              <w:t>enter</w:t>
+            </w:r>
+            <w:r>
+              <w:rPr>
+                <w:spacing w:val="1"/>
+                <w:sz w:val="22"/>
+                <w:szCs w:val="22"/>
+              </w:rPr>
+              <w:t xml:space="preserve"> </w:t>
+            </w:r>
+            <w:r>
+              <w:rPr>
+                <w:spacing w:val="-1"/>
+                <w:sz w:val="22"/>
+                <w:szCs w:val="22"/>
+              </w:rPr>
+              <w:t>username</w:t>
+            </w:r>
+          </w:p>
+        </w:tc>
+        <w:tc>
+          <w:tcPr>
+            <w:tcW w:w="1334" w:type="dxa"/>
+          </w:tcPr>
+          <w:p>
+            <w:pPr>
+              <w:pStyle w:val="BodyText"/>
+              <w:spacing w:line="360" w:lineRule="auto"/>
+              <w:ind w:right="283"/>
+              <w:jc w:val="both"/>
+              <w:rPr>
+                <w:sz w:val="22"/>
+                <w:szCs w:val="22"/>
+              </w:rPr>
+            </w:pPr>
+            <w:r>
+              <w:rPr>
+                <w:sz w:val="22"/>
+                <w:szCs w:val="22"/>
+              </w:rPr>
+              <w:t>Please</w:t>
+            </w:r>
+            <w:r>
+              <w:rPr>
+                <w:spacing w:val="1"/>
+                <w:sz w:val="22"/>
+                <w:szCs w:val="22"/>
+              </w:rPr>
+              <w:t xml:space="preserve"> </w:t>
+            </w:r>
+            <w:r>
+              <w:rPr>
+                <w:sz w:val="22"/>
+                <w:szCs w:val="22"/>
+              </w:rPr>
+              <w:t>enter</w:t>
+            </w:r>
+            <w:r>
+              <w:rPr>
+                <w:spacing w:val="1"/>
+                <w:sz w:val="22"/>
+                <w:szCs w:val="22"/>
+              </w:rPr>
+              <w:t xml:space="preserve"> </w:t>
+            </w:r>
+            <w:r>
+              <w:rPr>
+                <w:spacing w:val="-1"/>
+                <w:sz w:val="22"/>
+                <w:szCs w:val="22"/>
+              </w:rPr>
+              <w:t>username</w:t>
+            </w:r>
+          </w:p>
+        </w:tc>
+        <w:tc>
+          <w:tcPr>
+            <w:tcW w:w="1201" w:type="dxa"/>
+          </w:tcPr>
+          <w:p>
+            <w:pPr>
+              <w:pStyle w:val="BodyText"/>
+              <w:spacing w:line="360" w:lineRule="auto"/>
+              <w:ind w:right="283"/>
+              <w:jc w:val="both"/>
+              <w:rPr>
+                <w:sz w:val="22"/>
+                <w:szCs w:val="22"/>
+              </w:rPr>
+            </w:pPr>
+            <w:r>
+              <w:rPr>
+                <w:sz w:val="22"/>
+                <w:szCs w:val="22"/>
+              </w:rPr>
+              <w:t>Chrome</w:t>
+            </w:r>
+          </w:p>
+        </w:tc>
+        <w:tc>
+          <w:tcPr>
+            <w:tcW w:w="1056" w:type="dxa"/>
+          </w:tcPr>
+          <w:p>
+            <w:pPr>
+              <w:pStyle w:val="BodyText"/>
+              <w:spacing w:line="360" w:lineRule="auto"/>
+              <w:ind w:right="283"/>
+              <w:jc w:val="both"/>
+              <w:rPr>
+                <w:sz w:val="22"/>
+                <w:szCs w:val="22"/>
+              </w:rPr>
+            </w:pPr>
+            <w:r>
+              <w:rPr>
+                <w:sz w:val="22"/>
+                <w:szCs w:val="22"/>
+              </w:rPr>
+              <w:t>Pass</w:t>
+            </w:r>
+          </w:p>
+        </w:tc>
+        <w:tc>
+          <w:tcPr>
+            <w:tcW w:w="1405" w:type="dxa"/>
+          </w:tcPr>
+          <w:p>
+            <w:pPr>
+              <w:pStyle w:val="TableParagraph"/>
+              <w:tabs>
+                <w:tab w:val="left" w:pos="960"/>
+              </w:tabs>
+              <w:spacing w:before="44" w:line="360" w:lineRule="auto"/>
+              <w:ind w:left="106" w:right="57" w:firstLine="60"/>
+            </w:pPr>
             <w:r>
               <w:t>[26/04/2026 11:44 AM</w:t>
             </w:r>
@@ -42017,11 +43273,7 @@
               <w:ind w:left="106"/>
             </w:pPr>
             <w:r>
-              <w:t xml:space="preserve">Invalid </w:t>
-            </w:r>
-            <w:r>
-              <w:lastRenderedPageBreak/>
-              <w:t>login attempt</w:t>
+              <w:t>Invalid login attempt</w:t>
             </w:r>
           </w:p>
         </w:tc>
@@ -42047,7 +43299,6 @@
                 <w:sz w:val="22"/>
                 <w:szCs w:val="22"/>
               </w:rPr>
-              <w:lastRenderedPageBreak/>
               <w:t>4</w:t>
             </w:r>
           </w:p>
@@ -42489,11 +43740,9 @@
               </w:rPr>
               <w:t xml:space="preserve"> </w:t>
             </w:r>
-            <w:proofErr w:type="spellStart"/>
-            <w:r>
-              <w:t>Komban</w:t>
-            </w:r>
-            <w:proofErr w:type="spellEnd"/>
+            <w:r>
+              <w:t>Mokshith</w:t>
+            </w:r>
             <w:r>
               <w:rPr>
                 <w:spacing w:val="1"/>
@@ -42873,30 +44122,6 @@
       <w:r>
         <w:tab/>
       </w:r>
-    </w:p>
-    <w:p>
-      <w:pPr>
-        <w:pStyle w:val="BodyText"/>
-        <w:spacing w:line="360" w:lineRule="auto"/>
-        <w:ind w:right="283"/>
-        <w:jc w:val="both"/>
-      </w:pPr>
-    </w:p>
-    <w:p>
-      <w:pPr>
-        <w:pStyle w:val="BodyText"/>
-        <w:spacing w:line="360" w:lineRule="auto"/>
-        <w:ind w:right="283"/>
-        <w:jc w:val="both"/>
-      </w:pPr>
-    </w:p>
-    <w:p>
-      <w:pPr>
-        <w:pStyle w:val="BodyText"/>
-        <w:spacing w:line="360" w:lineRule="auto"/>
-        <w:ind w:right="283"/>
-        <w:jc w:val="both"/>
-      </w:pPr>
     </w:p>
     <w:p>
       <w:pPr>
@@ -43836,11 +45061,14 @@
       </w:r>
       <w:proofErr w:type="spellStart"/>
       <w:r>
-        <w:t>Elight</w:t>
+        <w:t>Agromart</w:t>
       </w:r>
       <w:proofErr w:type="spellEnd"/>
       <w:r>
-        <w:t xml:space="preserve"> Safari has some drawbacks that we have observed:</w:t>
+        <w:t xml:space="preserve"> </w:t>
+      </w:r>
+      <w:r>
+        <w:t>has some drawbacks that we have observed:</w:t>
       </w:r>
     </w:p>
     <w:p>
@@ -43997,19 +45225,222 @@
       <w:pPr>
         <w:pStyle w:val="BodyText"/>
         <w:spacing w:line="360" w:lineRule="auto"/>
+        <w:ind w:left="720" w:right="283" w:firstLine="720"/>
+        <w:jc w:val="both"/>
+      </w:pPr>
+      <w:proofErr w:type="spellStart"/>
+      <w:r>
+        <w:t>Agromart</w:t>
+      </w:r>
+      <w:proofErr w:type="spellEnd"/>
+      <w:r>
+        <w:t xml:space="preserve"> is a web-based project that aims to help Farmers and Consumers. The main users </w:t>
+      </w:r>
+    </w:p>
+    <w:p>
+      <w:pPr>
+        <w:pStyle w:val="BodyText"/>
+        <w:spacing w:line="360" w:lineRule="auto"/>
+        <w:ind w:left="720" w:right="283" w:firstLine="720"/>
+        <w:jc w:val="both"/>
+      </w:pPr>
+      <w:r>
+        <w:t xml:space="preserve">of the system, the Farmers usually face a lot of problems in finding the good fertilizers, quality </w:t>
+      </w:r>
+    </w:p>
+    <w:p>
+      <w:pPr>
+        <w:pStyle w:val="BodyText"/>
+        <w:spacing w:line="360" w:lineRule="auto"/>
+        <w:ind w:left="720" w:right="283" w:firstLine="720"/>
+        <w:jc w:val="both"/>
+      </w:pPr>
+      <w:r>
+        <w:t xml:space="preserve">equipment’s or any other agriculture related items that will be helpful for them. The proposed </w:t>
+      </w:r>
+    </w:p>
+    <w:p>
+      <w:pPr>
+        <w:pStyle w:val="BodyText"/>
+        <w:spacing w:line="360" w:lineRule="auto"/>
+        <w:ind w:left="720" w:right="283" w:firstLine="720"/>
+        <w:jc w:val="both"/>
+      </w:pPr>
+      <w:r>
+        <w:t xml:space="preserve">system </w:t>
+      </w:r>
+      <w:proofErr w:type="spellStart"/>
+      <w:r>
+        <w:t>Agromart</w:t>
+      </w:r>
+      <w:proofErr w:type="spellEnd"/>
+      <w:r>
+        <w:t xml:space="preserve"> will solve the problem by developing a system that will provide all the </w:t>
+      </w:r>
+    </w:p>
+    <w:p>
+      <w:pPr>
+        <w:pStyle w:val="BodyText"/>
+        <w:spacing w:line="360" w:lineRule="auto"/>
+        <w:ind w:left="720" w:right="283" w:firstLine="720"/>
+        <w:jc w:val="both"/>
+      </w:pPr>
+      <w:r>
+        <w:t>agriculture-related information in one place.</w:t>
+      </w:r>
+      <w:r>
+        <w:tab/>
+      </w:r>
+    </w:p>
+    <w:p>
+      <w:pPr>
+        <w:pStyle w:val="BodyText"/>
+        <w:spacing w:line="360" w:lineRule="auto"/>
+        <w:ind w:right="283" w:firstLine="720"/>
+        <w:jc w:val="both"/>
+        <w:rPr>
+          <w:b/>
+          <w:bCs/>
+        </w:rPr>
+      </w:pPr>
+      <w:r>
+        <w:rPr>
+          <w:b/>
+          <w:bCs/>
+        </w:rPr>
+        <w:t>5.4. Abbreviation and Acronyms (Lists)</w:t>
+      </w:r>
+    </w:p>
+    <w:p>
+      <w:pPr>
+        <w:pStyle w:val="BodyText"/>
+        <w:spacing w:line="360" w:lineRule="auto"/>
         <w:ind w:left="1440" w:right="283"/>
         <w:jc w:val="both"/>
       </w:pPr>
       <w:r>
-        <w:t xml:space="preserve">The </w:t>
-      </w:r>
-      <w:proofErr w:type="spellStart"/>
-      <w:r>
-        <w:t>Elight</w:t>
-      </w:r>
-      <w:proofErr w:type="spellEnd"/>
-      <w:r>
-        <w:t xml:space="preserve"> Safari project is a tourism-based project. The project mainly consists of three modules, admin, service provider, and client. Admin adds the tourism places to the website and manages the places which also consist of Google maps of the added places. Clients, who are the end users of the project, register to the website and view the tourist places and also view the directions to the places with the help of Google map. The project also helps the clients by providing information about the special food items in that particular tourist place. The service provider provides the listed food services to the client in that specific tourist place.</w:t>
+        <w:t>I/O: Input/Output</w:t>
+      </w:r>
+    </w:p>
+    <w:p>
+      <w:pPr>
+        <w:pStyle w:val="BodyText"/>
+        <w:spacing w:line="360" w:lineRule="auto"/>
+        <w:ind w:left="1440" w:right="283"/>
+        <w:jc w:val="both"/>
+      </w:pPr>
+      <w:r>
+        <w:t>OS: Operating System DFD: Data Flow Diagram ADMIN: The Administrator</w:t>
+      </w:r>
+    </w:p>
+    <w:p>
+      <w:pPr>
+        <w:pStyle w:val="BodyText"/>
+        <w:spacing w:line="360" w:lineRule="auto"/>
+        <w:ind w:left="1440" w:right="283"/>
+        <w:jc w:val="both"/>
+      </w:pPr>
+      <w:r>
+        <w:t>CFD: Context Flow Diagram</w:t>
+      </w:r>
+    </w:p>
+    <w:p>
+      <w:pPr>
+        <w:pStyle w:val="BodyText"/>
+        <w:spacing w:line="360" w:lineRule="auto"/>
+        <w:ind w:left="1440" w:right="283"/>
+        <w:jc w:val="both"/>
+      </w:pPr>
+      <w:r>
+        <w:t>RDBMS: Relational Database Management System</w:t>
+      </w:r>
+    </w:p>
+    <w:p>
+      <w:pPr>
+        <w:pStyle w:val="BodyText"/>
+        <w:spacing w:line="360" w:lineRule="auto"/>
+        <w:ind w:left="1440" w:right="283"/>
+        <w:jc w:val="both"/>
+      </w:pPr>
+      <w:r>
+        <w:t>RAM: Random Access Memory</w:t>
+      </w:r>
+    </w:p>
+    <w:p>
+      <w:pPr>
+        <w:pStyle w:val="BodyText"/>
+        <w:spacing w:line="360" w:lineRule="auto"/>
+        <w:ind w:left="1440" w:right="283"/>
+        <w:jc w:val="both"/>
+      </w:pPr>
+      <w:r>
+        <w:t>SQL: Structured Query Language</w:t>
+      </w:r>
+    </w:p>
+    <w:p>
+      <w:pPr>
+        <w:pStyle w:val="BodyText"/>
+        <w:spacing w:line="360" w:lineRule="auto"/>
+        <w:ind w:left="1440" w:right="283"/>
+        <w:jc w:val="both"/>
+      </w:pPr>
+      <w:r>
+        <w:t>SRS: Software Requirement Specification</w:t>
+      </w:r>
+    </w:p>
+    <w:p>
+      <w:pPr>
+        <w:pStyle w:val="BodyText"/>
+        <w:spacing w:line="360" w:lineRule="auto"/>
+        <w:ind w:left="1440" w:right="283"/>
+        <w:jc w:val="both"/>
+      </w:pPr>
+      <w:r>
+        <w:t>IIS: Internet Information Server HTML5: Hyper Text Markup Language5 CSS: Cascading Style Sheet</w:t>
+      </w:r>
+    </w:p>
+    <w:p>
+      <w:pPr>
+        <w:pStyle w:val="BodyText"/>
+        <w:spacing w:line="360" w:lineRule="auto"/>
+        <w:ind w:left="1440" w:right="283"/>
+        <w:jc w:val="both"/>
+      </w:pPr>
+      <w:r>
+        <w:t>ER Diagram: Entity Relationship Diagram</w:t>
+      </w:r>
+    </w:p>
+    <w:p>
+      <w:pPr>
+        <w:pStyle w:val="BodyText"/>
+        <w:spacing w:line="360" w:lineRule="auto"/>
+        <w:ind w:left="1440" w:right="283"/>
+        <w:jc w:val="both"/>
+      </w:pPr>
+      <w:r>
+        <w:t>1NF: First Normal Form 2NF: Second Normal Form 3NF: Third Normal Form PK: Primary Key</w:t>
+      </w:r>
+    </w:p>
+    <w:p>
+      <w:pPr>
+        <w:pStyle w:val="BodyText"/>
+        <w:spacing w:line="360" w:lineRule="auto"/>
+        <w:ind w:left="1440" w:right="283"/>
+        <w:jc w:val="both"/>
+      </w:pPr>
+      <w:r>
+        <w:t>FK: Foreign Key</w:t>
+      </w:r>
+    </w:p>
+    <w:p>
+      <w:pPr>
+        <w:pStyle w:val="BodyText"/>
+        <w:spacing w:line="360" w:lineRule="auto"/>
+        <w:ind w:left="1440" w:right="283"/>
+        <w:jc w:val="both"/>
+      </w:pPr>
+      <w:r>
+        <w:t>DBMS: Database Management System</w:t>
       </w:r>
     </w:p>
     <w:p>
@@ -44018,154 +45449,7 @@
         <w:spacing w:line="360" w:lineRule="auto"/>
         <w:ind w:right="283"/>
         <w:jc w:val="both"/>
-        <w:rPr>
-          <w:b/>
-          <w:bCs/>
-        </w:rPr>
-      </w:pPr>
-      <w:r>
-        <w:tab/>
-      </w:r>
-      <w:r>
-        <w:rPr>
-          <w:b/>
-          <w:bCs/>
-        </w:rPr>
-        <w:t>5.4. Abbreviation and Acronyms (Lists)</w:t>
-      </w:r>
-    </w:p>
-    <w:p>
-      <w:pPr>
-        <w:pStyle w:val="BodyText"/>
-        <w:spacing w:line="360" w:lineRule="auto"/>
-        <w:ind w:left="1440" w:right="283"/>
-        <w:jc w:val="both"/>
-      </w:pPr>
-      <w:r>
-        <w:t>I/O: Input/Output</w:t>
-      </w:r>
-    </w:p>
-    <w:p>
-      <w:pPr>
-        <w:pStyle w:val="BodyText"/>
-        <w:spacing w:line="360" w:lineRule="auto"/>
-        <w:ind w:left="1440" w:right="283"/>
-        <w:jc w:val="both"/>
-      </w:pPr>
-      <w:r>
-        <w:t>OS: Operating System DFD: Data Flow Diagram ADMIN: The Administrator</w:t>
-      </w:r>
-    </w:p>
-    <w:p>
-      <w:pPr>
-        <w:pStyle w:val="BodyText"/>
-        <w:spacing w:line="360" w:lineRule="auto"/>
-        <w:ind w:left="1440" w:right="283"/>
-        <w:jc w:val="both"/>
-      </w:pPr>
-      <w:r>
-        <w:t>CFD: Context Flow Diagram</w:t>
-      </w:r>
-    </w:p>
-    <w:p>
-      <w:pPr>
-        <w:pStyle w:val="BodyText"/>
-        <w:spacing w:line="360" w:lineRule="auto"/>
-        <w:ind w:left="1440" w:right="283"/>
-        <w:jc w:val="both"/>
-      </w:pPr>
-      <w:r>
-        <w:t>RDBMS: Relational Database Management System</w:t>
-      </w:r>
-    </w:p>
-    <w:p>
-      <w:pPr>
-        <w:pStyle w:val="BodyText"/>
-        <w:spacing w:line="360" w:lineRule="auto"/>
-        <w:ind w:left="1440" w:right="283"/>
-        <w:jc w:val="both"/>
-      </w:pPr>
-      <w:r>
-        <w:t>RAM: Random Access Memory</w:t>
-      </w:r>
-    </w:p>
-    <w:p>
-      <w:pPr>
-        <w:pStyle w:val="BodyText"/>
-        <w:spacing w:line="360" w:lineRule="auto"/>
-        <w:ind w:left="1440" w:right="283"/>
-        <w:jc w:val="both"/>
-      </w:pPr>
-      <w:r>
-        <w:t>SQL: Structured Query Language</w:t>
-      </w:r>
-    </w:p>
-    <w:p>
-      <w:pPr>
-        <w:pStyle w:val="BodyText"/>
-        <w:spacing w:line="360" w:lineRule="auto"/>
-        <w:ind w:left="1440" w:right="283"/>
-        <w:jc w:val="both"/>
-      </w:pPr>
-      <w:r>
-        <w:t>SRS: Software Requirement Specification</w:t>
-      </w:r>
-    </w:p>
-    <w:p>
-      <w:pPr>
-        <w:pStyle w:val="BodyText"/>
-        <w:spacing w:line="360" w:lineRule="auto"/>
-        <w:ind w:left="1440" w:right="283"/>
-        <w:jc w:val="both"/>
-      </w:pPr>
-      <w:r>
-        <w:t>IIS: Internet Information Server HTML5: Hyper Text Markup Language5 CSS: Cascading Style Sheet</w:t>
-      </w:r>
-    </w:p>
-    <w:p>
-      <w:pPr>
-        <w:pStyle w:val="BodyText"/>
-        <w:spacing w:line="360" w:lineRule="auto"/>
-        <w:ind w:left="1440" w:right="283"/>
-        <w:jc w:val="both"/>
-      </w:pPr>
-      <w:r>
-        <w:t>ER Diagram: Entity Relationship Diagram</w:t>
-      </w:r>
-    </w:p>
-    <w:p>
-      <w:pPr>
-        <w:pStyle w:val="BodyText"/>
-        <w:spacing w:line="360" w:lineRule="auto"/>
-        <w:ind w:left="1440" w:right="283"/>
-        <w:jc w:val="both"/>
-      </w:pPr>
-      <w:r>
-        <w:t>1NF: First Normal Form 2NF: Second Normal Form 3NF: Third Normal Form PK: Primary Key</w:t>
-      </w:r>
-    </w:p>
-    <w:p>
-      <w:pPr>
-        <w:pStyle w:val="BodyText"/>
-        <w:spacing w:line="360" w:lineRule="auto"/>
-        <w:ind w:left="1440" w:right="283"/>
-        <w:jc w:val="both"/>
-      </w:pPr>
-      <w:r>
-        <w:t>FK: Foreign Key</w:t>
-      </w:r>
-    </w:p>
-    <w:p>
-      <w:pPr>
-        <w:pStyle w:val="BodyText"/>
-        <w:spacing w:line="360" w:lineRule="auto"/>
-        <w:ind w:left="1440" w:right="283"/>
-        <w:jc w:val="both"/>
-      </w:pPr>
-      <w:r>
-        <w:lastRenderedPageBreak/>
-        <w:t>DBMS: Database Management System</w:t>
-      </w:r>
+      </w:pPr>
     </w:p>
     <w:p>
       <w:pPr>
@@ -44173,20 +45457,13 @@
         <w:spacing w:line="360" w:lineRule="auto"/>
         <w:ind w:right="283"/>
         <w:jc w:val="both"/>
-      </w:pPr>
-    </w:p>
-    <w:p>
-      <w:pPr>
-        <w:pStyle w:val="BodyText"/>
-        <w:spacing w:line="360" w:lineRule="auto"/>
-        <w:ind w:right="283"/>
-        <w:jc w:val="both"/>
         <w:rPr>
           <w:b/>
           <w:bCs/>
         </w:rPr>
       </w:pPr>
       <w:r>
+        <w:lastRenderedPageBreak/>
         <w:tab/>
       </w:r>
       <w:r>
@@ -44304,7 +45581,10 @@
       </w:r>
       <w:proofErr w:type="spellEnd"/>
       <w:r>
-        <w:t xml:space="preserve"> (Author)</w:t>
+        <w:t xml:space="preserve"> (Author</w:t>
+      </w:r>
+      <w:r>
+        <w:t>)</w:t>
       </w:r>
     </w:p>
     <w:p>
@@ -45991,6 +47271,119 @@
     </w:lvl>
   </w:abstractNum>
   <w:abstractNum w:abstractNumId="15" w15:restartNumberingAfterBreak="0">
+    <w:nsid w:val="416C16AD"/>
+    <w:multiLevelType w:val="multilevel"/>
+    <w:tmpl w:val="297CED1E"/>
+    <w:lvl w:ilvl="0">
+      <w:start w:val="5"/>
+      <w:numFmt w:val="decimal"/>
+      <w:lvlText w:val="%1."/>
+      <w:lvlJc w:val="left"/>
+      <w:pPr>
+        <w:ind w:left="360" w:hanging="360"/>
+      </w:pPr>
+      <w:rPr>
+        <w:rFonts w:hint="default"/>
+      </w:rPr>
+    </w:lvl>
+    <w:lvl w:ilvl="1">
+      <w:start w:val="1"/>
+      <w:numFmt w:val="decimal"/>
+      <w:lvlText w:val="%1.%2."/>
+      <w:lvlJc w:val="left"/>
+      <w:pPr>
+        <w:ind w:left="467" w:hanging="360"/>
+      </w:pPr>
+      <w:rPr>
+        <w:rFonts w:hint="default"/>
+      </w:rPr>
+    </w:lvl>
+    <w:lvl w:ilvl="2">
+      <w:start w:val="1"/>
+      <w:numFmt w:val="decimal"/>
+      <w:lvlText w:val="%1.%2.%3."/>
+      <w:lvlJc w:val="left"/>
+      <w:pPr>
+        <w:ind w:left="934" w:hanging="720"/>
+      </w:pPr>
+      <w:rPr>
+        <w:rFonts w:hint="default"/>
+      </w:rPr>
+    </w:lvl>
+    <w:lvl w:ilvl="3">
+      <w:start w:val="1"/>
+      <w:numFmt w:val="decimal"/>
+      <w:lvlText w:val="%1.%2.%3.%4."/>
+      <w:lvlJc w:val="left"/>
+      <w:pPr>
+        <w:ind w:left="1041" w:hanging="720"/>
+      </w:pPr>
+      <w:rPr>
+        <w:rFonts w:hint="default"/>
+      </w:rPr>
+    </w:lvl>
+    <w:lvl w:ilvl="4">
+      <w:start w:val="1"/>
+      <w:numFmt w:val="decimal"/>
+      <w:lvlText w:val="%1.%2.%3.%4.%5."/>
+      <w:lvlJc w:val="left"/>
+      <w:pPr>
+        <w:ind w:left="1508" w:hanging="1080"/>
+      </w:pPr>
+      <w:rPr>
+        <w:rFonts w:hint="default"/>
+      </w:rPr>
+    </w:lvl>
+    <w:lvl w:ilvl="5">
+      <w:start w:val="1"/>
+      <w:numFmt w:val="decimal"/>
+      <w:lvlText w:val="%1.%2.%3.%4.%5.%6."/>
+      <w:lvlJc w:val="left"/>
+      <w:pPr>
+        <w:ind w:left="1615" w:hanging="1080"/>
+      </w:pPr>
+      <w:rPr>
+        <w:rFonts w:hint="default"/>
+      </w:rPr>
+    </w:lvl>
+    <w:lvl w:ilvl="6">
+      <w:start w:val="1"/>
+      <w:numFmt w:val="decimal"/>
+      <w:lvlText w:val="%1.%2.%3.%4.%5.%6.%7."/>
+      <w:lvlJc w:val="left"/>
+      <w:pPr>
+        <w:ind w:left="2082" w:hanging="1440"/>
+      </w:pPr>
+      <w:rPr>
+        <w:rFonts w:hint="default"/>
+      </w:rPr>
+    </w:lvl>
+    <w:lvl w:ilvl="7">
+      <w:start w:val="1"/>
+      <w:numFmt w:val="decimal"/>
+      <w:lvlText w:val="%1.%2.%3.%4.%5.%6.%7.%8."/>
+      <w:lvlJc w:val="left"/>
+      <w:pPr>
+        <w:ind w:left="2189" w:hanging="1440"/>
+      </w:pPr>
+      <w:rPr>
+        <w:rFonts w:hint="default"/>
+      </w:rPr>
+    </w:lvl>
+    <w:lvl w:ilvl="8">
+      <w:start w:val="1"/>
+      <w:numFmt w:val="decimal"/>
+      <w:lvlText w:val="%1.%2.%3.%4.%5.%6.%7.%8.%9."/>
+      <w:lvlJc w:val="left"/>
+      <w:pPr>
+        <w:ind w:left="2656" w:hanging="1800"/>
+      </w:pPr>
+      <w:rPr>
+        <w:rFonts w:hint="default"/>
+      </w:rPr>
+    </w:lvl>
+  </w:abstractNum>
+  <w:abstractNum w:abstractNumId="16" w15:restartNumberingAfterBreak="0">
     <w:nsid w:val="43E90718"/>
     <w:multiLevelType w:val="hybridMultilevel"/>
     <w:tmpl w:val="CBDEB824"/>
@@ -46103,7 +47496,7 @@
       </w:rPr>
     </w:lvl>
   </w:abstractNum>
-  <w:abstractNum w:abstractNumId="16" w15:restartNumberingAfterBreak="0">
+  <w:abstractNum w:abstractNumId="17" w15:restartNumberingAfterBreak="0">
     <w:nsid w:val="50493DAE"/>
     <w:multiLevelType w:val="multilevel"/>
     <w:tmpl w:val="E75C62D2"/>
@@ -46225,7 +47618,7 @@
       </w:rPr>
     </w:lvl>
   </w:abstractNum>
-  <w:abstractNum w:abstractNumId="17" w15:restartNumberingAfterBreak="0">
+  <w:abstractNum w:abstractNumId="18" w15:restartNumberingAfterBreak="0">
     <w:nsid w:val="50755C7D"/>
     <w:multiLevelType w:val="multilevel"/>
     <w:tmpl w:val="E4A2D694"/>
@@ -46340,7 +47733,7 @@
       </w:rPr>
     </w:lvl>
   </w:abstractNum>
-  <w:abstractNum w:abstractNumId="18" w15:restartNumberingAfterBreak="0">
+  <w:abstractNum w:abstractNumId="19" w15:restartNumberingAfterBreak="0">
     <w:nsid w:val="59AE322D"/>
     <w:multiLevelType w:val="hybridMultilevel"/>
     <w:tmpl w:val="5926978C"/>
@@ -46429,7 +47822,7 @@
       </w:pPr>
     </w:lvl>
   </w:abstractNum>
-  <w:abstractNum w:abstractNumId="19" w15:restartNumberingAfterBreak="0">
+  <w:abstractNum w:abstractNumId="20" w15:restartNumberingAfterBreak="0">
     <w:nsid w:val="5B201A81"/>
     <w:multiLevelType w:val="hybridMultilevel"/>
     <w:tmpl w:val="F5C07DCE"/>
@@ -46518,7 +47911,7 @@
       </w:pPr>
     </w:lvl>
   </w:abstractNum>
-  <w:abstractNum w:abstractNumId="20" w15:restartNumberingAfterBreak="0">
+  <w:abstractNum w:abstractNumId="21" w15:restartNumberingAfterBreak="0">
     <w:nsid w:val="5D7B0551"/>
     <w:multiLevelType w:val="multilevel"/>
     <w:tmpl w:val="35B0322E"/>
@@ -46645,7 +48038,7 @@
       </w:rPr>
     </w:lvl>
   </w:abstractNum>
-  <w:abstractNum w:abstractNumId="21" w15:restartNumberingAfterBreak="0">
+  <w:abstractNum w:abstractNumId="22" w15:restartNumberingAfterBreak="0">
     <w:nsid w:val="643E79C8"/>
     <w:multiLevelType w:val="multilevel"/>
     <w:tmpl w:val="94E24900"/>
@@ -46767,7 +48160,7 @@
       </w:rPr>
     </w:lvl>
   </w:abstractNum>
-  <w:abstractNum w:abstractNumId="22" w15:restartNumberingAfterBreak="0">
+  <w:abstractNum w:abstractNumId="23" w15:restartNumberingAfterBreak="0">
     <w:nsid w:val="668A063B"/>
     <w:multiLevelType w:val="hybridMultilevel"/>
     <w:tmpl w:val="59F802D2"/>
@@ -46856,7 +48249,7 @@
       </w:pPr>
     </w:lvl>
   </w:abstractNum>
-  <w:abstractNum w:abstractNumId="23" w15:restartNumberingAfterBreak="0">
+  <w:abstractNum w:abstractNumId="24" w15:restartNumberingAfterBreak="0">
     <w:nsid w:val="6BA32995"/>
     <w:multiLevelType w:val="hybridMultilevel"/>
     <w:tmpl w:val="0D84D30E"/>
@@ -46969,7 +48362,7 @@
       </w:rPr>
     </w:lvl>
   </w:abstractNum>
-  <w:abstractNum w:abstractNumId="24" w15:restartNumberingAfterBreak="0">
+  <w:abstractNum w:abstractNumId="25" w15:restartNumberingAfterBreak="0">
     <w:nsid w:val="6FBF3B7C"/>
     <w:multiLevelType w:val="multilevel"/>
     <w:tmpl w:val="7DAC8E04"/>
@@ -47091,7 +48484,7 @@
       </w:rPr>
     </w:lvl>
   </w:abstractNum>
-  <w:abstractNum w:abstractNumId="25" w15:restartNumberingAfterBreak="0">
+  <w:abstractNum w:abstractNumId="26" w15:restartNumberingAfterBreak="0">
     <w:nsid w:val="7278308F"/>
     <w:multiLevelType w:val="hybridMultilevel"/>
     <w:tmpl w:val="1B0E345C"/>
@@ -47180,7 +48573,7 @@
       </w:pPr>
     </w:lvl>
   </w:abstractNum>
-  <w:abstractNum w:abstractNumId="26" w15:restartNumberingAfterBreak="0">
+  <w:abstractNum w:abstractNumId="27" w15:restartNumberingAfterBreak="0">
     <w:nsid w:val="72E45C87"/>
     <w:multiLevelType w:val="hybridMultilevel"/>
     <w:tmpl w:val="12A48136"/>
@@ -47293,7 +48686,7 @@
       </w:rPr>
     </w:lvl>
   </w:abstractNum>
-  <w:abstractNum w:abstractNumId="27" w15:restartNumberingAfterBreak="0">
+  <w:abstractNum w:abstractNumId="28" w15:restartNumberingAfterBreak="0">
     <w:nsid w:val="749E3178"/>
     <w:multiLevelType w:val="multilevel"/>
     <w:tmpl w:val="04DE0150"/>
@@ -47406,7 +48799,7 @@
       </w:rPr>
     </w:lvl>
   </w:abstractNum>
-  <w:abstractNum w:abstractNumId="28" w15:restartNumberingAfterBreak="0">
+  <w:abstractNum w:abstractNumId="29" w15:restartNumberingAfterBreak="0">
     <w:nsid w:val="7AD04236"/>
     <w:multiLevelType w:val="hybridMultilevel"/>
     <w:tmpl w:val="B7748FA6"/>
@@ -47519,7 +48912,7 @@
       </w:rPr>
     </w:lvl>
   </w:abstractNum>
-  <w:abstractNum w:abstractNumId="29" w15:restartNumberingAfterBreak="0">
+  <w:abstractNum w:abstractNumId="30" w15:restartNumberingAfterBreak="0">
     <w:nsid w:val="7DDF2543"/>
     <w:multiLevelType w:val="hybridMultilevel"/>
     <w:tmpl w:val="47EC9D8C"/>
@@ -47636,25 +49029,25 @@
     <w:abstractNumId w:val="3"/>
   </w:num>
   <w:num w:numId="2" w16cid:durableId="1029523326">
-    <w:abstractNumId w:val="21"/>
+    <w:abstractNumId w:val="22"/>
   </w:num>
   <w:num w:numId="3" w16cid:durableId="1284195160">
-    <w:abstractNumId w:val="24"/>
+    <w:abstractNumId w:val="25"/>
   </w:num>
   <w:num w:numId="4" w16cid:durableId="1223829360">
-    <w:abstractNumId w:val="16"/>
+    <w:abstractNumId w:val="17"/>
   </w:num>
   <w:num w:numId="5" w16cid:durableId="652879626">
-    <w:abstractNumId w:val="22"/>
+    <w:abstractNumId w:val="23"/>
   </w:num>
   <w:num w:numId="6" w16cid:durableId="231963914">
-    <w:abstractNumId w:val="25"/>
+    <w:abstractNumId w:val="26"/>
   </w:num>
   <w:num w:numId="7" w16cid:durableId="1492022065">
     <w:abstractNumId w:val="6"/>
   </w:num>
   <w:num w:numId="8" w16cid:durableId="1798253285">
-    <w:abstractNumId w:val="17"/>
+    <w:abstractNumId w:val="18"/>
   </w:num>
   <w:num w:numId="9" w16cid:durableId="1069767259">
     <w:abstractNumId w:val="4"/>
@@ -47699,13 +49092,13 @@
     <w:abstractNumId w:val="14"/>
   </w:num>
   <w:num w:numId="14" w16cid:durableId="1331451194">
-    <w:abstractNumId w:val="18"/>
+    <w:abstractNumId w:val="19"/>
   </w:num>
   <w:num w:numId="15" w16cid:durableId="616108775">
-    <w:abstractNumId w:val="19"/>
+    <w:abstractNumId w:val="20"/>
   </w:num>
   <w:num w:numId="16" w16cid:durableId="1466850183">
-    <w:abstractNumId w:val="27"/>
+    <w:abstractNumId w:val="28"/>
   </w:num>
   <w:num w:numId="17" w16cid:durableId="1544517174">
     <w:abstractNumId w:val="13"/>
@@ -47720,13 +49113,13 @@
     <w:abstractNumId w:val="0"/>
   </w:num>
   <w:num w:numId="21" w16cid:durableId="1758087182">
-    <w:abstractNumId w:val="29"/>
+    <w:abstractNumId w:val="30"/>
   </w:num>
   <w:num w:numId="22" w16cid:durableId="791019930">
     <w:abstractNumId w:val="8"/>
   </w:num>
   <w:num w:numId="23" w16cid:durableId="804197139">
-    <w:abstractNumId w:val="26"/>
+    <w:abstractNumId w:val="27"/>
   </w:num>
   <w:num w:numId="24" w16cid:durableId="1388989971">
     <w:abstractNumId w:val="2"/>
@@ -47735,10 +49128,10 @@
     <w:abstractNumId w:val="5"/>
   </w:num>
   <w:num w:numId="26" w16cid:durableId="230503439">
-    <w:abstractNumId w:val="20"/>
+    <w:abstractNumId w:val="21"/>
   </w:num>
   <w:num w:numId="27" w16cid:durableId="701249217">
-    <w:abstractNumId w:val="15"/>
+    <w:abstractNumId w:val="16"/>
   </w:num>
   <w:num w:numId="28" w16cid:durableId="491526275">
     <w:abstractNumId w:val="10"/>
@@ -47747,10 +49140,13 @@
     <w:abstractNumId w:val="12"/>
   </w:num>
   <w:num w:numId="30" w16cid:durableId="1744527545">
-    <w:abstractNumId w:val="23"/>
+    <w:abstractNumId w:val="24"/>
   </w:num>
   <w:num w:numId="31" w16cid:durableId="1334527784">
-    <w:abstractNumId w:val="28"/>
+    <w:abstractNumId w:val="29"/>
+  </w:num>
+  <w:num w:numId="32" w16cid:durableId="358698561">
+    <w:abstractNumId w:val="15"/>
   </w:num>
 </w:numbering>
 </file>

--- a/documents/Final Document.docx
+++ b/documents/Final Document.docx
@@ -556,16 +556,14 @@
         </w:rPr>
         <w:t xml:space="preserve"> </w:t>
       </w:r>
-      <w:proofErr w:type="spellStart"/>
       <w:r>
         <w:rPr>
           <w:b/>
           <w:spacing w:val="-2"/>
           <w:sz w:val="28"/>
         </w:rPr>
-        <w:t>Msc</w:t>
-      </w:r>
-      <w:proofErr w:type="spellEnd"/>
+        <w:t>M.Sc.</w:t>
+      </w:r>
       <w:r>
         <w:rPr>
           <w:b/>
@@ -580,11 +578,15 @@
         <w:spacing w:before="45" w:line="276" w:lineRule="auto"/>
         <w:jc w:val="center"/>
         <w:rPr>
+          <w:b/>
+          <w:bCs/>
           <w:sz w:val="28"/>
         </w:rPr>
       </w:pPr>
       <w:r>
         <w:rPr>
+          <w:b/>
+          <w:bCs/>
           <w:noProof/>
           <w:sz w:val="20"/>
         </w:rPr>
@@ -634,22 +636,44 @@
       </w:r>
       <w:r>
         <w:rPr>
+          <w:b/>
+          <w:bCs/>
           <w:sz w:val="28"/>
         </w:rPr>
-        <w:t xml:space="preserve">Associate Professor </w:t>
-      </w:r>
-      <w:proofErr w:type="spellStart"/>
+        <w:t>Associate Professor</w:t>
+      </w:r>
+    </w:p>
+    <w:p>
+      <w:pPr>
+        <w:spacing w:before="45" w:line="276" w:lineRule="auto"/>
+        <w:jc w:val="center"/>
+        <w:rPr>
+          <w:sz w:val="28"/>
+        </w:rPr>
+      </w:pPr>
+      <w:r>
+        <w:rPr>
+          <w:sz w:val="28"/>
+        </w:rPr>
+        <w:t xml:space="preserve"> Department of Studies</w:t>
+      </w:r>
+      <w:r>
+        <w:rPr>
+          <w:spacing w:val="-16"/>
+          <w:sz w:val="28"/>
+        </w:rPr>
+        <w:t xml:space="preserve"> </w:t>
+      </w:r>
       <w:r>
         <w:rPr>
           <w:spacing w:val="-2"/>
           <w:sz w:val="28"/>
         </w:rPr>
-        <w:t>DoS&amp;R</w:t>
-      </w:r>
-      <w:proofErr w:type="spellEnd"/>
-      <w:r>
-        <w:rPr>
-          <w:spacing w:val="-16"/>
+        <w:t>in</w:t>
+      </w:r>
+      <w:r>
+        <w:rPr>
+          <w:spacing w:val="-6"/>
           <w:sz w:val="28"/>
         </w:rPr>
         <w:t xml:space="preserve"> </w:t>
@@ -659,11 +683,11 @@
           <w:spacing w:val="-2"/>
           <w:sz w:val="28"/>
         </w:rPr>
-        <w:t>in</w:t>
-      </w:r>
-      <w:r>
-        <w:rPr>
-          <w:spacing w:val="-6"/>
+        <w:t>Computer</w:t>
+      </w:r>
+      <w:r>
+        <w:rPr>
+          <w:spacing w:val="-17"/>
           <w:sz w:val="28"/>
         </w:rPr>
         <w:t xml:space="preserve"> </w:t>
@@ -673,21 +697,21 @@
           <w:spacing w:val="-2"/>
           <w:sz w:val="28"/>
         </w:rPr>
-        <w:t>Computer</w:t>
-      </w:r>
-      <w:r>
-        <w:rPr>
-          <w:spacing w:val="-17"/>
-          <w:sz w:val="28"/>
-        </w:rPr>
-        <w:t xml:space="preserve"> </w:t>
+        <w:t>Science</w:t>
       </w:r>
       <w:r>
         <w:rPr>
           <w:spacing w:val="-2"/>
           <w:sz w:val="28"/>
         </w:rPr>
-        <w:t xml:space="preserve">Science </w:t>
+        <w:t>,</w:t>
+      </w:r>
+      <w:r>
+        <w:rPr>
+          <w:spacing w:val="-2"/>
+          <w:sz w:val="28"/>
+        </w:rPr>
+        <w:t xml:space="preserve"> </w:t>
       </w:r>
       <w:r>
         <w:rPr>
@@ -708,7 +732,42 @@
           <w:w w:val="90"/>
           <w:sz w:val="28"/>
         </w:rPr>
-        <w:t>Mysuru-</w:t>
+        <w:t>Mys</w:t>
+      </w:r>
+      <w:r>
+        <w:rPr>
+          <w:w w:val="90"/>
+          <w:sz w:val="28"/>
+        </w:rPr>
+        <w:t>o</w:t>
+      </w:r>
+      <w:r>
+        <w:rPr>
+          <w:w w:val="90"/>
+          <w:sz w:val="28"/>
+        </w:rPr>
+        <w:t>r</w:t>
+      </w:r>
+      <w:r>
+        <w:rPr>
+          <w:w w:val="90"/>
+          <w:sz w:val="28"/>
+        </w:rPr>
+        <w:t>e</w:t>
+      </w:r>
+      <w:r>
+        <w:rPr>
+          <w:w w:val="90"/>
+          <w:sz w:val="28"/>
+        </w:rPr>
+        <w:t>-</w:t>
+      </w:r>
+      <w:r>
+        <w:rPr>
+          <w:w w:val="90"/>
+          <w:sz w:val="28"/>
+        </w:rPr>
+        <w:t>5700</w:t>
       </w:r>
       <w:r>
         <w:rPr>
@@ -1255,13 +1314,6 @@
       </w:r>
       <w:r>
         <w:rPr>
-          <w:szCs w:val="32"/>
-          <w:lang w:val="en-IN"/>
-        </w:rPr>
-        <w:tab/>
-      </w:r>
-      <w:r>
-        <w:rPr>
           <w:spacing w:val="-2"/>
         </w:rPr>
         <w:t>Head</w:t>
@@ -1385,15 +1437,6 @@
           <w:szCs w:val="32"/>
           <w:lang w:val="en-IN"/>
         </w:rPr>
-        <w:tab/>
-      </w:r>
-      <w:r>
-        <w:rPr>
-          <w:b/>
-          <w:bCs/>
-          <w:szCs w:val="32"/>
-          <w:lang w:val="en-IN"/>
-        </w:rPr>
         <w:t>Mrs. Suneetha</w:t>
       </w:r>
     </w:p>
@@ -1441,12 +1484,6 @@
           <w:szCs w:val="32"/>
         </w:rPr>
         <w:tab/>
-      </w:r>
-      <w:r>
-        <w:rPr>
-          <w:szCs w:val="32"/>
-        </w:rPr>
-        <w:tab/>
         <w:t>Chairperson</w:t>
       </w:r>
     </w:p>
@@ -1463,12 +1500,18 @@
         <w:rPr>
           <w:szCs w:val="32"/>
         </w:rPr>
-        <w:t xml:space="preserve">Department of Computer Science, </w:t>
+        <w:t>Department of Studies in Computer Science</w:t>
       </w:r>
       <w:r>
         <w:rPr>
           <w:szCs w:val="32"/>
         </w:rPr>
+        <w:t xml:space="preserve">, </w:t>
+      </w:r>
+      <w:r>
+        <w:rPr>
+          <w:szCs w:val="32"/>
+        </w:rPr>
         <w:tab/>
       </w:r>
       <w:r>
@@ -1481,26 +1524,13 @@
         <w:rPr>
           <w:szCs w:val="32"/>
         </w:rPr>
-        <w:tab/>
+        <w:t>Department of Studies in Computer Science</w:t>
       </w:r>
       <w:r>
         <w:rPr>
           <w:szCs w:val="32"/>
         </w:rPr>
-        <w:tab/>
-        <w:t>Department</w:t>
-      </w:r>
-      <w:r>
-        <w:rPr>
-          <w:szCs w:val="32"/>
-        </w:rPr>
-        <w:t xml:space="preserve"> </w:t>
-      </w:r>
-      <w:r>
-        <w:rPr>
-          <w:szCs w:val="32"/>
-        </w:rPr>
-        <w:t>of Computer Science,</w:t>
+        <w:t>,</w:t>
       </w:r>
     </w:p>
     <w:p>
@@ -1560,12 +1590,6 @@
         </w:rPr>
         <w:tab/>
       </w:r>
-      <w:r>
-        <w:rPr>
-          <w:szCs w:val="32"/>
-        </w:rPr>
-        <w:tab/>
-      </w:r>
       <w:proofErr w:type="spellStart"/>
       <w:r>
         <w:rPr>
@@ -1589,12 +1613,6 @@
           <w:szCs w:val="32"/>
         </w:rPr>
         <w:t>Mysuru-06</w:t>
-      </w:r>
-      <w:r>
-        <w:rPr>
-          <w:szCs w:val="32"/>
-        </w:rPr>
-        <w:tab/>
       </w:r>
       <w:r>
         <w:rPr>
@@ -5735,15 +5753,31 @@
         <w:jc w:val="both"/>
       </w:pPr>
       <w:r>
-        <w:t xml:space="preserve">The main scope of the project is to provide a website for the betterment of Farmers. Now farmers facing problems like they are not getting the expected price for their crops and </w:t>
+        <w:t xml:space="preserve">The main scope of the project is to provide a website for the betterment of Farmers. Now farmers </w:t>
       </w:r>
       <w:proofErr w:type="gramStart"/>
       <w:r>
+        <w:t>facing</w:t>
+      </w:r>
+      <w:proofErr w:type="gramEnd"/>
+      <w:r>
+        <w:t xml:space="preserve"> problems like they are not getting the expected price for their crops and </w:t>
+      </w:r>
+      <w:proofErr w:type="gramStart"/>
+      <w:r>
         <w:t>also</w:t>
       </w:r>
       <w:proofErr w:type="gramEnd"/>
       <w:r>
-        <w:t xml:space="preserve"> they are not able to purchase the necessary products because of the mediators.</w:t>
+        <w:t xml:space="preserve"> they </w:t>
+      </w:r>
+      <w:proofErr w:type="gramStart"/>
+      <w:r>
+        <w:t>are not able to</w:t>
+      </w:r>
+      <w:proofErr w:type="gramEnd"/>
+      <w:r>
+        <w:t xml:space="preserve"> purchase the necessary products because of the mediators.</w:t>
       </w:r>
     </w:p>
     <w:p>
@@ -7129,11 +7163,9 @@
       <w:r>
         <w:t xml:space="preserve">MySQL is the world’s most widely used opensource Relational Database Management System (RDBMS) that runs as a server providing multi-user access to a number of databases. The MySQL development project has made it source code available under the terms of the GNU General Public License, as well as under a variety of proprietary agreements. MySQL was owned and sponsored by a single </w:t>
       </w:r>
-      <w:proofErr w:type="gramStart"/>
       <w:r>
         <w:t>for profit</w:t>
       </w:r>
-      <w:proofErr w:type="gramEnd"/>
       <w:r>
         <w:t xml:space="preserve"> firm, the Swedish company MySQL AB, now owned by Oracle Corporation. MySQL is a popular choice of database for use in web applications, and is a central development of the widely used LAMP opensource web application software stack. LAMP is an acronym for “Linux, Apache, MySQL, </w:t>
       </w:r>
@@ -7375,7 +7407,7 @@
           <w:lang w:val="en-IN" w:eastAsia="en-IN"/>
         </w:rPr>
         <w:drawing>
-          <wp:anchor distT="0" distB="0" distL="114300" distR="114300" simplePos="0" relativeHeight="251668480" behindDoc="0" locked="0" layoutInCell="1" allowOverlap="1" wp14:anchorId="34FCB009" wp14:editId="0934FD87">
+          <wp:anchor distT="0" distB="0" distL="114300" distR="114300" simplePos="0" relativeHeight="251668480" behindDoc="0" locked="0" layoutInCell="1" allowOverlap="1" wp14:anchorId="34FCB009" wp14:editId="36BDE594">
             <wp:simplePos x="0" y="0"/>
             <wp:positionH relativeFrom="column">
               <wp:posOffset>899160</wp:posOffset>
